--- a/tvt3_v2/public/templates/PHU_LUC_GIAM_GIA_CSHT.docx
+++ b/tvt3_v2/public/templates/PHU_LUC_GIAM_GIA_CSHT.docx
@@ -1,6 +1,6 @@
 
 <file path=word/document.xml><?xml version="1.0" encoding="utf-8"?>
-<w:document xmlns:wpc="http://schemas.microsoft.com/office/word/2010/wordprocessingCanvas" xmlns:cx="http://schemas.microsoft.com/office/drawing/2014/chartex" xmlns:cx1="http://schemas.microsoft.com/office/drawing/2015/9/8/chartex" xmlns:cx2="http://schemas.microsoft.com/office/drawing/2015/10/21/chartex" xmlns:cx3="http://schemas.microsoft.com/office/drawing/2016/5/9/chartex" xmlns:cx4="http://schemas.microsoft.com/office/drawing/2016/5/10/chartex" xmlns:cx5="http://schemas.microsoft.com/office/drawing/2016/5/11/chartex" xmlns:cx6="http://schemas.microsoft.com/office/drawing/2016/5/12/chartex" xmlns:cx7="http://schemas.microsoft.com/office/drawing/2016/5/13/chartex" xmlns:cx8="http://schemas.microsoft.com/office/drawing/2016/5/14/chartex" xmlns:mc="http://schemas.openxmlformats.org/markup-compatibility/2006" xmlns:aink="http://schemas.microsoft.com/office/drawing/2016/ink" xmlns:am3d="http://schemas.microsoft.com/office/drawing/2017/model3d" xmlns:o="urn:schemas-microsoft-com:office:office" xmlns:oel="http://schemas.microsoft.com/office/2019/extlst" xmlns:r="http://schemas.openxmlformats.org/officeDocument/2006/relationships" xmlns:m="http://schemas.openxmlformats.org/officeDocument/2006/math" xmlns:v="urn:schemas-microsoft-com:vml" xmlns:wp14="http://schemas.microsoft.com/office/word/2010/wordprocessingDrawing" xmlns:wp="http://schemas.openxmlformats.org/drawingml/2006/wordprocessingDrawing" xmlns:w10="urn:schemas-microsoft-com:office:word" xmlns:w="http://schemas.openxmlformats.org/wordprocessingml/2006/main" xmlns:w14="http://schemas.microsoft.com/office/word/2010/wordml" xmlns:w15="http://schemas.microsoft.com/office/word/2012/wordml" xmlns:w16cex="http://schemas.microsoft.com/office/word/2018/wordml/cex" xmlns:w16cid="http://schemas.microsoft.com/office/word/2016/wordml/cid" xmlns:w16="http://schemas.microsoft.com/office/word/2018/wordml" xmlns:w16du="http://schemas.microsoft.com/office/word/2023/wordml/word16du" xmlns:w16sdtdh="http://schemas.microsoft.com/office/word/2020/wordml/sdtdatahash" xmlns:w16sdtfl="http://schemas.microsoft.com/office/word/2024/wordml/sdtformatlock" xmlns:w16se="http://schemas.microsoft.com/office/word/2015/wordml/symex" xmlns:wpg="http://schemas.microsoft.com/office/word/2010/wordprocessingGroup" xmlns:wpi="http://schemas.microsoft.com/office/word/2010/wordprocessingInk" xmlns:wne="http://schemas.microsoft.com/office/word/2006/wordml" xmlns:wps="http://schemas.microsoft.com/office/word/2010/wordprocessingShape" mc:Ignorable="w14 w15 w16se w16cid w16 w16cex w16sdtdh w16sdtfl w16du wp14">
+<w:document xmlns:wpc="http://schemas.microsoft.com/office/word/2010/wordprocessingCanvas" xmlns:cx="http://schemas.microsoft.com/office/drawing/2014/chartex" xmlns:cx1="http://schemas.microsoft.com/office/drawing/2015/9/8/chartex" xmlns:cx2="http://schemas.microsoft.com/office/drawing/2015/10/21/chartex" xmlns:cx3="http://schemas.microsoft.com/office/drawing/2016/5/9/chartex" xmlns:cx4="http://schemas.microsoft.com/office/drawing/2016/5/10/chartex" xmlns:cx5="http://schemas.microsoft.com/office/drawing/2016/5/11/chartex" xmlns:cx6="http://schemas.microsoft.com/office/drawing/2016/5/12/chartex" xmlns:cx7="http://schemas.microsoft.com/office/drawing/2016/5/13/chartex" xmlns:cx8="http://schemas.microsoft.com/office/drawing/2016/5/14/chartex" xmlns:mc="http://schemas.openxmlformats.org/markup-compatibility/2006" xmlns:aink="http://schemas.microsoft.com/office/drawing/2016/ink" xmlns:am3d="http://schemas.microsoft.com/office/drawing/2017/model3d" xmlns:o="urn:schemas-microsoft-com:office:office" xmlns:r="http://schemas.openxmlformats.org/officeDocument/2006/relationships" xmlns:m="http://schemas.openxmlformats.org/officeDocument/2006/math" xmlns:v="urn:schemas-microsoft-com:vml" xmlns:wp14="http://schemas.microsoft.com/office/word/2010/wordprocessingDrawing" xmlns:wp="http://schemas.openxmlformats.org/drawingml/2006/wordprocessingDrawing" xmlns:w10="urn:schemas-microsoft-com:office:word" xmlns:w="http://schemas.openxmlformats.org/wordprocessingml/2006/main" xmlns:w14="http://schemas.microsoft.com/office/word/2010/wordml" xmlns:w15="http://schemas.microsoft.com/office/word/2012/wordml" xmlns:w16cid="http://schemas.microsoft.com/office/word/2016/wordml/cid" xmlns:w16se="http://schemas.microsoft.com/office/word/2015/wordml/symex" xmlns:wpg="http://schemas.microsoft.com/office/word/2010/wordprocessingGroup" xmlns:wpi="http://schemas.microsoft.com/office/word/2010/wordprocessingInk" xmlns:wne="http://schemas.microsoft.com/office/word/2006/wordml" xmlns:wps="http://schemas.microsoft.com/office/word/2010/wordprocessingShape" mc:Ignorable="w14 w15 w16se w16cid wp14">
   <w:body>
     <w:tbl>
       <w:tblPr>
@@ -88,14 +88,88 @@
                 <w:szCs w:val="26"/>
               </w:rPr>
             </w:pPr>
+            <w:proofErr w:type="spellStart"/>
             <w:r>
               <w:rPr>
                 <w:rFonts w:ascii="Times New Roman" w:hAnsi="Times New Roman"/>
                 <w:b/>
                 <w:szCs w:val="28"/>
               </w:rPr>
-              <w:t>Độc lập - Tự do - Hạnh phúc</w:t>
-            </w:r>
+              <w:t>Độc</w:t>
+            </w:r>
+            <w:proofErr w:type="spellEnd"/>
+            <w:r>
+              <w:rPr>
+                <w:rFonts w:ascii="Times New Roman" w:hAnsi="Times New Roman"/>
+                <w:b/>
+                <w:szCs w:val="28"/>
+              </w:rPr>
+              <w:t xml:space="preserve"> </w:t>
+            </w:r>
+            <w:proofErr w:type="spellStart"/>
+            <w:r>
+              <w:rPr>
+                <w:rFonts w:ascii="Times New Roman" w:hAnsi="Times New Roman"/>
+                <w:b/>
+                <w:szCs w:val="28"/>
+              </w:rPr>
+              <w:t>lập</w:t>
+            </w:r>
+            <w:proofErr w:type="spellEnd"/>
+            <w:r>
+              <w:rPr>
+                <w:rFonts w:ascii="Times New Roman" w:hAnsi="Times New Roman"/>
+                <w:b/>
+                <w:szCs w:val="28"/>
+              </w:rPr>
+              <w:t xml:space="preserve"> - </w:t>
+            </w:r>
+            <w:proofErr w:type="spellStart"/>
+            <w:r>
+              <w:rPr>
+                <w:rFonts w:ascii="Times New Roman" w:hAnsi="Times New Roman"/>
+                <w:b/>
+                <w:szCs w:val="28"/>
+              </w:rPr>
+              <w:t>Tự</w:t>
+            </w:r>
+            <w:proofErr w:type="spellEnd"/>
+            <w:r>
+              <w:rPr>
+                <w:rFonts w:ascii="Times New Roman" w:hAnsi="Times New Roman"/>
+                <w:b/>
+                <w:szCs w:val="28"/>
+              </w:rPr>
+              <w:t xml:space="preserve"> do - </w:t>
+            </w:r>
+            <w:proofErr w:type="spellStart"/>
+            <w:r>
+              <w:rPr>
+                <w:rFonts w:ascii="Times New Roman" w:hAnsi="Times New Roman"/>
+                <w:b/>
+                <w:szCs w:val="28"/>
+              </w:rPr>
+              <w:t>Hạnh</w:t>
+            </w:r>
+            <w:proofErr w:type="spellEnd"/>
+            <w:r>
+              <w:rPr>
+                <w:rFonts w:ascii="Times New Roman" w:hAnsi="Times New Roman"/>
+                <w:b/>
+                <w:szCs w:val="28"/>
+              </w:rPr>
+              <w:t xml:space="preserve"> </w:t>
+            </w:r>
+            <w:proofErr w:type="spellStart"/>
+            <w:r>
+              <w:rPr>
+                <w:rFonts w:ascii="Times New Roman" w:hAnsi="Times New Roman"/>
+                <w:b/>
+                <w:szCs w:val="28"/>
+              </w:rPr>
+              <w:t>phúc</w:t>
+            </w:r>
+            <w:proofErr w:type="spellEnd"/>
           </w:p>
         </w:tc>
       </w:tr>
@@ -179,7 +253,7 @@
                     </wp:anchor>
                   </w:drawing>
                 </mc:Choice>
-                <mc:Fallback>
+                <mc:Fallback xmlns:w16sdtfl="http://schemas.microsoft.com/office/word/2024/wordml/sdtformatlock" xmlns:w16sdtdh="http://schemas.microsoft.com/office/word/2020/wordml/sdtdatahash" xmlns:w16du="http://schemas.microsoft.com/office/word/2023/wordml/word16du" xmlns:w16="http://schemas.microsoft.com/office/word/2018/wordml" xmlns:w16cex="http://schemas.microsoft.com/office/word/2018/wordml/cex" xmlns:oel="http://schemas.microsoft.com/office/2019/extlst">
                   <w:pict>
                     <v:line w14:anchorId="1B35A85B" id="Straight Connector 2000649774" o:spid="_x0000_s1026" style="position:absolute;flip:x;z-index:251661312;visibility:visible;mso-wrap-style:square;mso-wrap-distance-left:9pt;mso-wrap-distance-top:0;mso-wrap-distance-right:9pt;mso-wrap-distance-bottom:0;mso-position-horizontal:absolute;mso-position-horizontal-relative:text;mso-position-vertical:absolute;mso-position-vertical-relative:text" from="51.4pt,3.8pt" to="174.3pt,3.8pt" o:gfxdata="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" strokecolor="black [3213]" strokeweight=".5pt">
                       <v:stroke joinstyle="miter"/>
@@ -271,7 +345,7 @@
                     </wp:anchor>
                   </w:drawing>
                 </mc:Choice>
-                <mc:Fallback>
+                <mc:Fallback xmlns:w16sdtfl="http://schemas.microsoft.com/office/word/2024/wordml/sdtformatlock" xmlns:w16sdtdh="http://schemas.microsoft.com/office/word/2020/wordml/sdtdatahash" xmlns:w16du="http://schemas.microsoft.com/office/word/2023/wordml/word16du" xmlns:w16="http://schemas.microsoft.com/office/word/2018/wordml" xmlns:w16cex="http://schemas.microsoft.com/office/word/2018/wordml/cex" xmlns:oel="http://schemas.microsoft.com/office/2019/extlst">
                   <w:pict>
                     <v:line w14:anchorId="5A9A1170" id="Straight Connector 1463436238" o:spid="_x0000_s1026" style="position:absolute;flip:y;z-index:251660288;visibility:visible;mso-wrap-style:square;mso-width-percent:0;mso-height-percent:0;mso-wrap-distance-left:9pt;mso-wrap-distance-top:0;mso-wrap-distance-right:9pt;mso-wrap-distance-bottom:0;mso-position-horizontal:absolute;mso-position-horizontal-relative:text;mso-position-vertical:absolute;mso-position-vertical-relative:text;mso-width-percent:0;mso-height-percent:0;mso-width-relative:margin;mso-height-relative:margin" from="66.8pt,5.25pt" to="223.7pt,5.25pt" o:gfxdata="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" strokecolor="black [3213]" strokeweight=".5pt">
                       <v:stroke joinstyle="miter"/>
@@ -300,12 +374,37 @@
                 <w:szCs w:val="26"/>
               </w:rPr>
             </w:pPr>
+            <w:proofErr w:type="spellStart"/>
             <w:r>
               <w:rPr>
                 <w:rFonts w:ascii="Times New Roman" w:hAnsi="Times New Roman"/>
                 <w:szCs w:val="26"/>
               </w:rPr>
-              <w:t>Số:       /TTr-VT</w:t>
+              <w:t>Số</w:t>
+            </w:r>
+            <w:proofErr w:type="spellEnd"/>
+            <w:r>
+              <w:rPr>
+                <w:rFonts w:ascii="Times New Roman" w:hAnsi="Times New Roman"/>
+                <w:szCs w:val="26"/>
+              </w:rPr>
+              <w:t>:       /</w:t>
+            </w:r>
+            <w:proofErr w:type="spellStart"/>
+            <w:r>
+              <w:rPr>
+                <w:rFonts w:ascii="Times New Roman" w:hAnsi="Times New Roman"/>
+                <w:szCs w:val="26"/>
+              </w:rPr>
+              <w:t>TTr</w:t>
+            </w:r>
+            <w:proofErr w:type="spellEnd"/>
+            <w:r>
+              <w:rPr>
+                <w:rFonts w:ascii="Times New Roman" w:hAnsi="Times New Roman"/>
+                <w:szCs w:val="26"/>
+              </w:rPr>
+              <w:t>-VT</w:t>
             </w:r>
           </w:p>
         </w:tc>
@@ -323,13 +422,59 @@
                 <w:szCs w:val="28"/>
               </w:rPr>
             </w:pPr>
+            <w:proofErr w:type="spellStart"/>
             <w:r>
               <w:rPr>
                 <w:rFonts w:ascii="Times New Roman" w:hAnsi="Times New Roman"/>
                 <w:i/>
                 <w:szCs w:val="28"/>
               </w:rPr>
-              <w:t xml:space="preserve">Đồng Nai, ngày  </w:t>
+              <w:t>Đồng</w:t>
+            </w:r>
+            <w:proofErr w:type="spellEnd"/>
+            <w:r>
+              <w:rPr>
+                <w:rFonts w:ascii="Times New Roman" w:hAnsi="Times New Roman"/>
+                <w:i/>
+                <w:szCs w:val="28"/>
+              </w:rPr>
+              <w:t xml:space="preserve"> </w:t>
+            </w:r>
+            <w:proofErr w:type="spellStart"/>
+            <w:r>
+              <w:rPr>
+                <w:rFonts w:ascii="Times New Roman" w:hAnsi="Times New Roman"/>
+                <w:i/>
+                <w:szCs w:val="28"/>
+              </w:rPr>
+              <w:t>Nai</w:t>
+            </w:r>
+            <w:proofErr w:type="spellEnd"/>
+            <w:r>
+              <w:rPr>
+                <w:rFonts w:ascii="Times New Roman" w:hAnsi="Times New Roman"/>
+                <w:i/>
+                <w:szCs w:val="28"/>
+              </w:rPr>
+              <w:t xml:space="preserve">, </w:t>
+            </w:r>
+            <w:proofErr w:type="spellStart"/>
+            <w:r>
+              <w:rPr>
+                <w:rFonts w:ascii="Times New Roman" w:hAnsi="Times New Roman"/>
+                <w:i/>
+                <w:szCs w:val="28"/>
+              </w:rPr>
+              <w:t>ngày</w:t>
+            </w:r>
+            <w:proofErr w:type="spellEnd"/>
+            <w:r>
+              <w:rPr>
+                <w:rFonts w:ascii="Times New Roman" w:hAnsi="Times New Roman"/>
+                <w:i/>
+                <w:szCs w:val="28"/>
+              </w:rPr>
+              <w:t xml:space="preserve">  </w:t>
             </w:r>
             <w:r>
               <w:rPr>
@@ -346,8 +491,18 @@
                 <w:i/>
                 <w:szCs w:val="28"/>
               </w:rPr>
-              <w:t xml:space="preserve">  tháng</w:t>
-            </w:r>
+              <w:t xml:space="preserve">  </w:t>
+            </w:r>
+            <w:proofErr w:type="spellStart"/>
+            <w:r>
+              <w:rPr>
+                <w:rFonts w:ascii="Times New Roman" w:hAnsi="Times New Roman"/>
+                <w:i/>
+                <w:szCs w:val="28"/>
+              </w:rPr>
+              <w:t>tháng</w:t>
+            </w:r>
+            <w:proofErr w:type="spellEnd"/>
             <w:r>
               <w:rPr>
                 <w:rFonts w:ascii="Times New Roman" w:hAnsi="Times New Roman"/>
@@ -363,7 +518,25 @@
                 <w:i/>
                 <w:szCs w:val="28"/>
               </w:rPr>
-              <w:t xml:space="preserve">    năm 2026</w:t>
+              <w:t xml:space="preserve">    </w:t>
+            </w:r>
+            <w:proofErr w:type="spellStart"/>
+            <w:r>
+              <w:rPr>
+                <w:rFonts w:ascii="Times New Roman" w:hAnsi="Times New Roman"/>
+                <w:i/>
+                <w:szCs w:val="28"/>
+              </w:rPr>
+              <w:t>năm</w:t>
+            </w:r>
+            <w:proofErr w:type="spellEnd"/>
+            <w:r>
+              <w:rPr>
+                <w:rFonts w:ascii="Times New Roman" w:hAnsi="Times New Roman"/>
+                <w:i/>
+                <w:szCs w:val="28"/>
+              </w:rPr>
+              <w:t xml:space="preserve"> 2026</w:t>
             </w:r>
           </w:p>
         </w:tc>
@@ -402,20 +575,48 @@
           <w:szCs w:val="28"/>
         </w:rPr>
       </w:pPr>
+      <w:proofErr w:type="spellStart"/>
       <w:r>
         <w:rPr>
           <w:rFonts w:ascii="Times New Roman" w:hAnsi="Times New Roman"/>
           <w:b/>
           <w:bCs/>
         </w:rPr>
-        <w:t xml:space="preserve">Về việc </w:t>
-      </w:r>
+        <w:t>Về</w:t>
+      </w:r>
+      <w:proofErr w:type="spellEnd"/>
       <w:r>
         <w:rPr>
           <w:rFonts w:ascii="Times New Roman" w:hAnsi="Times New Roman"/>
           <w:b/>
           <w:bCs/>
         </w:rPr>
+        <w:t xml:space="preserve"> </w:t>
+      </w:r>
+      <w:proofErr w:type="spellStart"/>
+      <w:r>
+        <w:rPr>
+          <w:rFonts w:ascii="Times New Roman" w:hAnsi="Times New Roman"/>
+          <w:b/>
+          <w:bCs/>
+        </w:rPr>
+        <w:t>việc</w:t>
+      </w:r>
+      <w:proofErr w:type="spellEnd"/>
+      <w:r>
+        <w:rPr>
+          <w:rFonts w:ascii="Times New Roman" w:hAnsi="Times New Roman"/>
+          <w:b/>
+          <w:bCs/>
+        </w:rPr>
+        <w:t xml:space="preserve"> </w:t>
+      </w:r>
+      <w:r>
+        <w:rPr>
+          <w:rFonts w:ascii="Times New Roman" w:hAnsi="Times New Roman"/>
+          <w:b/>
+          <w:bCs/>
+        </w:rPr>
         <w:t>{{LY_DO}}</w:t>
       </w:r>
       <w:r>
@@ -426,13 +627,59 @@
         </w:rPr>
         <w:t xml:space="preserve"> </w:t>
       </w:r>
+      <w:proofErr w:type="spellStart"/>
       <w:r>
         <w:rPr>
           <w:rFonts w:ascii="Times New Roman" w:hAnsi="Times New Roman"/>
           <w:b/>
           <w:bCs/>
         </w:rPr>
-        <w:t>hợp đồng trạm {{SITE_ID}}</w:t>
+        <w:t>hợp</w:t>
+      </w:r>
+      <w:proofErr w:type="spellEnd"/>
+      <w:r>
+        <w:rPr>
+          <w:rFonts w:ascii="Times New Roman" w:hAnsi="Times New Roman"/>
+          <w:b/>
+          <w:bCs/>
+        </w:rPr>
+        <w:t xml:space="preserve"> </w:t>
+      </w:r>
+      <w:proofErr w:type="spellStart"/>
+      <w:r>
+        <w:rPr>
+          <w:rFonts w:ascii="Times New Roman" w:hAnsi="Times New Roman"/>
+          <w:b/>
+          <w:bCs/>
+        </w:rPr>
+        <w:t>đồng</w:t>
+      </w:r>
+      <w:proofErr w:type="spellEnd"/>
+      <w:r>
+        <w:rPr>
+          <w:rFonts w:ascii="Times New Roman" w:hAnsi="Times New Roman"/>
+          <w:b/>
+          <w:bCs/>
+        </w:rPr>
+        <w:t xml:space="preserve"> </w:t>
+      </w:r>
+      <w:proofErr w:type="spellStart"/>
+      <w:r>
+        <w:rPr>
+          <w:rFonts w:ascii="Times New Roman" w:hAnsi="Times New Roman"/>
+          <w:b/>
+          <w:bCs/>
+        </w:rPr>
+        <w:t>trạm</w:t>
+      </w:r>
+      <w:proofErr w:type="spellEnd"/>
+      <w:r>
+        <w:rPr>
+          <w:rFonts w:ascii="Times New Roman" w:hAnsi="Times New Roman"/>
+          <w:b/>
+          <w:bCs/>
+        </w:rPr>
+        <w:t xml:space="preserve"> {{SITE_ID}}</w:t>
       </w:r>
     </w:p>
     <w:p>
@@ -525,6 +772,7 @@
           <w:rFonts w:ascii="Times New Roman" w:hAnsi="Times New Roman"/>
         </w:rPr>
       </w:pPr>
+      <w:proofErr w:type="spellStart"/>
       <w:r>
         <w:rPr>
           <w:rStyle w:val="Emphasis"/>
@@ -533,25 +781,178 @@
           <w:iCs w:val="0"/>
           <w:szCs w:val="28"/>
         </w:rPr>
-        <w:t>Kính trình</w:t>
-      </w:r>
+        <w:t>Kính</w:t>
+      </w:r>
+      <w:proofErr w:type="spellEnd"/>
       <w:r>
         <w:rPr>
           <w:rStyle w:val="Emphasis"/>
           <w:rFonts w:ascii="Times New Roman" w:hAnsi="Times New Roman"/>
           <w:i w:val="0"/>
           <w:iCs w:val="0"/>
+          <w:szCs w:val="28"/>
+        </w:rPr>
+        <w:t xml:space="preserve"> </w:t>
+      </w:r>
+      <w:proofErr w:type="spellStart"/>
+      <w:r>
+        <w:rPr>
+          <w:rStyle w:val="Emphasis"/>
+          <w:rFonts w:ascii="Times New Roman" w:hAnsi="Times New Roman"/>
+          <w:i w:val="0"/>
+          <w:iCs w:val="0"/>
+          <w:szCs w:val="28"/>
+        </w:rPr>
+        <w:t>trình</w:t>
+      </w:r>
+      <w:proofErr w:type="spellEnd"/>
+      <w:r>
+        <w:rPr>
+          <w:rStyle w:val="Emphasis"/>
+          <w:rFonts w:ascii="Times New Roman" w:hAnsi="Times New Roman"/>
+          <w:i w:val="0"/>
+          <w:iCs w:val="0"/>
           <w:szCs w:val="26"/>
         </w:rPr>
         <w:t xml:space="preserve">: </w:t>
       </w:r>
-      <w:r>
-        <w:rPr>
-          <w:rFonts w:ascii="Times New Roman" w:hAnsi="Times New Roman"/>
-          <w:szCs w:val="28"/>
-        </w:rPr>
-        <w:t>Ông Nguyễn Thanh Lâm – Phó Giám đốc MobiFone Đồng Nai</w:t>
-      </w:r>
+      <w:proofErr w:type="spellStart"/>
+      <w:r>
+        <w:rPr>
+          <w:rFonts w:ascii="Times New Roman" w:hAnsi="Times New Roman"/>
+          <w:szCs w:val="28"/>
+        </w:rPr>
+        <w:t>Ông</w:t>
+      </w:r>
+      <w:proofErr w:type="spellEnd"/>
+      <w:r>
+        <w:rPr>
+          <w:rFonts w:ascii="Times New Roman" w:hAnsi="Times New Roman"/>
+          <w:szCs w:val="28"/>
+        </w:rPr>
+        <w:t xml:space="preserve"> </w:t>
+      </w:r>
+      <w:proofErr w:type="spellStart"/>
+      <w:r>
+        <w:rPr>
+          <w:rFonts w:ascii="Times New Roman" w:hAnsi="Times New Roman"/>
+          <w:szCs w:val="28"/>
+        </w:rPr>
+        <w:t>Nguyễn</w:t>
+      </w:r>
+      <w:proofErr w:type="spellEnd"/>
+      <w:r>
+        <w:rPr>
+          <w:rFonts w:ascii="Times New Roman" w:hAnsi="Times New Roman"/>
+          <w:szCs w:val="28"/>
+        </w:rPr>
+        <w:t xml:space="preserve"> Thanh </w:t>
+      </w:r>
+      <w:proofErr w:type="spellStart"/>
+      <w:r>
+        <w:rPr>
+          <w:rFonts w:ascii="Times New Roman" w:hAnsi="Times New Roman"/>
+          <w:szCs w:val="28"/>
+        </w:rPr>
+        <w:t>Lâm</w:t>
+      </w:r>
+      <w:proofErr w:type="spellEnd"/>
+      <w:r>
+        <w:rPr>
+          <w:rFonts w:ascii="Times New Roman" w:hAnsi="Times New Roman"/>
+          <w:szCs w:val="28"/>
+        </w:rPr>
+        <w:t xml:space="preserve"> – </w:t>
+      </w:r>
+      <w:proofErr w:type="spellStart"/>
+      <w:r>
+        <w:rPr>
+          <w:rFonts w:ascii="Times New Roman" w:hAnsi="Times New Roman"/>
+          <w:szCs w:val="28"/>
+        </w:rPr>
+        <w:t>Phó</w:t>
+      </w:r>
+      <w:proofErr w:type="spellEnd"/>
+      <w:r>
+        <w:rPr>
+          <w:rFonts w:ascii="Times New Roman" w:hAnsi="Times New Roman"/>
+          <w:szCs w:val="28"/>
+        </w:rPr>
+        <w:t xml:space="preserve"> </w:t>
+      </w:r>
+      <w:proofErr w:type="spellStart"/>
+      <w:r>
+        <w:rPr>
+          <w:rFonts w:ascii="Times New Roman" w:hAnsi="Times New Roman"/>
+          <w:szCs w:val="28"/>
+        </w:rPr>
+        <w:t>Giám</w:t>
+      </w:r>
+      <w:proofErr w:type="spellEnd"/>
+      <w:r>
+        <w:rPr>
+          <w:rFonts w:ascii="Times New Roman" w:hAnsi="Times New Roman"/>
+          <w:szCs w:val="28"/>
+        </w:rPr>
+        <w:t xml:space="preserve"> </w:t>
+      </w:r>
+      <w:proofErr w:type="spellStart"/>
+      <w:r>
+        <w:rPr>
+          <w:rFonts w:ascii="Times New Roman" w:hAnsi="Times New Roman"/>
+          <w:szCs w:val="28"/>
+        </w:rPr>
+        <w:t>đốc</w:t>
+      </w:r>
+      <w:proofErr w:type="spellEnd"/>
+      <w:r>
+        <w:rPr>
+          <w:rFonts w:ascii="Times New Roman" w:hAnsi="Times New Roman"/>
+          <w:szCs w:val="28"/>
+        </w:rPr>
+        <w:t xml:space="preserve"> </w:t>
+      </w:r>
+      <w:proofErr w:type="spellStart"/>
+      <w:r>
+        <w:rPr>
+          <w:rFonts w:ascii="Times New Roman" w:hAnsi="Times New Roman"/>
+          <w:szCs w:val="28"/>
+        </w:rPr>
+        <w:t>MobiFone</w:t>
+      </w:r>
+      <w:proofErr w:type="spellEnd"/>
+      <w:r>
+        <w:rPr>
+          <w:rFonts w:ascii="Times New Roman" w:hAnsi="Times New Roman"/>
+          <w:szCs w:val="28"/>
+        </w:rPr>
+        <w:t xml:space="preserve"> </w:t>
+      </w:r>
+      <w:proofErr w:type="spellStart"/>
+      <w:r>
+        <w:rPr>
+          <w:rFonts w:ascii="Times New Roman" w:hAnsi="Times New Roman"/>
+          <w:szCs w:val="28"/>
+        </w:rPr>
+        <w:t>Đồng</w:t>
+      </w:r>
+      <w:proofErr w:type="spellEnd"/>
+      <w:r>
+        <w:rPr>
+          <w:rFonts w:ascii="Times New Roman" w:hAnsi="Times New Roman"/>
+          <w:szCs w:val="28"/>
+        </w:rPr>
+        <w:t xml:space="preserve"> </w:t>
+      </w:r>
+      <w:proofErr w:type="spellStart"/>
+      <w:r>
+        <w:rPr>
+          <w:rFonts w:ascii="Times New Roman" w:hAnsi="Times New Roman"/>
+          <w:szCs w:val="28"/>
+        </w:rPr>
+        <w:t>Nai</w:t>
+      </w:r>
+      <w:proofErr w:type="spellEnd"/>
     </w:p>
     <w:p>
       <w:pPr>
@@ -573,8 +974,162 @@
           <w:b/>
           <w:szCs w:val="26"/>
         </w:rPr>
-        <w:t>Ý kiến chỉ đạo của Lãnh đạo MobiFone Đồng Nai</w:t>
-      </w:r>
+        <w:t xml:space="preserve">Ý </w:t>
+      </w:r>
+      <w:proofErr w:type="spellStart"/>
+      <w:r>
+        <w:rPr>
+          <w:rFonts w:ascii="Times New Roman" w:hAnsi="Times New Roman"/>
+          <w:b/>
+          <w:szCs w:val="26"/>
+        </w:rPr>
+        <w:t>kiến</w:t>
+      </w:r>
+      <w:proofErr w:type="spellEnd"/>
+      <w:r>
+        <w:rPr>
+          <w:rFonts w:ascii="Times New Roman" w:hAnsi="Times New Roman"/>
+          <w:b/>
+          <w:szCs w:val="26"/>
+        </w:rPr>
+        <w:t xml:space="preserve"> </w:t>
+      </w:r>
+      <w:proofErr w:type="spellStart"/>
+      <w:r>
+        <w:rPr>
+          <w:rFonts w:ascii="Times New Roman" w:hAnsi="Times New Roman"/>
+          <w:b/>
+          <w:szCs w:val="26"/>
+        </w:rPr>
+        <w:t>chỉ</w:t>
+      </w:r>
+      <w:proofErr w:type="spellEnd"/>
+      <w:r>
+        <w:rPr>
+          <w:rFonts w:ascii="Times New Roman" w:hAnsi="Times New Roman"/>
+          <w:b/>
+          <w:szCs w:val="26"/>
+        </w:rPr>
+        <w:t xml:space="preserve"> </w:t>
+      </w:r>
+      <w:proofErr w:type="spellStart"/>
+      <w:r>
+        <w:rPr>
+          <w:rFonts w:ascii="Times New Roman" w:hAnsi="Times New Roman"/>
+          <w:b/>
+          <w:szCs w:val="26"/>
+        </w:rPr>
+        <w:t>đạo</w:t>
+      </w:r>
+      <w:proofErr w:type="spellEnd"/>
+      <w:r>
+        <w:rPr>
+          <w:rFonts w:ascii="Times New Roman" w:hAnsi="Times New Roman"/>
+          <w:b/>
+          <w:szCs w:val="26"/>
+        </w:rPr>
+        <w:t xml:space="preserve"> </w:t>
+      </w:r>
+      <w:proofErr w:type="spellStart"/>
+      <w:r>
+        <w:rPr>
+          <w:rFonts w:ascii="Times New Roman" w:hAnsi="Times New Roman"/>
+          <w:b/>
+          <w:szCs w:val="26"/>
+        </w:rPr>
+        <w:t>của</w:t>
+      </w:r>
+      <w:proofErr w:type="spellEnd"/>
+      <w:r>
+        <w:rPr>
+          <w:rFonts w:ascii="Times New Roman" w:hAnsi="Times New Roman"/>
+          <w:b/>
+          <w:szCs w:val="26"/>
+        </w:rPr>
+        <w:t xml:space="preserve"> </w:t>
+      </w:r>
+      <w:proofErr w:type="spellStart"/>
+      <w:r>
+        <w:rPr>
+          <w:rFonts w:ascii="Times New Roman" w:hAnsi="Times New Roman"/>
+          <w:b/>
+          <w:szCs w:val="26"/>
+        </w:rPr>
+        <w:t>Lãnh</w:t>
+      </w:r>
+      <w:proofErr w:type="spellEnd"/>
+      <w:r>
+        <w:rPr>
+          <w:rFonts w:ascii="Times New Roman" w:hAnsi="Times New Roman"/>
+          <w:b/>
+          <w:szCs w:val="26"/>
+        </w:rPr>
+        <w:t xml:space="preserve"> </w:t>
+      </w:r>
+      <w:proofErr w:type="spellStart"/>
+      <w:r>
+        <w:rPr>
+          <w:rFonts w:ascii="Times New Roman" w:hAnsi="Times New Roman"/>
+          <w:b/>
+          <w:szCs w:val="26"/>
+        </w:rPr>
+        <w:t>đạo</w:t>
+      </w:r>
+      <w:proofErr w:type="spellEnd"/>
+      <w:r>
+        <w:rPr>
+          <w:rFonts w:ascii="Times New Roman" w:hAnsi="Times New Roman"/>
+          <w:b/>
+          <w:szCs w:val="26"/>
+        </w:rPr>
+        <w:t xml:space="preserve"> </w:t>
+      </w:r>
+      <w:proofErr w:type="spellStart"/>
+      <w:r>
+        <w:rPr>
+          <w:rFonts w:ascii="Times New Roman" w:hAnsi="Times New Roman"/>
+          <w:b/>
+          <w:szCs w:val="26"/>
+        </w:rPr>
+        <w:t>MobiFone</w:t>
+      </w:r>
+      <w:proofErr w:type="spellEnd"/>
+      <w:r>
+        <w:rPr>
+          <w:rFonts w:ascii="Times New Roman" w:hAnsi="Times New Roman"/>
+          <w:b/>
+          <w:szCs w:val="26"/>
+        </w:rPr>
+        <w:t xml:space="preserve"> </w:t>
+      </w:r>
+      <w:proofErr w:type="spellStart"/>
+      <w:r>
+        <w:rPr>
+          <w:rFonts w:ascii="Times New Roman" w:hAnsi="Times New Roman"/>
+          <w:b/>
+          <w:szCs w:val="26"/>
+        </w:rPr>
+        <w:t>Đồng</w:t>
+      </w:r>
+      <w:proofErr w:type="spellEnd"/>
+      <w:r>
+        <w:rPr>
+          <w:rFonts w:ascii="Times New Roman" w:hAnsi="Times New Roman"/>
+          <w:b/>
+          <w:szCs w:val="26"/>
+        </w:rPr>
+        <w:t xml:space="preserve"> </w:t>
+      </w:r>
+      <w:proofErr w:type="spellStart"/>
+      <w:r>
+        <w:rPr>
+          <w:rFonts w:ascii="Times New Roman" w:hAnsi="Times New Roman"/>
+          <w:b/>
+          <w:szCs w:val="26"/>
+        </w:rPr>
+        <w:t>Nai</w:t>
+      </w:r>
+      <w:proofErr w:type="spellEnd"/>
     </w:p>
     <w:p>
       <w:pPr>
@@ -686,12 +1241,404 @@
           <w:szCs w:val="28"/>
         </w:rPr>
       </w:pPr>
-      <w:r>
-        <w:rPr>
-          <w:rFonts w:ascii="Times New Roman" w:hAnsi="Times New Roman"/>
-          <w:bCs/>
-        </w:rPr>
-        <w:t>Căn cứ hợp đồng số {{CONTRACT_NO}} ký ngày {{CONTRACT_DATE}} giữa Trung tâm Mạng lưới MobiFone miền Nam và Ông/Bà {{OWNER_NAME}} về việc thuê đặt trạm BTS địa chỉ: {{ADDRESS_OLD}} ({{ADDRESS_NEW}}).</w:t>
+      <w:proofErr w:type="spellStart"/>
+      <w:r>
+        <w:rPr>
+          <w:rFonts w:ascii="Times New Roman" w:hAnsi="Times New Roman"/>
+          <w:bCs/>
+        </w:rPr>
+        <w:t>Căn</w:t>
+      </w:r>
+      <w:proofErr w:type="spellEnd"/>
+      <w:r>
+        <w:rPr>
+          <w:rFonts w:ascii="Times New Roman" w:hAnsi="Times New Roman"/>
+          <w:bCs/>
+        </w:rPr>
+        <w:t xml:space="preserve"> </w:t>
+      </w:r>
+      <w:proofErr w:type="spellStart"/>
+      <w:r>
+        <w:rPr>
+          <w:rFonts w:ascii="Times New Roman" w:hAnsi="Times New Roman"/>
+          <w:bCs/>
+        </w:rPr>
+        <w:t>cứ</w:t>
+      </w:r>
+      <w:proofErr w:type="spellEnd"/>
+      <w:r>
+        <w:rPr>
+          <w:rFonts w:ascii="Times New Roman" w:hAnsi="Times New Roman"/>
+          <w:bCs/>
+        </w:rPr>
+        <w:t xml:space="preserve"> </w:t>
+      </w:r>
+      <w:proofErr w:type="spellStart"/>
+      <w:r>
+        <w:rPr>
+          <w:rFonts w:ascii="Times New Roman" w:hAnsi="Times New Roman"/>
+          <w:bCs/>
+        </w:rPr>
+        <w:t>hợp</w:t>
+      </w:r>
+      <w:proofErr w:type="spellEnd"/>
+      <w:r>
+        <w:rPr>
+          <w:rFonts w:ascii="Times New Roman" w:hAnsi="Times New Roman"/>
+          <w:bCs/>
+        </w:rPr>
+        <w:t xml:space="preserve"> </w:t>
+      </w:r>
+      <w:proofErr w:type="spellStart"/>
+      <w:r>
+        <w:rPr>
+          <w:rFonts w:ascii="Times New Roman" w:hAnsi="Times New Roman"/>
+          <w:bCs/>
+        </w:rPr>
+        <w:t>đồng</w:t>
+      </w:r>
+      <w:proofErr w:type="spellEnd"/>
+      <w:r>
+        <w:rPr>
+          <w:rFonts w:ascii="Times New Roman" w:hAnsi="Times New Roman"/>
+          <w:bCs/>
+        </w:rPr>
+        <w:t xml:space="preserve"> </w:t>
+      </w:r>
+      <w:proofErr w:type="spellStart"/>
+      <w:r>
+        <w:rPr>
+          <w:rFonts w:ascii="Times New Roman" w:hAnsi="Times New Roman"/>
+          <w:bCs/>
+        </w:rPr>
+        <w:t>số</w:t>
+      </w:r>
+      <w:proofErr w:type="spellEnd"/>
+      <w:r>
+        <w:rPr>
+          <w:rFonts w:ascii="Times New Roman" w:hAnsi="Times New Roman"/>
+          <w:bCs/>
+        </w:rPr>
+        <w:t xml:space="preserve"> {{CONTRACT_NO}} </w:t>
+      </w:r>
+      <w:proofErr w:type="spellStart"/>
+      <w:r>
+        <w:rPr>
+          <w:rFonts w:ascii="Times New Roman" w:hAnsi="Times New Roman"/>
+          <w:bCs/>
+        </w:rPr>
+        <w:t>ký</w:t>
+      </w:r>
+      <w:proofErr w:type="spellEnd"/>
+      <w:r>
+        <w:rPr>
+          <w:rFonts w:ascii="Times New Roman" w:hAnsi="Times New Roman"/>
+          <w:bCs/>
+        </w:rPr>
+        <w:t xml:space="preserve"> </w:t>
+      </w:r>
+      <w:proofErr w:type="spellStart"/>
+      <w:r>
+        <w:rPr>
+          <w:rFonts w:ascii="Times New Roman" w:hAnsi="Times New Roman"/>
+          <w:bCs/>
+        </w:rPr>
+        <w:t>ngày</w:t>
+      </w:r>
+      <w:proofErr w:type="spellEnd"/>
+      <w:r>
+        <w:rPr>
+          <w:rFonts w:ascii="Times New Roman" w:hAnsi="Times New Roman"/>
+          <w:bCs/>
+        </w:rPr>
+        <w:t xml:space="preserve"> {{CONTRACT_DATE}} </w:t>
+      </w:r>
+      <w:proofErr w:type="spellStart"/>
+      <w:r>
+        <w:rPr>
+          <w:rFonts w:ascii="Times New Roman" w:hAnsi="Times New Roman"/>
+          <w:bCs/>
+        </w:rPr>
+        <w:t>giữa</w:t>
+      </w:r>
+      <w:proofErr w:type="spellEnd"/>
+      <w:r>
+        <w:rPr>
+          <w:rFonts w:ascii="Times New Roman" w:hAnsi="Times New Roman"/>
+          <w:bCs/>
+        </w:rPr>
+        <w:t xml:space="preserve"> </w:t>
+      </w:r>
+      <w:proofErr w:type="spellStart"/>
+      <w:r>
+        <w:rPr>
+          <w:rFonts w:ascii="Times New Roman" w:hAnsi="Times New Roman"/>
+          <w:bCs/>
+        </w:rPr>
+        <w:t>Trung</w:t>
+      </w:r>
+      <w:proofErr w:type="spellEnd"/>
+      <w:r>
+        <w:rPr>
+          <w:rFonts w:ascii="Times New Roman" w:hAnsi="Times New Roman"/>
+          <w:bCs/>
+        </w:rPr>
+        <w:t xml:space="preserve"> </w:t>
+      </w:r>
+      <w:proofErr w:type="spellStart"/>
+      <w:r>
+        <w:rPr>
+          <w:rFonts w:ascii="Times New Roman" w:hAnsi="Times New Roman"/>
+          <w:bCs/>
+        </w:rPr>
+        <w:t>tâm</w:t>
+      </w:r>
+      <w:proofErr w:type="spellEnd"/>
+      <w:r>
+        <w:rPr>
+          <w:rFonts w:ascii="Times New Roman" w:hAnsi="Times New Roman"/>
+          <w:bCs/>
+        </w:rPr>
+        <w:t xml:space="preserve"> </w:t>
+      </w:r>
+      <w:proofErr w:type="spellStart"/>
+      <w:r>
+        <w:rPr>
+          <w:rFonts w:ascii="Times New Roman" w:hAnsi="Times New Roman"/>
+          <w:bCs/>
+        </w:rPr>
+        <w:t>Mạng</w:t>
+      </w:r>
+      <w:proofErr w:type="spellEnd"/>
+      <w:r>
+        <w:rPr>
+          <w:rFonts w:ascii="Times New Roman" w:hAnsi="Times New Roman"/>
+          <w:bCs/>
+        </w:rPr>
+        <w:t xml:space="preserve"> </w:t>
+      </w:r>
+      <w:proofErr w:type="spellStart"/>
+      <w:r>
+        <w:rPr>
+          <w:rFonts w:ascii="Times New Roman" w:hAnsi="Times New Roman"/>
+          <w:bCs/>
+        </w:rPr>
+        <w:t>lưới</w:t>
+      </w:r>
+      <w:proofErr w:type="spellEnd"/>
+      <w:r>
+        <w:rPr>
+          <w:rFonts w:ascii="Times New Roman" w:hAnsi="Times New Roman"/>
+          <w:bCs/>
+        </w:rPr>
+        <w:t xml:space="preserve"> </w:t>
+      </w:r>
+      <w:proofErr w:type="spellStart"/>
+      <w:r>
+        <w:rPr>
+          <w:rFonts w:ascii="Times New Roman" w:hAnsi="Times New Roman"/>
+          <w:bCs/>
+        </w:rPr>
+        <w:t>MobiFone</w:t>
+      </w:r>
+      <w:proofErr w:type="spellEnd"/>
+      <w:r>
+        <w:rPr>
+          <w:rFonts w:ascii="Times New Roman" w:hAnsi="Times New Roman"/>
+          <w:bCs/>
+        </w:rPr>
+        <w:t xml:space="preserve"> </w:t>
+      </w:r>
+      <w:proofErr w:type="spellStart"/>
+      <w:r>
+        <w:rPr>
+          <w:rFonts w:ascii="Times New Roman" w:hAnsi="Times New Roman"/>
+          <w:bCs/>
+        </w:rPr>
+        <w:t>miền</w:t>
+      </w:r>
+      <w:proofErr w:type="spellEnd"/>
+      <w:r>
+        <w:rPr>
+          <w:rFonts w:ascii="Times New Roman" w:hAnsi="Times New Roman"/>
+          <w:bCs/>
+        </w:rPr>
+        <w:t xml:space="preserve"> Nam</w:t>
+      </w:r>
+      <w:r>
+        <w:rPr>
+          <w:rFonts w:ascii="Times New Roman" w:hAnsi="Times New Roman"/>
+          <w:bCs/>
+          <w:lang w:val="vi-VN"/>
+        </w:rPr>
+        <w:t xml:space="preserve"> (nay MobiFone Đồng Nai tiếp quản)</w:t>
+      </w:r>
+      <w:r>
+        <w:rPr>
+          <w:rFonts w:ascii="Times New Roman" w:hAnsi="Times New Roman"/>
+          <w:bCs/>
+        </w:rPr>
+        <w:t xml:space="preserve"> </w:t>
+      </w:r>
+      <w:proofErr w:type="spellStart"/>
+      <w:r>
+        <w:rPr>
+          <w:rFonts w:ascii="Times New Roman" w:hAnsi="Times New Roman"/>
+          <w:bCs/>
+        </w:rPr>
+        <w:t>và</w:t>
+      </w:r>
+      <w:proofErr w:type="spellEnd"/>
+      <w:r>
+        <w:rPr>
+          <w:rFonts w:ascii="Times New Roman" w:hAnsi="Times New Roman"/>
+          <w:bCs/>
+        </w:rPr>
+        <w:t xml:space="preserve"> </w:t>
+      </w:r>
+      <w:proofErr w:type="spellStart"/>
+      <w:r>
+        <w:rPr>
+          <w:rFonts w:ascii="Times New Roman" w:hAnsi="Times New Roman"/>
+          <w:bCs/>
+        </w:rPr>
+        <w:t>Ông</w:t>
+      </w:r>
+      <w:proofErr w:type="spellEnd"/>
+      <w:r>
+        <w:rPr>
+          <w:rFonts w:ascii="Times New Roman" w:hAnsi="Times New Roman"/>
+          <w:bCs/>
+        </w:rPr>
+        <w:t>/</w:t>
+      </w:r>
+      <w:proofErr w:type="spellStart"/>
+      <w:r>
+        <w:rPr>
+          <w:rFonts w:ascii="Times New Roman" w:hAnsi="Times New Roman"/>
+          <w:bCs/>
+        </w:rPr>
+        <w:t>Bà</w:t>
+      </w:r>
+      <w:proofErr w:type="spellEnd"/>
+      <w:r>
+        <w:rPr>
+          <w:rFonts w:ascii="Times New Roman" w:hAnsi="Times New Roman"/>
+          <w:bCs/>
+        </w:rPr>
+        <w:t xml:space="preserve"> {{OWNER_NAME}} </w:t>
+      </w:r>
+      <w:proofErr w:type="spellStart"/>
+      <w:r>
+        <w:rPr>
+          <w:rFonts w:ascii="Times New Roman" w:hAnsi="Times New Roman"/>
+          <w:bCs/>
+        </w:rPr>
+        <w:t>về</w:t>
+      </w:r>
+      <w:proofErr w:type="spellEnd"/>
+      <w:r>
+        <w:rPr>
+          <w:rFonts w:ascii="Times New Roman" w:hAnsi="Times New Roman"/>
+          <w:bCs/>
+        </w:rPr>
+        <w:t xml:space="preserve"> </w:t>
+      </w:r>
+      <w:proofErr w:type="spellStart"/>
+      <w:r>
+        <w:rPr>
+          <w:rFonts w:ascii="Times New Roman" w:hAnsi="Times New Roman"/>
+          <w:bCs/>
+        </w:rPr>
+        <w:t>việc</w:t>
+      </w:r>
+      <w:proofErr w:type="spellEnd"/>
+      <w:r>
+        <w:rPr>
+          <w:rFonts w:ascii="Times New Roman" w:hAnsi="Times New Roman"/>
+          <w:bCs/>
+        </w:rPr>
+        <w:t xml:space="preserve"> </w:t>
+      </w:r>
+      <w:proofErr w:type="spellStart"/>
+      <w:r>
+        <w:rPr>
+          <w:rFonts w:ascii="Times New Roman" w:hAnsi="Times New Roman"/>
+          <w:bCs/>
+        </w:rPr>
+        <w:t>thuê</w:t>
+      </w:r>
+      <w:proofErr w:type="spellEnd"/>
+      <w:r>
+        <w:rPr>
+          <w:rFonts w:ascii="Times New Roman" w:hAnsi="Times New Roman"/>
+          <w:bCs/>
+        </w:rPr>
+        <w:t xml:space="preserve"> </w:t>
+      </w:r>
+      <w:proofErr w:type="spellStart"/>
+      <w:r>
+        <w:rPr>
+          <w:rFonts w:ascii="Times New Roman" w:hAnsi="Times New Roman"/>
+          <w:bCs/>
+        </w:rPr>
+        <w:t>đặt</w:t>
+      </w:r>
+      <w:proofErr w:type="spellEnd"/>
+      <w:r>
+        <w:rPr>
+          <w:rFonts w:ascii="Times New Roman" w:hAnsi="Times New Roman"/>
+          <w:bCs/>
+        </w:rPr>
+        <w:t xml:space="preserve"> </w:t>
+      </w:r>
+      <w:proofErr w:type="spellStart"/>
+      <w:r>
+        <w:rPr>
+          <w:rFonts w:ascii="Times New Roman" w:hAnsi="Times New Roman"/>
+          <w:bCs/>
+        </w:rPr>
+        <w:t>trạm</w:t>
+      </w:r>
+      <w:proofErr w:type="spellEnd"/>
+      <w:r>
+        <w:rPr>
+          <w:rFonts w:ascii="Times New Roman" w:hAnsi="Times New Roman"/>
+          <w:bCs/>
+        </w:rPr>
+        <w:t xml:space="preserve"> BTS </w:t>
+      </w:r>
+      <w:proofErr w:type="spellStart"/>
+      <w:r>
+        <w:rPr>
+          <w:rFonts w:ascii="Times New Roman" w:hAnsi="Times New Roman"/>
+          <w:bCs/>
+        </w:rPr>
+        <w:t>địa</w:t>
+      </w:r>
+      <w:proofErr w:type="spellEnd"/>
+      <w:r>
+        <w:rPr>
+          <w:rFonts w:ascii="Times New Roman" w:hAnsi="Times New Roman"/>
+          <w:bCs/>
+        </w:rPr>
+        <w:t xml:space="preserve"> </w:t>
+      </w:r>
+      <w:proofErr w:type="spellStart"/>
+      <w:r>
+        <w:rPr>
+          <w:rFonts w:ascii="Times New Roman" w:hAnsi="Times New Roman"/>
+          <w:bCs/>
+        </w:rPr>
+        <w:t>chỉ</w:t>
+      </w:r>
+      <w:proofErr w:type="spellEnd"/>
+      <w:r>
+        <w:rPr>
+          <w:rFonts w:ascii="Times New Roman" w:hAnsi="Times New Roman"/>
+          <w:bCs/>
+        </w:rPr>
+        <w:t>: {{ADDRESS_OLD}} ({{ADDRESS_NEW}}).</w:t>
       </w:r>
     </w:p>
     <w:p>
@@ -700,17 +1647,492 @@
         <w:ind w:firstLine="720"/>
         <w:jc w:val="both"/>
         <w:rPr>
-          <w:rFonts w:ascii="Times New Roman" w:hAnsi="Times New Roman"/>
-          <w:iCs/>
+          <w:rStyle w:val="Emphasis"/>
+          <w:rFonts w:ascii="Times New Roman" w:hAnsi="Times New Roman"/>
+          <w:i w:val="0"/>
           <w:sz w:val="28"/>
           <w:szCs w:val="28"/>
         </w:rPr>
       </w:pPr>
-      <w:r>
-        <w:rPr>
-          <w:rFonts w:ascii="Times New Roman" w:hAnsi="Times New Roman"/>
-        </w:rPr>
-        <w:t>Căn cứ phụ lục hợp đồng kí ngày 01/12/2025 về việc chuyển chủ thể kí hợp đồng từ Trung tâm Mạng lưới MobiFone miền Nam qua MobiFone Đồng Nai của hợp đồng số {{CONTRACT_NO}};</w:t>
+      <w:proofErr w:type="spellStart"/>
+      <w:r>
+        <w:rPr>
+          <w:rStyle w:val="Emphasis"/>
+          <w:rFonts w:ascii="Times New Roman" w:hAnsi="Times New Roman"/>
+          <w:i w:val="0"/>
+          <w:szCs w:val="28"/>
+        </w:rPr>
+        <w:t>Căn</w:t>
+      </w:r>
+      <w:proofErr w:type="spellEnd"/>
+      <w:r>
+        <w:rPr>
+          <w:rStyle w:val="Emphasis"/>
+          <w:rFonts w:ascii="Times New Roman" w:hAnsi="Times New Roman"/>
+          <w:i w:val="0"/>
+          <w:szCs w:val="28"/>
+        </w:rPr>
+        <w:t xml:space="preserve"> </w:t>
+      </w:r>
+      <w:proofErr w:type="spellStart"/>
+      <w:r>
+        <w:rPr>
+          <w:rStyle w:val="Emphasis"/>
+          <w:rFonts w:ascii="Times New Roman" w:hAnsi="Times New Roman"/>
+          <w:i w:val="0"/>
+          <w:szCs w:val="28"/>
+        </w:rPr>
+        <w:t>cứ</w:t>
+      </w:r>
+      <w:proofErr w:type="spellEnd"/>
+      <w:r>
+        <w:rPr>
+          <w:rStyle w:val="Emphasis"/>
+          <w:rFonts w:ascii="Times New Roman" w:hAnsi="Times New Roman"/>
+          <w:i w:val="0"/>
+          <w:szCs w:val="28"/>
+        </w:rPr>
+        <w:t xml:space="preserve"> </w:t>
+      </w:r>
+      <w:proofErr w:type="spellStart"/>
+      <w:r>
+        <w:rPr>
+          <w:rStyle w:val="Emphasis"/>
+          <w:rFonts w:ascii="Times New Roman" w:hAnsi="Times New Roman"/>
+          <w:i w:val="0"/>
+          <w:szCs w:val="28"/>
+        </w:rPr>
+        <w:t>Quyết</w:t>
+      </w:r>
+      <w:proofErr w:type="spellEnd"/>
+      <w:r>
+        <w:rPr>
+          <w:rStyle w:val="Emphasis"/>
+          <w:rFonts w:ascii="Times New Roman" w:hAnsi="Times New Roman"/>
+          <w:i w:val="0"/>
+          <w:szCs w:val="28"/>
+        </w:rPr>
+        <w:t xml:space="preserve"> </w:t>
+      </w:r>
+      <w:proofErr w:type="spellStart"/>
+      <w:r>
+        <w:rPr>
+          <w:rStyle w:val="Emphasis"/>
+          <w:rFonts w:ascii="Times New Roman" w:hAnsi="Times New Roman"/>
+          <w:i w:val="0"/>
+          <w:szCs w:val="28"/>
+        </w:rPr>
+        <w:t>định</w:t>
+      </w:r>
+      <w:proofErr w:type="spellEnd"/>
+      <w:r>
+        <w:rPr>
+          <w:rStyle w:val="Emphasis"/>
+          <w:rFonts w:ascii="Times New Roman" w:hAnsi="Times New Roman"/>
+          <w:i w:val="0"/>
+          <w:szCs w:val="28"/>
+        </w:rPr>
+        <w:t xml:space="preserve"> </w:t>
+      </w:r>
+      <w:proofErr w:type="spellStart"/>
+      <w:r>
+        <w:rPr>
+          <w:rStyle w:val="Emphasis"/>
+          <w:rFonts w:ascii="Times New Roman" w:hAnsi="Times New Roman"/>
+          <w:i w:val="0"/>
+          <w:szCs w:val="28"/>
+        </w:rPr>
+        <w:t>số</w:t>
+      </w:r>
+      <w:proofErr w:type="spellEnd"/>
+      <w:r>
+        <w:rPr>
+          <w:rStyle w:val="Emphasis"/>
+          <w:rFonts w:ascii="Times New Roman" w:hAnsi="Times New Roman"/>
+          <w:i w:val="0"/>
+          <w:szCs w:val="28"/>
+        </w:rPr>
+        <w:t xml:space="preserve"> 02/QĐ-HĐTV </w:t>
+      </w:r>
+      <w:proofErr w:type="spellStart"/>
+      <w:r>
+        <w:rPr>
+          <w:rStyle w:val="Emphasis"/>
+          <w:rFonts w:ascii="Times New Roman" w:hAnsi="Times New Roman"/>
+          <w:i w:val="0"/>
+          <w:szCs w:val="28"/>
+        </w:rPr>
+        <w:t>ký</w:t>
+      </w:r>
+      <w:proofErr w:type="spellEnd"/>
+      <w:r>
+        <w:rPr>
+          <w:rStyle w:val="Emphasis"/>
+          <w:rFonts w:ascii="Times New Roman" w:hAnsi="Times New Roman"/>
+          <w:i w:val="0"/>
+          <w:szCs w:val="28"/>
+        </w:rPr>
+        <w:t xml:space="preserve"> </w:t>
+      </w:r>
+      <w:proofErr w:type="spellStart"/>
+      <w:r>
+        <w:rPr>
+          <w:rStyle w:val="Emphasis"/>
+          <w:rFonts w:ascii="Times New Roman" w:hAnsi="Times New Roman"/>
+          <w:i w:val="0"/>
+          <w:szCs w:val="28"/>
+        </w:rPr>
+        <w:t>ngày</w:t>
+      </w:r>
+      <w:proofErr w:type="spellEnd"/>
+      <w:r>
+        <w:rPr>
+          <w:rStyle w:val="Emphasis"/>
+          <w:rFonts w:ascii="Times New Roman" w:hAnsi="Times New Roman"/>
+          <w:i w:val="0"/>
+          <w:szCs w:val="28"/>
+        </w:rPr>
+        <w:t xml:space="preserve"> 17/01/2025 </w:t>
+      </w:r>
+      <w:proofErr w:type="spellStart"/>
+      <w:r>
+        <w:rPr>
+          <w:rStyle w:val="Emphasis"/>
+          <w:rFonts w:ascii="Times New Roman" w:hAnsi="Times New Roman"/>
+          <w:i w:val="0"/>
+          <w:szCs w:val="28"/>
+        </w:rPr>
+        <w:t>về</w:t>
+      </w:r>
+      <w:proofErr w:type="spellEnd"/>
+      <w:r>
+        <w:rPr>
+          <w:rStyle w:val="Emphasis"/>
+          <w:rFonts w:ascii="Times New Roman" w:hAnsi="Times New Roman"/>
+          <w:i w:val="0"/>
+          <w:szCs w:val="28"/>
+        </w:rPr>
+        <w:t xml:space="preserve"> </w:t>
+      </w:r>
+      <w:proofErr w:type="spellStart"/>
+      <w:r>
+        <w:rPr>
+          <w:rStyle w:val="Emphasis"/>
+          <w:rFonts w:ascii="Times New Roman" w:hAnsi="Times New Roman"/>
+          <w:i w:val="0"/>
+          <w:szCs w:val="28"/>
+        </w:rPr>
+        <w:t>việc</w:t>
+      </w:r>
+      <w:proofErr w:type="spellEnd"/>
+      <w:r>
+        <w:rPr>
+          <w:rStyle w:val="Emphasis"/>
+          <w:rFonts w:ascii="Times New Roman" w:hAnsi="Times New Roman"/>
+          <w:i w:val="0"/>
+          <w:szCs w:val="28"/>
+        </w:rPr>
+        <w:t xml:space="preserve"> ban </w:t>
+      </w:r>
+      <w:proofErr w:type="spellStart"/>
+      <w:r>
+        <w:rPr>
+          <w:rStyle w:val="Emphasis"/>
+          <w:rFonts w:ascii="Times New Roman" w:hAnsi="Times New Roman"/>
+          <w:i w:val="0"/>
+          <w:szCs w:val="28"/>
+        </w:rPr>
+        <w:t>hành</w:t>
+      </w:r>
+      <w:proofErr w:type="spellEnd"/>
+      <w:r>
+        <w:rPr>
+          <w:rStyle w:val="Emphasis"/>
+          <w:rFonts w:ascii="Times New Roman" w:hAnsi="Times New Roman"/>
+          <w:i w:val="0"/>
+          <w:szCs w:val="28"/>
+        </w:rPr>
+        <w:t xml:space="preserve"> </w:t>
+      </w:r>
+      <w:proofErr w:type="spellStart"/>
+      <w:r>
+        <w:rPr>
+          <w:rStyle w:val="Emphasis"/>
+          <w:rFonts w:ascii="Times New Roman" w:hAnsi="Times New Roman"/>
+          <w:i w:val="0"/>
+          <w:szCs w:val="28"/>
+        </w:rPr>
+        <w:t>quy</w:t>
+      </w:r>
+      <w:proofErr w:type="spellEnd"/>
+      <w:r>
+        <w:rPr>
+          <w:rStyle w:val="Emphasis"/>
+          <w:rFonts w:ascii="Times New Roman" w:hAnsi="Times New Roman"/>
+          <w:i w:val="0"/>
+          <w:szCs w:val="28"/>
+        </w:rPr>
+        <w:t xml:space="preserve"> </w:t>
+      </w:r>
+      <w:proofErr w:type="spellStart"/>
+      <w:r>
+        <w:rPr>
+          <w:rStyle w:val="Emphasis"/>
+          <w:rFonts w:ascii="Times New Roman" w:hAnsi="Times New Roman"/>
+          <w:i w:val="0"/>
+          <w:szCs w:val="28"/>
+        </w:rPr>
+        <w:t>định</w:t>
+      </w:r>
+      <w:proofErr w:type="spellEnd"/>
+      <w:r>
+        <w:rPr>
+          <w:rStyle w:val="Emphasis"/>
+          <w:rFonts w:ascii="Times New Roman" w:hAnsi="Times New Roman"/>
+          <w:i w:val="0"/>
+          <w:szCs w:val="28"/>
+        </w:rPr>
+        <w:t xml:space="preserve"> </w:t>
+      </w:r>
+      <w:proofErr w:type="spellStart"/>
+      <w:r>
+        <w:rPr>
+          <w:rStyle w:val="Emphasis"/>
+          <w:rFonts w:ascii="Times New Roman" w:hAnsi="Times New Roman"/>
+          <w:i w:val="0"/>
+          <w:szCs w:val="28"/>
+        </w:rPr>
+        <w:t>về</w:t>
+      </w:r>
+      <w:proofErr w:type="spellEnd"/>
+      <w:r>
+        <w:rPr>
+          <w:rStyle w:val="Emphasis"/>
+          <w:rFonts w:ascii="Times New Roman" w:hAnsi="Times New Roman"/>
+          <w:i w:val="0"/>
+          <w:szCs w:val="28"/>
+        </w:rPr>
+        <w:t xml:space="preserve"> </w:t>
+      </w:r>
+      <w:proofErr w:type="spellStart"/>
+      <w:r>
+        <w:rPr>
+          <w:rStyle w:val="Emphasis"/>
+          <w:rFonts w:ascii="Times New Roman" w:hAnsi="Times New Roman"/>
+          <w:i w:val="0"/>
+          <w:szCs w:val="28"/>
+        </w:rPr>
+        <w:t>đơn</w:t>
+      </w:r>
+      <w:proofErr w:type="spellEnd"/>
+      <w:r>
+        <w:rPr>
+          <w:rStyle w:val="Emphasis"/>
+          <w:rFonts w:ascii="Times New Roman" w:hAnsi="Times New Roman"/>
+          <w:i w:val="0"/>
+          <w:szCs w:val="28"/>
+        </w:rPr>
+        <w:t xml:space="preserve"> </w:t>
+      </w:r>
+      <w:proofErr w:type="spellStart"/>
+      <w:r>
+        <w:rPr>
+          <w:rStyle w:val="Emphasis"/>
+          <w:rFonts w:ascii="Times New Roman" w:hAnsi="Times New Roman"/>
+          <w:i w:val="0"/>
+          <w:szCs w:val="28"/>
+        </w:rPr>
+        <w:t>giá</w:t>
+      </w:r>
+      <w:proofErr w:type="spellEnd"/>
+      <w:r>
+        <w:rPr>
+          <w:rStyle w:val="Emphasis"/>
+          <w:rFonts w:ascii="Times New Roman" w:hAnsi="Times New Roman"/>
+          <w:i w:val="0"/>
+          <w:szCs w:val="28"/>
+        </w:rPr>
+        <w:t xml:space="preserve"> </w:t>
+      </w:r>
+      <w:proofErr w:type="spellStart"/>
+      <w:r>
+        <w:rPr>
+          <w:rStyle w:val="Emphasis"/>
+          <w:rFonts w:ascii="Times New Roman" w:hAnsi="Times New Roman"/>
+          <w:i w:val="0"/>
+          <w:szCs w:val="28"/>
+        </w:rPr>
+        <w:t>thuê</w:t>
+      </w:r>
+      <w:proofErr w:type="spellEnd"/>
+      <w:r>
+        <w:rPr>
+          <w:rStyle w:val="Emphasis"/>
+          <w:rFonts w:ascii="Times New Roman" w:hAnsi="Times New Roman"/>
+          <w:i w:val="0"/>
+          <w:szCs w:val="28"/>
+        </w:rPr>
+        <w:t xml:space="preserve"> </w:t>
+      </w:r>
+      <w:proofErr w:type="spellStart"/>
+      <w:r>
+        <w:rPr>
+          <w:rStyle w:val="Emphasis"/>
+          <w:rFonts w:ascii="Times New Roman" w:hAnsi="Times New Roman"/>
+          <w:i w:val="0"/>
+          <w:szCs w:val="28"/>
+        </w:rPr>
+        <w:t>mặt</w:t>
+      </w:r>
+      <w:proofErr w:type="spellEnd"/>
+      <w:r>
+        <w:rPr>
+          <w:rStyle w:val="Emphasis"/>
+          <w:rFonts w:ascii="Times New Roman" w:hAnsi="Times New Roman"/>
+          <w:i w:val="0"/>
+          <w:szCs w:val="28"/>
+        </w:rPr>
+        <w:t xml:space="preserve"> </w:t>
+      </w:r>
+      <w:proofErr w:type="spellStart"/>
+      <w:r>
+        <w:rPr>
+          <w:rStyle w:val="Emphasis"/>
+          <w:rFonts w:ascii="Times New Roman" w:hAnsi="Times New Roman"/>
+          <w:i w:val="0"/>
+          <w:szCs w:val="28"/>
+        </w:rPr>
+        <w:t>bằng</w:t>
+      </w:r>
+      <w:proofErr w:type="spellEnd"/>
+      <w:r>
+        <w:rPr>
+          <w:rStyle w:val="Emphasis"/>
+          <w:rFonts w:ascii="Times New Roman" w:hAnsi="Times New Roman"/>
+          <w:i w:val="0"/>
+          <w:szCs w:val="28"/>
+        </w:rPr>
+        <w:t xml:space="preserve"> </w:t>
+      </w:r>
+      <w:proofErr w:type="spellStart"/>
+      <w:r>
+        <w:rPr>
+          <w:rStyle w:val="Emphasis"/>
+          <w:rFonts w:ascii="Times New Roman" w:hAnsi="Times New Roman"/>
+          <w:i w:val="0"/>
+          <w:szCs w:val="28"/>
+        </w:rPr>
+        <w:t>phát</w:t>
+      </w:r>
+      <w:proofErr w:type="spellEnd"/>
+      <w:r>
+        <w:rPr>
+          <w:rStyle w:val="Emphasis"/>
+          <w:rFonts w:ascii="Times New Roman" w:hAnsi="Times New Roman"/>
+          <w:i w:val="0"/>
+          <w:szCs w:val="28"/>
+        </w:rPr>
+        <w:t xml:space="preserve"> </w:t>
+      </w:r>
+      <w:proofErr w:type="spellStart"/>
+      <w:r>
+        <w:rPr>
+          <w:rStyle w:val="Emphasis"/>
+          <w:rFonts w:ascii="Times New Roman" w:hAnsi="Times New Roman"/>
+          <w:i w:val="0"/>
+          <w:szCs w:val="28"/>
+        </w:rPr>
+        <w:t>triển</w:t>
+      </w:r>
+      <w:proofErr w:type="spellEnd"/>
+      <w:r>
+        <w:rPr>
+          <w:rStyle w:val="Emphasis"/>
+          <w:rFonts w:ascii="Times New Roman" w:hAnsi="Times New Roman"/>
+          <w:i w:val="0"/>
+          <w:szCs w:val="28"/>
+        </w:rPr>
+        <w:t xml:space="preserve"> </w:t>
+      </w:r>
+      <w:proofErr w:type="spellStart"/>
+      <w:r>
+        <w:rPr>
+          <w:rStyle w:val="Emphasis"/>
+          <w:rFonts w:ascii="Times New Roman" w:hAnsi="Times New Roman"/>
+          <w:i w:val="0"/>
+          <w:szCs w:val="28"/>
+        </w:rPr>
+        <w:t>mạng</w:t>
+      </w:r>
+      <w:proofErr w:type="spellEnd"/>
+      <w:r>
+        <w:rPr>
+          <w:rStyle w:val="Emphasis"/>
+          <w:rFonts w:ascii="Times New Roman" w:hAnsi="Times New Roman"/>
+          <w:i w:val="0"/>
+          <w:szCs w:val="28"/>
+        </w:rPr>
+        <w:t xml:space="preserve"> </w:t>
+      </w:r>
+      <w:proofErr w:type="spellStart"/>
+      <w:r>
+        <w:rPr>
+          <w:rStyle w:val="Emphasis"/>
+          <w:rFonts w:ascii="Times New Roman" w:hAnsi="Times New Roman"/>
+          <w:i w:val="0"/>
+          <w:szCs w:val="28"/>
+        </w:rPr>
+        <w:t>lưới</w:t>
+      </w:r>
+      <w:proofErr w:type="spellEnd"/>
+      <w:r>
+        <w:rPr>
+          <w:rStyle w:val="Emphasis"/>
+          <w:rFonts w:ascii="Times New Roman" w:hAnsi="Times New Roman"/>
+          <w:i w:val="0"/>
+          <w:szCs w:val="28"/>
+        </w:rPr>
+        <w:t xml:space="preserve"> </w:t>
+      </w:r>
+      <w:proofErr w:type="spellStart"/>
+      <w:r>
+        <w:rPr>
+          <w:rStyle w:val="Emphasis"/>
+          <w:rFonts w:ascii="Times New Roman" w:hAnsi="Times New Roman"/>
+          <w:i w:val="0"/>
+          <w:szCs w:val="28"/>
+        </w:rPr>
+        <w:t>thông</w:t>
+      </w:r>
+      <w:proofErr w:type="spellEnd"/>
+      <w:r>
+        <w:rPr>
+          <w:rStyle w:val="Emphasis"/>
+          <w:rFonts w:ascii="Times New Roman" w:hAnsi="Times New Roman"/>
+          <w:i w:val="0"/>
+          <w:szCs w:val="28"/>
+        </w:rPr>
+        <w:t xml:space="preserve"> tin di </w:t>
+      </w:r>
+      <w:proofErr w:type="spellStart"/>
+      <w:r>
+        <w:rPr>
+          <w:rStyle w:val="Emphasis"/>
+          <w:rFonts w:ascii="Times New Roman" w:hAnsi="Times New Roman"/>
+          <w:i w:val="0"/>
+          <w:szCs w:val="28"/>
+        </w:rPr>
+        <w:t>động</w:t>
+      </w:r>
+      <w:proofErr w:type="spellEnd"/>
+      <w:r>
+        <w:rPr>
+          <w:rStyle w:val="Emphasis"/>
+          <w:rFonts w:ascii="Times New Roman" w:hAnsi="Times New Roman"/>
+          <w:i w:val="0"/>
+          <w:szCs w:val="28"/>
+        </w:rPr>
+        <w:t>;</w:t>
       </w:r>
     </w:p>
     <w:p>
@@ -726,6 +2148,7 @@
           <w:szCs w:val="28"/>
         </w:rPr>
       </w:pPr>
+      <w:proofErr w:type="spellStart"/>
       <w:r>
         <w:rPr>
           <w:rStyle w:val="Emphasis"/>
@@ -733,7 +2156,445 @@
           <w:i w:val="0"/>
           <w:szCs w:val="28"/>
         </w:rPr>
-        <w:t>Căn cứ Quyết định số 02/QĐ-HĐTV ký ngày 17/01/2025 về việc ban hành quy định về đơn giá thuê mặt bằng phát triển mạng lưới thông tin di động;</w:t>
+        <w:t>Căn</w:t>
+      </w:r>
+      <w:proofErr w:type="spellEnd"/>
+      <w:r>
+        <w:rPr>
+          <w:rStyle w:val="Emphasis"/>
+          <w:rFonts w:ascii="Times New Roman" w:hAnsi="Times New Roman"/>
+          <w:i w:val="0"/>
+          <w:szCs w:val="28"/>
+        </w:rPr>
+        <w:t xml:space="preserve"> </w:t>
+      </w:r>
+      <w:proofErr w:type="spellStart"/>
+      <w:r>
+        <w:rPr>
+          <w:rStyle w:val="Emphasis"/>
+          <w:rFonts w:ascii="Times New Roman" w:hAnsi="Times New Roman"/>
+          <w:i w:val="0"/>
+          <w:szCs w:val="28"/>
+        </w:rPr>
+        <w:t>cứ</w:t>
+      </w:r>
+      <w:proofErr w:type="spellEnd"/>
+      <w:r>
+        <w:rPr>
+          <w:rStyle w:val="Emphasis"/>
+          <w:rFonts w:ascii="Times New Roman" w:hAnsi="Times New Roman"/>
+          <w:i w:val="0"/>
+          <w:szCs w:val="28"/>
+        </w:rPr>
+        <w:t xml:space="preserve"> </w:t>
+      </w:r>
+      <w:proofErr w:type="spellStart"/>
+      <w:r>
+        <w:rPr>
+          <w:rStyle w:val="Emphasis"/>
+          <w:rFonts w:ascii="Times New Roman" w:hAnsi="Times New Roman"/>
+          <w:i w:val="0"/>
+          <w:szCs w:val="28"/>
+        </w:rPr>
+        <w:t>văn</w:t>
+      </w:r>
+      <w:proofErr w:type="spellEnd"/>
+      <w:r>
+        <w:rPr>
+          <w:rStyle w:val="Emphasis"/>
+          <w:rFonts w:ascii="Times New Roman" w:hAnsi="Times New Roman"/>
+          <w:i w:val="0"/>
+          <w:szCs w:val="28"/>
+        </w:rPr>
+        <w:t xml:space="preserve"> </w:t>
+      </w:r>
+      <w:proofErr w:type="spellStart"/>
+      <w:r>
+        <w:rPr>
+          <w:rStyle w:val="Emphasis"/>
+          <w:rFonts w:ascii="Times New Roman" w:hAnsi="Times New Roman"/>
+          <w:i w:val="0"/>
+          <w:szCs w:val="28"/>
+        </w:rPr>
+        <w:t>bản</w:t>
+      </w:r>
+      <w:proofErr w:type="spellEnd"/>
+      <w:r>
+        <w:rPr>
+          <w:rStyle w:val="Emphasis"/>
+          <w:rFonts w:ascii="Times New Roman" w:hAnsi="Times New Roman"/>
+          <w:i w:val="0"/>
+          <w:szCs w:val="28"/>
+        </w:rPr>
+        <w:t xml:space="preserve"> 1245/D01-B1-B4 </w:t>
+      </w:r>
+      <w:proofErr w:type="spellStart"/>
+      <w:r>
+        <w:rPr>
+          <w:rStyle w:val="Emphasis"/>
+          <w:rFonts w:ascii="Times New Roman" w:hAnsi="Times New Roman"/>
+          <w:i w:val="0"/>
+          <w:szCs w:val="28"/>
+        </w:rPr>
+        <w:t>ký</w:t>
+      </w:r>
+      <w:proofErr w:type="spellEnd"/>
+      <w:r>
+        <w:rPr>
+          <w:rStyle w:val="Emphasis"/>
+          <w:rFonts w:ascii="Times New Roman" w:hAnsi="Times New Roman"/>
+          <w:i w:val="0"/>
+          <w:szCs w:val="28"/>
+        </w:rPr>
+        <w:t xml:space="preserve"> </w:t>
+      </w:r>
+      <w:proofErr w:type="spellStart"/>
+      <w:r>
+        <w:rPr>
+          <w:rStyle w:val="Emphasis"/>
+          <w:rFonts w:ascii="Times New Roman" w:hAnsi="Times New Roman"/>
+          <w:i w:val="0"/>
+          <w:szCs w:val="28"/>
+        </w:rPr>
+        <w:t>ngày</w:t>
+      </w:r>
+      <w:proofErr w:type="spellEnd"/>
+      <w:r>
+        <w:rPr>
+          <w:rStyle w:val="Emphasis"/>
+          <w:rFonts w:ascii="Times New Roman" w:hAnsi="Times New Roman"/>
+          <w:i w:val="0"/>
+          <w:szCs w:val="28"/>
+        </w:rPr>
+        <w:t xml:space="preserve"> 26/02/2026 </w:t>
+      </w:r>
+      <w:proofErr w:type="spellStart"/>
+      <w:r>
+        <w:rPr>
+          <w:rStyle w:val="Emphasis"/>
+          <w:rFonts w:ascii="Times New Roman" w:hAnsi="Times New Roman"/>
+          <w:i w:val="0"/>
+          <w:szCs w:val="28"/>
+        </w:rPr>
+        <w:t>về</w:t>
+      </w:r>
+      <w:proofErr w:type="spellEnd"/>
+      <w:r>
+        <w:rPr>
+          <w:rStyle w:val="Emphasis"/>
+          <w:rFonts w:ascii="Times New Roman" w:hAnsi="Times New Roman"/>
+          <w:i w:val="0"/>
+          <w:szCs w:val="28"/>
+        </w:rPr>
+        <w:t xml:space="preserve"> </w:t>
+      </w:r>
+      <w:proofErr w:type="spellStart"/>
+      <w:r>
+        <w:rPr>
+          <w:rStyle w:val="Emphasis"/>
+          <w:rFonts w:ascii="Times New Roman" w:hAnsi="Times New Roman"/>
+          <w:i w:val="0"/>
+          <w:szCs w:val="28"/>
+        </w:rPr>
+        <w:t>việc</w:t>
+      </w:r>
+      <w:proofErr w:type="spellEnd"/>
+      <w:r>
+        <w:rPr>
+          <w:rStyle w:val="Emphasis"/>
+          <w:rFonts w:ascii="Times New Roman" w:hAnsi="Times New Roman"/>
+          <w:i w:val="0"/>
+          <w:szCs w:val="28"/>
+        </w:rPr>
+        <w:t xml:space="preserve"> </w:t>
+      </w:r>
+      <w:proofErr w:type="spellStart"/>
+      <w:r>
+        <w:rPr>
+          <w:rFonts w:ascii="Times New Roman" w:hAnsi="Times New Roman"/>
+          <w:iCs/>
+          <w:szCs w:val="28"/>
+        </w:rPr>
+        <w:t>triển</w:t>
+      </w:r>
+      <w:proofErr w:type="spellEnd"/>
+      <w:r>
+        <w:rPr>
+          <w:rFonts w:ascii="Times New Roman" w:hAnsi="Times New Roman"/>
+          <w:iCs/>
+          <w:szCs w:val="28"/>
+        </w:rPr>
+        <w:t xml:space="preserve"> </w:t>
+      </w:r>
+      <w:proofErr w:type="spellStart"/>
+      <w:r>
+        <w:rPr>
+          <w:rFonts w:ascii="Times New Roman" w:hAnsi="Times New Roman"/>
+          <w:iCs/>
+          <w:szCs w:val="28"/>
+        </w:rPr>
+        <w:t>khai</w:t>
+      </w:r>
+      <w:proofErr w:type="spellEnd"/>
+      <w:r>
+        <w:rPr>
+          <w:rFonts w:ascii="Times New Roman" w:hAnsi="Times New Roman"/>
+          <w:iCs/>
+          <w:szCs w:val="28"/>
+        </w:rPr>
+        <w:t xml:space="preserve"> </w:t>
+      </w:r>
+      <w:proofErr w:type="spellStart"/>
+      <w:r>
+        <w:rPr>
+          <w:rFonts w:ascii="Times New Roman" w:hAnsi="Times New Roman"/>
+          <w:iCs/>
+          <w:szCs w:val="28"/>
+        </w:rPr>
+        <w:t>các</w:t>
+      </w:r>
+      <w:proofErr w:type="spellEnd"/>
+      <w:r>
+        <w:rPr>
+          <w:rFonts w:ascii="Times New Roman" w:hAnsi="Times New Roman"/>
+          <w:iCs/>
+          <w:szCs w:val="28"/>
+        </w:rPr>
+        <w:t xml:space="preserve"> </w:t>
+      </w:r>
+      <w:proofErr w:type="spellStart"/>
+      <w:r>
+        <w:rPr>
+          <w:rFonts w:ascii="Times New Roman" w:hAnsi="Times New Roman"/>
+          <w:iCs/>
+          <w:szCs w:val="28"/>
+        </w:rPr>
+        <w:t>giải</w:t>
+      </w:r>
+      <w:proofErr w:type="spellEnd"/>
+      <w:r>
+        <w:rPr>
+          <w:rFonts w:ascii="Times New Roman" w:hAnsi="Times New Roman"/>
+          <w:iCs/>
+          <w:szCs w:val="28"/>
+        </w:rPr>
+        <w:t xml:space="preserve"> </w:t>
+      </w:r>
+      <w:proofErr w:type="spellStart"/>
+      <w:r>
+        <w:rPr>
+          <w:rFonts w:ascii="Times New Roman" w:hAnsi="Times New Roman"/>
+          <w:iCs/>
+          <w:szCs w:val="28"/>
+        </w:rPr>
+        <w:t>pháp</w:t>
+      </w:r>
+      <w:proofErr w:type="spellEnd"/>
+      <w:r>
+        <w:rPr>
+          <w:rFonts w:ascii="Times New Roman" w:hAnsi="Times New Roman"/>
+          <w:iCs/>
+          <w:szCs w:val="28"/>
+        </w:rPr>
+        <w:t xml:space="preserve"> </w:t>
+      </w:r>
+      <w:proofErr w:type="spellStart"/>
+      <w:r>
+        <w:rPr>
+          <w:rFonts w:ascii="Times New Roman" w:hAnsi="Times New Roman"/>
+          <w:iCs/>
+          <w:szCs w:val="28"/>
+        </w:rPr>
+        <w:t>tăng</w:t>
+      </w:r>
+      <w:proofErr w:type="spellEnd"/>
+      <w:r>
+        <w:rPr>
+          <w:rFonts w:ascii="Times New Roman" w:hAnsi="Times New Roman"/>
+          <w:iCs/>
+          <w:szCs w:val="28"/>
+        </w:rPr>
+        <w:t xml:space="preserve"> </w:t>
+      </w:r>
+      <w:proofErr w:type="spellStart"/>
+      <w:r>
+        <w:rPr>
+          <w:rFonts w:ascii="Times New Roman" w:hAnsi="Times New Roman"/>
+          <w:iCs/>
+          <w:szCs w:val="28"/>
+        </w:rPr>
+        <w:t>cường</w:t>
+      </w:r>
+      <w:proofErr w:type="spellEnd"/>
+      <w:r>
+        <w:rPr>
+          <w:rFonts w:ascii="Times New Roman" w:hAnsi="Times New Roman"/>
+          <w:iCs/>
+          <w:szCs w:val="28"/>
+        </w:rPr>
+        <w:t xml:space="preserve"> </w:t>
+      </w:r>
+      <w:proofErr w:type="spellStart"/>
+      <w:r>
+        <w:rPr>
+          <w:rFonts w:ascii="Times New Roman" w:hAnsi="Times New Roman"/>
+          <w:iCs/>
+          <w:szCs w:val="28"/>
+        </w:rPr>
+        <w:t>trong</w:t>
+      </w:r>
+      <w:proofErr w:type="spellEnd"/>
+      <w:r>
+        <w:rPr>
+          <w:rFonts w:ascii="Times New Roman" w:hAnsi="Times New Roman"/>
+          <w:iCs/>
+          <w:szCs w:val="28"/>
+        </w:rPr>
+        <w:t xml:space="preserve"> </w:t>
+      </w:r>
+      <w:proofErr w:type="spellStart"/>
+      <w:r>
+        <w:rPr>
+          <w:rFonts w:ascii="Times New Roman" w:hAnsi="Times New Roman"/>
+          <w:iCs/>
+          <w:szCs w:val="28"/>
+        </w:rPr>
+        <w:t>đàm</w:t>
+      </w:r>
+      <w:proofErr w:type="spellEnd"/>
+      <w:r>
+        <w:rPr>
+          <w:rFonts w:ascii="Times New Roman" w:hAnsi="Times New Roman"/>
+          <w:iCs/>
+          <w:szCs w:val="28"/>
+        </w:rPr>
+        <w:t xml:space="preserve"> </w:t>
+      </w:r>
+      <w:proofErr w:type="spellStart"/>
+      <w:r>
+        <w:rPr>
+          <w:rFonts w:ascii="Times New Roman" w:hAnsi="Times New Roman"/>
+          <w:iCs/>
+          <w:szCs w:val="28"/>
+        </w:rPr>
+        <w:t>phán</w:t>
+      </w:r>
+      <w:proofErr w:type="spellEnd"/>
+      <w:r>
+        <w:rPr>
+          <w:rFonts w:ascii="Times New Roman" w:hAnsi="Times New Roman"/>
+          <w:iCs/>
+          <w:szCs w:val="28"/>
+        </w:rPr>
+        <w:t xml:space="preserve"> </w:t>
+      </w:r>
+      <w:proofErr w:type="spellStart"/>
+      <w:r>
+        <w:rPr>
+          <w:rFonts w:ascii="Times New Roman" w:hAnsi="Times New Roman"/>
+          <w:iCs/>
+          <w:szCs w:val="28"/>
+        </w:rPr>
+        <w:t>tiết</w:t>
+      </w:r>
+      <w:proofErr w:type="spellEnd"/>
+      <w:r>
+        <w:rPr>
+          <w:rFonts w:ascii="Times New Roman" w:hAnsi="Times New Roman"/>
+          <w:iCs/>
+          <w:szCs w:val="28"/>
+        </w:rPr>
+        <w:t xml:space="preserve"> </w:t>
+      </w:r>
+      <w:proofErr w:type="spellStart"/>
+      <w:r>
+        <w:rPr>
+          <w:rFonts w:ascii="Times New Roman" w:hAnsi="Times New Roman"/>
+          <w:iCs/>
+          <w:szCs w:val="28"/>
+        </w:rPr>
+        <w:t>giảm</w:t>
+      </w:r>
+      <w:proofErr w:type="spellEnd"/>
+      <w:r>
+        <w:rPr>
+          <w:rFonts w:ascii="Times New Roman" w:hAnsi="Times New Roman"/>
+          <w:iCs/>
+          <w:szCs w:val="28"/>
+        </w:rPr>
+        <w:t xml:space="preserve"> chi </w:t>
+      </w:r>
+      <w:proofErr w:type="spellStart"/>
+      <w:r>
+        <w:rPr>
+          <w:rFonts w:ascii="Times New Roman" w:hAnsi="Times New Roman"/>
+          <w:iCs/>
+          <w:szCs w:val="28"/>
+        </w:rPr>
+        <w:t>phí</w:t>
+      </w:r>
+      <w:proofErr w:type="spellEnd"/>
+      <w:r>
+        <w:rPr>
+          <w:rFonts w:ascii="Times New Roman" w:hAnsi="Times New Roman"/>
+          <w:iCs/>
+          <w:szCs w:val="28"/>
+        </w:rPr>
+        <w:t xml:space="preserve"> </w:t>
+      </w:r>
+      <w:proofErr w:type="spellStart"/>
+      <w:r>
+        <w:rPr>
+          <w:rFonts w:ascii="Times New Roman" w:hAnsi="Times New Roman"/>
+          <w:iCs/>
+          <w:szCs w:val="28"/>
+        </w:rPr>
+        <w:t>thuê</w:t>
+      </w:r>
+      <w:proofErr w:type="spellEnd"/>
+      <w:r>
+        <w:rPr>
+          <w:rFonts w:ascii="Times New Roman" w:hAnsi="Times New Roman"/>
+          <w:iCs/>
+          <w:szCs w:val="28"/>
+        </w:rPr>
+        <w:t xml:space="preserve"> </w:t>
+      </w:r>
+      <w:proofErr w:type="spellStart"/>
+      <w:r>
+        <w:rPr>
+          <w:rFonts w:ascii="Times New Roman" w:hAnsi="Times New Roman"/>
+          <w:iCs/>
+          <w:szCs w:val="28"/>
+        </w:rPr>
+        <w:t>hạ</w:t>
+      </w:r>
+      <w:proofErr w:type="spellEnd"/>
+      <w:r>
+        <w:rPr>
+          <w:rFonts w:ascii="Times New Roman" w:hAnsi="Times New Roman"/>
+          <w:iCs/>
+          <w:szCs w:val="28"/>
+        </w:rPr>
+        <w:t xml:space="preserve"> </w:t>
+      </w:r>
+      <w:proofErr w:type="spellStart"/>
+      <w:r>
+        <w:rPr>
+          <w:rFonts w:ascii="Times New Roman" w:hAnsi="Times New Roman"/>
+          <w:iCs/>
+          <w:szCs w:val="28"/>
+        </w:rPr>
+        <w:t>tầng</w:t>
+      </w:r>
+      <w:proofErr w:type="spellEnd"/>
+      <w:r>
+        <w:rPr>
+          <w:rFonts w:ascii="Times New Roman" w:hAnsi="Times New Roman"/>
+          <w:iCs/>
+          <w:szCs w:val="28"/>
+        </w:rPr>
+        <w:t>;</w:t>
       </w:r>
     </w:p>
     <w:p>
@@ -742,29 +2603,192 @@
         <w:ind w:firstLine="720"/>
         <w:jc w:val="both"/>
         <w:rPr>
-          <w:rStyle w:val="Emphasis"/>
-          <w:rFonts w:ascii="Times New Roman" w:hAnsi="Times New Roman"/>
-          <w:i w:val="0"/>
+          <w:rFonts w:ascii="Times New Roman" w:hAnsi="Times New Roman"/>
           <w:sz w:val="28"/>
           <w:szCs w:val="28"/>
         </w:rPr>
       </w:pPr>
-      <w:r>
-        <w:rPr>
-          <w:rStyle w:val="Emphasis"/>
-          <w:rFonts w:ascii="Times New Roman" w:hAnsi="Times New Roman"/>
-          <w:i w:val="0"/>
-          <w:szCs w:val="28"/>
-        </w:rPr>
-        <w:t xml:space="preserve">Căn cứ văn bản 1245/D01-B1-B4 ký ngày 26/02/2026 về việc </w:t>
-      </w:r>
-      <w:r>
-        <w:rPr>
-          <w:rFonts w:ascii="Times New Roman" w:hAnsi="Times New Roman"/>
-          <w:iCs/>
-          <w:szCs w:val="28"/>
-        </w:rPr>
-        <w:t>triển khai các giải pháp tăng cường trong đàm phán tiết giảm chi phí thuê hạ tầng;</w:t>
+      <w:proofErr w:type="spellStart"/>
+      <w:r>
+        <w:rPr>
+          <w:rFonts w:ascii="Times New Roman" w:hAnsi="Times New Roman"/>
+        </w:rPr>
+        <w:t>Căn</w:t>
+      </w:r>
+      <w:proofErr w:type="spellEnd"/>
+      <w:r>
+        <w:rPr>
+          <w:rFonts w:ascii="Times New Roman" w:hAnsi="Times New Roman"/>
+        </w:rPr>
+        <w:t xml:space="preserve"> </w:t>
+      </w:r>
+      <w:proofErr w:type="spellStart"/>
+      <w:r>
+        <w:rPr>
+          <w:rFonts w:ascii="Times New Roman" w:hAnsi="Times New Roman"/>
+        </w:rPr>
+        <w:t>cứ</w:t>
+      </w:r>
+      <w:proofErr w:type="spellEnd"/>
+      <w:r>
+        <w:rPr>
+          <w:rFonts w:ascii="Times New Roman" w:hAnsi="Times New Roman"/>
+        </w:rPr>
+        <w:t xml:space="preserve"> </w:t>
+      </w:r>
+      <w:proofErr w:type="spellStart"/>
+      <w:r>
+        <w:rPr>
+          <w:rFonts w:ascii="Times New Roman" w:hAnsi="Times New Roman"/>
+        </w:rPr>
+        <w:t>biên</w:t>
+      </w:r>
+      <w:proofErr w:type="spellEnd"/>
+      <w:r>
+        <w:rPr>
+          <w:rFonts w:ascii="Times New Roman" w:hAnsi="Times New Roman"/>
+        </w:rPr>
+        <w:t xml:space="preserve"> </w:t>
+      </w:r>
+      <w:proofErr w:type="spellStart"/>
+      <w:r>
+        <w:rPr>
+          <w:rFonts w:ascii="Times New Roman" w:hAnsi="Times New Roman"/>
+        </w:rPr>
+        <w:t>bản</w:t>
+      </w:r>
+      <w:proofErr w:type="spellEnd"/>
+      <w:r>
+        <w:rPr>
+          <w:rFonts w:ascii="Times New Roman" w:hAnsi="Times New Roman"/>
+        </w:rPr>
+        <w:t xml:space="preserve"> </w:t>
+      </w:r>
+      <w:proofErr w:type="spellStart"/>
+      <w:r>
+        <w:rPr>
+          <w:rFonts w:ascii="Times New Roman" w:hAnsi="Times New Roman"/>
+        </w:rPr>
+        <w:t>làm</w:t>
+      </w:r>
+      <w:proofErr w:type="spellEnd"/>
+      <w:r>
+        <w:rPr>
+          <w:rFonts w:ascii="Times New Roman" w:hAnsi="Times New Roman"/>
+        </w:rPr>
+        <w:t xml:space="preserve"> </w:t>
+      </w:r>
+      <w:proofErr w:type="spellStart"/>
+      <w:r>
+        <w:rPr>
+          <w:rFonts w:ascii="Times New Roman" w:hAnsi="Times New Roman"/>
+        </w:rPr>
+        <w:t>việc</w:t>
+      </w:r>
+      <w:proofErr w:type="spellEnd"/>
+      <w:r>
+        <w:rPr>
+          <w:rFonts w:ascii="Times New Roman" w:hAnsi="Times New Roman"/>
+        </w:rPr>
+        <w:t xml:space="preserve"> </w:t>
+      </w:r>
+      <w:proofErr w:type="spellStart"/>
+      <w:r>
+        <w:rPr>
+          <w:rFonts w:ascii="Times New Roman" w:hAnsi="Times New Roman"/>
+        </w:rPr>
+        <w:t>về</w:t>
+      </w:r>
+      <w:proofErr w:type="spellEnd"/>
+      <w:r>
+        <w:rPr>
+          <w:rFonts w:ascii="Times New Roman" w:hAnsi="Times New Roman"/>
+        </w:rPr>
+        <w:t xml:space="preserve"> </w:t>
+      </w:r>
+      <w:proofErr w:type="spellStart"/>
+      <w:r>
+        <w:rPr>
+          <w:rFonts w:ascii="Times New Roman" w:hAnsi="Times New Roman"/>
+        </w:rPr>
+        <w:t>việc</w:t>
+      </w:r>
+      <w:proofErr w:type="spellEnd"/>
+      <w:r>
+        <w:rPr>
+          <w:rFonts w:ascii="Times New Roman" w:hAnsi="Times New Roman"/>
+        </w:rPr>
+        <w:t xml:space="preserve"> </w:t>
+      </w:r>
+      <w:r>
+        <w:rPr>
+          <w:rFonts w:ascii="Times New Roman" w:hAnsi="Times New Roman"/>
+        </w:rPr>
+        <w:t>{{LY_DO}}</w:t>
+      </w:r>
+      <w:r>
+        <w:rPr>
+          <w:rFonts w:ascii="Times New Roman" w:hAnsi="Times New Roman"/>
+          <w:b/>
+          <w:bCs/>
+        </w:rPr>
+        <w:t xml:space="preserve"> </w:t>
+      </w:r>
+      <w:proofErr w:type="spellStart"/>
+      <w:r>
+        <w:rPr>
+          <w:rFonts w:ascii="Times New Roman" w:hAnsi="Times New Roman"/>
+        </w:rPr>
+        <w:t>hợp</w:t>
+      </w:r>
+      <w:proofErr w:type="spellEnd"/>
+      <w:r>
+        <w:rPr>
+          <w:rFonts w:ascii="Times New Roman" w:hAnsi="Times New Roman"/>
+        </w:rPr>
+        <w:t xml:space="preserve"> </w:t>
+      </w:r>
+      <w:proofErr w:type="spellStart"/>
+      <w:r>
+        <w:rPr>
+          <w:rFonts w:ascii="Times New Roman" w:hAnsi="Times New Roman"/>
+        </w:rPr>
+        <w:t>đồng</w:t>
+      </w:r>
+      <w:proofErr w:type="spellEnd"/>
+      <w:r>
+        <w:rPr>
+          <w:rFonts w:ascii="Times New Roman" w:hAnsi="Times New Roman"/>
+        </w:rPr>
+        <w:t xml:space="preserve"> </w:t>
+      </w:r>
+      <w:proofErr w:type="spellStart"/>
+      <w:r>
+        <w:rPr>
+          <w:rFonts w:ascii="Times New Roman" w:hAnsi="Times New Roman"/>
+        </w:rPr>
+        <w:t>thuê</w:t>
+      </w:r>
+      <w:proofErr w:type="spellEnd"/>
+      <w:r>
+        <w:rPr>
+          <w:rFonts w:ascii="Times New Roman" w:hAnsi="Times New Roman"/>
+        </w:rPr>
+        <w:t xml:space="preserve"> </w:t>
+      </w:r>
+      <w:proofErr w:type="spellStart"/>
+      <w:r>
+        <w:rPr>
+          <w:rFonts w:ascii="Times New Roman" w:hAnsi="Times New Roman"/>
+        </w:rPr>
+        <w:t>trạm</w:t>
+      </w:r>
+      <w:proofErr w:type="spellEnd"/>
+      <w:r>
+        <w:rPr>
+          <w:rFonts w:ascii="Times New Roman" w:hAnsi="Times New Roman"/>
+        </w:rPr>
+        <w:t xml:space="preserve"> {{SITE_ID}}</w:t>
       </w:r>
     </w:p>
     <w:p>
@@ -776,44 +2800,6 @@
           <w:rFonts w:ascii="Times New Roman" w:hAnsi="Times New Roman"/>
           <w:sz w:val="28"/>
           <w:szCs w:val="28"/>
-        </w:rPr>
-      </w:pPr>
-      <w:r>
-        <w:rPr>
-          <w:rFonts w:ascii="Times New Roman" w:hAnsi="Times New Roman"/>
-        </w:rPr>
-        <w:t xml:space="preserve">Căn cứ biên bản làm việc về việc </w:t>
-      </w:r>
-      <w:r>
-        <w:rPr>
-          <w:rFonts w:ascii="Times New Roman" w:hAnsi="Times New Roman"/>
-        </w:rPr>
-        <w:t>{{LY_DO}}</w:t>
-      </w:r>
-      <w:r>
-        <w:rPr>
-          <w:rFonts w:ascii="Times New Roman" w:hAnsi="Times New Roman"/>
-          <w:b/>
-          <w:bCs/>
-        </w:rPr>
-        <w:t xml:space="preserve"> </w:t>
-      </w:r>
-      <w:r>
-        <w:rPr>
-          <w:rFonts w:ascii="Times New Roman" w:hAnsi="Times New Roman"/>
-        </w:rPr>
-        <w:t>hợp đồng thuê trạm {{SITE_ID}}</w:t>
-      </w:r>
-    </w:p>
-    <w:p>
-      <w:pPr>
-        <w:spacing w:before="120" w:line="360" w:lineRule="exact"/>
-        <w:ind w:firstLine="720"/>
-        <w:jc w:val="both"/>
-        <w:rPr>
-          <w:rFonts w:ascii="Times New Roman" w:hAnsi="Times New Roman"/>
-          <w:sz w:val="28"/>
-          <w:szCs w:val="28"/>
           <w:lang w:val="vi-VN"/>
         </w:rPr>
       </w:pPr>
@@ -840,6 +2826,7 @@
         </w:rPr>
         <w:t xml:space="preserve">hông kính trình Phó Giám đốc </w:t>
       </w:r>
+      <w:proofErr w:type="spellStart"/>
       <w:r>
         <w:rPr>
           <w:rFonts w:ascii="Times New Roman" w:hAnsi="Times New Roman"/>
@@ -847,6 +2834,7 @@
         </w:rPr>
         <w:t>xem</w:t>
       </w:r>
+      <w:proofErr w:type="spellEnd"/>
       <w:r>
         <w:rPr>
           <w:rFonts w:ascii="Times New Roman" w:hAnsi="Times New Roman"/>
@@ -855,6 +2843,7 @@
         </w:rPr>
         <w:t xml:space="preserve"> xét, phê duyệt ký phụ lục </w:t>
       </w:r>
+      <w:proofErr w:type="spellStart"/>
       <w:r>
         <w:rPr>
           <w:rStyle w:val="Emphasis"/>
@@ -862,7 +2851,37 @@
           <w:i w:val="0"/>
           <w:szCs w:val="28"/>
         </w:rPr>
-        <w:t xml:space="preserve">điều chỉnh </w:t>
+        <w:t>điều</w:t>
+      </w:r>
+      <w:proofErr w:type="spellEnd"/>
+      <w:r>
+        <w:rPr>
+          <w:rStyle w:val="Emphasis"/>
+          <w:rFonts w:ascii="Times New Roman" w:hAnsi="Times New Roman"/>
+          <w:i w:val="0"/>
+          <w:szCs w:val="28"/>
+        </w:rPr>
+        <w:t xml:space="preserve"> </w:t>
+      </w:r>
+      <w:proofErr w:type="spellStart"/>
+      <w:r>
+        <w:rPr>
+          <w:rStyle w:val="Emphasis"/>
+          <w:rFonts w:ascii="Times New Roman" w:hAnsi="Times New Roman"/>
+          <w:i w:val="0"/>
+          <w:szCs w:val="28"/>
+        </w:rPr>
+        <w:t>chỉnh</w:t>
+      </w:r>
+      <w:proofErr w:type="spellEnd"/>
+      <w:r>
+        <w:rPr>
+          <w:rStyle w:val="Emphasis"/>
+          <w:rFonts w:ascii="Times New Roman" w:hAnsi="Times New Roman"/>
+          <w:i w:val="0"/>
+          <w:szCs w:val="28"/>
+        </w:rPr>
+        <w:t xml:space="preserve"> </w:t>
       </w:r>
       <w:r>
         <w:rPr>
@@ -899,12 +2918,126 @@
           <w:lang w:val="vi-VN"/>
         </w:rPr>
       </w:pPr>
-      <w:r>
-        <w:rPr>
-          <w:rFonts w:ascii="Times New Roman" w:hAnsi="Times New Roman"/>
-        </w:rPr>
-        <w:t>Đơn giá thuê trước đàm phán (đồng/tháng): {{OLD_PRICE}} đồng</w:t>
-      </w:r>
+      <w:proofErr w:type="spellStart"/>
+      <w:r>
+        <w:rPr>
+          <w:rFonts w:ascii="Times New Roman" w:hAnsi="Times New Roman"/>
+        </w:rPr>
+        <w:t>Đơn</w:t>
+      </w:r>
+      <w:proofErr w:type="spellEnd"/>
+      <w:r>
+        <w:rPr>
+          <w:rFonts w:ascii="Times New Roman" w:hAnsi="Times New Roman"/>
+        </w:rPr>
+        <w:t xml:space="preserve"> </w:t>
+      </w:r>
+      <w:proofErr w:type="spellStart"/>
+      <w:r>
+        <w:rPr>
+          <w:rFonts w:ascii="Times New Roman" w:hAnsi="Times New Roman"/>
+        </w:rPr>
+        <w:t>giá</w:t>
+      </w:r>
+      <w:proofErr w:type="spellEnd"/>
+      <w:r>
+        <w:rPr>
+          <w:rFonts w:ascii="Times New Roman" w:hAnsi="Times New Roman"/>
+        </w:rPr>
+        <w:t xml:space="preserve"> </w:t>
+      </w:r>
+      <w:proofErr w:type="spellStart"/>
+      <w:r>
+        <w:rPr>
+          <w:rFonts w:ascii="Times New Roman" w:hAnsi="Times New Roman"/>
+        </w:rPr>
+        <w:t>thuê</w:t>
+      </w:r>
+      <w:proofErr w:type="spellEnd"/>
+      <w:r>
+        <w:rPr>
+          <w:rFonts w:ascii="Times New Roman" w:hAnsi="Times New Roman"/>
+        </w:rPr>
+        <w:t xml:space="preserve"> </w:t>
+      </w:r>
+      <w:proofErr w:type="spellStart"/>
+      <w:r>
+        <w:rPr>
+          <w:rFonts w:ascii="Times New Roman" w:hAnsi="Times New Roman"/>
+        </w:rPr>
+        <w:t>trước</w:t>
+      </w:r>
+      <w:proofErr w:type="spellEnd"/>
+      <w:r>
+        <w:rPr>
+          <w:rFonts w:ascii="Times New Roman" w:hAnsi="Times New Roman"/>
+        </w:rPr>
+        <w:t xml:space="preserve"> </w:t>
+      </w:r>
+      <w:proofErr w:type="spellStart"/>
+      <w:r>
+        <w:rPr>
+          <w:rFonts w:ascii="Times New Roman" w:hAnsi="Times New Roman"/>
+        </w:rPr>
+        <w:t>đàm</w:t>
+      </w:r>
+      <w:proofErr w:type="spellEnd"/>
+      <w:r>
+        <w:rPr>
+          <w:rFonts w:ascii="Times New Roman" w:hAnsi="Times New Roman"/>
+        </w:rPr>
+        <w:t xml:space="preserve"> </w:t>
+      </w:r>
+      <w:proofErr w:type="spellStart"/>
+      <w:r>
+        <w:rPr>
+          <w:rFonts w:ascii="Times New Roman" w:hAnsi="Times New Roman"/>
+        </w:rPr>
+        <w:t>phán</w:t>
+      </w:r>
+      <w:proofErr w:type="spellEnd"/>
+      <w:r>
+        <w:rPr>
+          <w:rFonts w:ascii="Times New Roman" w:hAnsi="Times New Roman"/>
+        </w:rPr>
+        <w:t xml:space="preserve"> (</w:t>
+      </w:r>
+      <w:proofErr w:type="spellStart"/>
+      <w:r>
+        <w:rPr>
+          <w:rFonts w:ascii="Times New Roman" w:hAnsi="Times New Roman"/>
+        </w:rPr>
+        <w:t>đồng</w:t>
+      </w:r>
+      <w:proofErr w:type="spellEnd"/>
+      <w:r>
+        <w:rPr>
+          <w:rFonts w:ascii="Times New Roman" w:hAnsi="Times New Roman"/>
+        </w:rPr>
+        <w:t>/</w:t>
+      </w:r>
+      <w:proofErr w:type="spellStart"/>
+      <w:r>
+        <w:rPr>
+          <w:rFonts w:ascii="Times New Roman" w:hAnsi="Times New Roman"/>
+        </w:rPr>
+        <w:t>tháng</w:t>
+      </w:r>
+      <w:proofErr w:type="spellEnd"/>
+      <w:r>
+        <w:rPr>
+          <w:rFonts w:ascii="Times New Roman" w:hAnsi="Times New Roman"/>
+        </w:rPr>
+        <w:t xml:space="preserve">): {{OLD_PRICE}} </w:t>
+      </w:r>
+      <w:proofErr w:type="spellStart"/>
+      <w:r>
+        <w:rPr>
+          <w:rFonts w:ascii="Times New Roman" w:hAnsi="Times New Roman"/>
+        </w:rPr>
+        <w:t>đồng</w:t>
+      </w:r>
+      <w:proofErr w:type="spellEnd"/>
     </w:p>
     <w:p>
       <w:pPr>
@@ -921,12 +3054,126 @@
           <w:szCs w:val="28"/>
         </w:rPr>
       </w:pPr>
-      <w:r>
-        <w:rPr>
-          <w:rFonts w:ascii="Times New Roman" w:hAnsi="Times New Roman"/>
-        </w:rPr>
-        <w:t>Đơn giá thuê sau đàm phán (đồng/tháng): {{NEW_PRICE}} đồng</w:t>
-      </w:r>
+      <w:proofErr w:type="spellStart"/>
+      <w:r>
+        <w:rPr>
+          <w:rFonts w:ascii="Times New Roman" w:hAnsi="Times New Roman"/>
+        </w:rPr>
+        <w:t>Đơn</w:t>
+      </w:r>
+      <w:proofErr w:type="spellEnd"/>
+      <w:r>
+        <w:rPr>
+          <w:rFonts w:ascii="Times New Roman" w:hAnsi="Times New Roman"/>
+        </w:rPr>
+        <w:t xml:space="preserve"> </w:t>
+      </w:r>
+      <w:proofErr w:type="spellStart"/>
+      <w:r>
+        <w:rPr>
+          <w:rFonts w:ascii="Times New Roman" w:hAnsi="Times New Roman"/>
+        </w:rPr>
+        <w:t>giá</w:t>
+      </w:r>
+      <w:proofErr w:type="spellEnd"/>
+      <w:r>
+        <w:rPr>
+          <w:rFonts w:ascii="Times New Roman" w:hAnsi="Times New Roman"/>
+        </w:rPr>
+        <w:t xml:space="preserve"> </w:t>
+      </w:r>
+      <w:proofErr w:type="spellStart"/>
+      <w:r>
+        <w:rPr>
+          <w:rFonts w:ascii="Times New Roman" w:hAnsi="Times New Roman"/>
+        </w:rPr>
+        <w:t>thuê</w:t>
+      </w:r>
+      <w:proofErr w:type="spellEnd"/>
+      <w:r>
+        <w:rPr>
+          <w:rFonts w:ascii="Times New Roman" w:hAnsi="Times New Roman"/>
+        </w:rPr>
+        <w:t xml:space="preserve"> </w:t>
+      </w:r>
+      <w:proofErr w:type="spellStart"/>
+      <w:r>
+        <w:rPr>
+          <w:rFonts w:ascii="Times New Roman" w:hAnsi="Times New Roman"/>
+        </w:rPr>
+        <w:t>sau</w:t>
+      </w:r>
+      <w:proofErr w:type="spellEnd"/>
+      <w:r>
+        <w:rPr>
+          <w:rFonts w:ascii="Times New Roman" w:hAnsi="Times New Roman"/>
+        </w:rPr>
+        <w:t xml:space="preserve"> </w:t>
+      </w:r>
+      <w:proofErr w:type="spellStart"/>
+      <w:r>
+        <w:rPr>
+          <w:rFonts w:ascii="Times New Roman" w:hAnsi="Times New Roman"/>
+        </w:rPr>
+        <w:t>đàm</w:t>
+      </w:r>
+      <w:proofErr w:type="spellEnd"/>
+      <w:r>
+        <w:rPr>
+          <w:rFonts w:ascii="Times New Roman" w:hAnsi="Times New Roman"/>
+        </w:rPr>
+        <w:t xml:space="preserve"> </w:t>
+      </w:r>
+      <w:proofErr w:type="spellStart"/>
+      <w:r>
+        <w:rPr>
+          <w:rFonts w:ascii="Times New Roman" w:hAnsi="Times New Roman"/>
+        </w:rPr>
+        <w:t>phán</w:t>
+      </w:r>
+      <w:proofErr w:type="spellEnd"/>
+      <w:r>
+        <w:rPr>
+          <w:rFonts w:ascii="Times New Roman" w:hAnsi="Times New Roman"/>
+        </w:rPr>
+        <w:t xml:space="preserve"> (</w:t>
+      </w:r>
+      <w:proofErr w:type="spellStart"/>
+      <w:r>
+        <w:rPr>
+          <w:rFonts w:ascii="Times New Roman" w:hAnsi="Times New Roman"/>
+        </w:rPr>
+        <w:t>đồng</w:t>
+      </w:r>
+      <w:proofErr w:type="spellEnd"/>
+      <w:r>
+        <w:rPr>
+          <w:rFonts w:ascii="Times New Roman" w:hAnsi="Times New Roman"/>
+        </w:rPr>
+        <w:t>/</w:t>
+      </w:r>
+      <w:proofErr w:type="spellStart"/>
+      <w:r>
+        <w:rPr>
+          <w:rFonts w:ascii="Times New Roman" w:hAnsi="Times New Roman"/>
+        </w:rPr>
+        <w:t>tháng</w:t>
+      </w:r>
+      <w:proofErr w:type="spellEnd"/>
+      <w:r>
+        <w:rPr>
+          <w:rFonts w:ascii="Times New Roman" w:hAnsi="Times New Roman"/>
+        </w:rPr>
+        <w:t xml:space="preserve">): {{NEW_PRICE}} </w:t>
+      </w:r>
+      <w:proofErr w:type="spellStart"/>
+      <w:r>
+        <w:rPr>
+          <w:rFonts w:ascii="Times New Roman" w:hAnsi="Times New Roman"/>
+        </w:rPr>
+        <w:t>đồng</w:t>
+      </w:r>
+      <w:proofErr w:type="spellEnd"/>
     </w:p>
     <w:p>
       <w:pPr>
@@ -1006,6 +3253,7 @@
                 <w:szCs w:val="28"/>
               </w:rPr>
             </w:pPr>
+            <w:proofErr w:type="spellStart"/>
             <w:r>
               <w:rPr>
                 <w:rFonts w:ascii="Times New Roman" w:hAnsi="Times New Roman"/>
@@ -1013,9 +3261,29 @@
                 <w:bCs/>
                 <w:szCs w:val="28"/>
               </w:rPr>
-              <w:lastRenderedPageBreak/>
-              <w:t>Hạng mục</w:t>
-            </w:r>
+              <w:t>Hạng</w:t>
+            </w:r>
+            <w:proofErr w:type="spellEnd"/>
+            <w:r>
+              <w:rPr>
+                <w:rFonts w:ascii="Times New Roman" w:hAnsi="Times New Roman"/>
+                <w:b/>
+                <w:bCs/>
+                <w:szCs w:val="28"/>
+              </w:rPr>
+              <w:t xml:space="preserve"> </w:t>
+            </w:r>
+            <w:proofErr w:type="spellStart"/>
+            <w:r>
+              <w:rPr>
+                <w:rFonts w:ascii="Times New Roman" w:hAnsi="Times New Roman"/>
+                <w:b/>
+                <w:bCs/>
+                <w:szCs w:val="28"/>
+              </w:rPr>
+              <w:t>mục</w:t>
+            </w:r>
+            <w:proofErr w:type="spellEnd"/>
           </w:p>
         </w:tc>
         <w:tc>
@@ -1035,6 +3303,7 @@
                 <w:szCs w:val="28"/>
               </w:rPr>
             </w:pPr>
+            <w:proofErr w:type="spellStart"/>
             <w:r>
               <w:rPr>
                 <w:rFonts w:ascii="Times New Roman" w:hAnsi="Times New Roman"/>
@@ -1042,7 +3311,77 @@
                 <w:bCs/>
                 <w:szCs w:val="28"/>
               </w:rPr>
-              <w:t>Giá quy định theo QĐ 02/QĐ-HĐTV</w:t>
+              <w:t>Giá</w:t>
+            </w:r>
+            <w:proofErr w:type="spellEnd"/>
+            <w:r>
+              <w:rPr>
+                <w:rFonts w:ascii="Times New Roman" w:hAnsi="Times New Roman"/>
+                <w:b/>
+                <w:bCs/>
+                <w:szCs w:val="28"/>
+              </w:rPr>
+              <w:t xml:space="preserve"> </w:t>
+            </w:r>
+            <w:proofErr w:type="spellStart"/>
+            <w:r>
+              <w:rPr>
+                <w:rFonts w:ascii="Times New Roman" w:hAnsi="Times New Roman"/>
+                <w:b/>
+                <w:bCs/>
+                <w:szCs w:val="28"/>
+              </w:rPr>
+              <w:t>quy</w:t>
+            </w:r>
+            <w:proofErr w:type="spellEnd"/>
+            <w:r>
+              <w:rPr>
+                <w:rFonts w:ascii="Times New Roman" w:hAnsi="Times New Roman"/>
+                <w:b/>
+                <w:bCs/>
+                <w:szCs w:val="28"/>
+              </w:rPr>
+              <w:t xml:space="preserve"> </w:t>
+            </w:r>
+            <w:proofErr w:type="spellStart"/>
+            <w:r>
+              <w:rPr>
+                <w:rFonts w:ascii="Times New Roman" w:hAnsi="Times New Roman"/>
+                <w:b/>
+                <w:bCs/>
+                <w:szCs w:val="28"/>
+              </w:rPr>
+              <w:t>định</w:t>
+            </w:r>
+            <w:proofErr w:type="spellEnd"/>
+            <w:r>
+              <w:rPr>
+                <w:rFonts w:ascii="Times New Roman" w:hAnsi="Times New Roman"/>
+                <w:b/>
+                <w:bCs/>
+                <w:szCs w:val="28"/>
+              </w:rPr>
+              <w:t xml:space="preserve"> </w:t>
+            </w:r>
+            <w:proofErr w:type="spellStart"/>
+            <w:r>
+              <w:rPr>
+                <w:rFonts w:ascii="Times New Roman" w:hAnsi="Times New Roman"/>
+                <w:b/>
+                <w:bCs/>
+                <w:szCs w:val="28"/>
+              </w:rPr>
+              <w:t>theo</w:t>
+            </w:r>
+            <w:proofErr w:type="spellEnd"/>
+            <w:r>
+              <w:rPr>
+                <w:rFonts w:ascii="Times New Roman" w:hAnsi="Times New Roman"/>
+                <w:b/>
+                <w:bCs/>
+                <w:szCs w:val="28"/>
+              </w:rPr>
+              <w:t xml:space="preserve"> QĐ 02/QĐ-HĐTV</w:t>
             </w:r>
           </w:p>
         </w:tc>
@@ -1063,6 +3402,7 @@
                 <w:szCs w:val="28"/>
               </w:rPr>
             </w:pPr>
+            <w:proofErr w:type="spellStart"/>
             <w:r>
               <w:rPr>
                 <w:rFonts w:ascii="Times New Roman" w:hAnsi="Times New Roman"/>
@@ -1070,7 +3410,117 @@
                 <w:bCs/>
                 <w:szCs w:val="28"/>
               </w:rPr>
-              <w:t>Giá quy định theo văn bản 1245/D01-B1-B4</w:t>
+              <w:t>Giá</w:t>
+            </w:r>
+            <w:proofErr w:type="spellEnd"/>
+            <w:r>
+              <w:rPr>
+                <w:rFonts w:ascii="Times New Roman" w:hAnsi="Times New Roman"/>
+                <w:b/>
+                <w:bCs/>
+                <w:szCs w:val="28"/>
+              </w:rPr>
+              <w:t xml:space="preserve"> </w:t>
+            </w:r>
+            <w:proofErr w:type="spellStart"/>
+            <w:r>
+              <w:rPr>
+                <w:rFonts w:ascii="Times New Roman" w:hAnsi="Times New Roman"/>
+                <w:b/>
+                <w:bCs/>
+                <w:szCs w:val="28"/>
+              </w:rPr>
+              <w:t>quy</w:t>
+            </w:r>
+            <w:proofErr w:type="spellEnd"/>
+            <w:r>
+              <w:rPr>
+                <w:rFonts w:ascii="Times New Roman" w:hAnsi="Times New Roman"/>
+                <w:b/>
+                <w:bCs/>
+                <w:szCs w:val="28"/>
+              </w:rPr>
+              <w:t xml:space="preserve"> </w:t>
+            </w:r>
+            <w:proofErr w:type="spellStart"/>
+            <w:r>
+              <w:rPr>
+                <w:rFonts w:ascii="Times New Roman" w:hAnsi="Times New Roman"/>
+                <w:b/>
+                <w:bCs/>
+                <w:szCs w:val="28"/>
+              </w:rPr>
+              <w:t>định</w:t>
+            </w:r>
+            <w:proofErr w:type="spellEnd"/>
+            <w:r>
+              <w:rPr>
+                <w:rFonts w:ascii="Times New Roman" w:hAnsi="Times New Roman"/>
+                <w:b/>
+                <w:bCs/>
+                <w:szCs w:val="28"/>
+              </w:rPr>
+              <w:t xml:space="preserve"> </w:t>
+            </w:r>
+            <w:proofErr w:type="spellStart"/>
+            <w:r>
+              <w:rPr>
+                <w:rFonts w:ascii="Times New Roman" w:hAnsi="Times New Roman"/>
+                <w:b/>
+                <w:bCs/>
+                <w:szCs w:val="28"/>
+              </w:rPr>
+              <w:t>theo</w:t>
+            </w:r>
+            <w:proofErr w:type="spellEnd"/>
+            <w:r>
+              <w:rPr>
+                <w:rFonts w:ascii="Times New Roman" w:hAnsi="Times New Roman"/>
+                <w:b/>
+                <w:bCs/>
+                <w:szCs w:val="28"/>
+              </w:rPr>
+              <w:t xml:space="preserve"> </w:t>
+            </w:r>
+            <w:proofErr w:type="spellStart"/>
+            <w:r>
+              <w:rPr>
+                <w:rFonts w:ascii="Times New Roman" w:hAnsi="Times New Roman"/>
+                <w:b/>
+                <w:bCs/>
+                <w:szCs w:val="28"/>
+              </w:rPr>
+              <w:t>văn</w:t>
+            </w:r>
+            <w:proofErr w:type="spellEnd"/>
+            <w:r>
+              <w:rPr>
+                <w:rFonts w:ascii="Times New Roman" w:hAnsi="Times New Roman"/>
+                <w:b/>
+                <w:bCs/>
+                <w:szCs w:val="28"/>
+              </w:rPr>
+              <w:t xml:space="preserve"> </w:t>
+            </w:r>
+            <w:proofErr w:type="spellStart"/>
+            <w:r>
+              <w:rPr>
+                <w:rFonts w:ascii="Times New Roman" w:hAnsi="Times New Roman"/>
+                <w:b/>
+                <w:bCs/>
+                <w:szCs w:val="28"/>
+              </w:rPr>
+              <w:t>bản</w:t>
+            </w:r>
+            <w:proofErr w:type="spellEnd"/>
+            <w:r>
+              <w:rPr>
+                <w:rFonts w:ascii="Times New Roman" w:hAnsi="Times New Roman"/>
+                <w:b/>
+                <w:bCs/>
+                <w:szCs w:val="28"/>
+              </w:rPr>
+              <w:t xml:space="preserve"> 1245/D01-B1-B4</w:t>
             </w:r>
           </w:p>
         </w:tc>
@@ -1090,6 +3540,7 @@
                 <w:szCs w:val="28"/>
               </w:rPr>
             </w:pPr>
+            <w:proofErr w:type="spellStart"/>
             <w:r>
               <w:rPr>
                 <w:rFonts w:ascii="Times New Roman" w:hAnsi="Times New Roman"/>
@@ -1097,8 +3548,71 @@
                 <w:bCs/>
                 <w:szCs w:val="28"/>
               </w:rPr>
-              <w:t>Giảm trừ  dùng chung</w:t>
-            </w:r>
+              <w:t>Giảm</w:t>
+            </w:r>
+            <w:proofErr w:type="spellEnd"/>
+            <w:r>
+              <w:rPr>
+                <w:rFonts w:ascii="Times New Roman" w:hAnsi="Times New Roman"/>
+                <w:b/>
+                <w:bCs/>
+                <w:szCs w:val="28"/>
+              </w:rPr>
+              <w:t xml:space="preserve"> </w:t>
+            </w:r>
+            <w:proofErr w:type="spellStart"/>
+            <w:proofErr w:type="gramStart"/>
+            <w:r>
+              <w:rPr>
+                <w:rFonts w:ascii="Times New Roman" w:hAnsi="Times New Roman"/>
+                <w:b/>
+                <w:bCs/>
+                <w:szCs w:val="28"/>
+              </w:rPr>
+              <w:t>trừ</w:t>
+            </w:r>
+            <w:proofErr w:type="spellEnd"/>
+            <w:r>
+              <w:rPr>
+                <w:rFonts w:ascii="Times New Roman" w:hAnsi="Times New Roman"/>
+                <w:b/>
+                <w:bCs/>
+                <w:szCs w:val="28"/>
+              </w:rPr>
+              <w:t xml:space="preserve">  </w:t>
+            </w:r>
+            <w:proofErr w:type="spellStart"/>
+            <w:r>
+              <w:rPr>
+                <w:rFonts w:ascii="Times New Roman" w:hAnsi="Times New Roman"/>
+                <w:b/>
+                <w:bCs/>
+                <w:szCs w:val="28"/>
+              </w:rPr>
+              <w:t>dùng</w:t>
+            </w:r>
+            <w:proofErr w:type="spellEnd"/>
+            <w:proofErr w:type="gramEnd"/>
+            <w:r>
+              <w:rPr>
+                <w:rFonts w:ascii="Times New Roman" w:hAnsi="Times New Roman"/>
+                <w:b/>
+                <w:bCs/>
+                <w:szCs w:val="28"/>
+              </w:rPr>
+              <w:t xml:space="preserve"> </w:t>
+            </w:r>
+            <w:proofErr w:type="spellStart"/>
+            <w:r>
+              <w:rPr>
+                <w:rFonts w:ascii="Times New Roman" w:hAnsi="Times New Roman"/>
+                <w:b/>
+                <w:bCs/>
+                <w:szCs w:val="28"/>
+              </w:rPr>
+              <w:t>chung</w:t>
+            </w:r>
+            <w:proofErr w:type="spellEnd"/>
           </w:p>
         </w:tc>
         <w:tc>
@@ -1117,6 +3631,7 @@
                 <w:szCs w:val="28"/>
               </w:rPr>
             </w:pPr>
+            <w:proofErr w:type="spellStart"/>
             <w:r>
               <w:rPr>
                 <w:rFonts w:ascii="Times New Roman" w:hAnsi="Times New Roman"/>
@@ -1124,8 +3639,29 @@
                 <w:bCs/>
                 <w:szCs w:val="28"/>
               </w:rPr>
-              <w:t>Giá thuê</w:t>
-            </w:r>
+              <w:t>Giá</w:t>
+            </w:r>
+            <w:proofErr w:type="spellEnd"/>
+            <w:r>
+              <w:rPr>
+                <w:rFonts w:ascii="Times New Roman" w:hAnsi="Times New Roman"/>
+                <w:b/>
+                <w:bCs/>
+                <w:szCs w:val="28"/>
+              </w:rPr>
+              <w:t xml:space="preserve"> </w:t>
+            </w:r>
+            <w:proofErr w:type="spellStart"/>
+            <w:r>
+              <w:rPr>
+                <w:rFonts w:ascii="Times New Roman" w:hAnsi="Times New Roman"/>
+                <w:b/>
+                <w:bCs/>
+                <w:szCs w:val="28"/>
+              </w:rPr>
+              <w:t>thuê</w:t>
+            </w:r>
+            <w:proofErr w:type="spellEnd"/>
           </w:p>
           <w:p>
             <w:pPr>
@@ -1145,7 +3681,47 @@
                 <w:bCs/>
                 <w:szCs w:val="28"/>
               </w:rPr>
-              <w:t>(đồng/tháng)</w:t>
+              <w:t>(</w:t>
+            </w:r>
+            <w:proofErr w:type="spellStart"/>
+            <w:r>
+              <w:rPr>
+                <w:rFonts w:ascii="Times New Roman" w:hAnsi="Times New Roman"/>
+                <w:b/>
+                <w:bCs/>
+                <w:szCs w:val="28"/>
+              </w:rPr>
+              <w:t>đồng</w:t>
+            </w:r>
+            <w:proofErr w:type="spellEnd"/>
+            <w:r>
+              <w:rPr>
+                <w:rFonts w:ascii="Times New Roman" w:hAnsi="Times New Roman"/>
+                <w:b/>
+                <w:bCs/>
+                <w:szCs w:val="28"/>
+              </w:rPr>
+              <w:t>/</w:t>
+            </w:r>
+            <w:proofErr w:type="spellStart"/>
+            <w:r>
+              <w:rPr>
+                <w:rFonts w:ascii="Times New Roman" w:hAnsi="Times New Roman"/>
+                <w:b/>
+                <w:bCs/>
+                <w:szCs w:val="28"/>
+              </w:rPr>
+              <w:t>tháng</w:t>
+            </w:r>
+            <w:proofErr w:type="spellEnd"/>
+            <w:r>
+              <w:rPr>
+                <w:rFonts w:ascii="Times New Roman" w:hAnsi="Times New Roman"/>
+                <w:b/>
+                <w:bCs/>
+                <w:szCs w:val="28"/>
+              </w:rPr>
+              <w:t>)</w:t>
             </w:r>
           </w:p>
         </w:tc>
@@ -1166,6 +3742,7 @@
                 <w:szCs w:val="28"/>
               </w:rPr>
             </w:pPr>
+            <w:proofErr w:type="spellStart"/>
             <w:r>
               <w:rPr>
                 <w:rFonts w:ascii="Times New Roman" w:hAnsi="Times New Roman"/>
@@ -1173,8 +3750,129 @@
                 <w:bCs/>
                 <w:szCs w:val="28"/>
               </w:rPr>
-              <w:t>Tỷ lệ vượt giá so với quy định</w:t>
-            </w:r>
+              <w:t>Tỷ</w:t>
+            </w:r>
+            <w:proofErr w:type="spellEnd"/>
+            <w:r>
+              <w:rPr>
+                <w:rFonts w:ascii="Times New Roman" w:hAnsi="Times New Roman"/>
+                <w:b/>
+                <w:bCs/>
+                <w:szCs w:val="28"/>
+              </w:rPr>
+              <w:t xml:space="preserve"> </w:t>
+            </w:r>
+            <w:proofErr w:type="spellStart"/>
+            <w:r>
+              <w:rPr>
+                <w:rFonts w:ascii="Times New Roman" w:hAnsi="Times New Roman"/>
+                <w:b/>
+                <w:bCs/>
+                <w:szCs w:val="28"/>
+              </w:rPr>
+              <w:t>lệ</w:t>
+            </w:r>
+            <w:proofErr w:type="spellEnd"/>
+            <w:r>
+              <w:rPr>
+                <w:rFonts w:ascii="Times New Roman" w:hAnsi="Times New Roman"/>
+                <w:b/>
+                <w:bCs/>
+                <w:szCs w:val="28"/>
+              </w:rPr>
+              <w:t xml:space="preserve"> </w:t>
+            </w:r>
+            <w:proofErr w:type="spellStart"/>
+            <w:r>
+              <w:rPr>
+                <w:rFonts w:ascii="Times New Roman" w:hAnsi="Times New Roman"/>
+                <w:b/>
+                <w:bCs/>
+                <w:szCs w:val="28"/>
+              </w:rPr>
+              <w:t>vượt</w:t>
+            </w:r>
+            <w:proofErr w:type="spellEnd"/>
+            <w:r>
+              <w:rPr>
+                <w:rFonts w:ascii="Times New Roman" w:hAnsi="Times New Roman"/>
+                <w:b/>
+                <w:bCs/>
+                <w:szCs w:val="28"/>
+              </w:rPr>
+              <w:t xml:space="preserve"> </w:t>
+            </w:r>
+            <w:proofErr w:type="spellStart"/>
+            <w:r>
+              <w:rPr>
+                <w:rFonts w:ascii="Times New Roman" w:hAnsi="Times New Roman"/>
+                <w:b/>
+                <w:bCs/>
+                <w:szCs w:val="28"/>
+              </w:rPr>
+              <w:t>giá</w:t>
+            </w:r>
+            <w:proofErr w:type="spellEnd"/>
+            <w:r>
+              <w:rPr>
+                <w:rFonts w:ascii="Times New Roman" w:hAnsi="Times New Roman"/>
+                <w:b/>
+                <w:bCs/>
+                <w:szCs w:val="28"/>
+              </w:rPr>
+              <w:t xml:space="preserve"> so </w:t>
+            </w:r>
+            <w:proofErr w:type="spellStart"/>
+            <w:r>
+              <w:rPr>
+                <w:rFonts w:ascii="Times New Roman" w:hAnsi="Times New Roman"/>
+                <w:b/>
+                <w:bCs/>
+                <w:szCs w:val="28"/>
+              </w:rPr>
+              <w:t>với</w:t>
+            </w:r>
+            <w:proofErr w:type="spellEnd"/>
+            <w:r>
+              <w:rPr>
+                <w:rFonts w:ascii="Times New Roman" w:hAnsi="Times New Roman"/>
+                <w:b/>
+                <w:bCs/>
+                <w:szCs w:val="28"/>
+              </w:rPr>
+              <w:t xml:space="preserve"> </w:t>
+            </w:r>
+            <w:proofErr w:type="spellStart"/>
+            <w:r>
+              <w:rPr>
+                <w:rFonts w:ascii="Times New Roman" w:hAnsi="Times New Roman"/>
+                <w:b/>
+                <w:bCs/>
+                <w:szCs w:val="28"/>
+              </w:rPr>
+              <w:t>quy</w:t>
+            </w:r>
+            <w:proofErr w:type="spellEnd"/>
+            <w:r>
+              <w:rPr>
+                <w:rFonts w:ascii="Times New Roman" w:hAnsi="Times New Roman"/>
+                <w:b/>
+                <w:bCs/>
+                <w:szCs w:val="28"/>
+              </w:rPr>
+              <w:t xml:space="preserve"> </w:t>
+            </w:r>
+            <w:proofErr w:type="spellStart"/>
+            <w:r>
+              <w:rPr>
+                <w:rFonts w:ascii="Times New Roman" w:hAnsi="Times New Roman"/>
+                <w:b/>
+                <w:bCs/>
+                <w:szCs w:val="28"/>
+              </w:rPr>
+              <w:t>định</w:t>
+            </w:r>
+            <w:proofErr w:type="spellEnd"/>
           </w:p>
         </w:tc>
       </w:tr>
@@ -1198,13 +3896,32 @@
                 <w:szCs w:val="28"/>
               </w:rPr>
             </w:pPr>
+            <w:proofErr w:type="spellStart"/>
             <w:r>
               <w:rPr>
                 <w:rFonts w:ascii="Times New Roman" w:hAnsi="Times New Roman"/>
                 <w:szCs w:val="28"/>
               </w:rPr>
-              <w:t>Mặt bằng</w:t>
-            </w:r>
+              <w:lastRenderedPageBreak/>
+              <w:t>Mặt</w:t>
+            </w:r>
+            <w:proofErr w:type="spellEnd"/>
+            <w:r>
+              <w:rPr>
+                <w:rFonts w:ascii="Times New Roman" w:hAnsi="Times New Roman"/>
+                <w:szCs w:val="28"/>
+              </w:rPr>
+              <w:t xml:space="preserve"> </w:t>
+            </w:r>
+            <w:proofErr w:type="spellStart"/>
+            <w:r>
+              <w:rPr>
+                <w:rFonts w:ascii="Times New Roman" w:hAnsi="Times New Roman"/>
+                <w:szCs w:val="28"/>
+              </w:rPr>
+              <w:t>bằng</w:t>
+            </w:r>
+            <w:proofErr w:type="spellEnd"/>
           </w:p>
         </w:tc>
         <w:tc>
@@ -1322,12 +4039,21 @@
                 <w:szCs w:val="28"/>
               </w:rPr>
             </w:pPr>
+            <w:proofErr w:type="spellStart"/>
             <w:r>
               <w:rPr>
                 <w:rFonts w:ascii="Times New Roman" w:hAnsi="Times New Roman"/>
                 <w:szCs w:val="28"/>
               </w:rPr>
-              <w:t>Phòng MFĐ</w:t>
+              <w:t>Phòng</w:t>
+            </w:r>
+            <w:proofErr w:type="spellEnd"/>
+            <w:r>
+              <w:rPr>
+                <w:rFonts w:ascii="Times New Roman" w:hAnsi="Times New Roman"/>
+                <w:szCs w:val="28"/>
+              </w:rPr>
+              <w:t xml:space="preserve"> MFĐ</w:t>
             </w:r>
           </w:p>
         </w:tc>
@@ -1446,12 +4172,37 @@
                 <w:szCs w:val="28"/>
               </w:rPr>
             </w:pPr>
+            <w:proofErr w:type="spellStart"/>
             <w:r>
               <w:rPr>
                 <w:rFonts w:ascii="Times New Roman" w:hAnsi="Times New Roman"/>
                 <w:szCs w:val="28"/>
               </w:rPr>
-              <w:t>Cột anten &gt;35m</w:t>
+              <w:t>Cột</w:t>
+            </w:r>
+            <w:proofErr w:type="spellEnd"/>
+            <w:r>
+              <w:rPr>
+                <w:rFonts w:ascii="Times New Roman" w:hAnsi="Times New Roman"/>
+                <w:szCs w:val="28"/>
+              </w:rPr>
+              <w:t xml:space="preserve"> </w:t>
+            </w:r>
+            <w:proofErr w:type="spellStart"/>
+            <w:r>
+              <w:rPr>
+                <w:rFonts w:ascii="Times New Roman" w:hAnsi="Times New Roman"/>
+                <w:szCs w:val="28"/>
+              </w:rPr>
+              <w:t>anten</w:t>
+            </w:r>
+            <w:proofErr w:type="spellEnd"/>
+            <w:r>
+              <w:rPr>
+                <w:rFonts w:ascii="Times New Roman" w:hAnsi="Times New Roman"/>
+                <w:szCs w:val="28"/>
+              </w:rPr>
+              <w:t xml:space="preserve"> &gt;35m</w:t>
             </w:r>
           </w:p>
         </w:tc>
@@ -1579,13 +4330,63 @@
                 <w:szCs w:val="28"/>
               </w:rPr>
             </w:pPr>
+            <w:proofErr w:type="spellStart"/>
             <w:r>
               <w:rPr>
                 <w:rFonts w:ascii="Times New Roman" w:hAnsi="Times New Roman"/>
                 <w:szCs w:val="28"/>
               </w:rPr>
-              <w:t>Phòng máy mặt đất</w:t>
-            </w:r>
+              <w:t>Phòng</w:t>
+            </w:r>
+            <w:proofErr w:type="spellEnd"/>
+            <w:r>
+              <w:rPr>
+                <w:rFonts w:ascii="Times New Roman" w:hAnsi="Times New Roman"/>
+                <w:szCs w:val="28"/>
+              </w:rPr>
+              <w:t xml:space="preserve"> </w:t>
+            </w:r>
+            <w:proofErr w:type="spellStart"/>
+            <w:r>
+              <w:rPr>
+                <w:rFonts w:ascii="Times New Roman" w:hAnsi="Times New Roman"/>
+                <w:szCs w:val="28"/>
+              </w:rPr>
+              <w:t>máy</w:t>
+            </w:r>
+            <w:proofErr w:type="spellEnd"/>
+            <w:r>
+              <w:rPr>
+                <w:rFonts w:ascii="Times New Roman" w:hAnsi="Times New Roman"/>
+                <w:szCs w:val="28"/>
+              </w:rPr>
+              <w:t xml:space="preserve"> </w:t>
+            </w:r>
+            <w:proofErr w:type="spellStart"/>
+            <w:r>
+              <w:rPr>
+                <w:rFonts w:ascii="Times New Roman" w:hAnsi="Times New Roman"/>
+                <w:szCs w:val="28"/>
+              </w:rPr>
+              <w:t>mặt</w:t>
+            </w:r>
+            <w:proofErr w:type="spellEnd"/>
+            <w:r>
+              <w:rPr>
+                <w:rFonts w:ascii="Times New Roman" w:hAnsi="Times New Roman"/>
+                <w:szCs w:val="28"/>
+              </w:rPr>
+              <w:t xml:space="preserve"> </w:t>
+            </w:r>
+            <w:proofErr w:type="spellStart"/>
+            <w:r>
+              <w:rPr>
+                <w:rFonts w:ascii="Times New Roman" w:hAnsi="Times New Roman"/>
+                <w:szCs w:val="28"/>
+              </w:rPr>
+              <w:t>đất</w:t>
+            </w:r>
+            <w:proofErr w:type="spellEnd"/>
           </w:p>
         </w:tc>
         <w:tc>
@@ -1702,6 +4503,7 @@
                 <w:szCs w:val="28"/>
               </w:rPr>
             </w:pPr>
+            <w:proofErr w:type="spellStart"/>
             <w:r>
               <w:rPr>
                 <w:rFonts w:ascii="Times New Roman" w:hAnsi="Times New Roman"/>
@@ -1709,8 +4511,29 @@
                 <w:bCs/>
                 <w:szCs w:val="28"/>
               </w:rPr>
-              <w:t>Tổng cộng</w:t>
-            </w:r>
+              <w:t>Tổng</w:t>
+            </w:r>
+            <w:proofErr w:type="spellEnd"/>
+            <w:r>
+              <w:rPr>
+                <w:rFonts w:ascii="Times New Roman" w:hAnsi="Times New Roman"/>
+                <w:b/>
+                <w:bCs/>
+                <w:szCs w:val="28"/>
+              </w:rPr>
+              <w:t xml:space="preserve"> </w:t>
+            </w:r>
+            <w:proofErr w:type="spellStart"/>
+            <w:r>
+              <w:rPr>
+                <w:rFonts w:ascii="Times New Roman" w:hAnsi="Times New Roman"/>
+                <w:b/>
+                <w:bCs/>
+                <w:szCs w:val="28"/>
+              </w:rPr>
+              <w:t>cộng</w:t>
+            </w:r>
+            <w:proofErr w:type="spellEnd"/>
           </w:p>
         </w:tc>
         <w:tc>
@@ -1792,12 +4615,140 @@
           <w:lang w:val="vi-VN"/>
         </w:rPr>
       </w:pPr>
-      <w:r>
-        <w:rPr>
-          <w:rFonts w:ascii="Times New Roman" w:hAnsi="Times New Roman"/>
-        </w:rPr>
-        <w:t>Thời gian áp dụng giá thuê mới: Kể từ ngày</w:t>
-      </w:r>
+      <w:proofErr w:type="spellStart"/>
+      <w:r>
+        <w:rPr>
+          <w:rFonts w:ascii="Times New Roman" w:hAnsi="Times New Roman"/>
+        </w:rPr>
+        <w:t>Thời</w:t>
+      </w:r>
+      <w:proofErr w:type="spellEnd"/>
+      <w:r>
+        <w:rPr>
+          <w:rFonts w:ascii="Times New Roman" w:hAnsi="Times New Roman"/>
+        </w:rPr>
+        <w:t xml:space="preserve"> </w:t>
+      </w:r>
+      <w:proofErr w:type="spellStart"/>
+      <w:r>
+        <w:rPr>
+          <w:rFonts w:ascii="Times New Roman" w:hAnsi="Times New Roman"/>
+        </w:rPr>
+        <w:t>gian</w:t>
+      </w:r>
+      <w:proofErr w:type="spellEnd"/>
+      <w:r>
+        <w:rPr>
+          <w:rFonts w:ascii="Times New Roman" w:hAnsi="Times New Roman"/>
+        </w:rPr>
+        <w:t xml:space="preserve"> </w:t>
+      </w:r>
+      <w:proofErr w:type="spellStart"/>
+      <w:r>
+        <w:rPr>
+          <w:rFonts w:ascii="Times New Roman" w:hAnsi="Times New Roman"/>
+        </w:rPr>
+        <w:t>áp</w:t>
+      </w:r>
+      <w:proofErr w:type="spellEnd"/>
+      <w:r>
+        <w:rPr>
+          <w:rFonts w:ascii="Times New Roman" w:hAnsi="Times New Roman"/>
+        </w:rPr>
+        <w:t xml:space="preserve"> </w:t>
+      </w:r>
+      <w:proofErr w:type="spellStart"/>
+      <w:r>
+        <w:rPr>
+          <w:rFonts w:ascii="Times New Roman" w:hAnsi="Times New Roman"/>
+        </w:rPr>
+        <w:t>dụng</w:t>
+      </w:r>
+      <w:proofErr w:type="spellEnd"/>
+      <w:r>
+        <w:rPr>
+          <w:rFonts w:ascii="Times New Roman" w:hAnsi="Times New Roman"/>
+        </w:rPr>
+        <w:t xml:space="preserve"> </w:t>
+      </w:r>
+      <w:proofErr w:type="spellStart"/>
+      <w:r>
+        <w:rPr>
+          <w:rFonts w:ascii="Times New Roman" w:hAnsi="Times New Roman"/>
+        </w:rPr>
+        <w:t>giá</w:t>
+      </w:r>
+      <w:proofErr w:type="spellEnd"/>
+      <w:r>
+        <w:rPr>
+          <w:rFonts w:ascii="Times New Roman" w:hAnsi="Times New Roman"/>
+        </w:rPr>
+        <w:t xml:space="preserve"> </w:t>
+      </w:r>
+      <w:proofErr w:type="spellStart"/>
+      <w:r>
+        <w:rPr>
+          <w:rFonts w:ascii="Times New Roman" w:hAnsi="Times New Roman"/>
+        </w:rPr>
+        <w:t>thuê</w:t>
+      </w:r>
+      <w:proofErr w:type="spellEnd"/>
+      <w:r>
+        <w:rPr>
+          <w:rFonts w:ascii="Times New Roman" w:hAnsi="Times New Roman"/>
+        </w:rPr>
+        <w:t xml:space="preserve"> </w:t>
+      </w:r>
+      <w:proofErr w:type="spellStart"/>
+      <w:r>
+        <w:rPr>
+          <w:rFonts w:ascii="Times New Roman" w:hAnsi="Times New Roman"/>
+        </w:rPr>
+        <w:t>mới</w:t>
+      </w:r>
+      <w:proofErr w:type="spellEnd"/>
+      <w:r>
+        <w:rPr>
+          <w:rFonts w:ascii="Times New Roman" w:hAnsi="Times New Roman"/>
+        </w:rPr>
+        <w:t xml:space="preserve">: </w:t>
+      </w:r>
+      <w:proofErr w:type="spellStart"/>
+      <w:r>
+        <w:rPr>
+          <w:rFonts w:ascii="Times New Roman" w:hAnsi="Times New Roman"/>
+        </w:rPr>
+        <w:t>Kể</w:t>
+      </w:r>
+      <w:proofErr w:type="spellEnd"/>
+      <w:r>
+        <w:rPr>
+          <w:rFonts w:ascii="Times New Roman" w:hAnsi="Times New Roman"/>
+        </w:rPr>
+        <w:t xml:space="preserve"> </w:t>
+      </w:r>
+      <w:proofErr w:type="spellStart"/>
+      <w:r>
+        <w:rPr>
+          <w:rFonts w:ascii="Times New Roman" w:hAnsi="Times New Roman"/>
+        </w:rPr>
+        <w:t>từ</w:t>
+      </w:r>
+      <w:proofErr w:type="spellEnd"/>
+      <w:r>
+        <w:rPr>
+          <w:rFonts w:ascii="Times New Roman" w:hAnsi="Times New Roman"/>
+        </w:rPr>
+        <w:t xml:space="preserve"> </w:t>
+      </w:r>
+      <w:proofErr w:type="spellStart"/>
+      <w:r>
+        <w:rPr>
+          <w:rFonts w:ascii="Times New Roman" w:hAnsi="Times New Roman"/>
+        </w:rPr>
+        <w:t>ngày</w:t>
+      </w:r>
+      <w:proofErr w:type="spellEnd"/>
       <w:r>
         <w:rPr>
           <w:rFonts w:ascii="Times New Roman" w:hAnsi="Times New Roman"/>
@@ -1845,11 +4796,61 @@
         </w:rPr>
         <w:t xml:space="preserve"> </w:t>
       </w:r>
-      <w:r>
-        <w:rPr>
-          <w:rFonts w:ascii="Times New Roman" w:hAnsi="Times New Roman"/>
-        </w:rPr>
-        <w:t>hợp đồng thuê trạm {{SITE_ID}}</w:t>
+      <w:proofErr w:type="spellStart"/>
+      <w:r>
+        <w:rPr>
+          <w:rFonts w:ascii="Times New Roman" w:hAnsi="Times New Roman"/>
+        </w:rPr>
+        <w:t>hợp</w:t>
+      </w:r>
+      <w:proofErr w:type="spellEnd"/>
+      <w:r>
+        <w:rPr>
+          <w:rFonts w:ascii="Times New Roman" w:hAnsi="Times New Roman"/>
+        </w:rPr>
+        <w:t xml:space="preserve"> </w:t>
+      </w:r>
+      <w:proofErr w:type="spellStart"/>
+      <w:r>
+        <w:rPr>
+          <w:rFonts w:ascii="Times New Roman" w:hAnsi="Times New Roman"/>
+        </w:rPr>
+        <w:t>đồng</w:t>
+      </w:r>
+      <w:proofErr w:type="spellEnd"/>
+      <w:r>
+        <w:rPr>
+          <w:rFonts w:ascii="Times New Roman" w:hAnsi="Times New Roman"/>
+        </w:rPr>
+        <w:t xml:space="preserve"> </w:t>
+      </w:r>
+      <w:proofErr w:type="spellStart"/>
+      <w:r>
+        <w:rPr>
+          <w:rFonts w:ascii="Times New Roman" w:hAnsi="Times New Roman"/>
+        </w:rPr>
+        <w:t>thuê</w:t>
+      </w:r>
+      <w:proofErr w:type="spellEnd"/>
+      <w:r>
+        <w:rPr>
+          <w:rFonts w:ascii="Times New Roman" w:hAnsi="Times New Roman"/>
+        </w:rPr>
+        <w:t xml:space="preserve"> </w:t>
+      </w:r>
+      <w:proofErr w:type="spellStart"/>
+      <w:r>
+        <w:rPr>
+          <w:rFonts w:ascii="Times New Roman" w:hAnsi="Times New Roman"/>
+        </w:rPr>
+        <w:t>trạm</w:t>
+      </w:r>
+      <w:proofErr w:type="spellEnd"/>
+      <w:r>
+        <w:rPr>
+          <w:rFonts w:ascii="Times New Roman" w:hAnsi="Times New Roman"/>
+        </w:rPr>
+        <w:t xml:space="preserve"> {{SITE_ID}}</w:t>
       </w:r>
       <w:r>
         <w:rPr>
@@ -1932,6 +4933,7 @@
                 <w:szCs w:val="24"/>
               </w:rPr>
             </w:pPr>
+            <w:proofErr w:type="spellStart"/>
             <w:r>
               <w:rPr>
                 <w:rFonts w:ascii="Times New Roman" w:hAnsi="Times New Roman"/>
@@ -1939,7 +4941,37 @@
                 <w:i/>
                 <w:szCs w:val="24"/>
               </w:rPr>
-              <w:t>Nơi nhận:</w:t>
+              <w:t>Nơi</w:t>
+            </w:r>
+            <w:proofErr w:type="spellEnd"/>
+            <w:r>
+              <w:rPr>
+                <w:rFonts w:ascii="Times New Roman" w:hAnsi="Times New Roman"/>
+                <w:b/>
+                <w:i/>
+                <w:szCs w:val="24"/>
+              </w:rPr>
+              <w:t xml:space="preserve"> </w:t>
+            </w:r>
+            <w:proofErr w:type="spellStart"/>
+            <w:r>
+              <w:rPr>
+                <w:rFonts w:ascii="Times New Roman" w:hAnsi="Times New Roman"/>
+                <w:b/>
+                <w:i/>
+                <w:szCs w:val="24"/>
+              </w:rPr>
+              <w:t>nhận</w:t>
+            </w:r>
+            <w:proofErr w:type="spellEnd"/>
+            <w:r>
+              <w:rPr>
+                <w:rFonts w:ascii="Times New Roman" w:hAnsi="Times New Roman"/>
+                <w:b/>
+                <w:i/>
+                <w:szCs w:val="24"/>
+              </w:rPr>
+              <w:t>:</w:t>
             </w:r>
           </w:p>
           <w:p>
@@ -1964,7 +4996,39 @@
                 <w:rFonts w:ascii="Times New Roman" w:hAnsi="Times New Roman"/>
                 <w:szCs w:val="22"/>
               </w:rPr>
-              <w:t>- Như trên;</w:t>
+              <w:t xml:space="preserve">- </w:t>
+            </w:r>
+            <w:proofErr w:type="spellStart"/>
+            <w:r>
+              <w:rPr>
+                <w:rFonts w:ascii="Times New Roman" w:hAnsi="Times New Roman"/>
+                <w:szCs w:val="22"/>
+              </w:rPr>
+              <w:t>Như</w:t>
+            </w:r>
+            <w:proofErr w:type="spellEnd"/>
+            <w:r>
+              <w:rPr>
+                <w:rFonts w:ascii="Times New Roman" w:hAnsi="Times New Roman"/>
+                <w:szCs w:val="22"/>
+              </w:rPr>
+              <w:t xml:space="preserve"> </w:t>
+            </w:r>
+            <w:proofErr w:type="spellStart"/>
+            <w:r>
+              <w:rPr>
+                <w:rFonts w:ascii="Times New Roman" w:hAnsi="Times New Roman"/>
+                <w:szCs w:val="22"/>
+              </w:rPr>
+              <w:t>trên</w:t>
+            </w:r>
+            <w:proofErr w:type="spellEnd"/>
+            <w:r>
+              <w:rPr>
+                <w:rFonts w:ascii="Times New Roman" w:hAnsi="Times New Roman"/>
+                <w:szCs w:val="22"/>
+              </w:rPr>
+              <w:t>;</w:t>
             </w:r>
           </w:p>
           <w:p>
@@ -1981,7 +5045,23 @@
                 <w:rFonts w:ascii="Times New Roman" w:hAnsi="Times New Roman"/>
                 <w:szCs w:val="22"/>
               </w:rPr>
-              <w:t>- Lưu: VT; P.VT</w:t>
+              <w:t xml:space="preserve">- </w:t>
+            </w:r>
+            <w:proofErr w:type="spellStart"/>
+            <w:r>
+              <w:rPr>
+                <w:rFonts w:ascii="Times New Roman" w:hAnsi="Times New Roman"/>
+                <w:szCs w:val="22"/>
+              </w:rPr>
+              <w:t>Lưu</w:t>
+            </w:r>
+            <w:proofErr w:type="spellEnd"/>
+            <w:r>
+              <w:rPr>
+                <w:rFonts w:ascii="Times New Roman" w:hAnsi="Times New Roman"/>
+                <w:szCs w:val="22"/>
+              </w:rPr>
+              <w:t>: VT; P.VT</w:t>
             </w:r>
             <w:r>
               <w:rPr>
@@ -2219,18 +5299,80 @@
                 <w:szCs w:val="28"/>
               </w:rPr>
             </w:pPr>
+            <w:proofErr w:type="spellStart"/>
             <w:r>
               <w:rPr>
                 <w:rFonts w:ascii="Times New Roman" w:hAnsi="Times New Roman"/>
                 <w:b/>
                 <w:szCs w:val="28"/>
               </w:rPr>
-              <w:t>Nguyễn Đức Long</w:t>
+              <w:t>Nguyễn</w:t>
+            </w:r>
+            <w:proofErr w:type="spellEnd"/>
+            <w:r>
+              <w:rPr>
+                <w:rFonts w:ascii="Times New Roman" w:hAnsi="Times New Roman"/>
+                <w:b/>
+                <w:szCs w:val="28"/>
+              </w:rPr>
+              <w:t xml:space="preserve"> </w:t>
+            </w:r>
+            <w:proofErr w:type="spellStart"/>
+            <w:r>
+              <w:rPr>
+                <w:rFonts w:ascii="Times New Roman" w:hAnsi="Times New Roman"/>
+                <w:b/>
+                <w:szCs w:val="28"/>
+              </w:rPr>
+              <w:t>Đức</w:t>
+            </w:r>
+            <w:proofErr w:type="spellEnd"/>
+            <w:r>
+              <w:rPr>
+                <w:rFonts w:ascii="Times New Roman" w:hAnsi="Times New Roman"/>
+                <w:b/>
+                <w:szCs w:val="28"/>
+              </w:rPr>
+              <w:t xml:space="preserve"> Long</w:t>
             </w:r>
           </w:p>
         </w:tc>
       </w:tr>
     </w:tbl>
+    <w:p>
+      <w:pPr>
+        <w:tabs>
+          <w:tab w:val="left" w:pos="426"/>
+          <w:tab w:val="left" w:pos="810"/>
+          <w:tab w:val="left" w:pos="3240"/>
+        </w:tabs>
+        <w:spacing w:before="120" w:line="360" w:lineRule="exact"/>
+        <w:ind w:left="540" w:firstLine="720"/>
+        <w:jc w:val="both"/>
+        <w:rPr>
+          <w:rFonts w:ascii="Times New Roman" w:hAnsi="Times New Roman"/>
+          <w:sz w:val="28"/>
+          <w:szCs w:val="28"/>
+        </w:rPr>
+      </w:pPr>
+    </w:p>
+    <w:p>
+      <w:pPr>
+        <w:tabs>
+          <w:tab w:val="left" w:pos="426"/>
+          <w:tab w:val="left" w:pos="810"/>
+          <w:tab w:val="left" w:pos="3240"/>
+        </w:tabs>
+        <w:spacing w:before="120" w:line="360" w:lineRule="exact"/>
+        <w:ind w:left="540" w:firstLine="720"/>
+        <w:jc w:val="both"/>
+        <w:rPr>
+          <w:rFonts w:ascii="Times New Roman" w:hAnsi="Times New Roman"/>
+          <w:sz w:val="28"/>
+          <w:szCs w:val="28"/>
+        </w:rPr>
+      </w:pPr>
+    </w:p>
     <w:p>
       <w:pPr>
         <w:tabs>
@@ -2458,14 +5600,88 @@
                 <w:b/>
               </w:rPr>
             </w:pPr>
+            <w:proofErr w:type="spellStart"/>
             <w:r>
               <w:rPr>
                 <w:rFonts w:ascii="Times New Roman" w:hAnsi="Times New Roman"/>
                 <w:b/>
                 <w:szCs w:val="26"/>
               </w:rPr>
-              <w:t>Độc lập - Tự do - Hạnh phúc</w:t>
-            </w:r>
+              <w:t>Độc</w:t>
+            </w:r>
+            <w:proofErr w:type="spellEnd"/>
+            <w:r>
+              <w:rPr>
+                <w:rFonts w:ascii="Times New Roman" w:hAnsi="Times New Roman"/>
+                <w:b/>
+                <w:szCs w:val="26"/>
+              </w:rPr>
+              <w:t xml:space="preserve"> </w:t>
+            </w:r>
+            <w:proofErr w:type="spellStart"/>
+            <w:r>
+              <w:rPr>
+                <w:rFonts w:ascii="Times New Roman" w:hAnsi="Times New Roman"/>
+                <w:b/>
+                <w:szCs w:val="26"/>
+              </w:rPr>
+              <w:t>lập</w:t>
+            </w:r>
+            <w:proofErr w:type="spellEnd"/>
+            <w:r>
+              <w:rPr>
+                <w:rFonts w:ascii="Times New Roman" w:hAnsi="Times New Roman"/>
+                <w:b/>
+                <w:szCs w:val="26"/>
+              </w:rPr>
+              <w:t xml:space="preserve"> - </w:t>
+            </w:r>
+            <w:proofErr w:type="spellStart"/>
+            <w:r>
+              <w:rPr>
+                <w:rFonts w:ascii="Times New Roman" w:hAnsi="Times New Roman"/>
+                <w:b/>
+                <w:szCs w:val="26"/>
+              </w:rPr>
+              <w:t>Tự</w:t>
+            </w:r>
+            <w:proofErr w:type="spellEnd"/>
+            <w:r>
+              <w:rPr>
+                <w:rFonts w:ascii="Times New Roman" w:hAnsi="Times New Roman"/>
+                <w:b/>
+                <w:szCs w:val="26"/>
+              </w:rPr>
+              <w:t xml:space="preserve"> do - </w:t>
+            </w:r>
+            <w:proofErr w:type="spellStart"/>
+            <w:r>
+              <w:rPr>
+                <w:rFonts w:ascii="Times New Roman" w:hAnsi="Times New Roman"/>
+                <w:b/>
+                <w:szCs w:val="26"/>
+              </w:rPr>
+              <w:t>Hạnh</w:t>
+            </w:r>
+            <w:proofErr w:type="spellEnd"/>
+            <w:r>
+              <w:rPr>
+                <w:rFonts w:ascii="Times New Roman" w:hAnsi="Times New Roman"/>
+                <w:b/>
+                <w:szCs w:val="26"/>
+              </w:rPr>
+              <w:t xml:space="preserve"> </w:t>
+            </w:r>
+            <w:proofErr w:type="spellStart"/>
+            <w:r>
+              <w:rPr>
+                <w:rFonts w:ascii="Times New Roman" w:hAnsi="Times New Roman"/>
+                <w:b/>
+                <w:szCs w:val="26"/>
+              </w:rPr>
+              <w:t>phúc</w:t>
+            </w:r>
+            <w:proofErr w:type="spellEnd"/>
           </w:p>
           <w:p>
             <w:pPr>
@@ -2585,6 +5801,7 @@
         </w:rPr>
         <w:t xml:space="preserve">{{LY_DO}} </w:t>
       </w:r>
+      <w:proofErr w:type="spellStart"/>
       <w:r>
         <w:rPr>
           <w:rFonts w:ascii="Times New Roman" w:hAnsi="Times New Roman"/>
@@ -2592,7 +5809,37 @@
           <w:bCs/>
           <w:szCs w:val="26"/>
         </w:rPr>
-        <w:t>hợp đồng {{CONTRACT_NO}} ({{SITE_ID}})</w:t>
+        <w:t>hợp</w:t>
+      </w:r>
+      <w:proofErr w:type="spellEnd"/>
+      <w:r>
+        <w:rPr>
+          <w:rFonts w:ascii="Times New Roman" w:hAnsi="Times New Roman"/>
+          <w:b/>
+          <w:bCs/>
+          <w:szCs w:val="26"/>
+        </w:rPr>
+        <w:t xml:space="preserve"> </w:t>
+      </w:r>
+      <w:proofErr w:type="spellStart"/>
+      <w:r>
+        <w:rPr>
+          <w:rFonts w:ascii="Times New Roman" w:hAnsi="Times New Roman"/>
+          <w:b/>
+          <w:bCs/>
+          <w:szCs w:val="26"/>
+        </w:rPr>
+        <w:t>đồng</w:t>
+      </w:r>
+      <w:proofErr w:type="spellEnd"/>
+      <w:r>
+        <w:rPr>
+          <w:rFonts w:ascii="Times New Roman" w:hAnsi="Times New Roman"/>
+          <w:b/>
+          <w:bCs/>
+          <w:szCs w:val="26"/>
+        </w:rPr>
+        <w:t xml:space="preserve"> {{CONTRACT_NO}} ({{SITE_ID}})</w:t>
       </w:r>
     </w:p>
     <w:p>
@@ -2616,29 +5863,561 @@
           <w:szCs w:val="26"/>
         </w:rPr>
       </w:pPr>
-      <w:r>
-        <w:rPr>
-          <w:rFonts w:ascii="Times New Roman" w:hAnsi="Times New Roman"/>
-          <w:bCs/>
-          <w:szCs w:val="26"/>
-        </w:rPr>
-        <w:t>Căn cứ hợp đồng số {{CONTRACT_NO}} ký ngày {{CONTRACT_DATE}} giữa Trung tâm Mạng lưới MobiFone miền Nam</w:t>
-      </w:r>
-      <w:r>
-        <w:rPr>
-          <w:rFonts w:ascii="Times New Roman" w:hAnsi="Times New Roman"/>
-          <w:bCs/>
-          <w:szCs w:val="26"/>
-        </w:rPr>
-        <w:t xml:space="preserve"> ( nay MobiFone Đồng Nai tiếp quản) </w:t>
-      </w:r>
-      <w:r>
-        <w:rPr>
-          <w:rFonts w:ascii="Times New Roman" w:hAnsi="Times New Roman"/>
-          <w:bCs/>
-          <w:szCs w:val="26"/>
-        </w:rPr>
-        <w:t xml:space="preserve"> và Ông/Bà {{OWNER_NAME}} về việc thuê đặt trạm BTS địa chỉ: {{ADDRESS_OLD}} ({{ADDRESS_NEW}}).</w:t>
+      <w:proofErr w:type="spellStart"/>
+      <w:r>
+        <w:rPr>
+          <w:rFonts w:ascii="Times New Roman" w:hAnsi="Times New Roman"/>
+          <w:bCs/>
+          <w:szCs w:val="26"/>
+        </w:rPr>
+        <w:t>Căn</w:t>
+      </w:r>
+      <w:proofErr w:type="spellEnd"/>
+      <w:r>
+        <w:rPr>
+          <w:rFonts w:ascii="Times New Roman" w:hAnsi="Times New Roman"/>
+          <w:bCs/>
+          <w:szCs w:val="26"/>
+        </w:rPr>
+        <w:t xml:space="preserve"> </w:t>
+      </w:r>
+      <w:proofErr w:type="spellStart"/>
+      <w:r>
+        <w:rPr>
+          <w:rFonts w:ascii="Times New Roman" w:hAnsi="Times New Roman"/>
+          <w:bCs/>
+          <w:szCs w:val="26"/>
+        </w:rPr>
+        <w:t>cứ</w:t>
+      </w:r>
+      <w:proofErr w:type="spellEnd"/>
+      <w:r>
+        <w:rPr>
+          <w:rFonts w:ascii="Times New Roman" w:hAnsi="Times New Roman"/>
+          <w:bCs/>
+          <w:szCs w:val="26"/>
+        </w:rPr>
+        <w:t xml:space="preserve"> </w:t>
+      </w:r>
+      <w:proofErr w:type="spellStart"/>
+      <w:r>
+        <w:rPr>
+          <w:rFonts w:ascii="Times New Roman" w:hAnsi="Times New Roman"/>
+          <w:bCs/>
+          <w:szCs w:val="26"/>
+        </w:rPr>
+        <w:t>hợp</w:t>
+      </w:r>
+      <w:proofErr w:type="spellEnd"/>
+      <w:r>
+        <w:rPr>
+          <w:rFonts w:ascii="Times New Roman" w:hAnsi="Times New Roman"/>
+          <w:bCs/>
+          <w:szCs w:val="26"/>
+        </w:rPr>
+        <w:t xml:space="preserve"> </w:t>
+      </w:r>
+      <w:proofErr w:type="spellStart"/>
+      <w:r>
+        <w:rPr>
+          <w:rFonts w:ascii="Times New Roman" w:hAnsi="Times New Roman"/>
+          <w:bCs/>
+          <w:szCs w:val="26"/>
+        </w:rPr>
+        <w:t>đồng</w:t>
+      </w:r>
+      <w:proofErr w:type="spellEnd"/>
+      <w:r>
+        <w:rPr>
+          <w:rFonts w:ascii="Times New Roman" w:hAnsi="Times New Roman"/>
+          <w:bCs/>
+          <w:szCs w:val="26"/>
+        </w:rPr>
+        <w:t xml:space="preserve"> </w:t>
+      </w:r>
+      <w:proofErr w:type="spellStart"/>
+      <w:r>
+        <w:rPr>
+          <w:rFonts w:ascii="Times New Roman" w:hAnsi="Times New Roman"/>
+          <w:bCs/>
+          <w:szCs w:val="26"/>
+        </w:rPr>
+        <w:t>số</w:t>
+      </w:r>
+      <w:proofErr w:type="spellEnd"/>
+      <w:r>
+        <w:rPr>
+          <w:rFonts w:ascii="Times New Roman" w:hAnsi="Times New Roman"/>
+          <w:bCs/>
+          <w:szCs w:val="26"/>
+        </w:rPr>
+        <w:t xml:space="preserve"> {{CONTRACT_NO}} </w:t>
+      </w:r>
+      <w:proofErr w:type="spellStart"/>
+      <w:r>
+        <w:rPr>
+          <w:rFonts w:ascii="Times New Roman" w:hAnsi="Times New Roman"/>
+          <w:bCs/>
+          <w:szCs w:val="26"/>
+        </w:rPr>
+        <w:t>ký</w:t>
+      </w:r>
+      <w:proofErr w:type="spellEnd"/>
+      <w:r>
+        <w:rPr>
+          <w:rFonts w:ascii="Times New Roman" w:hAnsi="Times New Roman"/>
+          <w:bCs/>
+          <w:szCs w:val="26"/>
+        </w:rPr>
+        <w:t xml:space="preserve"> </w:t>
+      </w:r>
+      <w:proofErr w:type="spellStart"/>
+      <w:r>
+        <w:rPr>
+          <w:rFonts w:ascii="Times New Roman" w:hAnsi="Times New Roman"/>
+          <w:bCs/>
+          <w:szCs w:val="26"/>
+        </w:rPr>
+        <w:t>ngày</w:t>
+      </w:r>
+      <w:proofErr w:type="spellEnd"/>
+      <w:r>
+        <w:rPr>
+          <w:rFonts w:ascii="Times New Roman" w:hAnsi="Times New Roman"/>
+          <w:bCs/>
+          <w:szCs w:val="26"/>
+        </w:rPr>
+        <w:t xml:space="preserve"> {{CONTRACT_DATE}} </w:t>
+      </w:r>
+      <w:proofErr w:type="spellStart"/>
+      <w:r>
+        <w:rPr>
+          <w:rFonts w:ascii="Times New Roman" w:hAnsi="Times New Roman"/>
+          <w:bCs/>
+          <w:szCs w:val="26"/>
+        </w:rPr>
+        <w:t>giữa</w:t>
+      </w:r>
+      <w:proofErr w:type="spellEnd"/>
+      <w:r>
+        <w:rPr>
+          <w:rFonts w:ascii="Times New Roman" w:hAnsi="Times New Roman"/>
+          <w:bCs/>
+          <w:szCs w:val="26"/>
+        </w:rPr>
+        <w:t xml:space="preserve"> </w:t>
+      </w:r>
+      <w:proofErr w:type="spellStart"/>
+      <w:r>
+        <w:rPr>
+          <w:rFonts w:ascii="Times New Roman" w:hAnsi="Times New Roman"/>
+          <w:bCs/>
+          <w:szCs w:val="26"/>
+        </w:rPr>
+        <w:t>Trung</w:t>
+      </w:r>
+      <w:proofErr w:type="spellEnd"/>
+      <w:r>
+        <w:rPr>
+          <w:rFonts w:ascii="Times New Roman" w:hAnsi="Times New Roman"/>
+          <w:bCs/>
+          <w:szCs w:val="26"/>
+        </w:rPr>
+        <w:t xml:space="preserve"> </w:t>
+      </w:r>
+      <w:proofErr w:type="spellStart"/>
+      <w:r>
+        <w:rPr>
+          <w:rFonts w:ascii="Times New Roman" w:hAnsi="Times New Roman"/>
+          <w:bCs/>
+          <w:szCs w:val="26"/>
+        </w:rPr>
+        <w:t>tâm</w:t>
+      </w:r>
+      <w:proofErr w:type="spellEnd"/>
+      <w:r>
+        <w:rPr>
+          <w:rFonts w:ascii="Times New Roman" w:hAnsi="Times New Roman"/>
+          <w:bCs/>
+          <w:szCs w:val="26"/>
+        </w:rPr>
+        <w:t xml:space="preserve"> </w:t>
+      </w:r>
+      <w:proofErr w:type="spellStart"/>
+      <w:r>
+        <w:rPr>
+          <w:rFonts w:ascii="Times New Roman" w:hAnsi="Times New Roman"/>
+          <w:bCs/>
+          <w:szCs w:val="26"/>
+        </w:rPr>
+        <w:t>Mạng</w:t>
+      </w:r>
+      <w:proofErr w:type="spellEnd"/>
+      <w:r>
+        <w:rPr>
+          <w:rFonts w:ascii="Times New Roman" w:hAnsi="Times New Roman"/>
+          <w:bCs/>
+          <w:szCs w:val="26"/>
+        </w:rPr>
+        <w:t xml:space="preserve"> </w:t>
+      </w:r>
+      <w:proofErr w:type="spellStart"/>
+      <w:r>
+        <w:rPr>
+          <w:rFonts w:ascii="Times New Roman" w:hAnsi="Times New Roman"/>
+          <w:bCs/>
+          <w:szCs w:val="26"/>
+        </w:rPr>
+        <w:t>lưới</w:t>
+      </w:r>
+      <w:proofErr w:type="spellEnd"/>
+      <w:r>
+        <w:rPr>
+          <w:rFonts w:ascii="Times New Roman" w:hAnsi="Times New Roman"/>
+          <w:bCs/>
+          <w:szCs w:val="26"/>
+        </w:rPr>
+        <w:t xml:space="preserve"> </w:t>
+      </w:r>
+      <w:proofErr w:type="spellStart"/>
+      <w:r>
+        <w:rPr>
+          <w:rFonts w:ascii="Times New Roman" w:hAnsi="Times New Roman"/>
+          <w:bCs/>
+          <w:szCs w:val="26"/>
+        </w:rPr>
+        <w:t>MobiFone</w:t>
+      </w:r>
+      <w:proofErr w:type="spellEnd"/>
+      <w:r>
+        <w:rPr>
+          <w:rFonts w:ascii="Times New Roman" w:hAnsi="Times New Roman"/>
+          <w:bCs/>
+          <w:szCs w:val="26"/>
+        </w:rPr>
+        <w:t xml:space="preserve"> </w:t>
+      </w:r>
+      <w:proofErr w:type="spellStart"/>
+      <w:r>
+        <w:rPr>
+          <w:rFonts w:ascii="Times New Roman" w:hAnsi="Times New Roman"/>
+          <w:bCs/>
+          <w:szCs w:val="26"/>
+        </w:rPr>
+        <w:t>miền</w:t>
+      </w:r>
+      <w:proofErr w:type="spellEnd"/>
+      <w:r>
+        <w:rPr>
+          <w:rFonts w:ascii="Times New Roman" w:hAnsi="Times New Roman"/>
+          <w:bCs/>
+          <w:szCs w:val="26"/>
+        </w:rPr>
+        <w:t xml:space="preserve"> Nam</w:t>
+      </w:r>
+      <w:r>
+        <w:rPr>
+          <w:rFonts w:ascii="Times New Roman" w:hAnsi="Times New Roman"/>
+          <w:bCs/>
+          <w:szCs w:val="26"/>
+        </w:rPr>
+        <w:t xml:space="preserve"> </w:t>
+      </w:r>
+      <w:proofErr w:type="gramStart"/>
+      <w:r>
+        <w:rPr>
+          <w:rFonts w:ascii="Times New Roman" w:hAnsi="Times New Roman"/>
+          <w:bCs/>
+          <w:szCs w:val="26"/>
+        </w:rPr>
+        <w:t>( nay</w:t>
+      </w:r>
+      <w:proofErr w:type="gramEnd"/>
+      <w:r>
+        <w:rPr>
+          <w:rFonts w:ascii="Times New Roman" w:hAnsi="Times New Roman"/>
+          <w:bCs/>
+          <w:szCs w:val="26"/>
+        </w:rPr>
+        <w:t xml:space="preserve"> </w:t>
+      </w:r>
+      <w:proofErr w:type="spellStart"/>
+      <w:r>
+        <w:rPr>
+          <w:rFonts w:ascii="Times New Roman" w:hAnsi="Times New Roman"/>
+          <w:bCs/>
+          <w:szCs w:val="26"/>
+        </w:rPr>
+        <w:t>MobiFone</w:t>
+      </w:r>
+      <w:proofErr w:type="spellEnd"/>
+      <w:r>
+        <w:rPr>
+          <w:rFonts w:ascii="Times New Roman" w:hAnsi="Times New Roman"/>
+          <w:bCs/>
+          <w:szCs w:val="26"/>
+        </w:rPr>
+        <w:t xml:space="preserve"> </w:t>
+      </w:r>
+      <w:proofErr w:type="spellStart"/>
+      <w:r>
+        <w:rPr>
+          <w:rFonts w:ascii="Times New Roman" w:hAnsi="Times New Roman"/>
+          <w:bCs/>
+          <w:szCs w:val="26"/>
+        </w:rPr>
+        <w:t>Đồng</w:t>
+      </w:r>
+      <w:proofErr w:type="spellEnd"/>
+      <w:r>
+        <w:rPr>
+          <w:rFonts w:ascii="Times New Roman" w:hAnsi="Times New Roman"/>
+          <w:bCs/>
+          <w:szCs w:val="26"/>
+        </w:rPr>
+        <w:t xml:space="preserve"> </w:t>
+      </w:r>
+      <w:proofErr w:type="spellStart"/>
+      <w:r>
+        <w:rPr>
+          <w:rFonts w:ascii="Times New Roman" w:hAnsi="Times New Roman"/>
+          <w:bCs/>
+          <w:szCs w:val="26"/>
+        </w:rPr>
+        <w:t>Nai</w:t>
+      </w:r>
+      <w:proofErr w:type="spellEnd"/>
+      <w:r>
+        <w:rPr>
+          <w:rFonts w:ascii="Times New Roman" w:hAnsi="Times New Roman"/>
+          <w:bCs/>
+          <w:szCs w:val="26"/>
+        </w:rPr>
+        <w:t xml:space="preserve"> </w:t>
+      </w:r>
+      <w:proofErr w:type="spellStart"/>
+      <w:r>
+        <w:rPr>
+          <w:rFonts w:ascii="Times New Roman" w:hAnsi="Times New Roman"/>
+          <w:bCs/>
+          <w:szCs w:val="26"/>
+        </w:rPr>
+        <w:t>tiếp</w:t>
+      </w:r>
+      <w:proofErr w:type="spellEnd"/>
+      <w:r>
+        <w:rPr>
+          <w:rFonts w:ascii="Times New Roman" w:hAnsi="Times New Roman"/>
+          <w:bCs/>
+          <w:szCs w:val="26"/>
+        </w:rPr>
+        <w:t xml:space="preserve"> </w:t>
+      </w:r>
+      <w:proofErr w:type="spellStart"/>
+      <w:r>
+        <w:rPr>
+          <w:rFonts w:ascii="Times New Roman" w:hAnsi="Times New Roman"/>
+          <w:bCs/>
+          <w:szCs w:val="26"/>
+        </w:rPr>
+        <w:t>quản</w:t>
+      </w:r>
+      <w:proofErr w:type="spellEnd"/>
+      <w:r>
+        <w:rPr>
+          <w:rFonts w:ascii="Times New Roman" w:hAnsi="Times New Roman"/>
+          <w:bCs/>
+          <w:szCs w:val="26"/>
+        </w:rPr>
+        <w:t xml:space="preserve">) </w:t>
+      </w:r>
+      <w:r>
+        <w:rPr>
+          <w:rFonts w:ascii="Times New Roman" w:hAnsi="Times New Roman"/>
+          <w:bCs/>
+          <w:szCs w:val="26"/>
+        </w:rPr>
+        <w:t xml:space="preserve"> </w:t>
+      </w:r>
+      <w:proofErr w:type="spellStart"/>
+      <w:r>
+        <w:rPr>
+          <w:rFonts w:ascii="Times New Roman" w:hAnsi="Times New Roman"/>
+          <w:bCs/>
+          <w:szCs w:val="26"/>
+        </w:rPr>
+        <w:t>và</w:t>
+      </w:r>
+      <w:proofErr w:type="spellEnd"/>
+      <w:r>
+        <w:rPr>
+          <w:rFonts w:ascii="Times New Roman" w:hAnsi="Times New Roman"/>
+          <w:bCs/>
+          <w:szCs w:val="26"/>
+        </w:rPr>
+        <w:t xml:space="preserve"> </w:t>
+      </w:r>
+      <w:proofErr w:type="spellStart"/>
+      <w:r>
+        <w:rPr>
+          <w:rFonts w:ascii="Times New Roman" w:hAnsi="Times New Roman"/>
+          <w:bCs/>
+          <w:szCs w:val="26"/>
+        </w:rPr>
+        <w:t>Ông</w:t>
+      </w:r>
+      <w:proofErr w:type="spellEnd"/>
+      <w:r>
+        <w:rPr>
+          <w:rFonts w:ascii="Times New Roman" w:hAnsi="Times New Roman"/>
+          <w:bCs/>
+          <w:szCs w:val="26"/>
+        </w:rPr>
+        <w:t>/</w:t>
+      </w:r>
+      <w:proofErr w:type="spellStart"/>
+      <w:r>
+        <w:rPr>
+          <w:rFonts w:ascii="Times New Roman" w:hAnsi="Times New Roman"/>
+          <w:bCs/>
+          <w:szCs w:val="26"/>
+        </w:rPr>
+        <w:t>Bà</w:t>
+      </w:r>
+      <w:proofErr w:type="spellEnd"/>
+      <w:r>
+        <w:rPr>
+          <w:rFonts w:ascii="Times New Roman" w:hAnsi="Times New Roman"/>
+          <w:bCs/>
+          <w:szCs w:val="26"/>
+        </w:rPr>
+        <w:t xml:space="preserve"> {{OWNER_NAME}} </w:t>
+      </w:r>
+      <w:proofErr w:type="spellStart"/>
+      <w:r>
+        <w:rPr>
+          <w:rFonts w:ascii="Times New Roman" w:hAnsi="Times New Roman"/>
+          <w:bCs/>
+          <w:szCs w:val="26"/>
+        </w:rPr>
+        <w:t>về</w:t>
+      </w:r>
+      <w:proofErr w:type="spellEnd"/>
+      <w:r>
+        <w:rPr>
+          <w:rFonts w:ascii="Times New Roman" w:hAnsi="Times New Roman"/>
+          <w:bCs/>
+          <w:szCs w:val="26"/>
+        </w:rPr>
+        <w:t xml:space="preserve"> </w:t>
+      </w:r>
+      <w:proofErr w:type="spellStart"/>
+      <w:r>
+        <w:rPr>
+          <w:rFonts w:ascii="Times New Roman" w:hAnsi="Times New Roman"/>
+          <w:bCs/>
+          <w:szCs w:val="26"/>
+        </w:rPr>
+        <w:t>việc</w:t>
+      </w:r>
+      <w:proofErr w:type="spellEnd"/>
+      <w:r>
+        <w:rPr>
+          <w:rFonts w:ascii="Times New Roman" w:hAnsi="Times New Roman"/>
+          <w:bCs/>
+          <w:szCs w:val="26"/>
+        </w:rPr>
+        <w:t xml:space="preserve"> </w:t>
+      </w:r>
+      <w:proofErr w:type="spellStart"/>
+      <w:r>
+        <w:rPr>
+          <w:rFonts w:ascii="Times New Roman" w:hAnsi="Times New Roman"/>
+          <w:bCs/>
+          <w:szCs w:val="26"/>
+        </w:rPr>
+        <w:t>thuê</w:t>
+      </w:r>
+      <w:proofErr w:type="spellEnd"/>
+      <w:r>
+        <w:rPr>
+          <w:rFonts w:ascii="Times New Roman" w:hAnsi="Times New Roman"/>
+          <w:bCs/>
+          <w:szCs w:val="26"/>
+        </w:rPr>
+        <w:t xml:space="preserve"> </w:t>
+      </w:r>
+      <w:proofErr w:type="spellStart"/>
+      <w:r>
+        <w:rPr>
+          <w:rFonts w:ascii="Times New Roman" w:hAnsi="Times New Roman"/>
+          <w:bCs/>
+          <w:szCs w:val="26"/>
+        </w:rPr>
+        <w:t>đặt</w:t>
+      </w:r>
+      <w:proofErr w:type="spellEnd"/>
+      <w:r>
+        <w:rPr>
+          <w:rFonts w:ascii="Times New Roman" w:hAnsi="Times New Roman"/>
+          <w:bCs/>
+          <w:szCs w:val="26"/>
+        </w:rPr>
+        <w:t xml:space="preserve"> </w:t>
+      </w:r>
+      <w:proofErr w:type="spellStart"/>
+      <w:r>
+        <w:rPr>
+          <w:rFonts w:ascii="Times New Roman" w:hAnsi="Times New Roman"/>
+          <w:bCs/>
+          <w:szCs w:val="26"/>
+        </w:rPr>
+        <w:t>trạm</w:t>
+      </w:r>
+      <w:proofErr w:type="spellEnd"/>
+      <w:r>
+        <w:rPr>
+          <w:rFonts w:ascii="Times New Roman" w:hAnsi="Times New Roman"/>
+          <w:bCs/>
+          <w:szCs w:val="26"/>
+        </w:rPr>
+        <w:t xml:space="preserve"> BTS </w:t>
+      </w:r>
+      <w:proofErr w:type="spellStart"/>
+      <w:r>
+        <w:rPr>
+          <w:rFonts w:ascii="Times New Roman" w:hAnsi="Times New Roman"/>
+          <w:bCs/>
+          <w:szCs w:val="26"/>
+        </w:rPr>
+        <w:t>địa</w:t>
+      </w:r>
+      <w:proofErr w:type="spellEnd"/>
+      <w:r>
+        <w:rPr>
+          <w:rFonts w:ascii="Times New Roman" w:hAnsi="Times New Roman"/>
+          <w:bCs/>
+          <w:szCs w:val="26"/>
+        </w:rPr>
+        <w:t xml:space="preserve"> </w:t>
+      </w:r>
+      <w:proofErr w:type="spellStart"/>
+      <w:r>
+        <w:rPr>
+          <w:rFonts w:ascii="Times New Roman" w:hAnsi="Times New Roman"/>
+          <w:bCs/>
+          <w:szCs w:val="26"/>
+        </w:rPr>
+        <w:t>chỉ</w:t>
+      </w:r>
+      <w:proofErr w:type="spellEnd"/>
+      <w:r>
+        <w:rPr>
+          <w:rFonts w:ascii="Times New Roman" w:hAnsi="Times New Roman"/>
+          <w:bCs/>
+          <w:szCs w:val="26"/>
+        </w:rPr>
+        <w:t>: {{ADDRESS_OLD}} ({{ADDRESS_NEW}}).</w:t>
       </w:r>
     </w:p>
     <w:p>
@@ -2675,13 +6454,47 @@
         </w:rPr>
         <w:t xml:space="preserve"> tại </w:t>
       </w:r>
-      <w:r>
-        <w:rPr>
-          <w:rFonts w:ascii="Times New Roman" w:hAnsi="Times New Roman"/>
-          <w:szCs w:val="26"/>
-        </w:rPr>
-        <w:t>MobiFone Đồng Nai</w:t>
-      </w:r>
+      <w:proofErr w:type="spellStart"/>
+      <w:r>
+        <w:rPr>
+          <w:rFonts w:ascii="Times New Roman" w:hAnsi="Times New Roman"/>
+          <w:szCs w:val="26"/>
+        </w:rPr>
+        <w:t>MobiFone</w:t>
+      </w:r>
+      <w:proofErr w:type="spellEnd"/>
+      <w:r>
+        <w:rPr>
+          <w:rFonts w:ascii="Times New Roman" w:hAnsi="Times New Roman"/>
+          <w:szCs w:val="26"/>
+        </w:rPr>
+        <w:t xml:space="preserve"> </w:t>
+      </w:r>
+      <w:proofErr w:type="spellStart"/>
+      <w:r>
+        <w:rPr>
+          <w:rFonts w:ascii="Times New Roman" w:hAnsi="Times New Roman"/>
+          <w:szCs w:val="26"/>
+        </w:rPr>
+        <w:t>Đồng</w:t>
+      </w:r>
+      <w:proofErr w:type="spellEnd"/>
+      <w:r>
+        <w:rPr>
+          <w:rFonts w:ascii="Times New Roman" w:hAnsi="Times New Roman"/>
+          <w:szCs w:val="26"/>
+        </w:rPr>
+        <w:t xml:space="preserve"> </w:t>
+      </w:r>
+      <w:proofErr w:type="spellStart"/>
+      <w:r>
+        <w:rPr>
+          <w:rFonts w:ascii="Times New Roman" w:hAnsi="Times New Roman"/>
+          <w:szCs w:val="26"/>
+        </w:rPr>
+        <w:t>Nai</w:t>
+      </w:r>
+      <w:proofErr w:type="spellEnd"/>
     </w:p>
     <w:p>
       <w:pPr>
@@ -2699,6 +6512,7 @@
           <w:lang w:val="vi-VN"/>
         </w:rPr>
       </w:pPr>
+      <w:proofErr w:type="spellStart"/>
       <w:r>
         <w:rPr>
           <w:rFonts w:ascii="Times New Roman" w:hAnsi="Times New Roman"/>
@@ -2706,7 +6520,177 @@
           <w:bCs/>
           <w:szCs w:val="26"/>
         </w:rPr>
-        <w:t xml:space="preserve">Một bên là: Ông/Bà {{OWNER_NAME}} (Gọi tắt là bên A) </w:t>
+        <w:t>Một</w:t>
+      </w:r>
+      <w:proofErr w:type="spellEnd"/>
+      <w:r>
+        <w:rPr>
+          <w:rFonts w:ascii="Times New Roman" w:hAnsi="Times New Roman"/>
+          <w:b/>
+          <w:bCs/>
+          <w:szCs w:val="26"/>
+        </w:rPr>
+        <w:t xml:space="preserve"> </w:t>
+      </w:r>
+      <w:proofErr w:type="spellStart"/>
+      <w:r>
+        <w:rPr>
+          <w:rFonts w:ascii="Times New Roman" w:hAnsi="Times New Roman"/>
+          <w:b/>
+          <w:bCs/>
+          <w:szCs w:val="26"/>
+        </w:rPr>
+        <w:t>bên</w:t>
+      </w:r>
+      <w:proofErr w:type="spellEnd"/>
+      <w:r>
+        <w:rPr>
+          <w:rFonts w:ascii="Times New Roman" w:hAnsi="Times New Roman"/>
+          <w:b/>
+          <w:bCs/>
+          <w:szCs w:val="26"/>
+        </w:rPr>
+        <w:t xml:space="preserve"> </w:t>
+      </w:r>
+      <w:proofErr w:type="spellStart"/>
+      <w:r>
+        <w:rPr>
+          <w:rFonts w:ascii="Times New Roman" w:hAnsi="Times New Roman"/>
+          <w:b/>
+          <w:bCs/>
+          <w:szCs w:val="26"/>
+        </w:rPr>
+        <w:t>là</w:t>
+      </w:r>
+      <w:proofErr w:type="spellEnd"/>
+      <w:r>
+        <w:rPr>
+          <w:rFonts w:ascii="Times New Roman" w:hAnsi="Times New Roman"/>
+          <w:b/>
+          <w:bCs/>
+          <w:szCs w:val="26"/>
+        </w:rPr>
+        <w:t xml:space="preserve">: </w:t>
+      </w:r>
+      <w:proofErr w:type="spellStart"/>
+      <w:r>
+        <w:rPr>
+          <w:rFonts w:ascii="Times New Roman" w:hAnsi="Times New Roman"/>
+          <w:b/>
+          <w:bCs/>
+          <w:szCs w:val="26"/>
+        </w:rPr>
+        <w:t>Ông</w:t>
+      </w:r>
+      <w:proofErr w:type="spellEnd"/>
+      <w:r>
+        <w:rPr>
+          <w:rFonts w:ascii="Times New Roman" w:hAnsi="Times New Roman"/>
+          <w:b/>
+          <w:bCs/>
+          <w:szCs w:val="26"/>
+        </w:rPr>
+        <w:t>/</w:t>
+      </w:r>
+      <w:proofErr w:type="spellStart"/>
+      <w:r>
+        <w:rPr>
+          <w:rFonts w:ascii="Times New Roman" w:hAnsi="Times New Roman"/>
+          <w:b/>
+          <w:bCs/>
+          <w:szCs w:val="26"/>
+        </w:rPr>
+        <w:t>Bà</w:t>
+      </w:r>
+      <w:proofErr w:type="spellEnd"/>
+      <w:r>
+        <w:rPr>
+          <w:rFonts w:ascii="Times New Roman" w:hAnsi="Times New Roman"/>
+          <w:b/>
+          <w:bCs/>
+          <w:szCs w:val="26"/>
+        </w:rPr>
+        <w:t xml:space="preserve"> {{OWNER_NAME}} (</w:t>
+      </w:r>
+      <w:proofErr w:type="spellStart"/>
+      <w:r>
+        <w:rPr>
+          <w:rFonts w:ascii="Times New Roman" w:hAnsi="Times New Roman"/>
+          <w:b/>
+          <w:bCs/>
+          <w:szCs w:val="26"/>
+        </w:rPr>
+        <w:t>Gọi</w:t>
+      </w:r>
+      <w:proofErr w:type="spellEnd"/>
+      <w:r>
+        <w:rPr>
+          <w:rFonts w:ascii="Times New Roman" w:hAnsi="Times New Roman"/>
+          <w:b/>
+          <w:bCs/>
+          <w:szCs w:val="26"/>
+        </w:rPr>
+        <w:t xml:space="preserve"> </w:t>
+      </w:r>
+      <w:proofErr w:type="spellStart"/>
+      <w:r>
+        <w:rPr>
+          <w:rFonts w:ascii="Times New Roman" w:hAnsi="Times New Roman"/>
+          <w:b/>
+          <w:bCs/>
+          <w:szCs w:val="26"/>
+        </w:rPr>
+        <w:t>tắt</w:t>
+      </w:r>
+      <w:proofErr w:type="spellEnd"/>
+      <w:r>
+        <w:rPr>
+          <w:rFonts w:ascii="Times New Roman" w:hAnsi="Times New Roman"/>
+          <w:b/>
+          <w:bCs/>
+          <w:szCs w:val="26"/>
+        </w:rPr>
+        <w:t xml:space="preserve"> </w:t>
+      </w:r>
+      <w:proofErr w:type="spellStart"/>
+      <w:r>
+        <w:rPr>
+          <w:rFonts w:ascii="Times New Roman" w:hAnsi="Times New Roman"/>
+          <w:b/>
+          <w:bCs/>
+          <w:szCs w:val="26"/>
+        </w:rPr>
+        <w:t>là</w:t>
+      </w:r>
+      <w:proofErr w:type="spellEnd"/>
+      <w:r>
+        <w:rPr>
+          <w:rFonts w:ascii="Times New Roman" w:hAnsi="Times New Roman"/>
+          <w:b/>
+          <w:bCs/>
+          <w:szCs w:val="26"/>
+        </w:rPr>
+        <w:t xml:space="preserve"> </w:t>
+      </w:r>
+      <w:proofErr w:type="spellStart"/>
+      <w:r>
+        <w:rPr>
+          <w:rFonts w:ascii="Times New Roman" w:hAnsi="Times New Roman"/>
+          <w:b/>
+          <w:bCs/>
+          <w:szCs w:val="26"/>
+        </w:rPr>
+        <w:t>bên</w:t>
+      </w:r>
+      <w:proofErr w:type="spellEnd"/>
+      <w:r>
+        <w:rPr>
+          <w:rFonts w:ascii="Times New Roman" w:hAnsi="Times New Roman"/>
+          <w:b/>
+          <w:bCs/>
+          <w:szCs w:val="26"/>
+        </w:rPr>
+        <w:t xml:space="preserve"> A) </w:t>
       </w:r>
     </w:p>
     <w:p>
@@ -2763,20 +6747,70 @@
           <w:szCs w:val="26"/>
         </w:rPr>
       </w:pPr>
-      <w:r>
-        <w:rPr>
-          <w:rFonts w:ascii="Times New Roman" w:hAnsi="Times New Roman"/>
-          <w:szCs w:val="26"/>
-        </w:rPr>
-        <w:t xml:space="preserve">Địa chỉ trạm </w:t>
-      </w:r>
+      <w:proofErr w:type="spellStart"/>
+      <w:r>
+        <w:rPr>
+          <w:rFonts w:ascii="Times New Roman" w:hAnsi="Times New Roman"/>
+          <w:szCs w:val="26"/>
+        </w:rPr>
+        <w:t>Địa</w:t>
+      </w:r>
+      <w:proofErr w:type="spellEnd"/>
+      <w:r>
+        <w:rPr>
+          <w:rFonts w:ascii="Times New Roman" w:hAnsi="Times New Roman"/>
+          <w:szCs w:val="26"/>
+        </w:rPr>
+        <w:t xml:space="preserve"> </w:t>
+      </w:r>
+      <w:proofErr w:type="spellStart"/>
+      <w:r>
+        <w:rPr>
+          <w:rFonts w:ascii="Times New Roman" w:hAnsi="Times New Roman"/>
+          <w:szCs w:val="26"/>
+        </w:rPr>
+        <w:t>chỉ</w:t>
+      </w:r>
+      <w:proofErr w:type="spellEnd"/>
+      <w:r>
+        <w:rPr>
+          <w:rFonts w:ascii="Times New Roman" w:hAnsi="Times New Roman"/>
+          <w:szCs w:val="26"/>
+        </w:rPr>
+        <w:t xml:space="preserve"> </w:t>
+      </w:r>
+      <w:proofErr w:type="spellStart"/>
+      <w:r>
+        <w:rPr>
+          <w:rFonts w:ascii="Times New Roman" w:hAnsi="Times New Roman"/>
+          <w:szCs w:val="26"/>
+        </w:rPr>
+        <w:t>trạm</w:t>
+      </w:r>
+      <w:proofErr w:type="spellEnd"/>
+      <w:r>
+        <w:rPr>
+          <w:rFonts w:ascii="Times New Roman" w:hAnsi="Times New Roman"/>
+          <w:szCs w:val="26"/>
+        </w:rPr>
+        <w:t xml:space="preserve"> </w:t>
+      </w:r>
+      <w:proofErr w:type="gramStart"/>
       <w:r>
         <w:rPr>
           <w:rFonts w:ascii="Times New Roman" w:hAnsi="Times New Roman"/>
           <w:szCs w:val="26"/>
         </w:rPr>
         <w:tab/>
-        <w:t>:{{ADDRESS_OLD}} ({{ADDRESS_NEW}})</w:t>
+        <w:t>:{</w:t>
+      </w:r>
+      <w:proofErr w:type="gramEnd"/>
+      <w:r>
+        <w:rPr>
+          <w:rFonts w:ascii="Times New Roman" w:hAnsi="Times New Roman"/>
+          <w:szCs w:val="26"/>
+        </w:rPr>
+        <w:t>{ADDRESS_OLD}} ({{ADDRESS_NEW}})</w:t>
       </w:r>
     </w:p>
     <w:p>
@@ -2796,13 +6830,63 @@
           <w:szCs w:val="26"/>
         </w:rPr>
       </w:pPr>
-      <w:r>
-        <w:rPr>
-          <w:rFonts w:ascii="Times New Roman" w:hAnsi="Times New Roman"/>
-          <w:szCs w:val="26"/>
-        </w:rPr>
-        <w:t>Địa chỉ liên hệ</w:t>
-      </w:r>
+      <w:proofErr w:type="spellStart"/>
+      <w:r>
+        <w:rPr>
+          <w:rFonts w:ascii="Times New Roman" w:hAnsi="Times New Roman"/>
+          <w:szCs w:val="26"/>
+        </w:rPr>
+        <w:t>Địa</w:t>
+      </w:r>
+      <w:proofErr w:type="spellEnd"/>
+      <w:r>
+        <w:rPr>
+          <w:rFonts w:ascii="Times New Roman" w:hAnsi="Times New Roman"/>
+          <w:szCs w:val="26"/>
+        </w:rPr>
+        <w:t xml:space="preserve"> </w:t>
+      </w:r>
+      <w:proofErr w:type="spellStart"/>
+      <w:r>
+        <w:rPr>
+          <w:rFonts w:ascii="Times New Roman" w:hAnsi="Times New Roman"/>
+          <w:szCs w:val="26"/>
+        </w:rPr>
+        <w:t>chỉ</w:t>
+      </w:r>
+      <w:proofErr w:type="spellEnd"/>
+      <w:r>
+        <w:rPr>
+          <w:rFonts w:ascii="Times New Roman" w:hAnsi="Times New Roman"/>
+          <w:szCs w:val="26"/>
+        </w:rPr>
+        <w:t xml:space="preserve"> </w:t>
+      </w:r>
+      <w:proofErr w:type="spellStart"/>
+      <w:r>
+        <w:rPr>
+          <w:rFonts w:ascii="Times New Roman" w:hAnsi="Times New Roman"/>
+          <w:szCs w:val="26"/>
+        </w:rPr>
+        <w:t>liên</w:t>
+      </w:r>
+      <w:proofErr w:type="spellEnd"/>
+      <w:r>
+        <w:rPr>
+          <w:rFonts w:ascii="Times New Roman" w:hAnsi="Times New Roman"/>
+          <w:szCs w:val="26"/>
+        </w:rPr>
+        <w:t xml:space="preserve"> </w:t>
+      </w:r>
+      <w:proofErr w:type="spellStart"/>
+      <w:r>
+        <w:rPr>
+          <w:rFonts w:ascii="Times New Roman" w:hAnsi="Times New Roman"/>
+          <w:szCs w:val="26"/>
+        </w:rPr>
+        <w:t>hệ</w:t>
+      </w:r>
+      <w:proofErr w:type="spellEnd"/>
       <w:r>
         <w:rPr>
           <w:rFonts w:ascii="Times New Roman" w:hAnsi="Times New Roman"/>
@@ -2829,12 +6913,37 @@
           <w:szCs w:val="26"/>
         </w:rPr>
       </w:pPr>
-      <w:r>
-        <w:rPr>
-          <w:rFonts w:ascii="Times New Roman" w:hAnsi="Times New Roman"/>
-          <w:szCs w:val="26"/>
-        </w:rPr>
-        <w:t xml:space="preserve">Điện thọai   </w:t>
+      <w:proofErr w:type="spellStart"/>
+      <w:r>
+        <w:rPr>
+          <w:rFonts w:ascii="Times New Roman" w:hAnsi="Times New Roman"/>
+          <w:szCs w:val="26"/>
+        </w:rPr>
+        <w:t>Điện</w:t>
+      </w:r>
+      <w:proofErr w:type="spellEnd"/>
+      <w:r>
+        <w:rPr>
+          <w:rFonts w:ascii="Times New Roman" w:hAnsi="Times New Roman"/>
+          <w:szCs w:val="26"/>
+        </w:rPr>
+        <w:t xml:space="preserve"> </w:t>
+      </w:r>
+      <w:proofErr w:type="spellStart"/>
+      <w:r>
+        <w:rPr>
+          <w:rFonts w:ascii="Times New Roman" w:hAnsi="Times New Roman"/>
+          <w:szCs w:val="26"/>
+        </w:rPr>
+        <w:t>thọai</w:t>
+      </w:r>
+      <w:proofErr w:type="spellEnd"/>
+      <w:r>
+        <w:rPr>
+          <w:rFonts w:ascii="Times New Roman" w:hAnsi="Times New Roman"/>
+          <w:szCs w:val="26"/>
+        </w:rPr>
+        <w:t xml:space="preserve">   </w:t>
       </w:r>
       <w:r>
         <w:rPr>
@@ -2843,153 +6952,6 @@
         </w:rPr>
         <w:tab/>
         <w:t>: {{PHONE}}</w:t>
-      </w:r>
-    </w:p>
-    <w:p>
-      <w:pPr>
-        <w:pStyle w:val="ListParagraph"/>
-        <w:numPr>
-          <w:ilvl w:val="0"/>
-          <w:numId w:val="3"/>
-        </w:numPr>
-        <w:spacing w:before="120" w:line="360" w:lineRule="exact"/>
-        <w:jc w:val="both"/>
-        <w:rPr>
-          <w:rFonts w:ascii="Times New Roman" w:hAnsi="Times New Roman"/>
-          <w:bCs/>
-          <w:szCs w:val="26"/>
-          <w:lang w:val="vi-VN"/>
-        </w:rPr>
-      </w:pPr>
-      <w:r>
-        <w:rPr>
-          <w:rFonts w:ascii="Times New Roman" w:hAnsi="Times New Roman"/>
-          <w:bCs/>
-          <w:szCs w:val="26"/>
-        </w:rPr>
-        <w:t>Tên tài khoản</w:t>
-      </w:r>
-      <w:r>
-        <w:rPr>
-          <w:rFonts w:ascii="Times New Roman" w:hAnsi="Times New Roman"/>
-          <w:bCs/>
-          <w:szCs w:val="26"/>
-        </w:rPr>
-        <w:tab/>
-      </w:r>
-      <w:r>
-        <w:rPr>
-          <w:rFonts w:ascii="Times New Roman" w:hAnsi="Times New Roman"/>
-          <w:bCs/>
-          <w:szCs w:val="26"/>
-        </w:rPr>
-        <w:t>:</w:t>
-      </w:r>
-      <w:r>
-        <w:rPr>
-          <w:rFonts w:ascii="Times New Roman" w:hAnsi="Times New Roman"/>
-          <w:bCs/>
-          <w:szCs w:val="26"/>
-        </w:rPr>
-        <w:t xml:space="preserve"> </w:t>
-      </w:r>
-      <w:r>
-        <w:rPr>
-          <w:rFonts w:ascii="Times New Roman" w:hAnsi="Times New Roman"/>
-          <w:bCs/>
-          <w:szCs w:val="26"/>
-        </w:rPr>
-        <w:t>{{ACCOUNT_OWNER}}</w:t>
-      </w:r>
-    </w:p>
-    <w:p>
-      <w:pPr>
-        <w:pStyle w:val="ListParagraph"/>
-        <w:numPr>
-          <w:ilvl w:val="0"/>
-          <w:numId w:val="3"/>
-        </w:numPr>
-        <w:spacing w:before="120" w:line="360" w:lineRule="exact"/>
-        <w:jc w:val="both"/>
-        <w:rPr>
-          <w:rFonts w:ascii="Times New Roman" w:hAnsi="Times New Roman"/>
-          <w:bCs/>
-          <w:szCs w:val="26"/>
-          <w:lang w:val="vi-VN"/>
-        </w:rPr>
-      </w:pPr>
-      <w:r>
-        <w:rPr>
-          <w:rFonts w:ascii="Times New Roman" w:hAnsi="Times New Roman"/>
-          <w:bCs/>
-          <w:szCs w:val="26"/>
-        </w:rPr>
-        <w:t>Số tài khoản</w:t>
-      </w:r>
-      <w:r>
-        <w:rPr>
-          <w:rFonts w:ascii="Times New Roman" w:hAnsi="Times New Roman"/>
-          <w:bCs/>
-          <w:szCs w:val="26"/>
-        </w:rPr>
-        <w:tab/>
-      </w:r>
-      <w:r>
-        <w:rPr>
-          <w:rFonts w:ascii="Times New Roman" w:hAnsi="Times New Roman"/>
-          <w:bCs/>
-          <w:szCs w:val="26"/>
-        </w:rPr>
-        <w:tab/>
-      </w:r>
-      <w:r>
-        <w:rPr>
-          <w:rFonts w:ascii="Times New Roman" w:hAnsi="Times New Roman"/>
-          <w:bCs/>
-          <w:szCs w:val="26"/>
-        </w:rPr>
-        <w:t>: {{ACCOUNT_NO}}</w:t>
-      </w:r>
-    </w:p>
-    <w:p>
-      <w:pPr>
-        <w:pStyle w:val="ListParagraph"/>
-        <w:numPr>
-          <w:ilvl w:val="0"/>
-          <w:numId w:val="3"/>
-        </w:numPr>
-        <w:spacing w:before="120" w:line="360" w:lineRule="exact"/>
-        <w:jc w:val="both"/>
-        <w:rPr>
-          <w:rFonts w:ascii="Times New Roman" w:hAnsi="Times New Roman"/>
-          <w:bCs/>
-          <w:szCs w:val="26"/>
-          <w:lang w:val="vi-VN"/>
-        </w:rPr>
-      </w:pPr>
-      <w:r>
-        <w:rPr>
-          <w:rFonts w:ascii="Times New Roman" w:hAnsi="Times New Roman"/>
-          <w:bCs/>
-          <w:szCs w:val="26"/>
-        </w:rPr>
-        <w:t>Tại ngân hàng</w:t>
-      </w:r>
-      <w:r>
-        <w:rPr>
-          <w:rFonts w:ascii="Times New Roman" w:hAnsi="Times New Roman"/>
-          <w:bCs/>
-          <w:szCs w:val="26"/>
-        </w:rPr>
-        <w:tab/>
-      </w:r>
-      <w:r>
-        <w:rPr>
-          <w:rFonts w:ascii="Times New Roman" w:hAnsi="Times New Roman"/>
-          <w:bCs/>
-          <w:szCs w:val="26"/>
-        </w:rPr>
-        <w:t>: {{BANK_NAME}}</w:t>
       </w:r>
     </w:p>
     <w:p>
@@ -3306,13 +7268,143 @@
           <w:szCs w:val="26"/>
         </w:rPr>
       </w:pPr>
-      <w:r>
-        <w:rPr>
-          <w:rFonts w:ascii="Times New Roman" w:hAnsi="Times New Roman"/>
-          <w:szCs w:val="26"/>
-        </w:rPr>
-        <w:t>Ngân hàng             : Ngân Hàng TMCP Ngoại thương VN - CN Đồng Nai</w:t>
-      </w:r>
+      <w:proofErr w:type="spellStart"/>
+      <w:r>
+        <w:rPr>
+          <w:rFonts w:ascii="Times New Roman" w:hAnsi="Times New Roman"/>
+          <w:szCs w:val="26"/>
+        </w:rPr>
+        <w:t>Ngân</w:t>
+      </w:r>
+      <w:proofErr w:type="spellEnd"/>
+      <w:r>
+        <w:rPr>
+          <w:rFonts w:ascii="Times New Roman" w:hAnsi="Times New Roman"/>
+          <w:szCs w:val="26"/>
+        </w:rPr>
+        <w:t xml:space="preserve"> </w:t>
+      </w:r>
+      <w:proofErr w:type="spellStart"/>
+      <w:r>
+        <w:rPr>
+          <w:rFonts w:ascii="Times New Roman" w:hAnsi="Times New Roman"/>
+          <w:szCs w:val="26"/>
+        </w:rPr>
+        <w:t>hàng</w:t>
+      </w:r>
+      <w:proofErr w:type="spellEnd"/>
+      <w:r>
+        <w:rPr>
+          <w:rFonts w:ascii="Times New Roman" w:hAnsi="Times New Roman"/>
+          <w:szCs w:val="26"/>
+        </w:rPr>
+        <w:t xml:space="preserve">           </w:t>
+      </w:r>
+      <w:proofErr w:type="gramStart"/>
+      <w:r>
+        <w:rPr>
+          <w:rFonts w:ascii="Times New Roman" w:hAnsi="Times New Roman"/>
+          <w:szCs w:val="26"/>
+        </w:rPr>
+        <w:t xml:space="preserve">  :</w:t>
+      </w:r>
+      <w:proofErr w:type="gramEnd"/>
+      <w:r>
+        <w:rPr>
+          <w:rFonts w:ascii="Times New Roman" w:hAnsi="Times New Roman"/>
+          <w:szCs w:val="26"/>
+        </w:rPr>
+        <w:t xml:space="preserve"> </w:t>
+      </w:r>
+      <w:proofErr w:type="spellStart"/>
+      <w:r>
+        <w:rPr>
+          <w:rFonts w:ascii="Times New Roman" w:hAnsi="Times New Roman"/>
+          <w:szCs w:val="26"/>
+        </w:rPr>
+        <w:t>Ngân</w:t>
+      </w:r>
+      <w:proofErr w:type="spellEnd"/>
+      <w:r>
+        <w:rPr>
+          <w:rFonts w:ascii="Times New Roman" w:hAnsi="Times New Roman"/>
+          <w:szCs w:val="26"/>
+        </w:rPr>
+        <w:t xml:space="preserve"> </w:t>
+      </w:r>
+      <w:proofErr w:type="spellStart"/>
+      <w:r>
+        <w:rPr>
+          <w:rFonts w:ascii="Times New Roman" w:hAnsi="Times New Roman"/>
+          <w:szCs w:val="26"/>
+        </w:rPr>
+        <w:t>Hàng</w:t>
+      </w:r>
+      <w:proofErr w:type="spellEnd"/>
+      <w:r>
+        <w:rPr>
+          <w:rFonts w:ascii="Times New Roman" w:hAnsi="Times New Roman"/>
+          <w:szCs w:val="26"/>
+        </w:rPr>
+        <w:t xml:space="preserve"> TMCP </w:t>
+      </w:r>
+      <w:proofErr w:type="spellStart"/>
+      <w:r>
+        <w:rPr>
+          <w:rFonts w:ascii="Times New Roman" w:hAnsi="Times New Roman"/>
+          <w:szCs w:val="26"/>
+        </w:rPr>
+        <w:t>Ngoại</w:t>
+      </w:r>
+      <w:proofErr w:type="spellEnd"/>
+      <w:r>
+        <w:rPr>
+          <w:rFonts w:ascii="Times New Roman" w:hAnsi="Times New Roman"/>
+          <w:szCs w:val="26"/>
+        </w:rPr>
+        <w:t xml:space="preserve"> </w:t>
+      </w:r>
+      <w:proofErr w:type="spellStart"/>
+      <w:r>
+        <w:rPr>
+          <w:rFonts w:ascii="Times New Roman" w:hAnsi="Times New Roman"/>
+          <w:szCs w:val="26"/>
+        </w:rPr>
+        <w:t>thương</w:t>
+      </w:r>
+      <w:proofErr w:type="spellEnd"/>
+      <w:r>
+        <w:rPr>
+          <w:rFonts w:ascii="Times New Roman" w:hAnsi="Times New Roman"/>
+          <w:szCs w:val="26"/>
+        </w:rPr>
+        <w:t xml:space="preserve"> VN - CN </w:t>
+      </w:r>
+      <w:proofErr w:type="spellStart"/>
+      <w:r>
+        <w:rPr>
+          <w:rFonts w:ascii="Times New Roman" w:hAnsi="Times New Roman"/>
+          <w:szCs w:val="26"/>
+        </w:rPr>
+        <w:t>Đồng</w:t>
+      </w:r>
+      <w:proofErr w:type="spellEnd"/>
+      <w:r>
+        <w:rPr>
+          <w:rFonts w:ascii="Times New Roman" w:hAnsi="Times New Roman"/>
+          <w:szCs w:val="26"/>
+        </w:rPr>
+        <w:t xml:space="preserve"> </w:t>
+      </w:r>
+      <w:proofErr w:type="spellStart"/>
+      <w:r>
+        <w:rPr>
+          <w:rFonts w:ascii="Times New Roman" w:hAnsi="Times New Roman"/>
+          <w:szCs w:val="26"/>
+        </w:rPr>
+        <w:t>Nai</w:t>
+      </w:r>
+      <w:proofErr w:type="spellEnd"/>
     </w:p>
     <w:p>
       <w:pPr>
@@ -3365,7 +7457,198 @@
           <w:rFonts w:ascii="Times New Roman" w:hAnsi="Times New Roman"/>
           <w:szCs w:val="26"/>
         </w:rPr>
-        <w:t xml:space="preserve">           (Căn cứ giấy ủy quyền số 08/UQ-MBF.ĐNa ký ngày 22/01/2026)</w:t>
+        <w:t xml:space="preserve">           (</w:t>
+      </w:r>
+      <w:proofErr w:type="spellStart"/>
+      <w:r>
+        <w:rPr>
+          <w:rFonts w:ascii="Times New Roman" w:hAnsi="Times New Roman"/>
+          <w:szCs w:val="26"/>
+        </w:rPr>
+        <w:t>Căn</w:t>
+      </w:r>
+      <w:proofErr w:type="spellEnd"/>
+      <w:r>
+        <w:rPr>
+          <w:rFonts w:ascii="Times New Roman" w:hAnsi="Times New Roman"/>
+          <w:szCs w:val="26"/>
+        </w:rPr>
+        <w:t xml:space="preserve"> </w:t>
+      </w:r>
+      <w:proofErr w:type="spellStart"/>
+      <w:r>
+        <w:rPr>
+          <w:rFonts w:ascii="Times New Roman" w:hAnsi="Times New Roman"/>
+          <w:szCs w:val="26"/>
+        </w:rPr>
+        <w:t>cứ</w:t>
+      </w:r>
+      <w:proofErr w:type="spellEnd"/>
+      <w:r>
+        <w:rPr>
+          <w:rFonts w:ascii="Times New Roman" w:hAnsi="Times New Roman"/>
+          <w:szCs w:val="26"/>
+        </w:rPr>
+        <w:t xml:space="preserve"> </w:t>
+      </w:r>
+      <w:proofErr w:type="spellStart"/>
+      <w:r>
+        <w:rPr>
+          <w:rFonts w:ascii="Times New Roman" w:hAnsi="Times New Roman"/>
+          <w:szCs w:val="26"/>
+        </w:rPr>
+        <w:t>giấy</w:t>
+      </w:r>
+      <w:proofErr w:type="spellEnd"/>
+      <w:r>
+        <w:rPr>
+          <w:rFonts w:ascii="Times New Roman" w:hAnsi="Times New Roman"/>
+          <w:szCs w:val="26"/>
+        </w:rPr>
+        <w:t xml:space="preserve"> </w:t>
+      </w:r>
+      <w:proofErr w:type="spellStart"/>
+      <w:r>
+        <w:rPr>
+          <w:rFonts w:ascii="Times New Roman" w:hAnsi="Times New Roman"/>
+          <w:szCs w:val="26"/>
+        </w:rPr>
+        <w:t>ủy</w:t>
+      </w:r>
+      <w:proofErr w:type="spellEnd"/>
+      <w:r>
+        <w:rPr>
+          <w:rFonts w:ascii="Times New Roman" w:hAnsi="Times New Roman"/>
+          <w:szCs w:val="26"/>
+        </w:rPr>
+        <w:t xml:space="preserve"> </w:t>
+      </w:r>
+      <w:proofErr w:type="spellStart"/>
+      <w:r>
+        <w:rPr>
+          <w:rFonts w:ascii="Times New Roman" w:hAnsi="Times New Roman"/>
+          <w:szCs w:val="26"/>
+        </w:rPr>
+        <w:t>quyền</w:t>
+      </w:r>
+      <w:proofErr w:type="spellEnd"/>
+      <w:r>
+        <w:rPr>
+          <w:rFonts w:ascii="Times New Roman" w:hAnsi="Times New Roman"/>
+          <w:szCs w:val="26"/>
+        </w:rPr>
+        <w:t xml:space="preserve"> </w:t>
+      </w:r>
+      <w:proofErr w:type="spellStart"/>
+      <w:r>
+        <w:rPr>
+          <w:rFonts w:ascii="Times New Roman" w:hAnsi="Times New Roman"/>
+          <w:szCs w:val="26"/>
+        </w:rPr>
+        <w:t>số</w:t>
+      </w:r>
+      <w:proofErr w:type="spellEnd"/>
+      <w:r>
+        <w:rPr>
+          <w:rFonts w:ascii="Times New Roman" w:hAnsi="Times New Roman"/>
+          <w:szCs w:val="26"/>
+        </w:rPr>
+        <w:t xml:space="preserve"> </w:t>
+      </w:r>
+      <w:r>
+        <w:rPr>
+          <w:rFonts w:ascii="Times New Roman" w:hAnsi="Times New Roman"/>
+          <w:szCs w:val="26"/>
+          <w:lang w:val="vi-VN"/>
+        </w:rPr>
+        <w:t>21</w:t>
+      </w:r>
+      <w:r>
+        <w:rPr>
+          <w:rFonts w:ascii="Times New Roman" w:hAnsi="Times New Roman"/>
+          <w:szCs w:val="26"/>
+        </w:rPr>
+        <w:t>/UQ-</w:t>
+      </w:r>
+      <w:proofErr w:type="spellStart"/>
+      <w:r>
+        <w:rPr>
+          <w:rFonts w:ascii="Times New Roman" w:hAnsi="Times New Roman"/>
+          <w:szCs w:val="26"/>
+        </w:rPr>
+        <w:t>MBF.ĐNa</w:t>
+      </w:r>
+      <w:proofErr w:type="spellEnd"/>
+      <w:r>
+        <w:rPr>
+          <w:rFonts w:ascii="Times New Roman" w:hAnsi="Times New Roman"/>
+          <w:szCs w:val="26"/>
+        </w:rPr>
+        <w:t xml:space="preserve"> </w:t>
+      </w:r>
+      <w:proofErr w:type="spellStart"/>
+      <w:r>
+        <w:rPr>
+          <w:rFonts w:ascii="Times New Roman" w:hAnsi="Times New Roman"/>
+          <w:szCs w:val="26"/>
+        </w:rPr>
+        <w:t>ký</w:t>
+      </w:r>
+      <w:proofErr w:type="spellEnd"/>
+      <w:r>
+        <w:rPr>
+          <w:rFonts w:ascii="Times New Roman" w:hAnsi="Times New Roman"/>
+          <w:szCs w:val="26"/>
+        </w:rPr>
+        <w:t xml:space="preserve"> </w:t>
+      </w:r>
+      <w:proofErr w:type="spellStart"/>
+      <w:r>
+        <w:rPr>
+          <w:rFonts w:ascii="Times New Roman" w:hAnsi="Times New Roman"/>
+          <w:szCs w:val="26"/>
+        </w:rPr>
+        <w:t>ngày</w:t>
+      </w:r>
+      <w:proofErr w:type="spellEnd"/>
+      <w:r>
+        <w:rPr>
+          <w:rFonts w:ascii="Times New Roman" w:hAnsi="Times New Roman"/>
+          <w:szCs w:val="26"/>
+        </w:rPr>
+        <w:t xml:space="preserve"> </w:t>
+      </w:r>
+      <w:r>
+        <w:rPr>
+          <w:rFonts w:ascii="Times New Roman" w:hAnsi="Times New Roman"/>
+          <w:szCs w:val="26"/>
+          <w:lang w:val="vi-VN"/>
+        </w:rPr>
+        <w:t>19</w:t>
+      </w:r>
+      <w:r>
+        <w:rPr>
+          <w:rFonts w:ascii="Times New Roman" w:hAnsi="Times New Roman"/>
+          <w:szCs w:val="26"/>
+        </w:rPr>
+        <w:t>/0</w:t>
+      </w:r>
+      <w:r>
+        <w:rPr>
+          <w:rFonts w:ascii="Times New Roman" w:hAnsi="Times New Roman"/>
+          <w:szCs w:val="26"/>
+          <w:lang w:val="vi-VN"/>
+        </w:rPr>
+        <w:t>6</w:t>
+      </w:r>
+      <w:bookmarkStart w:id="0" w:name="_GoBack"/>
+      <w:bookmarkEnd w:id="0"/>
+      <w:r>
+        <w:rPr>
+          <w:rFonts w:ascii="Times New Roman" w:hAnsi="Times New Roman"/>
+          <w:szCs w:val="26"/>
+        </w:rPr>
+        <w:t>/2026)</w:t>
       </w:r>
     </w:p>
     <w:p>
@@ -3383,7 +7666,423 @@
           <w:rFonts w:ascii="Times New Roman" w:hAnsi="Times New Roman"/>
           <w:szCs w:val="26"/>
         </w:rPr>
-        <w:t>Sau khi bàn bạc thỏa thuận, hai bên thống nhất ký kết phụ lục hợp đồng điều chỉnh điều khoản hợp đồng số {{CONTRACT_NO}} ký ngày {{CONTRACT_DATE}} như sau:</w:t>
+        <w:t xml:space="preserve">Sau </w:t>
+      </w:r>
+      <w:proofErr w:type="spellStart"/>
+      <w:r>
+        <w:rPr>
+          <w:rFonts w:ascii="Times New Roman" w:hAnsi="Times New Roman"/>
+          <w:szCs w:val="26"/>
+        </w:rPr>
+        <w:t>khi</w:t>
+      </w:r>
+      <w:proofErr w:type="spellEnd"/>
+      <w:r>
+        <w:rPr>
+          <w:rFonts w:ascii="Times New Roman" w:hAnsi="Times New Roman"/>
+          <w:szCs w:val="26"/>
+        </w:rPr>
+        <w:t xml:space="preserve"> </w:t>
+      </w:r>
+      <w:proofErr w:type="spellStart"/>
+      <w:r>
+        <w:rPr>
+          <w:rFonts w:ascii="Times New Roman" w:hAnsi="Times New Roman"/>
+          <w:szCs w:val="26"/>
+        </w:rPr>
+        <w:t>bàn</w:t>
+      </w:r>
+      <w:proofErr w:type="spellEnd"/>
+      <w:r>
+        <w:rPr>
+          <w:rFonts w:ascii="Times New Roman" w:hAnsi="Times New Roman"/>
+          <w:szCs w:val="26"/>
+        </w:rPr>
+        <w:t xml:space="preserve"> </w:t>
+      </w:r>
+      <w:proofErr w:type="spellStart"/>
+      <w:r>
+        <w:rPr>
+          <w:rFonts w:ascii="Times New Roman" w:hAnsi="Times New Roman"/>
+          <w:szCs w:val="26"/>
+        </w:rPr>
+        <w:t>bạc</w:t>
+      </w:r>
+      <w:proofErr w:type="spellEnd"/>
+      <w:r>
+        <w:rPr>
+          <w:rFonts w:ascii="Times New Roman" w:hAnsi="Times New Roman"/>
+          <w:szCs w:val="26"/>
+        </w:rPr>
+        <w:t xml:space="preserve"> </w:t>
+      </w:r>
+      <w:proofErr w:type="spellStart"/>
+      <w:r>
+        <w:rPr>
+          <w:rFonts w:ascii="Times New Roman" w:hAnsi="Times New Roman"/>
+          <w:szCs w:val="26"/>
+        </w:rPr>
+        <w:t>thỏa</w:t>
+      </w:r>
+      <w:proofErr w:type="spellEnd"/>
+      <w:r>
+        <w:rPr>
+          <w:rFonts w:ascii="Times New Roman" w:hAnsi="Times New Roman"/>
+          <w:szCs w:val="26"/>
+        </w:rPr>
+        <w:t xml:space="preserve"> </w:t>
+      </w:r>
+      <w:proofErr w:type="spellStart"/>
+      <w:r>
+        <w:rPr>
+          <w:rFonts w:ascii="Times New Roman" w:hAnsi="Times New Roman"/>
+          <w:szCs w:val="26"/>
+        </w:rPr>
+        <w:t>thuận</w:t>
+      </w:r>
+      <w:proofErr w:type="spellEnd"/>
+      <w:r>
+        <w:rPr>
+          <w:rFonts w:ascii="Times New Roman" w:hAnsi="Times New Roman"/>
+          <w:szCs w:val="26"/>
+        </w:rPr>
+        <w:t xml:space="preserve">, </w:t>
+      </w:r>
+      <w:proofErr w:type="spellStart"/>
+      <w:r>
+        <w:rPr>
+          <w:rFonts w:ascii="Times New Roman" w:hAnsi="Times New Roman"/>
+          <w:szCs w:val="26"/>
+        </w:rPr>
+        <w:t>hai</w:t>
+      </w:r>
+      <w:proofErr w:type="spellEnd"/>
+      <w:r>
+        <w:rPr>
+          <w:rFonts w:ascii="Times New Roman" w:hAnsi="Times New Roman"/>
+          <w:szCs w:val="26"/>
+        </w:rPr>
+        <w:t xml:space="preserve"> </w:t>
+      </w:r>
+      <w:proofErr w:type="spellStart"/>
+      <w:r>
+        <w:rPr>
+          <w:rFonts w:ascii="Times New Roman" w:hAnsi="Times New Roman"/>
+          <w:szCs w:val="26"/>
+        </w:rPr>
+        <w:t>bên</w:t>
+      </w:r>
+      <w:proofErr w:type="spellEnd"/>
+      <w:r>
+        <w:rPr>
+          <w:rFonts w:ascii="Times New Roman" w:hAnsi="Times New Roman"/>
+          <w:szCs w:val="26"/>
+        </w:rPr>
+        <w:t xml:space="preserve"> </w:t>
+      </w:r>
+      <w:proofErr w:type="spellStart"/>
+      <w:r>
+        <w:rPr>
+          <w:rFonts w:ascii="Times New Roman" w:hAnsi="Times New Roman"/>
+          <w:szCs w:val="26"/>
+        </w:rPr>
+        <w:t>thống</w:t>
+      </w:r>
+      <w:proofErr w:type="spellEnd"/>
+      <w:r>
+        <w:rPr>
+          <w:rFonts w:ascii="Times New Roman" w:hAnsi="Times New Roman"/>
+          <w:szCs w:val="26"/>
+        </w:rPr>
+        <w:t xml:space="preserve"> </w:t>
+      </w:r>
+      <w:proofErr w:type="spellStart"/>
+      <w:r>
+        <w:rPr>
+          <w:rFonts w:ascii="Times New Roman" w:hAnsi="Times New Roman"/>
+          <w:szCs w:val="26"/>
+        </w:rPr>
+        <w:t>nhất</w:t>
+      </w:r>
+      <w:proofErr w:type="spellEnd"/>
+      <w:r>
+        <w:rPr>
+          <w:rFonts w:ascii="Times New Roman" w:hAnsi="Times New Roman"/>
+          <w:szCs w:val="26"/>
+        </w:rPr>
+        <w:t xml:space="preserve"> </w:t>
+      </w:r>
+      <w:proofErr w:type="spellStart"/>
+      <w:r>
+        <w:rPr>
+          <w:rFonts w:ascii="Times New Roman" w:hAnsi="Times New Roman"/>
+          <w:szCs w:val="26"/>
+        </w:rPr>
+        <w:t>ký</w:t>
+      </w:r>
+      <w:proofErr w:type="spellEnd"/>
+      <w:r>
+        <w:rPr>
+          <w:rFonts w:ascii="Times New Roman" w:hAnsi="Times New Roman"/>
+          <w:szCs w:val="26"/>
+        </w:rPr>
+        <w:t xml:space="preserve"> </w:t>
+      </w:r>
+      <w:proofErr w:type="spellStart"/>
+      <w:r>
+        <w:rPr>
+          <w:rFonts w:ascii="Times New Roman" w:hAnsi="Times New Roman"/>
+          <w:szCs w:val="26"/>
+        </w:rPr>
+        <w:t>kết</w:t>
+      </w:r>
+      <w:proofErr w:type="spellEnd"/>
+      <w:r>
+        <w:rPr>
+          <w:rFonts w:ascii="Times New Roman" w:hAnsi="Times New Roman"/>
+          <w:szCs w:val="26"/>
+        </w:rPr>
+        <w:t xml:space="preserve"> </w:t>
+      </w:r>
+      <w:proofErr w:type="spellStart"/>
+      <w:r>
+        <w:rPr>
+          <w:rFonts w:ascii="Times New Roman" w:hAnsi="Times New Roman"/>
+          <w:szCs w:val="26"/>
+        </w:rPr>
+        <w:t>phụ</w:t>
+      </w:r>
+      <w:proofErr w:type="spellEnd"/>
+      <w:r>
+        <w:rPr>
+          <w:rFonts w:ascii="Times New Roman" w:hAnsi="Times New Roman"/>
+          <w:szCs w:val="26"/>
+        </w:rPr>
+        <w:t xml:space="preserve"> </w:t>
+      </w:r>
+      <w:proofErr w:type="spellStart"/>
+      <w:r>
+        <w:rPr>
+          <w:rFonts w:ascii="Times New Roman" w:hAnsi="Times New Roman"/>
+          <w:szCs w:val="26"/>
+        </w:rPr>
+        <w:t>lục</w:t>
+      </w:r>
+      <w:proofErr w:type="spellEnd"/>
+      <w:r>
+        <w:rPr>
+          <w:rFonts w:ascii="Times New Roman" w:hAnsi="Times New Roman"/>
+          <w:szCs w:val="26"/>
+        </w:rPr>
+        <w:t xml:space="preserve"> </w:t>
+      </w:r>
+      <w:proofErr w:type="spellStart"/>
+      <w:r>
+        <w:rPr>
+          <w:rFonts w:ascii="Times New Roman" w:hAnsi="Times New Roman"/>
+          <w:szCs w:val="26"/>
+        </w:rPr>
+        <w:t>hợp</w:t>
+      </w:r>
+      <w:proofErr w:type="spellEnd"/>
+      <w:r>
+        <w:rPr>
+          <w:rFonts w:ascii="Times New Roman" w:hAnsi="Times New Roman"/>
+          <w:szCs w:val="26"/>
+        </w:rPr>
+        <w:t xml:space="preserve"> </w:t>
+      </w:r>
+      <w:proofErr w:type="spellStart"/>
+      <w:r>
+        <w:rPr>
+          <w:rFonts w:ascii="Times New Roman" w:hAnsi="Times New Roman"/>
+          <w:szCs w:val="26"/>
+        </w:rPr>
+        <w:t>đồng</w:t>
+      </w:r>
+      <w:proofErr w:type="spellEnd"/>
+      <w:r>
+        <w:rPr>
+          <w:rFonts w:ascii="Times New Roman" w:hAnsi="Times New Roman"/>
+          <w:szCs w:val="26"/>
+        </w:rPr>
+        <w:t xml:space="preserve"> </w:t>
+      </w:r>
+      <w:proofErr w:type="spellStart"/>
+      <w:r>
+        <w:rPr>
+          <w:rFonts w:ascii="Times New Roman" w:hAnsi="Times New Roman"/>
+          <w:szCs w:val="26"/>
+        </w:rPr>
+        <w:t>điều</w:t>
+      </w:r>
+      <w:proofErr w:type="spellEnd"/>
+      <w:r>
+        <w:rPr>
+          <w:rFonts w:ascii="Times New Roman" w:hAnsi="Times New Roman"/>
+          <w:szCs w:val="26"/>
+        </w:rPr>
+        <w:t xml:space="preserve"> </w:t>
+      </w:r>
+      <w:proofErr w:type="spellStart"/>
+      <w:r>
+        <w:rPr>
+          <w:rFonts w:ascii="Times New Roman" w:hAnsi="Times New Roman"/>
+          <w:szCs w:val="26"/>
+        </w:rPr>
+        <w:t>chỉnh</w:t>
+      </w:r>
+      <w:proofErr w:type="spellEnd"/>
+      <w:r>
+        <w:rPr>
+          <w:rFonts w:ascii="Times New Roman" w:hAnsi="Times New Roman"/>
+          <w:szCs w:val="26"/>
+        </w:rPr>
+        <w:t xml:space="preserve"> </w:t>
+      </w:r>
+      <w:proofErr w:type="spellStart"/>
+      <w:r>
+        <w:rPr>
+          <w:rFonts w:ascii="Times New Roman" w:hAnsi="Times New Roman"/>
+          <w:szCs w:val="26"/>
+        </w:rPr>
+        <w:t>điều</w:t>
+      </w:r>
+      <w:proofErr w:type="spellEnd"/>
+      <w:r>
+        <w:rPr>
+          <w:rFonts w:ascii="Times New Roman" w:hAnsi="Times New Roman"/>
+          <w:szCs w:val="26"/>
+        </w:rPr>
+        <w:t xml:space="preserve"> </w:t>
+      </w:r>
+      <w:proofErr w:type="spellStart"/>
+      <w:r>
+        <w:rPr>
+          <w:rFonts w:ascii="Times New Roman" w:hAnsi="Times New Roman"/>
+          <w:szCs w:val="26"/>
+        </w:rPr>
+        <w:t>khoản</w:t>
+      </w:r>
+      <w:proofErr w:type="spellEnd"/>
+      <w:r>
+        <w:rPr>
+          <w:rFonts w:ascii="Times New Roman" w:hAnsi="Times New Roman"/>
+          <w:szCs w:val="26"/>
+        </w:rPr>
+        <w:t xml:space="preserve"> </w:t>
+      </w:r>
+      <w:proofErr w:type="spellStart"/>
+      <w:r>
+        <w:rPr>
+          <w:rFonts w:ascii="Times New Roman" w:hAnsi="Times New Roman"/>
+          <w:szCs w:val="26"/>
+        </w:rPr>
+        <w:t>hợp</w:t>
+      </w:r>
+      <w:proofErr w:type="spellEnd"/>
+      <w:r>
+        <w:rPr>
+          <w:rFonts w:ascii="Times New Roman" w:hAnsi="Times New Roman"/>
+          <w:szCs w:val="26"/>
+        </w:rPr>
+        <w:t xml:space="preserve"> </w:t>
+      </w:r>
+      <w:proofErr w:type="spellStart"/>
+      <w:r>
+        <w:rPr>
+          <w:rFonts w:ascii="Times New Roman" w:hAnsi="Times New Roman"/>
+          <w:szCs w:val="26"/>
+        </w:rPr>
+        <w:t>đồng</w:t>
+      </w:r>
+      <w:proofErr w:type="spellEnd"/>
+      <w:r>
+        <w:rPr>
+          <w:rFonts w:ascii="Times New Roman" w:hAnsi="Times New Roman"/>
+          <w:szCs w:val="26"/>
+        </w:rPr>
+        <w:t xml:space="preserve"> </w:t>
+      </w:r>
+      <w:proofErr w:type="spellStart"/>
+      <w:r>
+        <w:rPr>
+          <w:rFonts w:ascii="Times New Roman" w:hAnsi="Times New Roman"/>
+          <w:szCs w:val="26"/>
+        </w:rPr>
+        <w:t>số</w:t>
+      </w:r>
+      <w:proofErr w:type="spellEnd"/>
+      <w:r>
+        <w:rPr>
+          <w:rFonts w:ascii="Times New Roman" w:hAnsi="Times New Roman"/>
+          <w:szCs w:val="26"/>
+        </w:rPr>
+        <w:t xml:space="preserve"> {{CONTRACT_NO}} </w:t>
+      </w:r>
+      <w:proofErr w:type="spellStart"/>
+      <w:r>
+        <w:rPr>
+          <w:rFonts w:ascii="Times New Roman" w:hAnsi="Times New Roman"/>
+          <w:szCs w:val="26"/>
+        </w:rPr>
+        <w:t>ký</w:t>
+      </w:r>
+      <w:proofErr w:type="spellEnd"/>
+      <w:r>
+        <w:rPr>
+          <w:rFonts w:ascii="Times New Roman" w:hAnsi="Times New Roman"/>
+          <w:szCs w:val="26"/>
+        </w:rPr>
+        <w:t xml:space="preserve"> </w:t>
+      </w:r>
+      <w:proofErr w:type="spellStart"/>
+      <w:r>
+        <w:rPr>
+          <w:rFonts w:ascii="Times New Roman" w:hAnsi="Times New Roman"/>
+          <w:szCs w:val="26"/>
+        </w:rPr>
+        <w:t>ngày</w:t>
+      </w:r>
+      <w:proofErr w:type="spellEnd"/>
+      <w:r>
+        <w:rPr>
+          <w:rFonts w:ascii="Times New Roman" w:hAnsi="Times New Roman"/>
+          <w:szCs w:val="26"/>
+        </w:rPr>
+        <w:t xml:space="preserve"> {{CONTRACT_DATE}} </w:t>
+      </w:r>
+      <w:proofErr w:type="spellStart"/>
+      <w:r>
+        <w:rPr>
+          <w:rFonts w:ascii="Times New Roman" w:hAnsi="Times New Roman"/>
+          <w:szCs w:val="26"/>
+        </w:rPr>
+        <w:t>như</w:t>
+      </w:r>
+      <w:proofErr w:type="spellEnd"/>
+      <w:r>
+        <w:rPr>
+          <w:rFonts w:ascii="Times New Roman" w:hAnsi="Times New Roman"/>
+          <w:szCs w:val="26"/>
+        </w:rPr>
+        <w:t xml:space="preserve"> </w:t>
+      </w:r>
+      <w:proofErr w:type="spellStart"/>
+      <w:r>
+        <w:rPr>
+          <w:rFonts w:ascii="Times New Roman" w:hAnsi="Times New Roman"/>
+          <w:szCs w:val="26"/>
+        </w:rPr>
+        <w:t>sau</w:t>
+      </w:r>
+      <w:proofErr w:type="spellEnd"/>
+      <w:r>
+        <w:rPr>
+          <w:rFonts w:ascii="Times New Roman" w:hAnsi="Times New Roman"/>
+          <w:szCs w:val="26"/>
+        </w:rPr>
+        <w:t>:</w:t>
       </w:r>
     </w:p>
     <w:p>
@@ -3431,14 +8130,25 @@
           <w:bCs/>
           <w:szCs w:val="26"/>
         </w:rPr>
-        <w:t>3: Giá</w:t>
-      </w:r>
+        <w:t xml:space="preserve">3: </w:t>
+      </w:r>
+      <w:proofErr w:type="spellStart"/>
       <w:r>
         <w:rPr>
           <w:rFonts w:ascii="Times New Roman" w:hAnsi="Times New Roman"/>
           <w:b/>
           <w:bCs/>
           <w:szCs w:val="26"/>
+        </w:rPr>
+        <w:t>Giá</w:t>
+      </w:r>
+      <w:proofErr w:type="spellEnd"/>
+      <w:r>
+        <w:rPr>
+          <w:rFonts w:ascii="Times New Roman" w:hAnsi="Times New Roman"/>
+          <w:b/>
+          <w:bCs/>
+          <w:szCs w:val="26"/>
           <w:lang w:val="vi-VN"/>
         </w:rPr>
         <w:t xml:space="preserve"> thuê</w:t>
@@ -3451,6 +8161,7 @@
         </w:rPr>
         <w:t xml:space="preserve"> </w:t>
       </w:r>
+      <w:proofErr w:type="spellStart"/>
       <w:r>
         <w:rPr>
           <w:rFonts w:ascii="Times New Roman" w:hAnsi="Times New Roman"/>
@@ -3458,7 +8169,57 @@
           <w:bCs/>
           <w:szCs w:val="26"/>
         </w:rPr>
-        <w:t xml:space="preserve">và Phương thước </w:t>
+        <w:t>và</w:t>
+      </w:r>
+      <w:proofErr w:type="spellEnd"/>
+      <w:r>
+        <w:rPr>
+          <w:rFonts w:ascii="Times New Roman" w:hAnsi="Times New Roman"/>
+          <w:b/>
+          <w:bCs/>
+          <w:szCs w:val="26"/>
+        </w:rPr>
+        <w:t xml:space="preserve"> </w:t>
+      </w:r>
+      <w:proofErr w:type="spellStart"/>
+      <w:r>
+        <w:rPr>
+          <w:rFonts w:ascii="Times New Roman" w:hAnsi="Times New Roman"/>
+          <w:b/>
+          <w:bCs/>
+          <w:szCs w:val="26"/>
+        </w:rPr>
+        <w:t>Phương</w:t>
+      </w:r>
+      <w:proofErr w:type="spellEnd"/>
+      <w:r>
+        <w:rPr>
+          <w:rFonts w:ascii="Times New Roman" w:hAnsi="Times New Roman"/>
+          <w:b/>
+          <w:bCs/>
+          <w:szCs w:val="26"/>
+        </w:rPr>
+        <w:t xml:space="preserve"> </w:t>
+      </w:r>
+      <w:proofErr w:type="spellStart"/>
+      <w:r>
+        <w:rPr>
+          <w:rFonts w:ascii="Times New Roman" w:hAnsi="Times New Roman"/>
+          <w:b/>
+          <w:bCs/>
+          <w:szCs w:val="26"/>
+        </w:rPr>
+        <w:t>thước</w:t>
+      </w:r>
+      <w:proofErr w:type="spellEnd"/>
+      <w:r>
+        <w:rPr>
+          <w:rFonts w:ascii="Times New Roman" w:hAnsi="Times New Roman"/>
+          <w:b/>
+          <w:bCs/>
+          <w:szCs w:val="26"/>
+        </w:rPr>
+        <w:t xml:space="preserve"> </w:t>
       </w:r>
       <w:r>
         <w:rPr>
@@ -3495,12 +8256,237 @@
           <w:lang w:val="vi-VN"/>
         </w:rPr>
       </w:pPr>
-      <w:r>
-        <w:rPr>
-          <w:rFonts w:ascii="Times New Roman" w:hAnsi="Times New Roman"/>
-          <w:szCs w:val="26"/>
-        </w:rPr>
-        <w:t>Tổng giá thuê vị trí lắp đặt trạm, bảo vệ và hỗ trợ vận hàn</w:t>
+      <w:proofErr w:type="spellStart"/>
+      <w:r>
+        <w:rPr>
+          <w:rFonts w:ascii="Times New Roman" w:hAnsi="Times New Roman"/>
+          <w:szCs w:val="26"/>
+        </w:rPr>
+        <w:t>Tổng</w:t>
+      </w:r>
+      <w:proofErr w:type="spellEnd"/>
+      <w:r>
+        <w:rPr>
+          <w:rFonts w:ascii="Times New Roman" w:hAnsi="Times New Roman"/>
+          <w:szCs w:val="26"/>
+        </w:rPr>
+        <w:t xml:space="preserve"> </w:t>
+      </w:r>
+      <w:proofErr w:type="spellStart"/>
+      <w:r>
+        <w:rPr>
+          <w:rFonts w:ascii="Times New Roman" w:hAnsi="Times New Roman"/>
+          <w:szCs w:val="26"/>
+        </w:rPr>
+        <w:t>giá</w:t>
+      </w:r>
+      <w:proofErr w:type="spellEnd"/>
+      <w:r>
+        <w:rPr>
+          <w:rFonts w:ascii="Times New Roman" w:hAnsi="Times New Roman"/>
+          <w:szCs w:val="26"/>
+        </w:rPr>
+        <w:t xml:space="preserve"> </w:t>
+      </w:r>
+      <w:proofErr w:type="spellStart"/>
+      <w:r>
+        <w:rPr>
+          <w:rFonts w:ascii="Times New Roman" w:hAnsi="Times New Roman"/>
+          <w:szCs w:val="26"/>
+        </w:rPr>
+        <w:t>thuê</w:t>
+      </w:r>
+      <w:proofErr w:type="spellEnd"/>
+      <w:r>
+        <w:rPr>
+          <w:rFonts w:ascii="Times New Roman" w:hAnsi="Times New Roman"/>
+          <w:szCs w:val="26"/>
+        </w:rPr>
+        <w:t xml:space="preserve"> </w:t>
+      </w:r>
+      <w:proofErr w:type="spellStart"/>
+      <w:r>
+        <w:rPr>
+          <w:rFonts w:ascii="Times New Roman" w:hAnsi="Times New Roman"/>
+          <w:szCs w:val="26"/>
+        </w:rPr>
+        <w:t>vị</w:t>
+      </w:r>
+      <w:proofErr w:type="spellEnd"/>
+      <w:r>
+        <w:rPr>
+          <w:rFonts w:ascii="Times New Roman" w:hAnsi="Times New Roman"/>
+          <w:szCs w:val="26"/>
+        </w:rPr>
+        <w:t xml:space="preserve"> </w:t>
+      </w:r>
+      <w:proofErr w:type="spellStart"/>
+      <w:r>
+        <w:rPr>
+          <w:rFonts w:ascii="Times New Roman" w:hAnsi="Times New Roman"/>
+          <w:szCs w:val="26"/>
+        </w:rPr>
+        <w:t>trí</w:t>
+      </w:r>
+      <w:proofErr w:type="spellEnd"/>
+      <w:r>
+        <w:rPr>
+          <w:rFonts w:ascii="Times New Roman" w:hAnsi="Times New Roman"/>
+          <w:szCs w:val="26"/>
+        </w:rPr>
+        <w:t xml:space="preserve"> </w:t>
+      </w:r>
+      <w:proofErr w:type="spellStart"/>
+      <w:r>
+        <w:rPr>
+          <w:rFonts w:ascii="Times New Roman" w:hAnsi="Times New Roman"/>
+          <w:szCs w:val="26"/>
+        </w:rPr>
+        <w:t>lắp</w:t>
+      </w:r>
+      <w:proofErr w:type="spellEnd"/>
+      <w:r>
+        <w:rPr>
+          <w:rFonts w:ascii="Times New Roman" w:hAnsi="Times New Roman"/>
+          <w:szCs w:val="26"/>
+        </w:rPr>
+        <w:t xml:space="preserve"> </w:t>
+      </w:r>
+      <w:proofErr w:type="spellStart"/>
+      <w:r>
+        <w:rPr>
+          <w:rFonts w:ascii="Times New Roman" w:hAnsi="Times New Roman"/>
+          <w:szCs w:val="26"/>
+        </w:rPr>
+        <w:t>đặt</w:t>
+      </w:r>
+      <w:proofErr w:type="spellEnd"/>
+      <w:r>
+        <w:rPr>
+          <w:rFonts w:ascii="Times New Roman" w:hAnsi="Times New Roman"/>
+          <w:szCs w:val="26"/>
+        </w:rPr>
+        <w:t xml:space="preserve"> </w:t>
+      </w:r>
+      <w:proofErr w:type="spellStart"/>
+      <w:r>
+        <w:rPr>
+          <w:rFonts w:ascii="Times New Roman" w:hAnsi="Times New Roman"/>
+          <w:szCs w:val="26"/>
+        </w:rPr>
+        <w:t>trạm</w:t>
+      </w:r>
+      <w:proofErr w:type="spellEnd"/>
+      <w:r>
+        <w:rPr>
+          <w:rFonts w:ascii="Times New Roman" w:hAnsi="Times New Roman"/>
+          <w:szCs w:val="26"/>
+        </w:rPr>
+        <w:t xml:space="preserve">, </w:t>
+      </w:r>
+      <w:proofErr w:type="spellStart"/>
+      <w:r>
+        <w:rPr>
+          <w:rFonts w:ascii="Times New Roman" w:hAnsi="Times New Roman"/>
+          <w:szCs w:val="26"/>
+        </w:rPr>
+        <w:t>bảo</w:t>
+      </w:r>
+      <w:proofErr w:type="spellEnd"/>
+      <w:r>
+        <w:rPr>
+          <w:rFonts w:ascii="Times New Roman" w:hAnsi="Times New Roman"/>
+          <w:szCs w:val="26"/>
+        </w:rPr>
+        <w:t xml:space="preserve"> </w:t>
+      </w:r>
+      <w:proofErr w:type="spellStart"/>
+      <w:r>
+        <w:rPr>
+          <w:rFonts w:ascii="Times New Roman" w:hAnsi="Times New Roman"/>
+          <w:szCs w:val="26"/>
+        </w:rPr>
+        <w:t>vệ</w:t>
+      </w:r>
+      <w:proofErr w:type="spellEnd"/>
+      <w:r>
+        <w:rPr>
+          <w:rFonts w:ascii="Times New Roman" w:hAnsi="Times New Roman"/>
+          <w:szCs w:val="26"/>
+        </w:rPr>
+        <w:t xml:space="preserve"> </w:t>
+      </w:r>
+      <w:proofErr w:type="spellStart"/>
+      <w:r>
+        <w:rPr>
+          <w:rFonts w:ascii="Times New Roman" w:hAnsi="Times New Roman"/>
+          <w:szCs w:val="26"/>
+        </w:rPr>
+        <w:t>và</w:t>
+      </w:r>
+      <w:proofErr w:type="spellEnd"/>
+      <w:r>
+        <w:rPr>
+          <w:rFonts w:ascii="Times New Roman" w:hAnsi="Times New Roman"/>
+          <w:szCs w:val="26"/>
+        </w:rPr>
+        <w:t xml:space="preserve"> </w:t>
+      </w:r>
+      <w:proofErr w:type="spellStart"/>
+      <w:r>
+        <w:rPr>
+          <w:rFonts w:ascii="Times New Roman" w:hAnsi="Times New Roman"/>
+          <w:szCs w:val="26"/>
+        </w:rPr>
+        <w:t>hỗ</w:t>
+      </w:r>
+      <w:proofErr w:type="spellEnd"/>
+      <w:r>
+        <w:rPr>
+          <w:rFonts w:ascii="Times New Roman" w:hAnsi="Times New Roman"/>
+          <w:szCs w:val="26"/>
+        </w:rPr>
+        <w:t xml:space="preserve"> </w:t>
+      </w:r>
+      <w:proofErr w:type="spellStart"/>
+      <w:r>
+        <w:rPr>
+          <w:rFonts w:ascii="Times New Roman" w:hAnsi="Times New Roman"/>
+          <w:szCs w:val="26"/>
+        </w:rPr>
+        <w:t>trợ</w:t>
+      </w:r>
+      <w:proofErr w:type="spellEnd"/>
+      <w:r>
+        <w:rPr>
+          <w:rFonts w:ascii="Times New Roman" w:hAnsi="Times New Roman"/>
+          <w:szCs w:val="26"/>
+        </w:rPr>
+        <w:t xml:space="preserve"> </w:t>
+      </w:r>
+      <w:proofErr w:type="spellStart"/>
+      <w:r>
+        <w:rPr>
+          <w:rFonts w:ascii="Times New Roman" w:hAnsi="Times New Roman"/>
+          <w:szCs w:val="26"/>
+        </w:rPr>
+        <w:t>vận</w:t>
+      </w:r>
+      <w:proofErr w:type="spellEnd"/>
+      <w:r>
+        <w:rPr>
+          <w:rFonts w:ascii="Times New Roman" w:hAnsi="Times New Roman"/>
+          <w:szCs w:val="26"/>
+        </w:rPr>
+        <w:t xml:space="preserve"> </w:t>
+      </w:r>
+      <w:proofErr w:type="spellStart"/>
+      <w:r>
+        <w:rPr>
+          <w:rFonts w:ascii="Times New Roman" w:hAnsi="Times New Roman"/>
+          <w:szCs w:val="26"/>
+        </w:rPr>
+        <w:t>hàn</w:t>
       </w:r>
       <w:r>
         <w:rPr>
@@ -3509,12 +8495,525 @@
         </w:rPr>
         <w:t>h</w:t>
       </w:r>
-      <w:r>
-        <w:rPr>
-          <w:rFonts w:ascii="Times New Roman" w:hAnsi="Times New Roman"/>
-          <w:szCs w:val="26"/>
-        </w:rPr>
-        <w:t xml:space="preserve"> khai thác ghi ở điều I và II được gộp tính thống nhất giữa hai bên đã bao gồm các khoản thuế do nhà nước quy định là: Giảm từ {{OLD_PRICE}} đồng/tháng thành {{NEW_PRICE}} đồng/tháng (Bằng chữ: {{NEW_PRICE_TEXT}}).</w:t>
+      <w:proofErr w:type="spellEnd"/>
+      <w:r>
+        <w:rPr>
+          <w:rFonts w:ascii="Times New Roman" w:hAnsi="Times New Roman"/>
+          <w:szCs w:val="26"/>
+        </w:rPr>
+        <w:t xml:space="preserve"> </w:t>
+      </w:r>
+      <w:proofErr w:type="spellStart"/>
+      <w:r>
+        <w:rPr>
+          <w:rFonts w:ascii="Times New Roman" w:hAnsi="Times New Roman"/>
+          <w:szCs w:val="26"/>
+        </w:rPr>
+        <w:t>khai</w:t>
+      </w:r>
+      <w:proofErr w:type="spellEnd"/>
+      <w:r>
+        <w:rPr>
+          <w:rFonts w:ascii="Times New Roman" w:hAnsi="Times New Roman"/>
+          <w:szCs w:val="26"/>
+        </w:rPr>
+        <w:t xml:space="preserve"> </w:t>
+      </w:r>
+      <w:proofErr w:type="spellStart"/>
+      <w:r>
+        <w:rPr>
+          <w:rFonts w:ascii="Times New Roman" w:hAnsi="Times New Roman"/>
+          <w:szCs w:val="26"/>
+        </w:rPr>
+        <w:t>thác</w:t>
+      </w:r>
+      <w:proofErr w:type="spellEnd"/>
+      <w:r>
+        <w:rPr>
+          <w:rFonts w:ascii="Times New Roman" w:hAnsi="Times New Roman"/>
+          <w:szCs w:val="26"/>
+        </w:rPr>
+        <w:t xml:space="preserve"> </w:t>
+      </w:r>
+      <w:proofErr w:type="spellStart"/>
+      <w:r>
+        <w:rPr>
+          <w:rFonts w:ascii="Times New Roman" w:hAnsi="Times New Roman"/>
+          <w:szCs w:val="26"/>
+        </w:rPr>
+        <w:t>ghi</w:t>
+      </w:r>
+      <w:proofErr w:type="spellEnd"/>
+      <w:r>
+        <w:rPr>
+          <w:rFonts w:ascii="Times New Roman" w:hAnsi="Times New Roman"/>
+          <w:szCs w:val="26"/>
+        </w:rPr>
+        <w:t xml:space="preserve"> ở </w:t>
+      </w:r>
+      <w:proofErr w:type="spellStart"/>
+      <w:r>
+        <w:rPr>
+          <w:rFonts w:ascii="Times New Roman" w:hAnsi="Times New Roman"/>
+          <w:szCs w:val="26"/>
+        </w:rPr>
+        <w:t>điều</w:t>
+      </w:r>
+      <w:proofErr w:type="spellEnd"/>
+      <w:r>
+        <w:rPr>
+          <w:rFonts w:ascii="Times New Roman" w:hAnsi="Times New Roman"/>
+          <w:szCs w:val="26"/>
+        </w:rPr>
+        <w:t xml:space="preserve"> I </w:t>
+      </w:r>
+      <w:proofErr w:type="spellStart"/>
+      <w:r>
+        <w:rPr>
+          <w:rFonts w:ascii="Times New Roman" w:hAnsi="Times New Roman"/>
+          <w:szCs w:val="26"/>
+        </w:rPr>
+        <w:t>và</w:t>
+      </w:r>
+      <w:proofErr w:type="spellEnd"/>
+      <w:r>
+        <w:rPr>
+          <w:rFonts w:ascii="Times New Roman" w:hAnsi="Times New Roman"/>
+          <w:szCs w:val="26"/>
+        </w:rPr>
+        <w:t xml:space="preserve"> II </w:t>
+      </w:r>
+      <w:proofErr w:type="spellStart"/>
+      <w:r>
+        <w:rPr>
+          <w:rFonts w:ascii="Times New Roman" w:hAnsi="Times New Roman"/>
+          <w:szCs w:val="26"/>
+        </w:rPr>
+        <w:t>được</w:t>
+      </w:r>
+      <w:proofErr w:type="spellEnd"/>
+      <w:r>
+        <w:rPr>
+          <w:rFonts w:ascii="Times New Roman" w:hAnsi="Times New Roman"/>
+          <w:szCs w:val="26"/>
+        </w:rPr>
+        <w:t xml:space="preserve"> </w:t>
+      </w:r>
+      <w:proofErr w:type="spellStart"/>
+      <w:r>
+        <w:rPr>
+          <w:rFonts w:ascii="Times New Roman" w:hAnsi="Times New Roman"/>
+          <w:szCs w:val="26"/>
+        </w:rPr>
+        <w:t>gộp</w:t>
+      </w:r>
+      <w:proofErr w:type="spellEnd"/>
+      <w:r>
+        <w:rPr>
+          <w:rFonts w:ascii="Times New Roman" w:hAnsi="Times New Roman"/>
+          <w:szCs w:val="26"/>
+        </w:rPr>
+        <w:t xml:space="preserve"> </w:t>
+      </w:r>
+      <w:proofErr w:type="spellStart"/>
+      <w:r>
+        <w:rPr>
+          <w:rFonts w:ascii="Times New Roman" w:hAnsi="Times New Roman"/>
+          <w:szCs w:val="26"/>
+        </w:rPr>
+        <w:t>tính</w:t>
+      </w:r>
+      <w:proofErr w:type="spellEnd"/>
+      <w:r>
+        <w:rPr>
+          <w:rFonts w:ascii="Times New Roman" w:hAnsi="Times New Roman"/>
+          <w:szCs w:val="26"/>
+        </w:rPr>
+        <w:t xml:space="preserve"> </w:t>
+      </w:r>
+      <w:proofErr w:type="spellStart"/>
+      <w:r>
+        <w:rPr>
+          <w:rFonts w:ascii="Times New Roman" w:hAnsi="Times New Roman"/>
+          <w:szCs w:val="26"/>
+        </w:rPr>
+        <w:t>thống</w:t>
+      </w:r>
+      <w:proofErr w:type="spellEnd"/>
+      <w:r>
+        <w:rPr>
+          <w:rFonts w:ascii="Times New Roman" w:hAnsi="Times New Roman"/>
+          <w:szCs w:val="26"/>
+        </w:rPr>
+        <w:t xml:space="preserve"> </w:t>
+      </w:r>
+      <w:proofErr w:type="spellStart"/>
+      <w:r>
+        <w:rPr>
+          <w:rFonts w:ascii="Times New Roman" w:hAnsi="Times New Roman"/>
+          <w:szCs w:val="26"/>
+        </w:rPr>
+        <w:t>nhất</w:t>
+      </w:r>
+      <w:proofErr w:type="spellEnd"/>
+      <w:r>
+        <w:rPr>
+          <w:rFonts w:ascii="Times New Roman" w:hAnsi="Times New Roman"/>
+          <w:szCs w:val="26"/>
+        </w:rPr>
+        <w:t xml:space="preserve"> </w:t>
+      </w:r>
+      <w:proofErr w:type="spellStart"/>
+      <w:r>
+        <w:rPr>
+          <w:rFonts w:ascii="Times New Roman" w:hAnsi="Times New Roman"/>
+          <w:szCs w:val="26"/>
+        </w:rPr>
+        <w:t>giữa</w:t>
+      </w:r>
+      <w:proofErr w:type="spellEnd"/>
+      <w:r>
+        <w:rPr>
+          <w:rFonts w:ascii="Times New Roman" w:hAnsi="Times New Roman"/>
+          <w:szCs w:val="26"/>
+        </w:rPr>
+        <w:t xml:space="preserve"> </w:t>
+      </w:r>
+      <w:proofErr w:type="spellStart"/>
+      <w:r>
+        <w:rPr>
+          <w:rFonts w:ascii="Times New Roman" w:hAnsi="Times New Roman"/>
+          <w:szCs w:val="26"/>
+        </w:rPr>
+        <w:t>hai</w:t>
+      </w:r>
+      <w:proofErr w:type="spellEnd"/>
+      <w:r>
+        <w:rPr>
+          <w:rFonts w:ascii="Times New Roman" w:hAnsi="Times New Roman"/>
+          <w:szCs w:val="26"/>
+        </w:rPr>
+        <w:t xml:space="preserve"> </w:t>
+      </w:r>
+      <w:proofErr w:type="spellStart"/>
+      <w:r>
+        <w:rPr>
+          <w:rFonts w:ascii="Times New Roman" w:hAnsi="Times New Roman"/>
+          <w:szCs w:val="26"/>
+        </w:rPr>
+        <w:t>bên</w:t>
+      </w:r>
+      <w:proofErr w:type="spellEnd"/>
+      <w:r>
+        <w:rPr>
+          <w:rFonts w:ascii="Times New Roman" w:hAnsi="Times New Roman"/>
+          <w:szCs w:val="26"/>
+        </w:rPr>
+        <w:t xml:space="preserve"> </w:t>
+      </w:r>
+      <w:proofErr w:type="spellStart"/>
+      <w:r>
+        <w:rPr>
+          <w:rFonts w:ascii="Times New Roman" w:hAnsi="Times New Roman"/>
+          <w:szCs w:val="26"/>
+        </w:rPr>
+        <w:t>đã</w:t>
+      </w:r>
+      <w:proofErr w:type="spellEnd"/>
+      <w:r>
+        <w:rPr>
+          <w:rFonts w:ascii="Times New Roman" w:hAnsi="Times New Roman"/>
+          <w:szCs w:val="26"/>
+        </w:rPr>
+        <w:t xml:space="preserve"> bao </w:t>
+      </w:r>
+      <w:proofErr w:type="spellStart"/>
+      <w:r>
+        <w:rPr>
+          <w:rFonts w:ascii="Times New Roman" w:hAnsi="Times New Roman"/>
+          <w:szCs w:val="26"/>
+        </w:rPr>
+        <w:t>gồm</w:t>
+      </w:r>
+      <w:proofErr w:type="spellEnd"/>
+      <w:r>
+        <w:rPr>
+          <w:rFonts w:ascii="Times New Roman" w:hAnsi="Times New Roman"/>
+          <w:szCs w:val="26"/>
+        </w:rPr>
+        <w:t xml:space="preserve"> </w:t>
+      </w:r>
+      <w:proofErr w:type="spellStart"/>
+      <w:r>
+        <w:rPr>
+          <w:rFonts w:ascii="Times New Roman" w:hAnsi="Times New Roman"/>
+          <w:szCs w:val="26"/>
+        </w:rPr>
+        <w:t>các</w:t>
+      </w:r>
+      <w:proofErr w:type="spellEnd"/>
+      <w:r>
+        <w:rPr>
+          <w:rFonts w:ascii="Times New Roman" w:hAnsi="Times New Roman"/>
+          <w:szCs w:val="26"/>
+        </w:rPr>
+        <w:t xml:space="preserve"> </w:t>
+      </w:r>
+      <w:proofErr w:type="spellStart"/>
+      <w:r>
+        <w:rPr>
+          <w:rFonts w:ascii="Times New Roman" w:hAnsi="Times New Roman"/>
+          <w:szCs w:val="26"/>
+        </w:rPr>
+        <w:t>khoản</w:t>
+      </w:r>
+      <w:proofErr w:type="spellEnd"/>
+      <w:r>
+        <w:rPr>
+          <w:rFonts w:ascii="Times New Roman" w:hAnsi="Times New Roman"/>
+          <w:szCs w:val="26"/>
+        </w:rPr>
+        <w:t xml:space="preserve"> </w:t>
+      </w:r>
+      <w:proofErr w:type="spellStart"/>
+      <w:r>
+        <w:rPr>
+          <w:rFonts w:ascii="Times New Roman" w:hAnsi="Times New Roman"/>
+          <w:szCs w:val="26"/>
+        </w:rPr>
+        <w:t>thuế</w:t>
+      </w:r>
+      <w:proofErr w:type="spellEnd"/>
+      <w:r>
+        <w:rPr>
+          <w:rFonts w:ascii="Times New Roman" w:hAnsi="Times New Roman"/>
+          <w:szCs w:val="26"/>
+        </w:rPr>
+        <w:t xml:space="preserve"> do </w:t>
+      </w:r>
+      <w:proofErr w:type="spellStart"/>
+      <w:r>
+        <w:rPr>
+          <w:rFonts w:ascii="Times New Roman" w:hAnsi="Times New Roman"/>
+          <w:szCs w:val="26"/>
+        </w:rPr>
+        <w:t>nhà</w:t>
+      </w:r>
+      <w:proofErr w:type="spellEnd"/>
+      <w:r>
+        <w:rPr>
+          <w:rFonts w:ascii="Times New Roman" w:hAnsi="Times New Roman"/>
+          <w:szCs w:val="26"/>
+        </w:rPr>
+        <w:t xml:space="preserve"> </w:t>
+      </w:r>
+      <w:proofErr w:type="spellStart"/>
+      <w:r>
+        <w:rPr>
+          <w:rFonts w:ascii="Times New Roman" w:hAnsi="Times New Roman"/>
+          <w:szCs w:val="26"/>
+        </w:rPr>
+        <w:t>nước</w:t>
+      </w:r>
+      <w:proofErr w:type="spellEnd"/>
+      <w:r>
+        <w:rPr>
+          <w:rFonts w:ascii="Times New Roman" w:hAnsi="Times New Roman"/>
+          <w:szCs w:val="26"/>
+        </w:rPr>
+        <w:t xml:space="preserve"> </w:t>
+      </w:r>
+      <w:proofErr w:type="spellStart"/>
+      <w:r>
+        <w:rPr>
+          <w:rFonts w:ascii="Times New Roman" w:hAnsi="Times New Roman"/>
+          <w:szCs w:val="26"/>
+        </w:rPr>
+        <w:t>quy</w:t>
+      </w:r>
+      <w:proofErr w:type="spellEnd"/>
+      <w:r>
+        <w:rPr>
+          <w:rFonts w:ascii="Times New Roman" w:hAnsi="Times New Roman"/>
+          <w:szCs w:val="26"/>
+        </w:rPr>
+        <w:t xml:space="preserve"> </w:t>
+      </w:r>
+      <w:proofErr w:type="spellStart"/>
+      <w:r>
+        <w:rPr>
+          <w:rFonts w:ascii="Times New Roman" w:hAnsi="Times New Roman"/>
+          <w:szCs w:val="26"/>
+        </w:rPr>
+        <w:t>định</w:t>
+      </w:r>
+      <w:proofErr w:type="spellEnd"/>
+      <w:r>
+        <w:rPr>
+          <w:rFonts w:ascii="Times New Roman" w:hAnsi="Times New Roman"/>
+          <w:szCs w:val="26"/>
+        </w:rPr>
+        <w:t xml:space="preserve"> </w:t>
+      </w:r>
+      <w:proofErr w:type="spellStart"/>
+      <w:r>
+        <w:rPr>
+          <w:rFonts w:ascii="Times New Roman" w:hAnsi="Times New Roman"/>
+          <w:szCs w:val="26"/>
+        </w:rPr>
+        <w:t>là</w:t>
+      </w:r>
+      <w:proofErr w:type="spellEnd"/>
+      <w:r>
+        <w:rPr>
+          <w:rFonts w:ascii="Times New Roman" w:hAnsi="Times New Roman"/>
+          <w:szCs w:val="26"/>
+        </w:rPr>
+        <w:t xml:space="preserve">: </w:t>
+      </w:r>
+      <w:proofErr w:type="spellStart"/>
+      <w:r>
+        <w:rPr>
+          <w:rFonts w:ascii="Times New Roman" w:hAnsi="Times New Roman"/>
+          <w:szCs w:val="26"/>
+        </w:rPr>
+        <w:t>Giảm</w:t>
+      </w:r>
+      <w:proofErr w:type="spellEnd"/>
+      <w:r>
+        <w:rPr>
+          <w:rFonts w:ascii="Times New Roman" w:hAnsi="Times New Roman"/>
+          <w:szCs w:val="26"/>
+        </w:rPr>
+        <w:t xml:space="preserve"> </w:t>
+      </w:r>
+      <w:proofErr w:type="spellStart"/>
+      <w:r>
+        <w:rPr>
+          <w:rFonts w:ascii="Times New Roman" w:hAnsi="Times New Roman"/>
+          <w:szCs w:val="26"/>
+        </w:rPr>
+        <w:t>từ</w:t>
+      </w:r>
+      <w:proofErr w:type="spellEnd"/>
+      <w:r>
+        <w:rPr>
+          <w:rFonts w:ascii="Times New Roman" w:hAnsi="Times New Roman"/>
+          <w:szCs w:val="26"/>
+        </w:rPr>
+        <w:t xml:space="preserve"> {{OLD_PRICE}} </w:t>
+      </w:r>
+      <w:proofErr w:type="spellStart"/>
+      <w:r>
+        <w:rPr>
+          <w:rFonts w:ascii="Times New Roman" w:hAnsi="Times New Roman"/>
+          <w:szCs w:val="26"/>
+        </w:rPr>
+        <w:t>đồng</w:t>
+      </w:r>
+      <w:proofErr w:type="spellEnd"/>
+      <w:r>
+        <w:rPr>
+          <w:rFonts w:ascii="Times New Roman" w:hAnsi="Times New Roman"/>
+          <w:szCs w:val="26"/>
+        </w:rPr>
+        <w:t>/</w:t>
+      </w:r>
+      <w:proofErr w:type="spellStart"/>
+      <w:r>
+        <w:rPr>
+          <w:rFonts w:ascii="Times New Roman" w:hAnsi="Times New Roman"/>
+          <w:szCs w:val="26"/>
+        </w:rPr>
+        <w:t>tháng</w:t>
+      </w:r>
+      <w:proofErr w:type="spellEnd"/>
+      <w:r>
+        <w:rPr>
+          <w:rFonts w:ascii="Times New Roman" w:hAnsi="Times New Roman"/>
+          <w:szCs w:val="26"/>
+        </w:rPr>
+        <w:t xml:space="preserve"> </w:t>
+      </w:r>
+      <w:proofErr w:type="spellStart"/>
+      <w:r>
+        <w:rPr>
+          <w:rFonts w:ascii="Times New Roman" w:hAnsi="Times New Roman"/>
+          <w:szCs w:val="26"/>
+        </w:rPr>
+        <w:t>thành</w:t>
+      </w:r>
+      <w:proofErr w:type="spellEnd"/>
+      <w:r>
+        <w:rPr>
+          <w:rFonts w:ascii="Times New Roman" w:hAnsi="Times New Roman"/>
+          <w:szCs w:val="26"/>
+        </w:rPr>
+        <w:t xml:space="preserve"> {{NEW_PRICE}} </w:t>
+      </w:r>
+      <w:proofErr w:type="spellStart"/>
+      <w:r>
+        <w:rPr>
+          <w:rFonts w:ascii="Times New Roman" w:hAnsi="Times New Roman"/>
+          <w:szCs w:val="26"/>
+        </w:rPr>
+        <w:t>đồng</w:t>
+      </w:r>
+      <w:proofErr w:type="spellEnd"/>
+      <w:r>
+        <w:rPr>
+          <w:rFonts w:ascii="Times New Roman" w:hAnsi="Times New Roman"/>
+          <w:szCs w:val="26"/>
+        </w:rPr>
+        <w:t>/</w:t>
+      </w:r>
+      <w:proofErr w:type="spellStart"/>
+      <w:r>
+        <w:rPr>
+          <w:rFonts w:ascii="Times New Roman" w:hAnsi="Times New Roman"/>
+          <w:szCs w:val="26"/>
+        </w:rPr>
+        <w:t>tháng</w:t>
+      </w:r>
+      <w:proofErr w:type="spellEnd"/>
+      <w:r>
+        <w:rPr>
+          <w:rFonts w:ascii="Times New Roman" w:hAnsi="Times New Roman"/>
+          <w:szCs w:val="26"/>
+        </w:rPr>
+        <w:t xml:space="preserve"> (</w:t>
+      </w:r>
+      <w:proofErr w:type="spellStart"/>
+      <w:r>
+        <w:rPr>
+          <w:rFonts w:ascii="Times New Roman" w:hAnsi="Times New Roman"/>
+          <w:szCs w:val="26"/>
+        </w:rPr>
+        <w:t>Bằng</w:t>
+      </w:r>
+      <w:proofErr w:type="spellEnd"/>
+      <w:r>
+        <w:rPr>
+          <w:rFonts w:ascii="Times New Roman" w:hAnsi="Times New Roman"/>
+          <w:szCs w:val="26"/>
+        </w:rPr>
+        <w:t xml:space="preserve"> </w:t>
+      </w:r>
+      <w:proofErr w:type="spellStart"/>
+      <w:r>
+        <w:rPr>
+          <w:rFonts w:ascii="Times New Roman" w:hAnsi="Times New Roman"/>
+          <w:szCs w:val="26"/>
+        </w:rPr>
+        <w:t>chữ</w:t>
+      </w:r>
+      <w:proofErr w:type="spellEnd"/>
+      <w:r>
+        <w:rPr>
+          <w:rFonts w:ascii="Times New Roman" w:hAnsi="Times New Roman"/>
+          <w:szCs w:val="26"/>
+        </w:rPr>
+        <w:t>: {{NEW_PRICE_TEXT}}).</w:t>
       </w:r>
       <w:r>
         <w:rPr>
@@ -3541,6 +9040,7 @@
           <w:lang w:val="vi-VN"/>
         </w:rPr>
       </w:pPr>
+      <w:proofErr w:type="spellStart"/>
       <w:r>
         <w:rPr>
           <w:rFonts w:ascii="Times New Roman" w:hAnsi="Times New Roman"/>
@@ -3548,8 +9048,9 @@
           <w:bCs/>
           <w:szCs w:val="26"/>
         </w:rPr>
-        <w:t xml:space="preserve">Thời điểm bắt đầu tính tiền: Kể từ ngày </w:t>
-      </w:r>
+        <w:t>Thời</w:t>
+      </w:r>
+      <w:proofErr w:type="spellEnd"/>
       <w:r>
         <w:rPr>
           <w:rFonts w:ascii="Times New Roman" w:hAnsi="Times New Roman"/>
@@ -3557,6 +9058,175 @@
           <w:bCs/>
           <w:szCs w:val="26"/>
         </w:rPr>
+        <w:t xml:space="preserve"> </w:t>
+      </w:r>
+      <w:proofErr w:type="spellStart"/>
+      <w:r>
+        <w:rPr>
+          <w:rFonts w:ascii="Times New Roman" w:hAnsi="Times New Roman"/>
+          <w:b/>
+          <w:bCs/>
+          <w:szCs w:val="26"/>
+        </w:rPr>
+        <w:t>điểm</w:t>
+      </w:r>
+      <w:proofErr w:type="spellEnd"/>
+      <w:r>
+        <w:rPr>
+          <w:rFonts w:ascii="Times New Roman" w:hAnsi="Times New Roman"/>
+          <w:b/>
+          <w:bCs/>
+          <w:szCs w:val="26"/>
+        </w:rPr>
+        <w:t xml:space="preserve"> </w:t>
+      </w:r>
+      <w:proofErr w:type="spellStart"/>
+      <w:r>
+        <w:rPr>
+          <w:rFonts w:ascii="Times New Roman" w:hAnsi="Times New Roman"/>
+          <w:b/>
+          <w:bCs/>
+          <w:szCs w:val="26"/>
+        </w:rPr>
+        <w:t>bắt</w:t>
+      </w:r>
+      <w:proofErr w:type="spellEnd"/>
+      <w:r>
+        <w:rPr>
+          <w:rFonts w:ascii="Times New Roman" w:hAnsi="Times New Roman"/>
+          <w:b/>
+          <w:bCs/>
+          <w:szCs w:val="26"/>
+        </w:rPr>
+        <w:t xml:space="preserve"> </w:t>
+      </w:r>
+      <w:proofErr w:type="spellStart"/>
+      <w:r>
+        <w:rPr>
+          <w:rFonts w:ascii="Times New Roman" w:hAnsi="Times New Roman"/>
+          <w:b/>
+          <w:bCs/>
+          <w:szCs w:val="26"/>
+        </w:rPr>
+        <w:t>đầu</w:t>
+      </w:r>
+      <w:proofErr w:type="spellEnd"/>
+      <w:r>
+        <w:rPr>
+          <w:rFonts w:ascii="Times New Roman" w:hAnsi="Times New Roman"/>
+          <w:b/>
+          <w:bCs/>
+          <w:szCs w:val="26"/>
+        </w:rPr>
+        <w:t xml:space="preserve"> </w:t>
+      </w:r>
+      <w:proofErr w:type="spellStart"/>
+      <w:r>
+        <w:rPr>
+          <w:rFonts w:ascii="Times New Roman" w:hAnsi="Times New Roman"/>
+          <w:b/>
+          <w:bCs/>
+          <w:szCs w:val="26"/>
+        </w:rPr>
+        <w:t>tính</w:t>
+      </w:r>
+      <w:proofErr w:type="spellEnd"/>
+      <w:r>
+        <w:rPr>
+          <w:rFonts w:ascii="Times New Roman" w:hAnsi="Times New Roman"/>
+          <w:b/>
+          <w:bCs/>
+          <w:szCs w:val="26"/>
+        </w:rPr>
+        <w:t xml:space="preserve"> </w:t>
+      </w:r>
+      <w:proofErr w:type="spellStart"/>
+      <w:r>
+        <w:rPr>
+          <w:rFonts w:ascii="Times New Roman" w:hAnsi="Times New Roman"/>
+          <w:b/>
+          <w:bCs/>
+          <w:szCs w:val="26"/>
+        </w:rPr>
+        <w:t>tiền</w:t>
+      </w:r>
+      <w:proofErr w:type="spellEnd"/>
+      <w:r>
+        <w:rPr>
+          <w:rFonts w:ascii="Times New Roman" w:hAnsi="Times New Roman"/>
+          <w:b/>
+          <w:bCs/>
+          <w:szCs w:val="26"/>
+        </w:rPr>
+        <w:t xml:space="preserve">: </w:t>
+      </w:r>
+      <w:proofErr w:type="spellStart"/>
+      <w:r>
+        <w:rPr>
+          <w:rFonts w:ascii="Times New Roman" w:hAnsi="Times New Roman"/>
+          <w:b/>
+          <w:bCs/>
+          <w:szCs w:val="26"/>
+        </w:rPr>
+        <w:t>Kể</w:t>
+      </w:r>
+      <w:proofErr w:type="spellEnd"/>
+      <w:r>
+        <w:rPr>
+          <w:rFonts w:ascii="Times New Roman" w:hAnsi="Times New Roman"/>
+          <w:b/>
+          <w:bCs/>
+          <w:szCs w:val="26"/>
+        </w:rPr>
+        <w:t xml:space="preserve"> </w:t>
+      </w:r>
+      <w:proofErr w:type="spellStart"/>
+      <w:r>
+        <w:rPr>
+          <w:rFonts w:ascii="Times New Roman" w:hAnsi="Times New Roman"/>
+          <w:b/>
+          <w:bCs/>
+          <w:szCs w:val="26"/>
+        </w:rPr>
+        <w:t>từ</w:t>
+      </w:r>
+      <w:proofErr w:type="spellEnd"/>
+      <w:r>
+        <w:rPr>
+          <w:rFonts w:ascii="Times New Roman" w:hAnsi="Times New Roman"/>
+          <w:b/>
+          <w:bCs/>
+          <w:szCs w:val="26"/>
+        </w:rPr>
+        <w:t xml:space="preserve"> </w:t>
+      </w:r>
+      <w:proofErr w:type="spellStart"/>
+      <w:r>
+        <w:rPr>
+          <w:rFonts w:ascii="Times New Roman" w:hAnsi="Times New Roman"/>
+          <w:b/>
+          <w:bCs/>
+          <w:szCs w:val="26"/>
+        </w:rPr>
+        <w:t>ngày</w:t>
+      </w:r>
+      <w:proofErr w:type="spellEnd"/>
+      <w:r>
+        <w:rPr>
+          <w:rFonts w:ascii="Times New Roman" w:hAnsi="Times New Roman"/>
+          <w:b/>
+          <w:bCs/>
+          <w:szCs w:val="26"/>
+        </w:rPr>
+        <w:t xml:space="preserve"> </w:t>
+      </w:r>
+      <w:r>
+        <w:rPr>
+          <w:rFonts w:ascii="Times New Roman" w:hAnsi="Times New Roman"/>
+          <w:b/>
+          <w:bCs/>
+          <w:szCs w:val="26"/>
+        </w:rPr>
         <w:t>01/10/2025</w:t>
       </w:r>
       <w:r>
@@ -3566,7 +9236,47 @@
           <w:bCs/>
           <w:szCs w:val="26"/>
         </w:rPr>
-        <w:t xml:space="preserve"> đến ngày {{END_DATE}}</w:t>
+        <w:t xml:space="preserve"> </w:t>
+      </w:r>
+      <w:proofErr w:type="spellStart"/>
+      <w:r>
+        <w:rPr>
+          <w:rFonts w:ascii="Times New Roman" w:hAnsi="Times New Roman"/>
+          <w:b/>
+          <w:bCs/>
+          <w:szCs w:val="26"/>
+        </w:rPr>
+        <w:t>đến</w:t>
+      </w:r>
+      <w:proofErr w:type="spellEnd"/>
+      <w:r>
+        <w:rPr>
+          <w:rFonts w:ascii="Times New Roman" w:hAnsi="Times New Roman"/>
+          <w:b/>
+          <w:bCs/>
+          <w:szCs w:val="26"/>
+        </w:rPr>
+        <w:t xml:space="preserve"> </w:t>
+      </w:r>
+      <w:proofErr w:type="spellStart"/>
+      <w:r>
+        <w:rPr>
+          <w:rFonts w:ascii="Times New Roman" w:hAnsi="Times New Roman"/>
+          <w:b/>
+          <w:bCs/>
+          <w:szCs w:val="26"/>
+        </w:rPr>
+        <w:t>ngày</w:t>
+      </w:r>
+      <w:proofErr w:type="spellEnd"/>
+      <w:r>
+        <w:rPr>
+          <w:rFonts w:ascii="Times New Roman" w:hAnsi="Times New Roman"/>
+          <w:b/>
+          <w:bCs/>
+          <w:szCs w:val="26"/>
+        </w:rPr>
+        <w:t xml:space="preserve"> {{END_DATE}}</w:t>
       </w:r>
     </w:p>
     <w:p>
@@ -3616,7 +9326,6 @@
           <w:szCs w:val="26"/>
           <w:lang w:val="vi-VN"/>
         </w:rPr>
-        <w:lastRenderedPageBreak/>
         <w:t>Bằng tiền Việt Nam theo hình thức chuyển khoản hoặc nhờ chi hộ qua Ngân hàng.</w:t>
       </w:r>
     </w:p>
@@ -3661,13 +9370,59 @@
           <w:lang w:val="vi-VN"/>
         </w:rPr>
       </w:pPr>
+      <w:proofErr w:type="spellStart"/>
       <w:r>
         <w:rPr>
           <w:rFonts w:ascii="Times New Roman" w:hAnsi="Times New Roman"/>
           <w:b/>
           <w:szCs w:val="26"/>
         </w:rPr>
-        <w:t>Tên tài khoản: {{ACCOUNT_OWNER}}</w:t>
+        <w:t>Tên</w:t>
+      </w:r>
+      <w:proofErr w:type="spellEnd"/>
+      <w:r>
+        <w:rPr>
+          <w:rFonts w:ascii="Times New Roman" w:hAnsi="Times New Roman"/>
+          <w:b/>
+          <w:szCs w:val="26"/>
+        </w:rPr>
+        <w:t xml:space="preserve"> </w:t>
+      </w:r>
+      <w:proofErr w:type="spellStart"/>
+      <w:r>
+        <w:rPr>
+          <w:rFonts w:ascii="Times New Roman" w:hAnsi="Times New Roman"/>
+          <w:b/>
+          <w:szCs w:val="26"/>
+        </w:rPr>
+        <w:t>tài</w:t>
+      </w:r>
+      <w:proofErr w:type="spellEnd"/>
+      <w:r>
+        <w:rPr>
+          <w:rFonts w:ascii="Times New Roman" w:hAnsi="Times New Roman"/>
+          <w:b/>
+          <w:szCs w:val="26"/>
+        </w:rPr>
+        <w:t xml:space="preserve"> </w:t>
+      </w:r>
+      <w:proofErr w:type="spellStart"/>
+      <w:r>
+        <w:rPr>
+          <w:rFonts w:ascii="Times New Roman" w:hAnsi="Times New Roman"/>
+          <w:b/>
+          <w:szCs w:val="26"/>
+        </w:rPr>
+        <w:t>khoản</w:t>
+      </w:r>
+      <w:proofErr w:type="spellEnd"/>
+      <w:r>
+        <w:rPr>
+          <w:rFonts w:ascii="Times New Roman" w:hAnsi="Times New Roman"/>
+          <w:b/>
+          <w:szCs w:val="26"/>
+        </w:rPr>
+        <w:t>: {{ACCOUNT_OWNER}}</w:t>
       </w:r>
     </w:p>
     <w:p>
@@ -3686,13 +9441,60 @@
           <w:lang w:val="vi-VN"/>
         </w:rPr>
       </w:pPr>
+      <w:proofErr w:type="spellStart"/>
       <w:r>
         <w:rPr>
           <w:rFonts w:ascii="Times New Roman" w:hAnsi="Times New Roman"/>
           <w:b/>
           <w:szCs w:val="26"/>
         </w:rPr>
-        <w:t>Số tài khoản: {{ACCOUNT_NO}}</w:t>
+        <w:lastRenderedPageBreak/>
+        <w:t>Số</w:t>
+      </w:r>
+      <w:proofErr w:type="spellEnd"/>
+      <w:r>
+        <w:rPr>
+          <w:rFonts w:ascii="Times New Roman" w:hAnsi="Times New Roman"/>
+          <w:b/>
+          <w:szCs w:val="26"/>
+        </w:rPr>
+        <w:t xml:space="preserve"> </w:t>
+      </w:r>
+      <w:proofErr w:type="spellStart"/>
+      <w:r>
+        <w:rPr>
+          <w:rFonts w:ascii="Times New Roman" w:hAnsi="Times New Roman"/>
+          <w:b/>
+          <w:szCs w:val="26"/>
+        </w:rPr>
+        <w:t>tài</w:t>
+      </w:r>
+      <w:proofErr w:type="spellEnd"/>
+      <w:r>
+        <w:rPr>
+          <w:rFonts w:ascii="Times New Roman" w:hAnsi="Times New Roman"/>
+          <w:b/>
+          <w:szCs w:val="26"/>
+        </w:rPr>
+        <w:t xml:space="preserve"> </w:t>
+      </w:r>
+      <w:proofErr w:type="spellStart"/>
+      <w:r>
+        <w:rPr>
+          <w:rFonts w:ascii="Times New Roman" w:hAnsi="Times New Roman"/>
+          <w:b/>
+          <w:szCs w:val="26"/>
+        </w:rPr>
+        <w:t>khoản</w:t>
+      </w:r>
+      <w:proofErr w:type="spellEnd"/>
+      <w:r>
+        <w:rPr>
+          <w:rFonts w:ascii="Times New Roman" w:hAnsi="Times New Roman"/>
+          <w:b/>
+          <w:szCs w:val="26"/>
+        </w:rPr>
+        <w:t>: {{ACCOUNT_NO}}</w:t>
       </w:r>
     </w:p>
     <w:p>
@@ -3711,13 +9513,59 @@
           <w:lang w:val="vi-VN"/>
         </w:rPr>
       </w:pPr>
+      <w:proofErr w:type="spellStart"/>
       <w:r>
         <w:rPr>
           <w:rFonts w:ascii="Times New Roman" w:hAnsi="Times New Roman"/>
           <w:b/>
           <w:szCs w:val="26"/>
         </w:rPr>
-        <w:t>Tại ngân hàng: {{BANK_NAME}}</w:t>
+        <w:t>Tại</w:t>
+      </w:r>
+      <w:proofErr w:type="spellEnd"/>
+      <w:r>
+        <w:rPr>
+          <w:rFonts w:ascii="Times New Roman" w:hAnsi="Times New Roman"/>
+          <w:b/>
+          <w:szCs w:val="26"/>
+        </w:rPr>
+        <w:t xml:space="preserve"> </w:t>
+      </w:r>
+      <w:proofErr w:type="spellStart"/>
+      <w:r>
+        <w:rPr>
+          <w:rFonts w:ascii="Times New Roman" w:hAnsi="Times New Roman"/>
+          <w:b/>
+          <w:szCs w:val="26"/>
+        </w:rPr>
+        <w:t>ngân</w:t>
+      </w:r>
+      <w:proofErr w:type="spellEnd"/>
+      <w:r>
+        <w:rPr>
+          <w:rFonts w:ascii="Times New Roman" w:hAnsi="Times New Roman"/>
+          <w:b/>
+          <w:szCs w:val="26"/>
+        </w:rPr>
+        <w:t xml:space="preserve"> </w:t>
+      </w:r>
+      <w:proofErr w:type="spellStart"/>
+      <w:r>
+        <w:rPr>
+          <w:rFonts w:ascii="Times New Roman" w:hAnsi="Times New Roman"/>
+          <w:b/>
+          <w:szCs w:val="26"/>
+        </w:rPr>
+        <w:t>hàng</w:t>
+      </w:r>
+      <w:proofErr w:type="spellEnd"/>
+      <w:r>
+        <w:rPr>
+          <w:rFonts w:ascii="Times New Roman" w:hAnsi="Times New Roman"/>
+          <w:b/>
+          <w:szCs w:val="26"/>
+        </w:rPr>
+        <w:t>: {{BANK_NAME}}</w:t>
       </w:r>
     </w:p>
     <w:p>
@@ -4003,12 +9851,517 @@
           <w:szCs w:val="26"/>
         </w:rPr>
       </w:pPr>
-      <w:r>
-        <w:rPr>
-          <w:rFonts w:ascii="Times New Roman" w:hAnsi="Times New Roman"/>
-          <w:szCs w:val="26"/>
-        </w:rPr>
-        <w:t>Các điều khoản và điều kiện khác trong hợp đồng số {{CONTRACT_NO}} ký ngày {{CONTRACT_DATE}} không có gì thay đổi; các điều khoản cùng nội dung được thay thế bằng nội dung trong phụ lục này.</w:t>
+      <w:proofErr w:type="spellStart"/>
+      <w:r>
+        <w:rPr>
+          <w:rFonts w:ascii="Times New Roman" w:hAnsi="Times New Roman"/>
+          <w:szCs w:val="26"/>
+        </w:rPr>
+        <w:t>Các</w:t>
+      </w:r>
+      <w:proofErr w:type="spellEnd"/>
+      <w:r>
+        <w:rPr>
+          <w:rFonts w:ascii="Times New Roman" w:hAnsi="Times New Roman"/>
+          <w:szCs w:val="26"/>
+        </w:rPr>
+        <w:t xml:space="preserve"> </w:t>
+      </w:r>
+      <w:proofErr w:type="spellStart"/>
+      <w:r>
+        <w:rPr>
+          <w:rFonts w:ascii="Times New Roman" w:hAnsi="Times New Roman"/>
+          <w:szCs w:val="26"/>
+        </w:rPr>
+        <w:t>điều</w:t>
+      </w:r>
+      <w:proofErr w:type="spellEnd"/>
+      <w:r>
+        <w:rPr>
+          <w:rFonts w:ascii="Times New Roman" w:hAnsi="Times New Roman"/>
+          <w:szCs w:val="26"/>
+        </w:rPr>
+        <w:t xml:space="preserve"> </w:t>
+      </w:r>
+      <w:proofErr w:type="spellStart"/>
+      <w:r>
+        <w:rPr>
+          <w:rFonts w:ascii="Times New Roman" w:hAnsi="Times New Roman"/>
+          <w:szCs w:val="26"/>
+        </w:rPr>
+        <w:t>khoản</w:t>
+      </w:r>
+      <w:proofErr w:type="spellEnd"/>
+      <w:r>
+        <w:rPr>
+          <w:rFonts w:ascii="Times New Roman" w:hAnsi="Times New Roman"/>
+          <w:szCs w:val="26"/>
+        </w:rPr>
+        <w:t xml:space="preserve"> </w:t>
+      </w:r>
+      <w:proofErr w:type="spellStart"/>
+      <w:r>
+        <w:rPr>
+          <w:rFonts w:ascii="Times New Roman" w:hAnsi="Times New Roman"/>
+          <w:szCs w:val="26"/>
+        </w:rPr>
+        <w:t>và</w:t>
+      </w:r>
+      <w:proofErr w:type="spellEnd"/>
+      <w:r>
+        <w:rPr>
+          <w:rFonts w:ascii="Times New Roman" w:hAnsi="Times New Roman"/>
+          <w:szCs w:val="26"/>
+        </w:rPr>
+        <w:t xml:space="preserve"> </w:t>
+      </w:r>
+      <w:proofErr w:type="spellStart"/>
+      <w:r>
+        <w:rPr>
+          <w:rFonts w:ascii="Times New Roman" w:hAnsi="Times New Roman"/>
+          <w:szCs w:val="26"/>
+        </w:rPr>
+        <w:t>điều</w:t>
+      </w:r>
+      <w:proofErr w:type="spellEnd"/>
+      <w:r>
+        <w:rPr>
+          <w:rFonts w:ascii="Times New Roman" w:hAnsi="Times New Roman"/>
+          <w:szCs w:val="26"/>
+        </w:rPr>
+        <w:t xml:space="preserve"> </w:t>
+      </w:r>
+      <w:proofErr w:type="spellStart"/>
+      <w:r>
+        <w:rPr>
+          <w:rFonts w:ascii="Times New Roman" w:hAnsi="Times New Roman"/>
+          <w:szCs w:val="26"/>
+        </w:rPr>
+        <w:t>kiện</w:t>
+      </w:r>
+      <w:proofErr w:type="spellEnd"/>
+      <w:r>
+        <w:rPr>
+          <w:rFonts w:ascii="Times New Roman" w:hAnsi="Times New Roman"/>
+          <w:szCs w:val="26"/>
+        </w:rPr>
+        <w:t xml:space="preserve"> </w:t>
+      </w:r>
+      <w:proofErr w:type="spellStart"/>
+      <w:r>
+        <w:rPr>
+          <w:rFonts w:ascii="Times New Roman" w:hAnsi="Times New Roman"/>
+          <w:szCs w:val="26"/>
+        </w:rPr>
+        <w:t>khác</w:t>
+      </w:r>
+      <w:proofErr w:type="spellEnd"/>
+      <w:r>
+        <w:rPr>
+          <w:rFonts w:ascii="Times New Roman" w:hAnsi="Times New Roman"/>
+          <w:szCs w:val="26"/>
+        </w:rPr>
+        <w:t xml:space="preserve"> </w:t>
+      </w:r>
+      <w:proofErr w:type="spellStart"/>
+      <w:r>
+        <w:rPr>
+          <w:rFonts w:ascii="Times New Roman" w:hAnsi="Times New Roman"/>
+          <w:szCs w:val="26"/>
+        </w:rPr>
+        <w:t>trong</w:t>
+      </w:r>
+      <w:proofErr w:type="spellEnd"/>
+      <w:r>
+        <w:rPr>
+          <w:rFonts w:ascii="Times New Roman" w:hAnsi="Times New Roman"/>
+          <w:szCs w:val="26"/>
+        </w:rPr>
+        <w:t xml:space="preserve"> </w:t>
+      </w:r>
+      <w:proofErr w:type="spellStart"/>
+      <w:r>
+        <w:rPr>
+          <w:rFonts w:ascii="Times New Roman" w:hAnsi="Times New Roman"/>
+          <w:szCs w:val="26"/>
+        </w:rPr>
+        <w:t>hợp</w:t>
+      </w:r>
+      <w:proofErr w:type="spellEnd"/>
+      <w:r>
+        <w:rPr>
+          <w:rFonts w:ascii="Times New Roman" w:hAnsi="Times New Roman"/>
+          <w:szCs w:val="26"/>
+        </w:rPr>
+        <w:t xml:space="preserve"> </w:t>
+      </w:r>
+      <w:proofErr w:type="spellStart"/>
+      <w:r>
+        <w:rPr>
+          <w:rFonts w:ascii="Times New Roman" w:hAnsi="Times New Roman"/>
+          <w:szCs w:val="26"/>
+        </w:rPr>
+        <w:t>đồng</w:t>
+      </w:r>
+      <w:proofErr w:type="spellEnd"/>
+      <w:r>
+        <w:rPr>
+          <w:rFonts w:ascii="Times New Roman" w:hAnsi="Times New Roman"/>
+          <w:szCs w:val="26"/>
+        </w:rPr>
+        <w:t xml:space="preserve"> </w:t>
+      </w:r>
+      <w:proofErr w:type="spellStart"/>
+      <w:r>
+        <w:rPr>
+          <w:rFonts w:ascii="Times New Roman" w:hAnsi="Times New Roman"/>
+          <w:szCs w:val="26"/>
+        </w:rPr>
+        <w:t>số</w:t>
+      </w:r>
+      <w:proofErr w:type="spellEnd"/>
+      <w:r>
+        <w:rPr>
+          <w:rFonts w:ascii="Times New Roman" w:hAnsi="Times New Roman"/>
+          <w:szCs w:val="26"/>
+        </w:rPr>
+        <w:t xml:space="preserve"> {{CONTRACT_NO}} </w:t>
+      </w:r>
+      <w:proofErr w:type="spellStart"/>
+      <w:r>
+        <w:rPr>
+          <w:rFonts w:ascii="Times New Roman" w:hAnsi="Times New Roman"/>
+          <w:szCs w:val="26"/>
+        </w:rPr>
+        <w:t>ký</w:t>
+      </w:r>
+      <w:proofErr w:type="spellEnd"/>
+      <w:r>
+        <w:rPr>
+          <w:rFonts w:ascii="Times New Roman" w:hAnsi="Times New Roman"/>
+          <w:szCs w:val="26"/>
+        </w:rPr>
+        <w:t xml:space="preserve"> </w:t>
+      </w:r>
+      <w:proofErr w:type="spellStart"/>
+      <w:r>
+        <w:rPr>
+          <w:rFonts w:ascii="Times New Roman" w:hAnsi="Times New Roman"/>
+          <w:szCs w:val="26"/>
+        </w:rPr>
+        <w:t>ngày</w:t>
+      </w:r>
+      <w:proofErr w:type="spellEnd"/>
+      <w:r>
+        <w:rPr>
+          <w:rFonts w:ascii="Times New Roman" w:hAnsi="Times New Roman"/>
+          <w:szCs w:val="26"/>
+        </w:rPr>
+        <w:t xml:space="preserve"> {{CONTRACT_DATE}} </w:t>
+      </w:r>
+      <w:proofErr w:type="spellStart"/>
+      <w:r>
+        <w:rPr>
+          <w:rFonts w:ascii="Times New Roman" w:hAnsi="Times New Roman"/>
+          <w:szCs w:val="26"/>
+        </w:rPr>
+        <w:t>không</w:t>
+      </w:r>
+      <w:proofErr w:type="spellEnd"/>
+      <w:r>
+        <w:rPr>
+          <w:rFonts w:ascii="Times New Roman" w:hAnsi="Times New Roman"/>
+          <w:szCs w:val="26"/>
+        </w:rPr>
+        <w:t xml:space="preserve"> </w:t>
+      </w:r>
+      <w:proofErr w:type="spellStart"/>
+      <w:r>
+        <w:rPr>
+          <w:rFonts w:ascii="Times New Roman" w:hAnsi="Times New Roman"/>
+          <w:szCs w:val="26"/>
+        </w:rPr>
+        <w:t>có</w:t>
+      </w:r>
+      <w:proofErr w:type="spellEnd"/>
+      <w:r>
+        <w:rPr>
+          <w:rFonts w:ascii="Times New Roman" w:hAnsi="Times New Roman"/>
+          <w:szCs w:val="26"/>
+        </w:rPr>
+        <w:t xml:space="preserve"> </w:t>
+      </w:r>
+      <w:proofErr w:type="spellStart"/>
+      <w:r>
+        <w:rPr>
+          <w:rFonts w:ascii="Times New Roman" w:hAnsi="Times New Roman"/>
+          <w:szCs w:val="26"/>
+        </w:rPr>
+        <w:t>gì</w:t>
+      </w:r>
+      <w:proofErr w:type="spellEnd"/>
+      <w:r>
+        <w:rPr>
+          <w:rFonts w:ascii="Times New Roman" w:hAnsi="Times New Roman"/>
+          <w:szCs w:val="26"/>
+        </w:rPr>
+        <w:t xml:space="preserve"> </w:t>
+      </w:r>
+      <w:proofErr w:type="spellStart"/>
+      <w:r>
+        <w:rPr>
+          <w:rFonts w:ascii="Times New Roman" w:hAnsi="Times New Roman"/>
+          <w:szCs w:val="26"/>
+        </w:rPr>
+        <w:t>thay</w:t>
+      </w:r>
+      <w:proofErr w:type="spellEnd"/>
+      <w:r>
+        <w:rPr>
+          <w:rFonts w:ascii="Times New Roman" w:hAnsi="Times New Roman"/>
+          <w:szCs w:val="26"/>
+        </w:rPr>
+        <w:t xml:space="preserve"> </w:t>
+      </w:r>
+      <w:proofErr w:type="spellStart"/>
+      <w:r>
+        <w:rPr>
+          <w:rFonts w:ascii="Times New Roman" w:hAnsi="Times New Roman"/>
+          <w:szCs w:val="26"/>
+        </w:rPr>
+        <w:t>đổi</w:t>
+      </w:r>
+      <w:proofErr w:type="spellEnd"/>
+      <w:r>
+        <w:rPr>
+          <w:rFonts w:ascii="Times New Roman" w:hAnsi="Times New Roman"/>
+          <w:szCs w:val="26"/>
+        </w:rPr>
+        <w:t xml:space="preserve">; </w:t>
+      </w:r>
+      <w:proofErr w:type="spellStart"/>
+      <w:r>
+        <w:rPr>
+          <w:rFonts w:ascii="Times New Roman" w:hAnsi="Times New Roman"/>
+          <w:szCs w:val="26"/>
+        </w:rPr>
+        <w:t>các</w:t>
+      </w:r>
+      <w:proofErr w:type="spellEnd"/>
+      <w:r>
+        <w:rPr>
+          <w:rFonts w:ascii="Times New Roman" w:hAnsi="Times New Roman"/>
+          <w:szCs w:val="26"/>
+        </w:rPr>
+        <w:t xml:space="preserve"> </w:t>
+      </w:r>
+      <w:proofErr w:type="spellStart"/>
+      <w:r>
+        <w:rPr>
+          <w:rFonts w:ascii="Times New Roman" w:hAnsi="Times New Roman"/>
+          <w:szCs w:val="26"/>
+        </w:rPr>
+        <w:t>điều</w:t>
+      </w:r>
+      <w:proofErr w:type="spellEnd"/>
+      <w:r>
+        <w:rPr>
+          <w:rFonts w:ascii="Times New Roman" w:hAnsi="Times New Roman"/>
+          <w:szCs w:val="26"/>
+        </w:rPr>
+        <w:t xml:space="preserve"> </w:t>
+      </w:r>
+      <w:proofErr w:type="spellStart"/>
+      <w:r>
+        <w:rPr>
+          <w:rFonts w:ascii="Times New Roman" w:hAnsi="Times New Roman"/>
+          <w:szCs w:val="26"/>
+        </w:rPr>
+        <w:t>khoản</w:t>
+      </w:r>
+      <w:proofErr w:type="spellEnd"/>
+      <w:r>
+        <w:rPr>
+          <w:rFonts w:ascii="Times New Roman" w:hAnsi="Times New Roman"/>
+          <w:szCs w:val="26"/>
+        </w:rPr>
+        <w:t xml:space="preserve"> </w:t>
+      </w:r>
+      <w:proofErr w:type="spellStart"/>
+      <w:r>
+        <w:rPr>
+          <w:rFonts w:ascii="Times New Roman" w:hAnsi="Times New Roman"/>
+          <w:szCs w:val="26"/>
+        </w:rPr>
+        <w:t>cùng</w:t>
+      </w:r>
+      <w:proofErr w:type="spellEnd"/>
+      <w:r>
+        <w:rPr>
+          <w:rFonts w:ascii="Times New Roman" w:hAnsi="Times New Roman"/>
+          <w:szCs w:val="26"/>
+        </w:rPr>
+        <w:t xml:space="preserve"> </w:t>
+      </w:r>
+      <w:proofErr w:type="spellStart"/>
+      <w:r>
+        <w:rPr>
+          <w:rFonts w:ascii="Times New Roman" w:hAnsi="Times New Roman"/>
+          <w:szCs w:val="26"/>
+        </w:rPr>
+        <w:t>nội</w:t>
+      </w:r>
+      <w:proofErr w:type="spellEnd"/>
+      <w:r>
+        <w:rPr>
+          <w:rFonts w:ascii="Times New Roman" w:hAnsi="Times New Roman"/>
+          <w:szCs w:val="26"/>
+        </w:rPr>
+        <w:t xml:space="preserve"> dung </w:t>
+      </w:r>
+      <w:proofErr w:type="spellStart"/>
+      <w:r>
+        <w:rPr>
+          <w:rFonts w:ascii="Times New Roman" w:hAnsi="Times New Roman"/>
+          <w:szCs w:val="26"/>
+        </w:rPr>
+        <w:t>được</w:t>
+      </w:r>
+      <w:proofErr w:type="spellEnd"/>
+      <w:r>
+        <w:rPr>
+          <w:rFonts w:ascii="Times New Roman" w:hAnsi="Times New Roman"/>
+          <w:szCs w:val="26"/>
+        </w:rPr>
+        <w:t xml:space="preserve"> </w:t>
+      </w:r>
+      <w:proofErr w:type="spellStart"/>
+      <w:r>
+        <w:rPr>
+          <w:rFonts w:ascii="Times New Roman" w:hAnsi="Times New Roman"/>
+          <w:szCs w:val="26"/>
+        </w:rPr>
+        <w:t>thay</w:t>
+      </w:r>
+      <w:proofErr w:type="spellEnd"/>
+      <w:r>
+        <w:rPr>
+          <w:rFonts w:ascii="Times New Roman" w:hAnsi="Times New Roman"/>
+          <w:szCs w:val="26"/>
+        </w:rPr>
+        <w:t xml:space="preserve"> </w:t>
+      </w:r>
+      <w:proofErr w:type="spellStart"/>
+      <w:r>
+        <w:rPr>
+          <w:rFonts w:ascii="Times New Roman" w:hAnsi="Times New Roman"/>
+          <w:szCs w:val="26"/>
+        </w:rPr>
+        <w:t>thế</w:t>
+      </w:r>
+      <w:proofErr w:type="spellEnd"/>
+      <w:r>
+        <w:rPr>
+          <w:rFonts w:ascii="Times New Roman" w:hAnsi="Times New Roman"/>
+          <w:szCs w:val="26"/>
+        </w:rPr>
+        <w:t xml:space="preserve"> </w:t>
+      </w:r>
+      <w:proofErr w:type="spellStart"/>
+      <w:r>
+        <w:rPr>
+          <w:rFonts w:ascii="Times New Roman" w:hAnsi="Times New Roman"/>
+          <w:szCs w:val="26"/>
+        </w:rPr>
+        <w:t>bằng</w:t>
+      </w:r>
+      <w:proofErr w:type="spellEnd"/>
+      <w:r>
+        <w:rPr>
+          <w:rFonts w:ascii="Times New Roman" w:hAnsi="Times New Roman"/>
+          <w:szCs w:val="26"/>
+        </w:rPr>
+        <w:t xml:space="preserve"> </w:t>
+      </w:r>
+      <w:proofErr w:type="spellStart"/>
+      <w:r>
+        <w:rPr>
+          <w:rFonts w:ascii="Times New Roman" w:hAnsi="Times New Roman"/>
+          <w:szCs w:val="26"/>
+        </w:rPr>
+        <w:t>nội</w:t>
+      </w:r>
+      <w:proofErr w:type="spellEnd"/>
+      <w:r>
+        <w:rPr>
+          <w:rFonts w:ascii="Times New Roman" w:hAnsi="Times New Roman"/>
+          <w:szCs w:val="26"/>
+        </w:rPr>
+        <w:t xml:space="preserve"> dung </w:t>
+      </w:r>
+      <w:proofErr w:type="spellStart"/>
+      <w:r>
+        <w:rPr>
+          <w:rFonts w:ascii="Times New Roman" w:hAnsi="Times New Roman"/>
+          <w:szCs w:val="26"/>
+        </w:rPr>
+        <w:t>trong</w:t>
+      </w:r>
+      <w:proofErr w:type="spellEnd"/>
+      <w:r>
+        <w:rPr>
+          <w:rFonts w:ascii="Times New Roman" w:hAnsi="Times New Roman"/>
+          <w:szCs w:val="26"/>
+        </w:rPr>
+        <w:t xml:space="preserve"> </w:t>
+      </w:r>
+      <w:proofErr w:type="spellStart"/>
+      <w:r>
+        <w:rPr>
+          <w:rFonts w:ascii="Times New Roman" w:hAnsi="Times New Roman"/>
+          <w:szCs w:val="26"/>
+        </w:rPr>
+        <w:t>phụ</w:t>
+      </w:r>
+      <w:proofErr w:type="spellEnd"/>
+      <w:r>
+        <w:rPr>
+          <w:rFonts w:ascii="Times New Roman" w:hAnsi="Times New Roman"/>
+          <w:szCs w:val="26"/>
+        </w:rPr>
+        <w:t xml:space="preserve"> </w:t>
+      </w:r>
+      <w:proofErr w:type="spellStart"/>
+      <w:r>
+        <w:rPr>
+          <w:rFonts w:ascii="Times New Roman" w:hAnsi="Times New Roman"/>
+          <w:szCs w:val="26"/>
+        </w:rPr>
+        <w:t>lục</w:t>
+      </w:r>
+      <w:proofErr w:type="spellEnd"/>
+      <w:r>
+        <w:rPr>
+          <w:rFonts w:ascii="Times New Roman" w:hAnsi="Times New Roman"/>
+          <w:szCs w:val="26"/>
+        </w:rPr>
+        <w:t xml:space="preserve"> </w:t>
+      </w:r>
+      <w:proofErr w:type="spellStart"/>
+      <w:r>
+        <w:rPr>
+          <w:rFonts w:ascii="Times New Roman" w:hAnsi="Times New Roman"/>
+          <w:szCs w:val="26"/>
+        </w:rPr>
+        <w:t>này</w:t>
+      </w:r>
+      <w:proofErr w:type="spellEnd"/>
+      <w:r>
+        <w:rPr>
+          <w:rFonts w:ascii="Times New Roman" w:hAnsi="Times New Roman"/>
+          <w:szCs w:val="26"/>
+        </w:rPr>
+        <w:t>.</w:t>
       </w:r>
     </w:p>
     <w:p>
@@ -4025,12 +10378,373 @@
           <w:szCs w:val="26"/>
         </w:rPr>
       </w:pPr>
-      <w:r>
-        <w:rPr>
-          <w:rFonts w:ascii="Times New Roman" w:hAnsi="Times New Roman"/>
-          <w:szCs w:val="26"/>
-        </w:rPr>
-        <w:t>Phụ lục này có hiệu lực từ ngày ký và là một phần không thể tách rời của hợp đồng số {{CONTRACT_NO}} ký ngày {{CONTRACT_DATE}}.</w:t>
+      <w:proofErr w:type="spellStart"/>
+      <w:r>
+        <w:rPr>
+          <w:rFonts w:ascii="Times New Roman" w:hAnsi="Times New Roman"/>
+          <w:szCs w:val="26"/>
+        </w:rPr>
+        <w:t>Phụ</w:t>
+      </w:r>
+      <w:proofErr w:type="spellEnd"/>
+      <w:r>
+        <w:rPr>
+          <w:rFonts w:ascii="Times New Roman" w:hAnsi="Times New Roman"/>
+          <w:szCs w:val="26"/>
+        </w:rPr>
+        <w:t xml:space="preserve"> </w:t>
+      </w:r>
+      <w:proofErr w:type="spellStart"/>
+      <w:r>
+        <w:rPr>
+          <w:rFonts w:ascii="Times New Roman" w:hAnsi="Times New Roman"/>
+          <w:szCs w:val="26"/>
+        </w:rPr>
+        <w:t>lục</w:t>
+      </w:r>
+      <w:proofErr w:type="spellEnd"/>
+      <w:r>
+        <w:rPr>
+          <w:rFonts w:ascii="Times New Roman" w:hAnsi="Times New Roman"/>
+          <w:szCs w:val="26"/>
+        </w:rPr>
+        <w:t xml:space="preserve"> </w:t>
+      </w:r>
+      <w:proofErr w:type="spellStart"/>
+      <w:r>
+        <w:rPr>
+          <w:rFonts w:ascii="Times New Roman" w:hAnsi="Times New Roman"/>
+          <w:szCs w:val="26"/>
+        </w:rPr>
+        <w:t>này</w:t>
+      </w:r>
+      <w:proofErr w:type="spellEnd"/>
+      <w:r>
+        <w:rPr>
+          <w:rFonts w:ascii="Times New Roman" w:hAnsi="Times New Roman"/>
+          <w:szCs w:val="26"/>
+        </w:rPr>
+        <w:t xml:space="preserve"> </w:t>
+      </w:r>
+      <w:proofErr w:type="spellStart"/>
+      <w:r>
+        <w:rPr>
+          <w:rFonts w:ascii="Times New Roman" w:hAnsi="Times New Roman"/>
+          <w:szCs w:val="26"/>
+        </w:rPr>
+        <w:t>có</w:t>
+      </w:r>
+      <w:proofErr w:type="spellEnd"/>
+      <w:r>
+        <w:rPr>
+          <w:rFonts w:ascii="Times New Roman" w:hAnsi="Times New Roman"/>
+          <w:szCs w:val="26"/>
+        </w:rPr>
+        <w:t xml:space="preserve"> </w:t>
+      </w:r>
+      <w:proofErr w:type="spellStart"/>
+      <w:r>
+        <w:rPr>
+          <w:rFonts w:ascii="Times New Roman" w:hAnsi="Times New Roman"/>
+          <w:szCs w:val="26"/>
+        </w:rPr>
+        <w:t>hiệu</w:t>
+      </w:r>
+      <w:proofErr w:type="spellEnd"/>
+      <w:r>
+        <w:rPr>
+          <w:rFonts w:ascii="Times New Roman" w:hAnsi="Times New Roman"/>
+          <w:szCs w:val="26"/>
+        </w:rPr>
+        <w:t xml:space="preserve"> </w:t>
+      </w:r>
+      <w:proofErr w:type="spellStart"/>
+      <w:r>
+        <w:rPr>
+          <w:rFonts w:ascii="Times New Roman" w:hAnsi="Times New Roman"/>
+          <w:szCs w:val="26"/>
+        </w:rPr>
+        <w:t>lực</w:t>
+      </w:r>
+      <w:proofErr w:type="spellEnd"/>
+      <w:r>
+        <w:rPr>
+          <w:rFonts w:ascii="Times New Roman" w:hAnsi="Times New Roman"/>
+          <w:szCs w:val="26"/>
+        </w:rPr>
+        <w:t xml:space="preserve"> </w:t>
+      </w:r>
+      <w:proofErr w:type="spellStart"/>
+      <w:r>
+        <w:rPr>
+          <w:rFonts w:ascii="Times New Roman" w:hAnsi="Times New Roman"/>
+          <w:szCs w:val="26"/>
+        </w:rPr>
+        <w:t>từ</w:t>
+      </w:r>
+      <w:proofErr w:type="spellEnd"/>
+      <w:r>
+        <w:rPr>
+          <w:rFonts w:ascii="Times New Roman" w:hAnsi="Times New Roman"/>
+          <w:szCs w:val="26"/>
+        </w:rPr>
+        <w:t xml:space="preserve"> </w:t>
+      </w:r>
+      <w:proofErr w:type="spellStart"/>
+      <w:r>
+        <w:rPr>
+          <w:rFonts w:ascii="Times New Roman" w:hAnsi="Times New Roman"/>
+          <w:szCs w:val="26"/>
+        </w:rPr>
+        <w:t>ngày</w:t>
+      </w:r>
+      <w:proofErr w:type="spellEnd"/>
+      <w:r>
+        <w:rPr>
+          <w:rFonts w:ascii="Times New Roman" w:hAnsi="Times New Roman"/>
+          <w:szCs w:val="26"/>
+        </w:rPr>
+        <w:t xml:space="preserve"> </w:t>
+      </w:r>
+      <w:proofErr w:type="spellStart"/>
+      <w:r>
+        <w:rPr>
+          <w:rFonts w:ascii="Times New Roman" w:hAnsi="Times New Roman"/>
+          <w:szCs w:val="26"/>
+        </w:rPr>
+        <w:t>ký</w:t>
+      </w:r>
+      <w:proofErr w:type="spellEnd"/>
+      <w:r>
+        <w:rPr>
+          <w:rFonts w:ascii="Times New Roman" w:hAnsi="Times New Roman"/>
+          <w:szCs w:val="26"/>
+        </w:rPr>
+        <w:t xml:space="preserve"> </w:t>
+      </w:r>
+      <w:proofErr w:type="spellStart"/>
+      <w:r>
+        <w:rPr>
+          <w:rFonts w:ascii="Times New Roman" w:hAnsi="Times New Roman"/>
+          <w:szCs w:val="26"/>
+        </w:rPr>
+        <w:t>và</w:t>
+      </w:r>
+      <w:proofErr w:type="spellEnd"/>
+      <w:r>
+        <w:rPr>
+          <w:rFonts w:ascii="Times New Roman" w:hAnsi="Times New Roman"/>
+          <w:szCs w:val="26"/>
+        </w:rPr>
+        <w:t xml:space="preserve"> </w:t>
+      </w:r>
+      <w:proofErr w:type="spellStart"/>
+      <w:r>
+        <w:rPr>
+          <w:rFonts w:ascii="Times New Roman" w:hAnsi="Times New Roman"/>
+          <w:szCs w:val="26"/>
+        </w:rPr>
+        <w:t>là</w:t>
+      </w:r>
+      <w:proofErr w:type="spellEnd"/>
+      <w:r>
+        <w:rPr>
+          <w:rFonts w:ascii="Times New Roman" w:hAnsi="Times New Roman"/>
+          <w:szCs w:val="26"/>
+        </w:rPr>
+        <w:t xml:space="preserve"> </w:t>
+      </w:r>
+      <w:proofErr w:type="spellStart"/>
+      <w:r>
+        <w:rPr>
+          <w:rFonts w:ascii="Times New Roman" w:hAnsi="Times New Roman"/>
+          <w:szCs w:val="26"/>
+        </w:rPr>
+        <w:t>một</w:t>
+      </w:r>
+      <w:proofErr w:type="spellEnd"/>
+      <w:r>
+        <w:rPr>
+          <w:rFonts w:ascii="Times New Roman" w:hAnsi="Times New Roman"/>
+          <w:szCs w:val="26"/>
+        </w:rPr>
+        <w:t xml:space="preserve"> </w:t>
+      </w:r>
+      <w:proofErr w:type="spellStart"/>
+      <w:r>
+        <w:rPr>
+          <w:rFonts w:ascii="Times New Roman" w:hAnsi="Times New Roman"/>
+          <w:szCs w:val="26"/>
+        </w:rPr>
+        <w:t>phần</w:t>
+      </w:r>
+      <w:proofErr w:type="spellEnd"/>
+      <w:r>
+        <w:rPr>
+          <w:rFonts w:ascii="Times New Roman" w:hAnsi="Times New Roman"/>
+          <w:szCs w:val="26"/>
+        </w:rPr>
+        <w:t xml:space="preserve"> </w:t>
+      </w:r>
+      <w:proofErr w:type="spellStart"/>
+      <w:r>
+        <w:rPr>
+          <w:rFonts w:ascii="Times New Roman" w:hAnsi="Times New Roman"/>
+          <w:szCs w:val="26"/>
+        </w:rPr>
+        <w:t>không</w:t>
+      </w:r>
+      <w:proofErr w:type="spellEnd"/>
+      <w:r>
+        <w:rPr>
+          <w:rFonts w:ascii="Times New Roman" w:hAnsi="Times New Roman"/>
+          <w:szCs w:val="26"/>
+        </w:rPr>
+        <w:t xml:space="preserve"> </w:t>
+      </w:r>
+      <w:proofErr w:type="spellStart"/>
+      <w:r>
+        <w:rPr>
+          <w:rFonts w:ascii="Times New Roman" w:hAnsi="Times New Roman"/>
+          <w:szCs w:val="26"/>
+        </w:rPr>
+        <w:t>thể</w:t>
+      </w:r>
+      <w:proofErr w:type="spellEnd"/>
+      <w:r>
+        <w:rPr>
+          <w:rFonts w:ascii="Times New Roman" w:hAnsi="Times New Roman"/>
+          <w:szCs w:val="26"/>
+        </w:rPr>
+        <w:t xml:space="preserve"> </w:t>
+      </w:r>
+      <w:proofErr w:type="spellStart"/>
+      <w:r>
+        <w:rPr>
+          <w:rFonts w:ascii="Times New Roman" w:hAnsi="Times New Roman"/>
+          <w:szCs w:val="26"/>
+        </w:rPr>
+        <w:t>tách</w:t>
+      </w:r>
+      <w:proofErr w:type="spellEnd"/>
+      <w:r>
+        <w:rPr>
+          <w:rFonts w:ascii="Times New Roman" w:hAnsi="Times New Roman"/>
+          <w:szCs w:val="26"/>
+        </w:rPr>
+        <w:t xml:space="preserve"> </w:t>
+      </w:r>
+      <w:proofErr w:type="spellStart"/>
+      <w:r>
+        <w:rPr>
+          <w:rFonts w:ascii="Times New Roman" w:hAnsi="Times New Roman"/>
+          <w:szCs w:val="26"/>
+        </w:rPr>
+        <w:t>rời</w:t>
+      </w:r>
+      <w:proofErr w:type="spellEnd"/>
+      <w:r>
+        <w:rPr>
+          <w:rFonts w:ascii="Times New Roman" w:hAnsi="Times New Roman"/>
+          <w:szCs w:val="26"/>
+        </w:rPr>
+        <w:t xml:space="preserve"> </w:t>
+      </w:r>
+      <w:proofErr w:type="spellStart"/>
+      <w:r>
+        <w:rPr>
+          <w:rFonts w:ascii="Times New Roman" w:hAnsi="Times New Roman"/>
+          <w:szCs w:val="26"/>
+        </w:rPr>
+        <w:t>của</w:t>
+      </w:r>
+      <w:proofErr w:type="spellEnd"/>
+      <w:r>
+        <w:rPr>
+          <w:rFonts w:ascii="Times New Roman" w:hAnsi="Times New Roman"/>
+          <w:szCs w:val="26"/>
+        </w:rPr>
+        <w:t xml:space="preserve"> </w:t>
+      </w:r>
+      <w:proofErr w:type="spellStart"/>
+      <w:r>
+        <w:rPr>
+          <w:rFonts w:ascii="Times New Roman" w:hAnsi="Times New Roman"/>
+          <w:szCs w:val="26"/>
+        </w:rPr>
+        <w:t>hợp</w:t>
+      </w:r>
+      <w:proofErr w:type="spellEnd"/>
+      <w:r>
+        <w:rPr>
+          <w:rFonts w:ascii="Times New Roman" w:hAnsi="Times New Roman"/>
+          <w:szCs w:val="26"/>
+        </w:rPr>
+        <w:t xml:space="preserve"> </w:t>
+      </w:r>
+      <w:proofErr w:type="spellStart"/>
+      <w:r>
+        <w:rPr>
+          <w:rFonts w:ascii="Times New Roman" w:hAnsi="Times New Roman"/>
+          <w:szCs w:val="26"/>
+        </w:rPr>
+        <w:t>đồng</w:t>
+      </w:r>
+      <w:proofErr w:type="spellEnd"/>
+      <w:r>
+        <w:rPr>
+          <w:rFonts w:ascii="Times New Roman" w:hAnsi="Times New Roman"/>
+          <w:szCs w:val="26"/>
+        </w:rPr>
+        <w:t xml:space="preserve"> </w:t>
+      </w:r>
+      <w:proofErr w:type="spellStart"/>
+      <w:r>
+        <w:rPr>
+          <w:rFonts w:ascii="Times New Roman" w:hAnsi="Times New Roman"/>
+          <w:szCs w:val="26"/>
+        </w:rPr>
+        <w:t>số</w:t>
+      </w:r>
+      <w:proofErr w:type="spellEnd"/>
+      <w:r>
+        <w:rPr>
+          <w:rFonts w:ascii="Times New Roman" w:hAnsi="Times New Roman"/>
+          <w:szCs w:val="26"/>
+        </w:rPr>
+        <w:t xml:space="preserve"> {{CONTRACT_NO}} </w:t>
+      </w:r>
+      <w:proofErr w:type="spellStart"/>
+      <w:r>
+        <w:rPr>
+          <w:rFonts w:ascii="Times New Roman" w:hAnsi="Times New Roman"/>
+          <w:szCs w:val="26"/>
+        </w:rPr>
+        <w:t>ký</w:t>
+      </w:r>
+      <w:proofErr w:type="spellEnd"/>
+      <w:r>
+        <w:rPr>
+          <w:rFonts w:ascii="Times New Roman" w:hAnsi="Times New Roman"/>
+          <w:szCs w:val="26"/>
+        </w:rPr>
+        <w:t xml:space="preserve"> </w:t>
+      </w:r>
+      <w:proofErr w:type="spellStart"/>
+      <w:r>
+        <w:rPr>
+          <w:rFonts w:ascii="Times New Roman" w:hAnsi="Times New Roman"/>
+          <w:szCs w:val="26"/>
+        </w:rPr>
+        <w:t>ngày</w:t>
+      </w:r>
+      <w:proofErr w:type="spellEnd"/>
+      <w:r>
+        <w:rPr>
+          <w:rFonts w:ascii="Times New Roman" w:hAnsi="Times New Roman"/>
+          <w:szCs w:val="26"/>
+        </w:rPr>
+        <w:t xml:space="preserve"> {{CONTRACT_DATE}}.</w:t>
       </w:r>
     </w:p>
     <w:p>
@@ -4047,12 +10761,405 @@
           <w:szCs w:val="26"/>
         </w:rPr>
       </w:pPr>
-      <w:r>
-        <w:rPr>
-          <w:rFonts w:ascii="Times New Roman" w:hAnsi="Times New Roman"/>
-          <w:szCs w:val="26"/>
-        </w:rPr>
-        <w:t>Phụ lục hợp đồng này được lập thành 05 bản (năm bản), bên A giữ 02 bản, bên B giữ 03 bản và có giá trị pháp lý như nhau.</w:t>
+      <w:proofErr w:type="spellStart"/>
+      <w:r>
+        <w:rPr>
+          <w:rFonts w:ascii="Times New Roman" w:hAnsi="Times New Roman"/>
+          <w:szCs w:val="26"/>
+        </w:rPr>
+        <w:t>Phụ</w:t>
+      </w:r>
+      <w:proofErr w:type="spellEnd"/>
+      <w:r>
+        <w:rPr>
+          <w:rFonts w:ascii="Times New Roman" w:hAnsi="Times New Roman"/>
+          <w:szCs w:val="26"/>
+        </w:rPr>
+        <w:t xml:space="preserve"> </w:t>
+      </w:r>
+      <w:proofErr w:type="spellStart"/>
+      <w:r>
+        <w:rPr>
+          <w:rFonts w:ascii="Times New Roman" w:hAnsi="Times New Roman"/>
+          <w:szCs w:val="26"/>
+        </w:rPr>
+        <w:t>lục</w:t>
+      </w:r>
+      <w:proofErr w:type="spellEnd"/>
+      <w:r>
+        <w:rPr>
+          <w:rFonts w:ascii="Times New Roman" w:hAnsi="Times New Roman"/>
+          <w:szCs w:val="26"/>
+        </w:rPr>
+        <w:t xml:space="preserve"> </w:t>
+      </w:r>
+      <w:proofErr w:type="spellStart"/>
+      <w:r>
+        <w:rPr>
+          <w:rFonts w:ascii="Times New Roman" w:hAnsi="Times New Roman"/>
+          <w:szCs w:val="26"/>
+        </w:rPr>
+        <w:t>hợp</w:t>
+      </w:r>
+      <w:proofErr w:type="spellEnd"/>
+      <w:r>
+        <w:rPr>
+          <w:rFonts w:ascii="Times New Roman" w:hAnsi="Times New Roman"/>
+          <w:szCs w:val="26"/>
+        </w:rPr>
+        <w:t xml:space="preserve"> </w:t>
+      </w:r>
+      <w:proofErr w:type="spellStart"/>
+      <w:r>
+        <w:rPr>
+          <w:rFonts w:ascii="Times New Roman" w:hAnsi="Times New Roman"/>
+          <w:szCs w:val="26"/>
+        </w:rPr>
+        <w:t>đồng</w:t>
+      </w:r>
+      <w:proofErr w:type="spellEnd"/>
+      <w:r>
+        <w:rPr>
+          <w:rFonts w:ascii="Times New Roman" w:hAnsi="Times New Roman"/>
+          <w:szCs w:val="26"/>
+        </w:rPr>
+        <w:t xml:space="preserve"> </w:t>
+      </w:r>
+      <w:proofErr w:type="spellStart"/>
+      <w:r>
+        <w:rPr>
+          <w:rFonts w:ascii="Times New Roman" w:hAnsi="Times New Roman"/>
+          <w:szCs w:val="26"/>
+        </w:rPr>
+        <w:t>này</w:t>
+      </w:r>
+      <w:proofErr w:type="spellEnd"/>
+      <w:r>
+        <w:rPr>
+          <w:rFonts w:ascii="Times New Roman" w:hAnsi="Times New Roman"/>
+          <w:szCs w:val="26"/>
+        </w:rPr>
+        <w:t xml:space="preserve"> </w:t>
+      </w:r>
+      <w:proofErr w:type="spellStart"/>
+      <w:r>
+        <w:rPr>
+          <w:rFonts w:ascii="Times New Roman" w:hAnsi="Times New Roman"/>
+          <w:szCs w:val="26"/>
+        </w:rPr>
+        <w:t>được</w:t>
+      </w:r>
+      <w:proofErr w:type="spellEnd"/>
+      <w:r>
+        <w:rPr>
+          <w:rFonts w:ascii="Times New Roman" w:hAnsi="Times New Roman"/>
+          <w:szCs w:val="26"/>
+        </w:rPr>
+        <w:t xml:space="preserve"> </w:t>
+      </w:r>
+      <w:proofErr w:type="spellStart"/>
+      <w:r>
+        <w:rPr>
+          <w:rFonts w:ascii="Times New Roman" w:hAnsi="Times New Roman"/>
+          <w:szCs w:val="26"/>
+        </w:rPr>
+        <w:t>lập</w:t>
+      </w:r>
+      <w:proofErr w:type="spellEnd"/>
+      <w:r>
+        <w:rPr>
+          <w:rFonts w:ascii="Times New Roman" w:hAnsi="Times New Roman"/>
+          <w:szCs w:val="26"/>
+        </w:rPr>
+        <w:t xml:space="preserve"> </w:t>
+      </w:r>
+      <w:proofErr w:type="spellStart"/>
+      <w:r>
+        <w:rPr>
+          <w:rFonts w:ascii="Times New Roman" w:hAnsi="Times New Roman"/>
+          <w:szCs w:val="26"/>
+        </w:rPr>
+        <w:t>thành</w:t>
+      </w:r>
+      <w:proofErr w:type="spellEnd"/>
+      <w:r>
+        <w:rPr>
+          <w:rFonts w:ascii="Times New Roman" w:hAnsi="Times New Roman"/>
+          <w:szCs w:val="26"/>
+        </w:rPr>
+        <w:t xml:space="preserve"> 05 </w:t>
+      </w:r>
+      <w:proofErr w:type="spellStart"/>
+      <w:r>
+        <w:rPr>
+          <w:rFonts w:ascii="Times New Roman" w:hAnsi="Times New Roman"/>
+          <w:szCs w:val="26"/>
+        </w:rPr>
+        <w:t>bản</w:t>
+      </w:r>
+      <w:proofErr w:type="spellEnd"/>
+      <w:r>
+        <w:rPr>
+          <w:rFonts w:ascii="Times New Roman" w:hAnsi="Times New Roman"/>
+          <w:szCs w:val="26"/>
+        </w:rPr>
+        <w:t xml:space="preserve"> (</w:t>
+      </w:r>
+      <w:proofErr w:type="spellStart"/>
+      <w:r>
+        <w:rPr>
+          <w:rFonts w:ascii="Times New Roman" w:hAnsi="Times New Roman"/>
+          <w:szCs w:val="26"/>
+        </w:rPr>
+        <w:t>năm</w:t>
+      </w:r>
+      <w:proofErr w:type="spellEnd"/>
+      <w:r>
+        <w:rPr>
+          <w:rFonts w:ascii="Times New Roman" w:hAnsi="Times New Roman"/>
+          <w:szCs w:val="26"/>
+        </w:rPr>
+        <w:t xml:space="preserve"> </w:t>
+      </w:r>
+      <w:proofErr w:type="spellStart"/>
+      <w:r>
+        <w:rPr>
+          <w:rFonts w:ascii="Times New Roman" w:hAnsi="Times New Roman"/>
+          <w:szCs w:val="26"/>
+        </w:rPr>
+        <w:t>bản</w:t>
+      </w:r>
+      <w:proofErr w:type="spellEnd"/>
+      <w:r>
+        <w:rPr>
+          <w:rFonts w:ascii="Times New Roman" w:hAnsi="Times New Roman"/>
+          <w:szCs w:val="26"/>
+        </w:rPr>
+        <w:t xml:space="preserve">), </w:t>
+      </w:r>
+      <w:proofErr w:type="spellStart"/>
+      <w:r>
+        <w:rPr>
+          <w:rFonts w:ascii="Times New Roman" w:hAnsi="Times New Roman"/>
+          <w:szCs w:val="26"/>
+        </w:rPr>
+        <w:t>bên</w:t>
+      </w:r>
+      <w:proofErr w:type="spellEnd"/>
+      <w:r>
+        <w:rPr>
+          <w:rFonts w:ascii="Times New Roman" w:hAnsi="Times New Roman"/>
+          <w:szCs w:val="26"/>
+        </w:rPr>
+        <w:t xml:space="preserve"> A </w:t>
+      </w:r>
+      <w:proofErr w:type="spellStart"/>
+      <w:r>
+        <w:rPr>
+          <w:rFonts w:ascii="Times New Roman" w:hAnsi="Times New Roman"/>
+          <w:szCs w:val="26"/>
+        </w:rPr>
+        <w:t>giữ</w:t>
+      </w:r>
+      <w:proofErr w:type="spellEnd"/>
+      <w:r>
+        <w:rPr>
+          <w:rFonts w:ascii="Times New Roman" w:hAnsi="Times New Roman"/>
+          <w:szCs w:val="26"/>
+        </w:rPr>
+        <w:t xml:space="preserve"> 02 </w:t>
+      </w:r>
+      <w:proofErr w:type="spellStart"/>
+      <w:r>
+        <w:rPr>
+          <w:rFonts w:ascii="Times New Roman" w:hAnsi="Times New Roman"/>
+          <w:szCs w:val="26"/>
+        </w:rPr>
+        <w:t>bản</w:t>
+      </w:r>
+      <w:proofErr w:type="spellEnd"/>
+      <w:r>
+        <w:rPr>
+          <w:rFonts w:ascii="Times New Roman" w:hAnsi="Times New Roman"/>
+          <w:szCs w:val="26"/>
+        </w:rPr>
+        <w:t xml:space="preserve">, </w:t>
+      </w:r>
+      <w:proofErr w:type="spellStart"/>
+      <w:r>
+        <w:rPr>
+          <w:rFonts w:ascii="Times New Roman" w:hAnsi="Times New Roman"/>
+          <w:szCs w:val="26"/>
+        </w:rPr>
+        <w:t>bên</w:t>
+      </w:r>
+      <w:proofErr w:type="spellEnd"/>
+      <w:r>
+        <w:rPr>
+          <w:rFonts w:ascii="Times New Roman" w:hAnsi="Times New Roman"/>
+          <w:szCs w:val="26"/>
+        </w:rPr>
+        <w:t xml:space="preserve"> B </w:t>
+      </w:r>
+      <w:proofErr w:type="spellStart"/>
+      <w:r>
+        <w:rPr>
+          <w:rFonts w:ascii="Times New Roman" w:hAnsi="Times New Roman"/>
+          <w:szCs w:val="26"/>
+        </w:rPr>
+        <w:t>giữ</w:t>
+      </w:r>
+      <w:proofErr w:type="spellEnd"/>
+      <w:r>
+        <w:rPr>
+          <w:rFonts w:ascii="Times New Roman" w:hAnsi="Times New Roman"/>
+          <w:szCs w:val="26"/>
+        </w:rPr>
+        <w:t xml:space="preserve"> 03 </w:t>
+      </w:r>
+      <w:proofErr w:type="spellStart"/>
+      <w:r>
+        <w:rPr>
+          <w:rFonts w:ascii="Times New Roman" w:hAnsi="Times New Roman"/>
+          <w:szCs w:val="26"/>
+        </w:rPr>
+        <w:t>bản</w:t>
+      </w:r>
+      <w:proofErr w:type="spellEnd"/>
+      <w:r>
+        <w:rPr>
+          <w:rFonts w:ascii="Times New Roman" w:hAnsi="Times New Roman"/>
+          <w:szCs w:val="26"/>
+        </w:rPr>
+        <w:t xml:space="preserve"> </w:t>
+      </w:r>
+      <w:proofErr w:type="spellStart"/>
+      <w:r>
+        <w:rPr>
+          <w:rFonts w:ascii="Times New Roman" w:hAnsi="Times New Roman"/>
+          <w:szCs w:val="26"/>
+        </w:rPr>
+        <w:t>và</w:t>
+      </w:r>
+      <w:proofErr w:type="spellEnd"/>
+      <w:r>
+        <w:rPr>
+          <w:rFonts w:ascii="Times New Roman" w:hAnsi="Times New Roman"/>
+          <w:szCs w:val="26"/>
+        </w:rPr>
+        <w:t xml:space="preserve"> </w:t>
+      </w:r>
+      <w:proofErr w:type="spellStart"/>
+      <w:r>
+        <w:rPr>
+          <w:rFonts w:ascii="Times New Roman" w:hAnsi="Times New Roman"/>
+          <w:szCs w:val="26"/>
+        </w:rPr>
+        <w:t>có</w:t>
+      </w:r>
+      <w:proofErr w:type="spellEnd"/>
+      <w:r>
+        <w:rPr>
+          <w:rFonts w:ascii="Times New Roman" w:hAnsi="Times New Roman"/>
+          <w:szCs w:val="26"/>
+        </w:rPr>
+        <w:t xml:space="preserve"> </w:t>
+      </w:r>
+      <w:proofErr w:type="spellStart"/>
+      <w:r>
+        <w:rPr>
+          <w:rFonts w:ascii="Times New Roman" w:hAnsi="Times New Roman"/>
+          <w:szCs w:val="26"/>
+        </w:rPr>
+        <w:t>giá</w:t>
+      </w:r>
+      <w:proofErr w:type="spellEnd"/>
+      <w:r>
+        <w:rPr>
+          <w:rFonts w:ascii="Times New Roman" w:hAnsi="Times New Roman"/>
+          <w:szCs w:val="26"/>
+        </w:rPr>
+        <w:t xml:space="preserve"> </w:t>
+      </w:r>
+      <w:proofErr w:type="spellStart"/>
+      <w:r>
+        <w:rPr>
+          <w:rFonts w:ascii="Times New Roman" w:hAnsi="Times New Roman"/>
+          <w:szCs w:val="26"/>
+        </w:rPr>
+        <w:t>trị</w:t>
+      </w:r>
+      <w:proofErr w:type="spellEnd"/>
+      <w:r>
+        <w:rPr>
+          <w:rFonts w:ascii="Times New Roman" w:hAnsi="Times New Roman"/>
+          <w:szCs w:val="26"/>
+        </w:rPr>
+        <w:t xml:space="preserve"> </w:t>
+      </w:r>
+      <w:proofErr w:type="spellStart"/>
+      <w:r>
+        <w:rPr>
+          <w:rFonts w:ascii="Times New Roman" w:hAnsi="Times New Roman"/>
+          <w:szCs w:val="26"/>
+        </w:rPr>
+        <w:t>pháp</w:t>
+      </w:r>
+      <w:proofErr w:type="spellEnd"/>
+      <w:r>
+        <w:rPr>
+          <w:rFonts w:ascii="Times New Roman" w:hAnsi="Times New Roman"/>
+          <w:szCs w:val="26"/>
+        </w:rPr>
+        <w:t xml:space="preserve"> </w:t>
+      </w:r>
+      <w:proofErr w:type="spellStart"/>
+      <w:r>
+        <w:rPr>
+          <w:rFonts w:ascii="Times New Roman" w:hAnsi="Times New Roman"/>
+          <w:szCs w:val="26"/>
+        </w:rPr>
+        <w:t>lý</w:t>
+      </w:r>
+      <w:proofErr w:type="spellEnd"/>
+      <w:r>
+        <w:rPr>
+          <w:rFonts w:ascii="Times New Roman" w:hAnsi="Times New Roman"/>
+          <w:szCs w:val="26"/>
+        </w:rPr>
+        <w:t xml:space="preserve"> </w:t>
+      </w:r>
+      <w:proofErr w:type="spellStart"/>
+      <w:r>
+        <w:rPr>
+          <w:rFonts w:ascii="Times New Roman" w:hAnsi="Times New Roman"/>
+          <w:szCs w:val="26"/>
+        </w:rPr>
+        <w:t>như</w:t>
+      </w:r>
+      <w:proofErr w:type="spellEnd"/>
+      <w:r>
+        <w:rPr>
+          <w:rFonts w:ascii="Times New Roman" w:hAnsi="Times New Roman"/>
+          <w:szCs w:val="26"/>
+        </w:rPr>
+        <w:t xml:space="preserve"> </w:t>
+      </w:r>
+      <w:proofErr w:type="spellStart"/>
+      <w:r>
+        <w:rPr>
+          <w:rFonts w:ascii="Times New Roman" w:hAnsi="Times New Roman"/>
+          <w:szCs w:val="26"/>
+        </w:rPr>
+        <w:t>nhau</w:t>
+      </w:r>
+      <w:proofErr w:type="spellEnd"/>
+      <w:r>
+        <w:rPr>
+          <w:rFonts w:ascii="Times New Roman" w:hAnsi="Times New Roman"/>
+          <w:szCs w:val="26"/>
+        </w:rPr>
+        <w:t>.</w:t>
       </w:r>
     </w:p>
     <w:p>
@@ -4303,6 +11410,7 @@
                 <w:szCs w:val="26"/>
               </w:rPr>
             </w:pPr>
+            <w:proofErr w:type="spellStart"/>
             <w:r>
               <w:rPr>
                 <w:rFonts w:ascii="Times New Roman" w:hAnsi="Times New Roman"/>
@@ -4311,8 +11419,31 @@
                 <w:iCs/>
                 <w:szCs w:val="26"/>
               </w:rPr>
-              <w:t>Nguyễn Thanh Lâm</w:t>
-            </w:r>
+              <w:t>Nguyễn</w:t>
+            </w:r>
+            <w:proofErr w:type="spellEnd"/>
+            <w:r>
+              <w:rPr>
+                <w:rFonts w:ascii="Times New Roman" w:hAnsi="Times New Roman"/>
+                <w:b/>
+                <w:bCs/>
+                <w:iCs/>
+                <w:szCs w:val="26"/>
+              </w:rPr>
+              <w:t xml:space="preserve"> Thanh </w:t>
+            </w:r>
+            <w:proofErr w:type="spellStart"/>
+            <w:r>
+              <w:rPr>
+                <w:rFonts w:ascii="Times New Roman" w:hAnsi="Times New Roman"/>
+                <w:b/>
+                <w:bCs/>
+                <w:iCs/>
+                <w:szCs w:val="26"/>
+              </w:rPr>
+              <w:t>Lâm</w:t>
+            </w:r>
+            <w:proofErr w:type="spellEnd"/>
           </w:p>
           <w:p>
             <w:pPr>
@@ -4345,7 +11476,7 @@
 </file>
 
 <file path=word/numbering.xml><?xml version="1.0" encoding="utf-8"?>
-<w:numbering xmlns:wpc="http://schemas.microsoft.com/office/word/2010/wordprocessingCanvas" xmlns:cx="http://schemas.microsoft.com/office/drawing/2014/chartex" xmlns:cx1="http://schemas.microsoft.com/office/drawing/2015/9/8/chartex" xmlns:cx2="http://schemas.microsoft.com/office/drawing/2015/10/21/chartex" xmlns:cx3="http://schemas.microsoft.com/office/drawing/2016/5/9/chartex" xmlns:cx4="http://schemas.microsoft.com/office/drawing/2016/5/10/chartex" xmlns:cx5="http://schemas.microsoft.com/office/drawing/2016/5/11/chartex" xmlns:cx6="http://schemas.microsoft.com/office/drawing/2016/5/12/chartex" xmlns:cx7="http://schemas.microsoft.com/office/drawing/2016/5/13/chartex" xmlns:cx8="http://schemas.microsoft.com/office/drawing/2016/5/14/chartex" xmlns:mc="http://schemas.openxmlformats.org/markup-compatibility/2006" xmlns:aink="http://schemas.microsoft.com/office/drawing/2016/ink" xmlns:am3d="http://schemas.microsoft.com/office/drawing/2017/model3d" xmlns:o="urn:schemas-microsoft-com:office:office" xmlns:oel="http://schemas.microsoft.com/office/2019/extlst" xmlns:r="http://schemas.openxmlformats.org/officeDocument/2006/relationships" xmlns:m="http://schemas.openxmlformats.org/officeDocument/2006/math" xmlns:v="urn:schemas-microsoft-com:vml" xmlns:wp14="http://schemas.microsoft.com/office/word/2010/wordprocessingDrawing" xmlns:wp="http://schemas.openxmlformats.org/drawingml/2006/wordprocessingDrawing" xmlns:w10="urn:schemas-microsoft-com:office:word" xmlns:w="http://schemas.openxmlformats.org/wordprocessingml/2006/main" xmlns:w14="http://schemas.microsoft.com/office/word/2010/wordml" xmlns:w15="http://schemas.microsoft.com/office/word/2012/wordml" xmlns:w16cex="http://schemas.microsoft.com/office/word/2018/wordml/cex" xmlns:w16cid="http://schemas.microsoft.com/office/word/2016/wordml/cid" xmlns:w16="http://schemas.microsoft.com/office/word/2018/wordml" xmlns:w16du="http://schemas.microsoft.com/office/word/2023/wordml/word16du" xmlns:w16sdtdh="http://schemas.microsoft.com/office/word/2020/wordml/sdtdatahash" xmlns:w16sdtfl="http://schemas.microsoft.com/office/word/2024/wordml/sdtformatlock" xmlns:w16se="http://schemas.microsoft.com/office/word/2015/wordml/symex" xmlns:wpg="http://schemas.microsoft.com/office/word/2010/wordprocessingGroup" xmlns:wpi="http://schemas.microsoft.com/office/word/2010/wordprocessingInk" xmlns:wne="http://schemas.microsoft.com/office/word/2006/wordml" xmlns:wps="http://schemas.microsoft.com/office/word/2010/wordprocessingShape" mc:Ignorable="w14 w15 w16se w16cid w16 w16cex w16sdtdh w16sdtfl w16du wp14">
+<w:numbering xmlns:wpc="http://schemas.microsoft.com/office/word/2010/wordprocessingCanvas" xmlns:cx="http://schemas.microsoft.com/office/drawing/2014/chartex" xmlns:cx1="http://schemas.microsoft.com/office/drawing/2015/9/8/chartex" xmlns:cx2="http://schemas.microsoft.com/office/drawing/2015/10/21/chartex" xmlns:cx3="http://schemas.microsoft.com/office/drawing/2016/5/9/chartex" xmlns:cx4="http://schemas.microsoft.com/office/drawing/2016/5/10/chartex" xmlns:cx5="http://schemas.microsoft.com/office/drawing/2016/5/11/chartex" xmlns:cx6="http://schemas.microsoft.com/office/drawing/2016/5/12/chartex" xmlns:cx7="http://schemas.microsoft.com/office/drawing/2016/5/13/chartex" xmlns:cx8="http://schemas.microsoft.com/office/drawing/2016/5/14/chartex" xmlns:mc="http://schemas.openxmlformats.org/markup-compatibility/2006" xmlns:aink="http://schemas.microsoft.com/office/drawing/2016/ink" xmlns:am3d="http://schemas.microsoft.com/office/drawing/2017/model3d" xmlns:o="urn:schemas-microsoft-com:office:office" xmlns:r="http://schemas.openxmlformats.org/officeDocument/2006/relationships" xmlns:m="http://schemas.openxmlformats.org/officeDocument/2006/math" xmlns:v="urn:schemas-microsoft-com:vml" xmlns:wp14="http://schemas.microsoft.com/office/word/2010/wordprocessingDrawing" xmlns:wp="http://schemas.openxmlformats.org/drawingml/2006/wordprocessingDrawing" xmlns:w10="urn:schemas-microsoft-com:office:word" xmlns:w="http://schemas.openxmlformats.org/wordprocessingml/2006/main" xmlns:w14="http://schemas.microsoft.com/office/word/2010/wordml" xmlns:w15="http://schemas.microsoft.com/office/word/2012/wordml" xmlns:w16cid="http://schemas.microsoft.com/office/word/2016/wordml/cid" xmlns:w16se="http://schemas.microsoft.com/office/word/2015/wordml/symex" xmlns:wpg="http://schemas.microsoft.com/office/word/2010/wordprocessingGroup" xmlns:wpi="http://schemas.microsoft.com/office/word/2010/wordprocessingInk" xmlns:wne="http://schemas.microsoft.com/office/word/2006/wordml" xmlns:wps="http://schemas.microsoft.com/office/word/2010/wordprocessingShape" mc:Ignorable="w14 w15 w16se w16cid wp14">
   <w:abstractNum w:abstractNumId="0" w15:restartNumberingAfterBreak="1">
     <w:nsid w:val="084E5937"/>
     <w:multiLevelType w:val="hybridMultilevel"/>
@@ -5529,44 +12660,44 @@
       </w:pPr>
     </w:lvl>
   </w:abstractNum>
-  <w:num w:numId="1" w16cid:durableId="2111850298">
+  <w:num w:numId="1">
     <w:abstractNumId w:val="5"/>
   </w:num>
-  <w:num w:numId="2" w16cid:durableId="209999525">
+  <w:num w:numId="2">
     <w:abstractNumId w:val="3"/>
   </w:num>
-  <w:num w:numId="3" w16cid:durableId="91897000">
+  <w:num w:numId="3">
     <w:abstractNumId w:val="6"/>
   </w:num>
-  <w:num w:numId="4" w16cid:durableId="870337587">
+  <w:num w:numId="4">
     <w:abstractNumId w:val="7"/>
   </w:num>
-  <w:num w:numId="5" w16cid:durableId="1027099605">
+  <w:num w:numId="5">
     <w:abstractNumId w:val="4"/>
   </w:num>
-  <w:num w:numId="6" w16cid:durableId="2029022730">
+  <w:num w:numId="6">
     <w:abstractNumId w:val="9"/>
   </w:num>
-  <w:num w:numId="7" w16cid:durableId="412974068">
+  <w:num w:numId="7">
     <w:abstractNumId w:val="0"/>
   </w:num>
-  <w:num w:numId="8" w16cid:durableId="1361321948">
+  <w:num w:numId="8">
     <w:abstractNumId w:val="2"/>
   </w:num>
-  <w:num w:numId="9" w16cid:durableId="1837527622">
+  <w:num w:numId="9">
     <w:abstractNumId w:val="1"/>
   </w:num>
-  <w:num w:numId="10" w16cid:durableId="255293006">
+  <w:num w:numId="10">
     <w:abstractNumId w:val="10"/>
   </w:num>
-  <w:num w:numId="11" w16cid:durableId="806355466">
+  <w:num w:numId="11">
     <w:abstractNumId w:val="8"/>
   </w:num>
 </w:numbering>
 </file>
 
 <file path=word/styles.xml><?xml version="1.0" encoding="utf-8"?>
-<w:styles xmlns:mc="http://schemas.openxmlformats.org/markup-compatibility/2006" xmlns:r="http://schemas.openxmlformats.org/officeDocument/2006/relationships" xmlns:w="http://schemas.openxmlformats.org/wordprocessingml/2006/main" xmlns:w14="http://schemas.microsoft.com/office/word/2010/wordml" xmlns:w15="http://schemas.microsoft.com/office/word/2012/wordml" xmlns:w16cex="http://schemas.microsoft.com/office/word/2018/wordml/cex" xmlns:w16cid="http://schemas.microsoft.com/office/word/2016/wordml/cid" xmlns:w16="http://schemas.microsoft.com/office/word/2018/wordml" xmlns:w16du="http://schemas.microsoft.com/office/word/2023/wordml/word16du" xmlns:w16sdtdh="http://schemas.microsoft.com/office/word/2020/wordml/sdtdatahash" xmlns:w16sdtfl="http://schemas.microsoft.com/office/word/2024/wordml/sdtformatlock" xmlns:w16se="http://schemas.microsoft.com/office/word/2015/wordml/symex" mc:Ignorable="w14 w15 w16se w16cid w16 w16cex w16sdtdh w16sdtfl w16du">
+<w:styles xmlns:mc="http://schemas.openxmlformats.org/markup-compatibility/2006" xmlns:r="http://schemas.openxmlformats.org/officeDocument/2006/relationships" xmlns:w="http://schemas.openxmlformats.org/wordprocessingml/2006/main" xmlns:w14="http://schemas.microsoft.com/office/word/2010/wordml" xmlns:w15="http://schemas.microsoft.com/office/word/2012/wordml" xmlns:w16cid="http://schemas.microsoft.com/office/word/2016/wordml/cid" xmlns:w16se="http://schemas.microsoft.com/office/word/2015/wordml/symex" mc:Ignorable="w14 w15 w16se w16cid">
   <w:docDefaults>
     <w:rPrDefault>
       <w:rPr>
@@ -5584,7 +12715,7 @@
       </w:pPr>
     </w:pPrDefault>
   </w:docDefaults>
-  <w:latentStyles w:defLockedState="0" w:defUIPriority="99" w:defSemiHidden="0" w:defUnhideWhenUsed="0" w:defQFormat="0" w:count="376">
+  <w:latentStyles w:defLockedState="0" w:defUIPriority="99" w:defSemiHidden="0" w:defUnhideWhenUsed="0" w:defQFormat="0" w:count="375">
     <w:lsdException w:name="Normal" w:uiPriority="0" w:qFormat="1"/>
     <w:lsdException w:name="heading 1" w:uiPriority="9" w:qFormat="1"/>
     <w:lsdException w:name="heading 2" w:semiHidden="1" w:uiPriority="9" w:unhideWhenUsed="1" w:qFormat="1"/>
@@ -5960,7 +13091,6 @@
     <w:lsdException w:name="Smart Hyperlink" w:semiHidden="1" w:unhideWhenUsed="1"/>
     <w:lsdException w:name="Hashtag" w:semiHidden="1" w:unhideWhenUsed="1"/>
     <w:lsdException w:name="Unresolved Mention" w:semiHidden="1" w:unhideWhenUsed="1"/>
-    <w:lsdException w:name="Smart Link" w:semiHidden="1" w:unhideWhenUsed="1"/>
   </w:latentStyles>
   <w:style w:type="paragraph" w:default="1" w:styleId="Normal">
     <w:name w:val="Normal"/>

--- a/tvt3_v2/public/templates/PHU_LUC_GIAM_GIA_CSHT.docx
+++ b/tvt3_v2/public/templates/PHU_LUC_GIAM_GIA_CSHT.docx
@@ -1,6 +1,6 @@
 
 <file path=word/document.xml><?xml version="1.0" encoding="utf-8"?>
-<w:document xmlns:wpc="http://schemas.microsoft.com/office/word/2010/wordprocessingCanvas" xmlns:cx="http://schemas.microsoft.com/office/drawing/2014/chartex" xmlns:cx1="http://schemas.microsoft.com/office/drawing/2015/9/8/chartex" xmlns:cx2="http://schemas.microsoft.com/office/drawing/2015/10/21/chartex" xmlns:cx3="http://schemas.microsoft.com/office/drawing/2016/5/9/chartex" xmlns:cx4="http://schemas.microsoft.com/office/drawing/2016/5/10/chartex" xmlns:cx5="http://schemas.microsoft.com/office/drawing/2016/5/11/chartex" xmlns:cx6="http://schemas.microsoft.com/office/drawing/2016/5/12/chartex" xmlns:cx7="http://schemas.microsoft.com/office/drawing/2016/5/13/chartex" xmlns:cx8="http://schemas.microsoft.com/office/drawing/2016/5/14/chartex" xmlns:mc="http://schemas.openxmlformats.org/markup-compatibility/2006" xmlns:aink="http://schemas.microsoft.com/office/drawing/2016/ink" xmlns:am3d="http://schemas.microsoft.com/office/drawing/2017/model3d" xmlns:o="urn:schemas-microsoft-com:office:office" xmlns:r="http://schemas.openxmlformats.org/officeDocument/2006/relationships" xmlns:m="http://schemas.openxmlformats.org/officeDocument/2006/math" xmlns:v="urn:schemas-microsoft-com:vml" xmlns:wp14="http://schemas.microsoft.com/office/word/2010/wordprocessingDrawing" xmlns:wp="http://schemas.openxmlformats.org/drawingml/2006/wordprocessingDrawing" xmlns:w10="urn:schemas-microsoft-com:office:word" xmlns:w="http://schemas.openxmlformats.org/wordprocessingml/2006/main" xmlns:w14="http://schemas.microsoft.com/office/word/2010/wordml" xmlns:w15="http://schemas.microsoft.com/office/word/2012/wordml" xmlns:w16cid="http://schemas.microsoft.com/office/word/2016/wordml/cid" xmlns:w16se="http://schemas.microsoft.com/office/word/2015/wordml/symex" xmlns:wpg="http://schemas.microsoft.com/office/word/2010/wordprocessingGroup" xmlns:wpi="http://schemas.microsoft.com/office/word/2010/wordprocessingInk" xmlns:wne="http://schemas.microsoft.com/office/word/2006/wordml" xmlns:wps="http://schemas.microsoft.com/office/word/2010/wordprocessingShape" mc:Ignorable="w14 w15 w16se w16cid wp14">
+<w:document xmlns:a="http://schemas.openxmlformats.org/drawingml/2006/main" xmlns:w16sdtfl="http://schemas.microsoft.com/office/word/2024/wordml/sdtformatlock" xmlns:w16sdtdh="http://schemas.microsoft.com/office/word/2020/wordml/sdtdatahash" xmlns:w16du="http://schemas.microsoft.com/office/word/2023/wordml/word16du" xmlns:w16="http://schemas.microsoft.com/office/word/2018/wordml" xmlns:w16cex="http://schemas.microsoft.com/office/word/2018/wordml/cex" xmlns:oel="http://schemas.microsoft.com/office/2019/extlst" xmlns:wpc="http://schemas.microsoft.com/office/word/2010/wordprocessingCanvas" xmlns:cx="http://schemas.microsoft.com/office/drawing/2014/chartex" xmlns:cx1="http://schemas.microsoft.com/office/drawing/2015/9/8/chartex" xmlns:cx2="http://schemas.microsoft.com/office/drawing/2015/10/21/chartex" xmlns:cx3="http://schemas.microsoft.com/office/drawing/2016/5/9/chartex" xmlns:cx4="http://schemas.microsoft.com/office/drawing/2016/5/10/chartex" xmlns:cx5="http://schemas.microsoft.com/office/drawing/2016/5/11/chartex" xmlns:cx6="http://schemas.microsoft.com/office/drawing/2016/5/12/chartex" xmlns:cx7="http://schemas.microsoft.com/office/drawing/2016/5/13/chartex" xmlns:cx8="http://schemas.microsoft.com/office/drawing/2016/5/14/chartex" xmlns:mc="http://schemas.openxmlformats.org/markup-compatibility/2006" xmlns:aink="http://schemas.microsoft.com/office/drawing/2016/ink" xmlns:am3d="http://schemas.microsoft.com/office/drawing/2017/model3d" xmlns:o="urn:schemas-microsoft-com:office:office" xmlns:r="http://schemas.openxmlformats.org/officeDocument/2006/relationships" xmlns:m="http://schemas.openxmlformats.org/officeDocument/2006/math" xmlns:v="urn:schemas-microsoft-com:vml" xmlns:wp14="http://schemas.microsoft.com/office/word/2010/wordprocessingDrawing" xmlns:wp="http://schemas.openxmlformats.org/drawingml/2006/wordprocessingDrawing" xmlns:w10="urn:schemas-microsoft-com:office:word" xmlns:w="http://schemas.openxmlformats.org/wordprocessingml/2006/main" xmlns:w14="http://schemas.microsoft.com/office/word/2010/wordml" xmlns:w15="http://schemas.microsoft.com/office/word/2012/wordml" xmlns:w16cid="http://schemas.microsoft.com/office/word/2016/wordml/cid" xmlns:w16se="http://schemas.microsoft.com/office/word/2015/wordml/symex" xmlns:wpg="http://schemas.microsoft.com/office/word/2010/wordprocessingGroup" xmlns:wpi="http://schemas.microsoft.com/office/word/2010/wordprocessingInk" xmlns:wne="http://schemas.microsoft.com/office/word/2006/wordml" xmlns:wps="http://schemas.microsoft.com/office/word/2010/wordprocessingShape" mc:Ignorable="w14 w15 w16se w16cid wp14">
   <w:body>
     <w:tbl>
       <w:tblPr>
@@ -201,7 +201,7 @@
               <mc:AlternateContent>
                 <mc:Choice Requires="wps">
                   <w:drawing>
-                    <wp:anchor distT="0" distB="0" distL="114300" distR="114300" simplePos="0" relativeHeight="251661312" behindDoc="0" locked="0" layoutInCell="1" allowOverlap="1" wp14:anchorId="61315F5F" wp14:editId="3E24A989">
+                    <wp:anchor distT="0" distB="0" distL="114300" distR="114300" simplePos="0" relativeHeight="251661312" behindDoc="0" locked="0" layoutInCell="1" allowOverlap="1" wp14:editId="3E24A989" wp14:anchorId="61315F5F">
                       <wp:simplePos x="0" y="0"/>
                       <wp:positionH relativeFrom="column">
                         <wp:posOffset>652780</wp:posOffset>
@@ -255,7 +255,7 @@
                 </mc:Choice>
                 <mc:Fallback xmlns:w16sdtfl="http://schemas.microsoft.com/office/word/2024/wordml/sdtformatlock" xmlns:w16sdtdh="http://schemas.microsoft.com/office/word/2020/wordml/sdtdatahash" xmlns:w16du="http://schemas.microsoft.com/office/word/2023/wordml/word16du" xmlns:w16="http://schemas.microsoft.com/office/word/2018/wordml" xmlns:w16cex="http://schemas.microsoft.com/office/word/2018/wordml/cex" xmlns:oel="http://schemas.microsoft.com/office/2019/extlst">
                   <w:pict>
-                    <v:line w14:anchorId="1B35A85B" id="Straight Connector 2000649774" o:spid="_x0000_s1026" style="position:absolute;flip:x;z-index:251661312;visibility:visible;mso-wrap-style:square;mso-wrap-distance-left:9pt;mso-wrap-distance-top:0;mso-wrap-distance-right:9pt;mso-wrap-distance-bottom:0;mso-position-horizontal:absolute;mso-position-horizontal-relative:text;mso-position-vertical:absolute;mso-position-vertical-relative:text" from="51.4pt,3.8pt" to="174.3pt,3.8pt" o:gfxdata="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" strokecolor="black [3213]" strokeweight=".5pt">
+                    <v:line id="Straight Connector 2000649774" style="position:absolute;flip:x;z-index:251661312;visibility:visible;mso-wrap-style:square;mso-wrap-distance-left:9pt;mso-wrap-distance-top:0;mso-wrap-distance-right:9pt;mso-wrap-distance-bottom:0;mso-position-horizontal:absolute;mso-position-horizontal-relative:text;mso-position-vertical:absolute;mso-position-vertical-relative:text" o:spid="_x0000_s1026" strokecolor="black [3213]" strokeweight=".5pt" o:gfxdata="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" from="51.4pt,3.8pt" to="174.3pt,3.8pt" w14:anchorId="1B35A85B">
                       <v:stroke joinstyle="miter"/>
                     </v:line>
                   </w:pict>
@@ -287,7 +287,7 @@
               <mc:AlternateContent>
                 <mc:Choice Requires="wps">
                   <w:drawing>
-                    <wp:anchor distT="0" distB="0" distL="114300" distR="114300" simplePos="0" relativeHeight="251660288" behindDoc="0" locked="0" layoutInCell="1" allowOverlap="1" wp14:anchorId="1F88C76F" wp14:editId="5D57BEEB">
+                    <wp:anchor distT="0" distB="0" distL="114300" distR="114300" simplePos="0" relativeHeight="251660288" behindDoc="0" locked="0" layoutInCell="1" allowOverlap="1" wp14:editId="5D57BEEB" wp14:anchorId="1F88C76F">
                       <wp:simplePos x="0" y="0"/>
                       <wp:positionH relativeFrom="column">
                         <wp:posOffset>848360</wp:posOffset>
@@ -347,7 +347,7 @@
                 </mc:Choice>
                 <mc:Fallback xmlns:w16sdtfl="http://schemas.microsoft.com/office/word/2024/wordml/sdtformatlock" xmlns:w16sdtdh="http://schemas.microsoft.com/office/word/2020/wordml/sdtdatahash" xmlns:w16du="http://schemas.microsoft.com/office/word/2023/wordml/word16du" xmlns:w16="http://schemas.microsoft.com/office/word/2018/wordml" xmlns:w16cex="http://schemas.microsoft.com/office/word/2018/wordml/cex" xmlns:oel="http://schemas.microsoft.com/office/2019/extlst">
                   <w:pict>
-                    <v:line w14:anchorId="5A9A1170" id="Straight Connector 1463436238" o:spid="_x0000_s1026" style="position:absolute;flip:y;z-index:251660288;visibility:visible;mso-wrap-style:square;mso-width-percent:0;mso-height-percent:0;mso-wrap-distance-left:9pt;mso-wrap-distance-top:0;mso-wrap-distance-right:9pt;mso-wrap-distance-bottom:0;mso-position-horizontal:absolute;mso-position-horizontal-relative:text;mso-position-vertical:absolute;mso-position-vertical-relative:text;mso-width-percent:0;mso-height-percent:0;mso-width-relative:margin;mso-height-relative:margin" from="66.8pt,5.25pt" to="223.7pt,5.25pt" o:gfxdata="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" strokecolor="black [3213]" strokeweight=".5pt">
+                    <v:line id="Straight Connector 1463436238" style="position:absolute;flip:y;z-index:251660288;visibility:visible;mso-wrap-style:square;mso-width-percent:0;mso-height-percent:0;mso-wrap-distance-left:9pt;mso-wrap-distance-top:0;mso-wrap-distance-right:9pt;mso-wrap-distance-bottom:0;mso-position-horizontal:absolute;mso-position-horizontal-relative:text;mso-position-vertical:absolute;mso-position-vertical-relative:text;mso-width-percent:0;mso-height-percent:0;mso-width-relative:margin;mso-height-relative:margin" o:spid="_x0000_s1026" strokecolor="black [3213]" strokeweight=".5pt" o:gfxdata="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" from="66.8pt,5.25pt" to="223.7pt,5.25pt" w14:anchorId="5A9A1170">
                       <v:stroke joinstyle="miter"/>
                     </v:line>
                   </w:pict>
@@ -474,7 +474,7 @@
                 <w:i/>
                 <w:szCs w:val="28"/>
               </w:rPr>
-              <w:t xml:space="preserve">  </w:t>
+              <w:t xml:space="preserve"> </w:t>
             </w:r>
             <w:r>
               <w:rPr>
@@ -491,7 +491,7 @@
                 <w:i/>
                 <w:szCs w:val="28"/>
               </w:rPr>
-              <w:t xml:space="preserve">  </w:t>
+              <w:t xml:space="preserve"> </w:t>
             </w:r>
             <w:proofErr w:type="spellStart"/>
             <w:r>
@@ -518,7 +518,7 @@
                 <w:i/>
                 <w:szCs w:val="28"/>
               </w:rPr>
-              <w:t xml:space="preserve">    </w:t>
+              <w:t xml:space="preserve"> </w:t>
             </w:r>
             <w:proofErr w:type="spellStart"/>
             <w:r>
@@ -690,277 +690,195 @@
           <w:rFonts w:ascii="Times New Roman" w:hAnsi="Times New Roman"/>
         </w:rPr>
       </w:pPr>
-      <w:r>
-        <w:rPr>
-          <w:rFonts w:ascii="Times New Roman" w:hAnsi="Times New Roman"/>
-          <w:b/>
-          <w:bCs/>
-          <w:noProof/>
-          <w:szCs w:val="25"/>
-        </w:rPr>
-        <w:drawing>
-          <wp:anchor distT="0" distB="0" distL="114300" distR="114300" simplePos="0" relativeHeight="251659264" behindDoc="1" locked="0" layoutInCell="1" allowOverlap="1" wp14:anchorId="0A443629" wp14:editId="75DE6EE0">
-            <wp:simplePos x="0" y="0"/>
-            <wp:positionH relativeFrom="margin">
-              <wp:align>center</wp:align>
-            </wp:positionH>
-            <wp:positionV relativeFrom="paragraph">
-              <wp:posOffset>97790</wp:posOffset>
-            </wp:positionV>
-            <wp:extent cx="2108200" cy="19050"/>
-            <wp:effectExtent l="0" t="0" r="6350" b="0"/>
-            <wp:wrapTight wrapText="bothSides">
-              <wp:wrapPolygon edited="0">
-                <wp:start x="0" y="0"/>
-                <wp:lineTo x="0" y="0"/>
-                <wp:lineTo x="21470" y="0"/>
-                <wp:lineTo x="21470" y="0"/>
-                <wp:lineTo x="0" y="0"/>
-              </wp:wrapPolygon>
-            </wp:wrapTight>
-            <wp:docPr id="384057371" name="Picture 1"/>
-            <wp:cNvGraphicFramePr>
-              <a:graphicFrameLocks xmlns:a="http://schemas.openxmlformats.org/drawingml/2006/main" noChangeAspect="1"/>
-            </wp:cNvGraphicFramePr>
-            <a:graphic xmlns:a="http://schemas.openxmlformats.org/drawingml/2006/main">
-              <a:graphicData uri="http://schemas.openxmlformats.org/drawingml/2006/picture">
-                <pic:pic xmlns:pic="http://schemas.openxmlformats.org/drawingml/2006/picture">
-                  <pic:nvPicPr>
-                    <pic:cNvPr id="0" name="Picture 2"/>
-                    <pic:cNvPicPr>
-                      <a:picLocks noChangeAspect="1" noChangeArrowheads="1"/>
-                    </pic:cNvPicPr>
-                  </pic:nvPicPr>
-                  <pic:blipFill>
-                    <a:blip r:embed="rId5">
-                      <a:extLst>
-                        <a:ext uri="{28A0092B-C50C-407E-A947-70E740481C1C}">
-                          <a14:useLocalDpi xmlns:a14="http://schemas.microsoft.com/office/drawing/2010/main" val="0"/>
-                        </a:ext>
-                      </a:extLst>
-                    </a:blip>
-                    <a:srcRect/>
-                    <a:stretch>
-                      <a:fillRect/>
-                    </a:stretch>
-                  </pic:blipFill>
-                  <pic:spPr bwMode="auto">
-                    <a:xfrm>
-                      <a:off x="0" y="0"/>
-                      <a:ext cx="2108200" cy="19050"/>
-                    </a:xfrm>
-                    <a:prstGeom prst="rect">
-                      <a:avLst/>
-                    </a:prstGeom>
-                    <a:noFill/>
-                    <a:ln>
-                      <a:noFill/>
-                    </a:ln>
-                  </pic:spPr>
-                </pic:pic>
-              </a:graphicData>
-            </a:graphic>
-          </wp:anchor>
-        </w:drawing>
-      </w:r>
+      <w:proofErr w:type="spellStart"/>
+      <w:r>
+        <w:rPr>
+          <w:rStyle w:val="Emphasis"/>
+          <w:rFonts w:ascii="Times New Roman" w:hAnsi="Times New Roman"/>
+          <w:i w:val="0"/>
+          <w:iCs w:val="0"/>
+          <w:szCs w:val="28"/>
+        </w:rPr>
+        <w:t>Kính</w:t>
+      </w:r>
+      <w:proofErr w:type="spellEnd"/>
+      <w:r>
+        <w:rPr>
+          <w:rStyle w:val="Emphasis"/>
+          <w:rFonts w:ascii="Times New Roman" w:hAnsi="Times New Roman"/>
+          <w:i w:val="0"/>
+          <w:iCs w:val="0"/>
+          <w:szCs w:val="28"/>
+        </w:rPr>
+        <w:t xml:space="preserve"> </w:t>
+      </w:r>
+      <w:proofErr w:type="spellStart"/>
+      <w:r>
+        <w:rPr>
+          <w:rStyle w:val="Emphasis"/>
+          <w:rFonts w:ascii="Times New Roman" w:hAnsi="Times New Roman"/>
+          <w:i w:val="0"/>
+          <w:iCs w:val="0"/>
+          <w:szCs w:val="28"/>
+        </w:rPr>
+        <w:t>trình</w:t>
+      </w:r>
+      <w:proofErr w:type="spellEnd"/>
+      <w:r>
+        <w:rPr>
+          <w:rStyle w:val="Emphasis"/>
+          <w:rFonts w:ascii="Times New Roman" w:hAnsi="Times New Roman"/>
+          <w:i w:val="0"/>
+          <w:iCs w:val="0"/>
+          <w:szCs w:val="26"/>
+        </w:rPr>
+        <w:t xml:space="preserve">: </w:t>
+      </w:r>
+      <w:proofErr w:type="spellStart"/>
+      <w:r>
+        <w:rPr>
+          <w:rFonts w:ascii="Times New Roman" w:hAnsi="Times New Roman"/>
+          <w:szCs w:val="28"/>
+        </w:rPr>
+        <w:t>Ông</w:t>
+      </w:r>
+      <w:proofErr w:type="spellEnd"/>
+      <w:r>
+        <w:rPr>
+          <w:rFonts w:ascii="Times New Roman" w:hAnsi="Times New Roman"/>
+          <w:szCs w:val="28"/>
+        </w:rPr>
+        <w:t xml:space="preserve"> </w:t>
+      </w:r>
+      <w:proofErr w:type="spellStart"/>
+      <w:r>
+        <w:rPr>
+          <w:rFonts w:ascii="Times New Roman" w:hAnsi="Times New Roman"/>
+          <w:szCs w:val="28"/>
+        </w:rPr>
+        <w:t>Nguyễn</w:t>
+      </w:r>
+      <w:proofErr w:type="spellEnd"/>
+      <w:r>
+        <w:rPr>
+          <w:rFonts w:ascii="Times New Roman" w:hAnsi="Times New Roman"/>
+          <w:szCs w:val="28"/>
+        </w:rPr>
+        <w:t xml:space="preserve"> Thanh </w:t>
+      </w:r>
+      <w:proofErr w:type="spellStart"/>
+      <w:r>
+        <w:rPr>
+          <w:rFonts w:ascii="Times New Roman" w:hAnsi="Times New Roman"/>
+          <w:szCs w:val="28"/>
+        </w:rPr>
+        <w:t>Lâm</w:t>
+      </w:r>
+      <w:proofErr w:type="spellEnd"/>
+      <w:r>
+        <w:rPr>
+          <w:rFonts w:ascii="Times New Roman" w:hAnsi="Times New Roman"/>
+          <w:szCs w:val="28"/>
+        </w:rPr>
+        <w:t xml:space="preserve"> – </w:t>
+      </w:r>
+      <w:proofErr w:type="spellStart"/>
+      <w:r>
+        <w:rPr>
+          <w:rFonts w:ascii="Times New Roman" w:hAnsi="Times New Roman"/>
+          <w:szCs w:val="28"/>
+        </w:rPr>
+        <w:t>Phó</w:t>
+      </w:r>
+      <w:proofErr w:type="spellEnd"/>
+      <w:r>
+        <w:rPr>
+          <w:rFonts w:ascii="Times New Roman" w:hAnsi="Times New Roman"/>
+          <w:szCs w:val="28"/>
+        </w:rPr>
+        <w:t xml:space="preserve"> </w:t>
+      </w:r>
+      <w:proofErr w:type="spellStart"/>
+      <w:r>
+        <w:rPr>
+          <w:rFonts w:ascii="Times New Roman" w:hAnsi="Times New Roman"/>
+          <w:szCs w:val="28"/>
+        </w:rPr>
+        <w:t>Giám</w:t>
+      </w:r>
+      <w:proofErr w:type="spellEnd"/>
+      <w:r>
+        <w:rPr>
+          <w:rFonts w:ascii="Times New Roman" w:hAnsi="Times New Roman"/>
+          <w:szCs w:val="28"/>
+        </w:rPr>
+        <w:t xml:space="preserve"> </w:t>
+      </w:r>
+      <w:proofErr w:type="spellStart"/>
+      <w:r>
+        <w:rPr>
+          <w:rFonts w:ascii="Times New Roman" w:hAnsi="Times New Roman"/>
+          <w:szCs w:val="28"/>
+        </w:rPr>
+        <w:t>đốc</w:t>
+      </w:r>
+      <w:proofErr w:type="spellEnd"/>
+      <w:r>
+        <w:rPr>
+          <w:rFonts w:ascii="Times New Roman" w:hAnsi="Times New Roman"/>
+          <w:szCs w:val="28"/>
+        </w:rPr>
+        <w:t xml:space="preserve"> </w:t>
+      </w:r>
+      <w:proofErr w:type="spellStart"/>
+      <w:r>
+        <w:rPr>
+          <w:rFonts w:ascii="Times New Roman" w:hAnsi="Times New Roman"/>
+          <w:szCs w:val="28"/>
+        </w:rPr>
+        <w:t>MobiFone</w:t>
+      </w:r>
+      <w:proofErr w:type="spellEnd"/>
+      <w:r>
+        <w:rPr>
+          <w:rFonts w:ascii="Times New Roman" w:hAnsi="Times New Roman"/>
+          <w:szCs w:val="28"/>
+        </w:rPr>
+        <w:t xml:space="preserve"> </w:t>
+      </w:r>
+      <w:proofErr w:type="spellStart"/>
+      <w:r>
+        <w:rPr>
+          <w:rFonts w:ascii="Times New Roman" w:hAnsi="Times New Roman"/>
+          <w:szCs w:val="28"/>
+        </w:rPr>
+        <w:t>Đồng</w:t>
+      </w:r>
+      <w:proofErr w:type="spellEnd"/>
+      <w:r>
+        <w:rPr>
+          <w:rFonts w:ascii="Times New Roman" w:hAnsi="Times New Roman"/>
+          <w:szCs w:val="28"/>
+        </w:rPr>
+        <w:t xml:space="preserve"> </w:t>
+      </w:r>
+      <w:proofErr w:type="spellStart"/>
+      <w:r>
+        <w:rPr>
+          <w:rFonts w:ascii="Times New Roman" w:hAnsi="Times New Roman"/>
+          <w:szCs w:val="28"/>
+        </w:rPr>
+        <w:t>Nai</w:t>
+      </w:r>
+      <w:proofErr w:type="spellEnd"/>
     </w:p>
     <w:p>
       <w:pPr>
-        <w:spacing w:before="120" w:line="360" w:lineRule="exact"/>
-        <w:jc w:val="center"/>
-        <w:rPr>
-          <w:rFonts w:ascii="Times New Roman" w:hAnsi="Times New Roman"/>
-        </w:rPr>
-      </w:pPr>
-      <w:proofErr w:type="spellStart"/>
-      <w:r>
-        <w:rPr>
-          <w:rStyle w:val="Emphasis"/>
-          <w:rFonts w:ascii="Times New Roman" w:hAnsi="Times New Roman"/>
-          <w:i w:val="0"/>
-          <w:iCs w:val="0"/>
-          <w:szCs w:val="28"/>
-        </w:rPr>
-        <w:t>Kính</w:t>
-      </w:r>
-      <w:proofErr w:type="spellEnd"/>
-      <w:r>
-        <w:rPr>
-          <w:rStyle w:val="Emphasis"/>
-          <w:rFonts w:ascii="Times New Roman" w:hAnsi="Times New Roman"/>
-          <w:i w:val="0"/>
-          <w:iCs w:val="0"/>
-          <w:szCs w:val="28"/>
-        </w:rPr>
-        <w:t xml:space="preserve"> </w:t>
-      </w:r>
-      <w:proofErr w:type="spellStart"/>
-      <w:r>
-        <w:rPr>
-          <w:rStyle w:val="Emphasis"/>
-          <w:rFonts w:ascii="Times New Roman" w:hAnsi="Times New Roman"/>
-          <w:i w:val="0"/>
-          <w:iCs w:val="0"/>
-          <w:szCs w:val="28"/>
-        </w:rPr>
-        <w:t>trình</w:t>
-      </w:r>
-      <w:proofErr w:type="spellEnd"/>
-      <w:r>
-        <w:rPr>
-          <w:rStyle w:val="Emphasis"/>
-          <w:rFonts w:ascii="Times New Roman" w:hAnsi="Times New Roman"/>
-          <w:i w:val="0"/>
-          <w:iCs w:val="0"/>
-          <w:szCs w:val="26"/>
-        </w:rPr>
-        <w:t xml:space="preserve">: </w:t>
-      </w:r>
-      <w:proofErr w:type="spellStart"/>
-      <w:r>
-        <w:rPr>
-          <w:rFonts w:ascii="Times New Roman" w:hAnsi="Times New Roman"/>
-          <w:szCs w:val="28"/>
-        </w:rPr>
-        <w:t>Ông</w:t>
-      </w:r>
-      <w:proofErr w:type="spellEnd"/>
-      <w:r>
-        <w:rPr>
-          <w:rFonts w:ascii="Times New Roman" w:hAnsi="Times New Roman"/>
-          <w:szCs w:val="28"/>
-        </w:rPr>
-        <w:t xml:space="preserve"> </w:t>
-      </w:r>
-      <w:proofErr w:type="spellStart"/>
-      <w:r>
-        <w:rPr>
-          <w:rFonts w:ascii="Times New Roman" w:hAnsi="Times New Roman"/>
-          <w:szCs w:val="28"/>
-        </w:rPr>
-        <w:t>Nguyễn</w:t>
-      </w:r>
-      <w:proofErr w:type="spellEnd"/>
-      <w:r>
-        <w:rPr>
-          <w:rFonts w:ascii="Times New Roman" w:hAnsi="Times New Roman"/>
-          <w:szCs w:val="28"/>
-        </w:rPr>
-        <w:t xml:space="preserve"> Thanh </w:t>
-      </w:r>
-      <w:proofErr w:type="spellStart"/>
-      <w:r>
-        <w:rPr>
-          <w:rFonts w:ascii="Times New Roman" w:hAnsi="Times New Roman"/>
-          <w:szCs w:val="28"/>
-        </w:rPr>
-        <w:t>Lâm</w:t>
-      </w:r>
-      <w:proofErr w:type="spellEnd"/>
-      <w:r>
-        <w:rPr>
-          <w:rFonts w:ascii="Times New Roman" w:hAnsi="Times New Roman"/>
-          <w:szCs w:val="28"/>
-        </w:rPr>
-        <w:t xml:space="preserve"> – </w:t>
-      </w:r>
-      <w:proofErr w:type="spellStart"/>
-      <w:r>
-        <w:rPr>
-          <w:rFonts w:ascii="Times New Roman" w:hAnsi="Times New Roman"/>
-          <w:szCs w:val="28"/>
-        </w:rPr>
-        <w:t>Phó</w:t>
-      </w:r>
-      <w:proofErr w:type="spellEnd"/>
-      <w:r>
-        <w:rPr>
-          <w:rFonts w:ascii="Times New Roman" w:hAnsi="Times New Roman"/>
-          <w:szCs w:val="28"/>
-        </w:rPr>
-        <w:t xml:space="preserve"> </w:t>
-      </w:r>
-      <w:proofErr w:type="spellStart"/>
-      <w:r>
-        <w:rPr>
-          <w:rFonts w:ascii="Times New Roman" w:hAnsi="Times New Roman"/>
-          <w:szCs w:val="28"/>
-        </w:rPr>
-        <w:t>Giám</w:t>
-      </w:r>
-      <w:proofErr w:type="spellEnd"/>
-      <w:r>
-        <w:rPr>
-          <w:rFonts w:ascii="Times New Roman" w:hAnsi="Times New Roman"/>
-          <w:szCs w:val="28"/>
-        </w:rPr>
-        <w:t xml:space="preserve"> </w:t>
-      </w:r>
-      <w:proofErr w:type="spellStart"/>
-      <w:r>
-        <w:rPr>
-          <w:rFonts w:ascii="Times New Roman" w:hAnsi="Times New Roman"/>
-          <w:szCs w:val="28"/>
-        </w:rPr>
-        <w:t>đốc</w:t>
-      </w:r>
-      <w:proofErr w:type="spellEnd"/>
-      <w:r>
-        <w:rPr>
-          <w:rFonts w:ascii="Times New Roman" w:hAnsi="Times New Roman"/>
-          <w:szCs w:val="28"/>
-        </w:rPr>
-        <w:t xml:space="preserve"> </w:t>
-      </w:r>
-      <w:proofErr w:type="spellStart"/>
-      <w:r>
-        <w:rPr>
-          <w:rFonts w:ascii="Times New Roman" w:hAnsi="Times New Roman"/>
-          <w:szCs w:val="28"/>
-        </w:rPr>
-        <w:t>MobiFone</w:t>
-      </w:r>
-      <w:proofErr w:type="spellEnd"/>
-      <w:r>
-        <w:rPr>
-          <w:rFonts w:ascii="Times New Roman" w:hAnsi="Times New Roman"/>
-          <w:szCs w:val="28"/>
-        </w:rPr>
-        <w:t xml:space="preserve"> </w:t>
-      </w:r>
-      <w:proofErr w:type="spellStart"/>
-      <w:r>
-        <w:rPr>
-          <w:rFonts w:ascii="Times New Roman" w:hAnsi="Times New Roman"/>
-          <w:szCs w:val="28"/>
-        </w:rPr>
-        <w:t>Đồng</w:t>
-      </w:r>
-      <w:proofErr w:type="spellEnd"/>
-      <w:r>
-        <w:rPr>
-          <w:rFonts w:ascii="Times New Roman" w:hAnsi="Times New Roman"/>
-          <w:szCs w:val="28"/>
-        </w:rPr>
-        <w:t xml:space="preserve"> </w:t>
-      </w:r>
-      <w:proofErr w:type="spellStart"/>
-      <w:r>
-        <w:rPr>
-          <w:rFonts w:ascii="Times New Roman" w:hAnsi="Times New Roman"/>
-          <w:szCs w:val="28"/>
-        </w:rPr>
-        <w:t>Nai</w:t>
-      </w:r>
-      <w:proofErr w:type="spellEnd"/>
-    </w:p>
-    <w:p>
-      <w:pPr>
         <w:pBdr>
-          <w:top w:val="single" w:sz="4" w:space="1" w:color="auto"/>
-          <w:left w:val="single" w:sz="4" w:space="4" w:color="auto"/>
-          <w:bottom w:val="single" w:sz="4" w:space="0" w:color="auto"/>
-          <w:right w:val="single" w:sz="4" w:space="0" w:color="auto"/>
+          <w:top w:val="single" w:color="auto" w:sz="4" w:space="1"/>
+          <w:left w:val="single" w:color="auto" w:sz="4" w:space="4"/>
+          <w:bottom w:val="single" w:color="auto" w:sz="4" w:space="0"/>
+          <w:right w:val="single" w:color="auto" w:sz="4" w:space="0"/>
         </w:pBdr>
         <w:spacing w:before="120" w:line="360" w:lineRule="exact"/>
         <w:jc w:val="center"/>
@@ -1130,101 +1048,6 @@
         <w:t>Nai</w:t>
       </w:r>
       <w:proofErr w:type="spellEnd"/>
-    </w:p>
-    <w:p>
-      <w:pPr>
-        <w:pBdr>
-          <w:top w:val="single" w:sz="4" w:space="1" w:color="auto"/>
-          <w:left w:val="single" w:sz="4" w:space="4" w:color="auto"/>
-          <w:bottom w:val="single" w:sz="4" w:space="0" w:color="auto"/>
-          <w:right w:val="single" w:sz="4" w:space="0" w:color="auto"/>
-        </w:pBdr>
-        <w:spacing w:before="120" w:line="360" w:lineRule="exact"/>
-        <w:jc w:val="center"/>
-        <w:rPr>
-          <w:rFonts w:ascii="Times New Roman" w:hAnsi="Times New Roman"/>
-        </w:rPr>
-      </w:pPr>
-      <w:r>
-        <w:rPr>
-          <w:rFonts w:ascii="Times New Roman" w:hAnsi="Times New Roman"/>
-        </w:rPr>
-        <w:t> </w:t>
-      </w:r>
-    </w:p>
-    <w:p>
-      <w:pPr>
-        <w:pBdr>
-          <w:top w:val="single" w:sz="4" w:space="1" w:color="auto"/>
-          <w:left w:val="single" w:sz="4" w:space="4" w:color="auto"/>
-          <w:bottom w:val="single" w:sz="4" w:space="0" w:color="auto"/>
-          <w:right w:val="single" w:sz="4" w:space="0" w:color="auto"/>
-        </w:pBdr>
-        <w:spacing w:before="120" w:line="360" w:lineRule="exact"/>
-        <w:jc w:val="center"/>
-        <w:rPr>
-          <w:rFonts w:ascii="Times New Roman" w:hAnsi="Times New Roman"/>
-        </w:rPr>
-      </w:pPr>
-      <w:r>
-        <w:rPr>
-          <w:rFonts w:ascii="Times New Roman" w:hAnsi="Times New Roman"/>
-          <w:szCs w:val="28"/>
-          <w:lang w:val="sv-SE"/>
-        </w:rPr>
-        <w:t> </w:t>
-      </w:r>
-    </w:p>
-    <w:p>
-      <w:pPr>
-        <w:pBdr>
-          <w:top w:val="single" w:sz="4" w:space="1" w:color="auto"/>
-          <w:left w:val="single" w:sz="4" w:space="4" w:color="auto"/>
-          <w:bottom w:val="single" w:sz="4" w:space="0" w:color="auto"/>
-          <w:right w:val="single" w:sz="4" w:space="0" w:color="auto"/>
-        </w:pBdr>
-        <w:spacing w:before="120" w:line="360" w:lineRule="exact"/>
-        <w:jc w:val="center"/>
-        <w:rPr>
-          <w:rFonts w:ascii="Times New Roman" w:hAnsi="Times New Roman"/>
-        </w:rPr>
-      </w:pPr>
-    </w:p>
-    <w:p>
-      <w:pPr>
-        <w:pBdr>
-          <w:top w:val="single" w:sz="4" w:space="1" w:color="auto"/>
-          <w:left w:val="single" w:sz="4" w:space="4" w:color="auto"/>
-          <w:bottom w:val="single" w:sz="4" w:space="0" w:color="auto"/>
-          <w:right w:val="single" w:sz="4" w:space="0" w:color="auto"/>
-        </w:pBdr>
-        <w:spacing w:before="120" w:line="360" w:lineRule="exact"/>
-        <w:jc w:val="center"/>
-        <w:rPr>
-          <w:rFonts w:ascii="Times New Roman" w:hAnsi="Times New Roman"/>
-        </w:rPr>
-      </w:pPr>
-    </w:p>
-    <w:p>
-      <w:pPr>
-        <w:pBdr>
-          <w:top w:val="single" w:sz="4" w:space="1" w:color="auto"/>
-          <w:left w:val="single" w:sz="4" w:space="4" w:color="auto"/>
-          <w:bottom w:val="single" w:sz="4" w:space="0" w:color="auto"/>
-          <w:right w:val="single" w:sz="4" w:space="0" w:color="auto"/>
-        </w:pBdr>
-        <w:spacing w:before="120" w:line="360" w:lineRule="exact"/>
-        <w:jc w:val="center"/>
-        <w:rPr>
-          <w:rFonts w:ascii="Times New Roman" w:hAnsi="Times New Roman"/>
-        </w:rPr>
-      </w:pPr>
-      <w:r>
-        <w:rPr>
-          <w:rFonts w:ascii="Times New Roman" w:hAnsi="Times New Roman"/>
-        </w:rPr>
-        <w:t> </w:t>
-      </w:r>
     </w:p>
     <w:p>
       <w:pPr>
@@ -3175,51 +2998,17 @@
       </w:r>
       <w:proofErr w:type="spellEnd"/>
     </w:p>
-    <w:p>
-      <w:pPr>
-        <w:spacing w:before="120" w:line="360" w:lineRule="exact"/>
-        <w:jc w:val="both"/>
-        <w:rPr>
-          <w:rFonts w:ascii="Times New Roman" w:hAnsi="Times New Roman"/>
-          <w:sz w:val="28"/>
-          <w:szCs w:val="28"/>
-        </w:rPr>
-      </w:pPr>
-    </w:p>
-    <w:p>
-      <w:pPr>
-        <w:spacing w:before="120" w:line="360" w:lineRule="exact"/>
-        <w:jc w:val="both"/>
-        <w:rPr>
-          <w:rFonts w:ascii="Times New Roman" w:hAnsi="Times New Roman"/>
-          <w:sz w:val="28"/>
-          <w:szCs w:val="28"/>
-        </w:rPr>
-      </w:pPr>
-    </w:p>
-    <w:p>
-      <w:pPr>
-        <w:spacing w:before="120" w:line="360" w:lineRule="exact"/>
-        <w:ind w:firstLine="720"/>
-        <w:jc w:val="both"/>
-        <w:rPr>
-          <w:rFonts w:ascii="Times New Roman" w:hAnsi="Times New Roman"/>
-          <w:sz w:val="28"/>
-          <w:szCs w:val="28"/>
-        </w:rPr>
-      </w:pPr>
-    </w:p>
     <w:tbl>
       <w:tblPr>
         <w:tblW w:w="9828" w:type="dxa"/>
         <w:jc w:val="center"/>
         <w:tblBorders>
-          <w:top w:val="single" w:sz="4" w:space="0" w:color="auto"/>
-          <w:left w:val="single" w:sz="4" w:space="0" w:color="auto"/>
-          <w:bottom w:val="single" w:sz="4" w:space="0" w:color="auto"/>
-          <w:right w:val="single" w:sz="4" w:space="0" w:color="auto"/>
-          <w:insideH w:val="single" w:sz="4" w:space="0" w:color="auto"/>
-          <w:insideV w:val="single" w:sz="4" w:space="0" w:color="auto"/>
+          <w:top w:val="single" w:color="auto" w:sz="4" w:space="0"/>
+          <w:left w:val="single" w:color="auto" w:sz="4" w:space="0"/>
+          <w:bottom w:val="single" w:color="auto" w:sz="4" w:space="0"/>
+          <w:right w:val="single" w:color="auto" w:sz="4" w:space="0"/>
+          <w:insideH w:val="single" w:color="auto" w:sz="4" w:space="0"/>
+          <w:insideV w:val="single" w:color="auto" w:sz="4" w:space="0"/>
         </w:tblBorders>
         <w:tblLook w:val="04A0" w:firstRow="1" w:lastRow="0" w:firstColumn="1" w:lastColumn="0" w:noHBand="0" w:noVBand="1"/>
       </w:tblPr>
@@ -3579,7 +3368,7 @@
                 <w:bCs/>
                 <w:szCs w:val="28"/>
               </w:rPr>
-              <w:t xml:space="preserve">  </w:t>
+              <w:t xml:space="preserve"> </w:t>
             </w:r>
             <w:proofErr w:type="spellStart"/>
             <w:r>
@@ -4880,30 +4669,6 @@
           <w:lang w:val="vi-VN"/>
         </w:rPr>
         <w:t>Viễn thông có cơ sở thực hiện./.</w:t>
-      </w:r>
-    </w:p>
-    <w:p>
-      <w:pPr>
-        <w:tabs>
-          <w:tab w:val="left" w:pos="426"/>
-          <w:tab w:val="left" w:pos="810"/>
-          <w:tab w:val="left" w:pos="3240"/>
-        </w:tabs>
-        <w:spacing w:before="120" w:line="360" w:lineRule="exact"/>
-        <w:ind w:left="540" w:firstLine="720"/>
-        <w:jc w:val="both"/>
-        <w:rPr>
-          <w:rFonts w:ascii="Times New Roman" w:hAnsi="Times New Roman"/>
-          <w:sz w:val="28"/>
-          <w:szCs w:val="28"/>
-        </w:rPr>
-      </w:pPr>
-      <w:r>
-        <w:rPr>
-          <w:rFonts w:ascii="Times New Roman" w:hAnsi="Times New Roman"/>
-          <w:szCs w:val="28"/>
-        </w:rPr>
-        <w:t> </w:t>
       </w:r>
     </w:p>
     <w:tbl>
@@ -5254,7 +5019,7 @@
                 <w:rFonts w:ascii="Times New Roman" w:hAnsi="Times New Roman"/>
                 <w:szCs w:val="28"/>
               </w:rPr>
-              <w:t xml:space="preserve">    </w:t>
+              <w:t xml:space="preserve"> </w:t>
             </w:r>
           </w:p>
         </w:tc>
@@ -5339,159 +5104,6 @@
         </w:tc>
       </w:tr>
     </w:tbl>
-    <w:p>
-      <w:pPr>
-        <w:tabs>
-          <w:tab w:val="left" w:pos="426"/>
-          <w:tab w:val="left" w:pos="810"/>
-          <w:tab w:val="left" w:pos="3240"/>
-        </w:tabs>
-        <w:spacing w:before="120" w:line="360" w:lineRule="exact"/>
-        <w:ind w:left="540" w:firstLine="720"/>
-        <w:jc w:val="both"/>
-        <w:rPr>
-          <w:rFonts w:ascii="Times New Roman" w:hAnsi="Times New Roman"/>
-          <w:sz w:val="28"/>
-          <w:szCs w:val="28"/>
-        </w:rPr>
-      </w:pPr>
-    </w:p>
-    <w:p>
-      <w:pPr>
-        <w:tabs>
-          <w:tab w:val="left" w:pos="426"/>
-          <w:tab w:val="left" w:pos="810"/>
-          <w:tab w:val="left" w:pos="3240"/>
-        </w:tabs>
-        <w:spacing w:before="120" w:line="360" w:lineRule="exact"/>
-        <w:ind w:left="540" w:firstLine="720"/>
-        <w:jc w:val="both"/>
-        <w:rPr>
-          <w:rFonts w:ascii="Times New Roman" w:hAnsi="Times New Roman"/>
-          <w:sz w:val="28"/>
-          <w:szCs w:val="28"/>
-        </w:rPr>
-      </w:pPr>
-    </w:p>
-    <w:p>
-      <w:pPr>
-        <w:tabs>
-          <w:tab w:val="left" w:pos="426"/>
-          <w:tab w:val="left" w:pos="810"/>
-          <w:tab w:val="left" w:pos="3240"/>
-        </w:tabs>
-        <w:spacing w:before="120" w:line="360" w:lineRule="exact"/>
-        <w:ind w:left="540" w:firstLine="720"/>
-        <w:jc w:val="both"/>
-        <w:rPr>
-          <w:rFonts w:ascii="Times New Roman" w:hAnsi="Times New Roman"/>
-          <w:sz w:val="28"/>
-          <w:szCs w:val="28"/>
-        </w:rPr>
-      </w:pPr>
-    </w:p>
-    <w:p>
-      <w:pPr>
-        <w:tabs>
-          <w:tab w:val="left" w:pos="426"/>
-          <w:tab w:val="left" w:pos="810"/>
-          <w:tab w:val="left" w:pos="3240"/>
-        </w:tabs>
-        <w:spacing w:before="120" w:line="360" w:lineRule="exact"/>
-        <w:ind w:left="540" w:firstLine="720"/>
-        <w:jc w:val="both"/>
-        <w:rPr>
-          <w:rFonts w:ascii="Times New Roman" w:hAnsi="Times New Roman"/>
-          <w:sz w:val="28"/>
-          <w:szCs w:val="28"/>
-        </w:rPr>
-      </w:pPr>
-    </w:p>
-    <w:p>
-      <w:pPr>
-        <w:tabs>
-          <w:tab w:val="left" w:pos="426"/>
-          <w:tab w:val="left" w:pos="810"/>
-          <w:tab w:val="left" w:pos="3240"/>
-        </w:tabs>
-        <w:spacing w:before="120" w:line="360" w:lineRule="exact"/>
-        <w:ind w:left="540" w:firstLine="720"/>
-        <w:jc w:val="both"/>
-        <w:rPr>
-          <w:rFonts w:ascii="Times New Roman" w:hAnsi="Times New Roman"/>
-          <w:sz w:val="28"/>
-          <w:szCs w:val="28"/>
-        </w:rPr>
-      </w:pPr>
-    </w:p>
-    <w:p>
-      <w:pPr>
-        <w:tabs>
-          <w:tab w:val="left" w:pos="426"/>
-          <w:tab w:val="left" w:pos="810"/>
-          <w:tab w:val="left" w:pos="3240"/>
-        </w:tabs>
-        <w:spacing w:before="120" w:line="360" w:lineRule="exact"/>
-        <w:ind w:left="540" w:firstLine="720"/>
-        <w:jc w:val="both"/>
-        <w:rPr>
-          <w:rFonts w:ascii="Times New Roman" w:hAnsi="Times New Roman"/>
-          <w:sz w:val="28"/>
-          <w:szCs w:val="28"/>
-        </w:rPr>
-      </w:pPr>
-    </w:p>
-    <w:p>
-      <w:pPr>
-        <w:tabs>
-          <w:tab w:val="left" w:pos="426"/>
-          <w:tab w:val="left" w:pos="810"/>
-          <w:tab w:val="left" w:pos="3240"/>
-        </w:tabs>
-        <w:spacing w:before="120" w:line="360" w:lineRule="exact"/>
-        <w:ind w:left="540" w:firstLine="720"/>
-        <w:jc w:val="both"/>
-        <w:rPr>
-          <w:rFonts w:ascii="Times New Roman" w:hAnsi="Times New Roman"/>
-          <w:sz w:val="28"/>
-          <w:szCs w:val="28"/>
-        </w:rPr>
-      </w:pPr>
-    </w:p>
-    <w:p>
-      <w:pPr>
-        <w:tabs>
-          <w:tab w:val="left" w:pos="426"/>
-          <w:tab w:val="left" w:pos="810"/>
-          <w:tab w:val="left" w:pos="3240"/>
-        </w:tabs>
-        <w:spacing w:before="120" w:line="360" w:lineRule="exact"/>
-        <w:ind w:left="540" w:firstLine="720"/>
-        <w:jc w:val="both"/>
-        <w:rPr>
-          <w:rFonts w:ascii="Times New Roman" w:hAnsi="Times New Roman"/>
-          <w:sz w:val="28"/>
-          <w:szCs w:val="28"/>
-        </w:rPr>
-      </w:pPr>
-    </w:p>
-    <w:p>
-      <w:pPr>
-        <w:tabs>
-          <w:tab w:val="left" w:pos="426"/>
-          <w:tab w:val="left" w:pos="810"/>
-          <w:tab w:val="left" w:pos="3240"/>
-        </w:tabs>
-        <w:spacing w:before="120" w:line="360" w:lineRule="exact"/>
-        <w:ind w:left="540" w:firstLine="720"/>
-        <w:jc w:val="both"/>
-        <w:rPr>
-          <w:rFonts w:ascii="Times New Roman" w:hAnsi="Times New Roman"/>
-          <w:sz w:val="28"/>
-          <w:szCs w:val="28"/>
-        </w:rPr>
-      </w:pPr>
-    </w:p>
     <w:tbl>
       <w:tblPr>
         <w:tblpPr w:leftFromText="180" w:rightFromText="180" w:vertAnchor="text" w:horzAnchor="margin" w:tblpXSpec="center" w:tblpY="-7"/>
@@ -5725,11 +5337,11 @@
     </w:tbl>
     <w:p>
       <w:pPr>
-        <w:rPr>
-          <w:rFonts w:ascii="Times New Roman" w:hAnsi="Times New Roman"/>
-          <w:sz w:val="8"/>
-        </w:rPr>
-      </w:pPr>
+        <w:spacing w:before="0" w:after="0"/>
+      </w:pPr>
+      <w:r>
+        <w:t>{#IS_TRONG_KHUNG}</w:t>
+      </w:r>
     </w:p>
     <w:p>
       <w:pPr>
@@ -5781,7 +5393,7 @@
           <w:rFonts w:ascii="Times New Roman" w:hAnsi="Times New Roman"/>
           <w:szCs w:val="26"/>
         </w:rPr>
-        <w:t xml:space="preserve">       </w:t>
+        <w:t xml:space="preserve">   </w:t>
       </w:r>
       <w:r>
         <w:rPr>
@@ -5841,15 +5453,6 @@
         </w:rPr>
         <w:t xml:space="preserve"> {{CONTRACT_NO}} ({{SITE_ID}})</w:t>
       </w:r>
-    </w:p>
-    <w:p>
-      <w:pPr>
-        <w:jc w:val="center"/>
-        <w:rPr>
-          <w:rFonts w:ascii="Times New Roman" w:hAnsi="Times New Roman"/>
-          <w:szCs w:val="26"/>
-        </w:rPr>
-      </w:pPr>
     </w:p>
     <w:p>
       <w:pPr>
@@ -6437,7 +6040,7 @@
           <w:szCs w:val="26"/>
           <w:lang w:val="vi-VN"/>
         </w:rPr>
-        <w:t>Hôm nay, ngày     tháng     năm  202</w:t>
+        <w:t>Hôm nay, ngày     tháng     năm 202</w:t>
       </w:r>
       <w:r>
         <w:rPr>
@@ -6935,15 +6538,15 @@
           <w:rFonts w:ascii="Times New Roman" w:hAnsi="Times New Roman"/>
           <w:szCs w:val="26"/>
         </w:rPr>
-        <w:t>thọai</w:t>
-      </w:r>
-      <w:proofErr w:type="spellEnd"/>
-      <w:r>
-        <w:rPr>
-          <w:rFonts w:ascii="Times New Roman" w:hAnsi="Times New Roman"/>
-          <w:szCs w:val="26"/>
-        </w:rPr>
-        <w:t xml:space="preserve">   </w:t>
+        <w:t xml:space="preserve">thoại</w:t>
+      </w:r>
+      <w:proofErr w:type="spellEnd"/>
+      <w:r>
+        <w:rPr>
+          <w:rFonts w:ascii="Times New Roman" w:hAnsi="Times New Roman"/>
+          <w:szCs w:val="26"/>
+        </w:rPr>
+        <w:t xml:space="preserve"> </w:t>
       </w:r>
       <w:r>
         <w:rPr>
@@ -7298,7 +6901,7 @@
           <w:rFonts w:ascii="Times New Roman" w:hAnsi="Times New Roman"/>
           <w:szCs w:val="26"/>
         </w:rPr>
-        <w:t xml:space="preserve">           </w:t>
+        <w:t xml:space="preserve">       </w:t>
       </w:r>
       <w:proofErr w:type="gramStart"/>
       <w:r>
@@ -7306,7 +6909,7 @@
           <w:rFonts w:ascii="Times New Roman" w:hAnsi="Times New Roman"/>
           <w:szCs w:val="26"/>
         </w:rPr>
-        <w:t xml:space="preserve">  :</w:t>
+        <w:t xml:space="preserve"> :</w:t>
       </w:r>
       <w:proofErr w:type="gramEnd"/>
       <w:r>
@@ -7427,7 +7030,7 @@
           <w:noProof/>
           <w:szCs w:val="26"/>
         </w:rPr>
-        <w:t xml:space="preserve">MST    </w:t>
+        <w:t xml:space="preserve">MST  </w:t>
       </w:r>
       <w:r>
         <w:rPr>
@@ -7457,7 +7060,7 @@
           <w:rFonts w:ascii="Times New Roman" w:hAnsi="Times New Roman"/>
           <w:szCs w:val="26"/>
         </w:rPr>
-        <w:t xml:space="preserve">           (</w:t>
+        <w:t xml:space="preserve">         (</w:t>
       </w:r>
       <w:proofErr w:type="spellStart"/>
       <w:r>
@@ -7641,7 +7244,7 @@
         </w:rPr>
         <w:t>6</w:t>
       </w:r>
-      <w:bookmarkStart w:id="0" w:name="_GoBack"/>
+      <w:bookmarkStart w:name="_GoBack" w:id="0"/>
       <w:bookmarkEnd w:id="0"/>
       <w:r>
         <w:rPr>
@@ -8111,7 +7714,7 @@
           <w:bCs/>
           <w:szCs w:val="26"/>
         </w:rPr>
-        <w:t xml:space="preserve">   </w:t>
+        <w:t xml:space="preserve"> </w:t>
       </w:r>
       <w:r>
         <w:rPr>
@@ -9615,7 +9218,7 @@
           <w:szCs w:val="26"/>
           <w:lang w:val="vi-VN"/>
         </w:rPr>
-        <w:t>Trường hợp thay đổi thông tin tài khoản nhận thanh toán, Bên B phải báo trước bằng văn bản cho bên A chậm nhất là 30 ngày trước khi đến hạn của chu kỳ thanh toán kế tiếp và hai bên sẽ tiến hành ký phụ lục điều chỉnh thông tin tài khoản nhận tiền  thanh toán.</w:t>
+        <w:t>Trường hợp thay đổi thông tin tài khoản nhận thanh toán, Bên B phải báo trước bằng văn bản cho bên A chậm nhất là 30 ngày trước khi đến hạn của chu kỳ thanh toán kế tiếp và hai bên sẽ tiến hành ký phụ lục điều chỉnh thông tin tài khoản nhận tiền thanh toán.</w:t>
       </w:r>
     </w:p>
     <w:p>
@@ -9637,7 +9240,7 @@
           <w:szCs w:val="26"/>
           <w:lang w:val="vi-VN"/>
         </w:rPr>
-        <w:t xml:space="preserve">           Chu</w:t>
+        <w:t xml:space="preserve">         Chu</w:t>
       </w:r>
       <w:r>
         <w:rPr>
@@ -9761,19 +9364,6 @@
         </w:rPr>
         <w:t>thể:</w:t>
       </w:r>
-    </w:p>
-    <w:p>
-      <w:pPr>
-        <w:pStyle w:val="ListParagraph"/>
-        <w:spacing w:before="120" w:line="320" w:lineRule="exact"/>
-        <w:jc w:val="both"/>
-        <w:rPr>
-          <w:rFonts w:ascii="Times New Roman" w:hAnsi="Times New Roman"/>
-          <w:i/>
-          <w:szCs w:val="26"/>
-          <w:lang w:val="en-SG"/>
-        </w:rPr>
-      </w:pPr>
     </w:p>
     <w:tbl>
       <w:tblPr>
@@ -9814,28 +9404,529 @@
     <w:p>
       <w:pPr>
         <w:pStyle w:val="ListParagraph"/>
+        <w:numPr>
+          <w:ilvl w:val="0"/>
+          <w:numId w:val="2"/>
+        </w:numPr>
         <w:spacing w:before="120" w:line="320" w:lineRule="exact"/>
         <w:jc w:val="both"/>
         <w:rPr>
           <w:rFonts w:ascii="Times New Roman" w:hAnsi="Times New Roman"/>
-          <w:i/>
-          <w:szCs w:val="26"/>
-          <w:lang w:val="en-SG"/>
-        </w:rPr>
-      </w:pPr>
-    </w:p>
-    <w:p>
-      <w:pPr>
-        <w:pStyle w:val="ListParagraph"/>
-        <w:spacing w:before="120" w:line="320" w:lineRule="exact"/>
-        <w:jc w:val="both"/>
-        <w:rPr>
-          <w:rFonts w:ascii="Times New Roman" w:hAnsi="Times New Roman"/>
-          <w:i/>
-          <w:szCs w:val="26"/>
-          <w:lang w:val="en-SG"/>
-        </w:rPr>
-      </w:pPr>
+          <w:szCs w:val="26"/>
+        </w:rPr>
+      </w:pPr>
+      <w:proofErr w:type="spellStart"/>
+      <w:r>
+        <w:rPr>
+          <w:rFonts w:ascii="Times New Roman" w:hAnsi="Times New Roman"/>
+          <w:szCs w:val="26"/>
+        </w:rPr>
+        <w:t>Các</w:t>
+      </w:r>
+      <w:proofErr w:type="spellEnd"/>
+      <w:r>
+        <w:rPr>
+          <w:rFonts w:ascii="Times New Roman" w:hAnsi="Times New Roman"/>
+          <w:szCs w:val="26"/>
+        </w:rPr>
+        <w:t xml:space="preserve"> </w:t>
+      </w:r>
+      <w:proofErr w:type="spellStart"/>
+      <w:r>
+        <w:rPr>
+          <w:rFonts w:ascii="Times New Roman" w:hAnsi="Times New Roman"/>
+          <w:szCs w:val="26"/>
+        </w:rPr>
+        <w:t>điều</w:t>
+      </w:r>
+      <w:proofErr w:type="spellEnd"/>
+      <w:r>
+        <w:rPr>
+          <w:rFonts w:ascii="Times New Roman" w:hAnsi="Times New Roman"/>
+          <w:szCs w:val="26"/>
+        </w:rPr>
+        <w:t xml:space="preserve"> </w:t>
+      </w:r>
+      <w:proofErr w:type="spellStart"/>
+      <w:r>
+        <w:rPr>
+          <w:rFonts w:ascii="Times New Roman" w:hAnsi="Times New Roman"/>
+          <w:szCs w:val="26"/>
+        </w:rPr>
+        <w:t>khoản</w:t>
+      </w:r>
+      <w:proofErr w:type="spellEnd"/>
+      <w:r>
+        <w:rPr>
+          <w:rFonts w:ascii="Times New Roman" w:hAnsi="Times New Roman"/>
+          <w:szCs w:val="26"/>
+        </w:rPr>
+        <w:t xml:space="preserve"> </w:t>
+      </w:r>
+      <w:proofErr w:type="spellStart"/>
+      <w:r>
+        <w:rPr>
+          <w:rFonts w:ascii="Times New Roman" w:hAnsi="Times New Roman"/>
+          <w:szCs w:val="26"/>
+        </w:rPr>
+        <w:t>và</w:t>
+      </w:r>
+      <w:proofErr w:type="spellEnd"/>
+      <w:r>
+        <w:rPr>
+          <w:rFonts w:ascii="Times New Roman" w:hAnsi="Times New Roman"/>
+          <w:szCs w:val="26"/>
+        </w:rPr>
+        <w:t xml:space="preserve"> </w:t>
+      </w:r>
+      <w:proofErr w:type="spellStart"/>
+      <w:r>
+        <w:rPr>
+          <w:rFonts w:ascii="Times New Roman" w:hAnsi="Times New Roman"/>
+          <w:szCs w:val="26"/>
+        </w:rPr>
+        <w:t>điều</w:t>
+      </w:r>
+      <w:proofErr w:type="spellEnd"/>
+      <w:r>
+        <w:rPr>
+          <w:rFonts w:ascii="Times New Roman" w:hAnsi="Times New Roman"/>
+          <w:szCs w:val="26"/>
+        </w:rPr>
+        <w:t xml:space="preserve"> </w:t>
+      </w:r>
+      <w:proofErr w:type="spellStart"/>
+      <w:r>
+        <w:rPr>
+          <w:rFonts w:ascii="Times New Roman" w:hAnsi="Times New Roman"/>
+          <w:szCs w:val="26"/>
+        </w:rPr>
+        <w:t>kiện</w:t>
+      </w:r>
+      <w:proofErr w:type="spellEnd"/>
+      <w:r>
+        <w:rPr>
+          <w:rFonts w:ascii="Times New Roman" w:hAnsi="Times New Roman"/>
+          <w:szCs w:val="26"/>
+        </w:rPr>
+        <w:t xml:space="preserve"> </w:t>
+      </w:r>
+      <w:proofErr w:type="spellStart"/>
+      <w:r>
+        <w:rPr>
+          <w:rFonts w:ascii="Times New Roman" w:hAnsi="Times New Roman"/>
+          <w:szCs w:val="26"/>
+        </w:rPr>
+        <w:t>khác</w:t>
+      </w:r>
+      <w:proofErr w:type="spellEnd"/>
+      <w:r>
+        <w:rPr>
+          <w:rFonts w:ascii="Times New Roman" w:hAnsi="Times New Roman"/>
+          <w:szCs w:val="26"/>
+        </w:rPr>
+        <w:t xml:space="preserve"> </w:t>
+      </w:r>
+      <w:proofErr w:type="spellStart"/>
+      <w:r>
+        <w:rPr>
+          <w:rFonts w:ascii="Times New Roman" w:hAnsi="Times New Roman"/>
+          <w:szCs w:val="26"/>
+        </w:rPr>
+        <w:t>trong</w:t>
+      </w:r>
+      <w:proofErr w:type="spellEnd"/>
+      <w:r>
+        <w:rPr>
+          <w:rFonts w:ascii="Times New Roman" w:hAnsi="Times New Roman"/>
+          <w:szCs w:val="26"/>
+        </w:rPr>
+        <w:t xml:space="preserve"> </w:t>
+      </w:r>
+      <w:proofErr w:type="spellStart"/>
+      <w:r>
+        <w:rPr>
+          <w:rFonts w:ascii="Times New Roman" w:hAnsi="Times New Roman"/>
+          <w:szCs w:val="26"/>
+        </w:rPr>
+        <w:t>hợp</w:t>
+      </w:r>
+      <w:proofErr w:type="spellEnd"/>
+      <w:r>
+        <w:rPr>
+          <w:rFonts w:ascii="Times New Roman" w:hAnsi="Times New Roman"/>
+          <w:szCs w:val="26"/>
+        </w:rPr>
+        <w:t xml:space="preserve"> </w:t>
+      </w:r>
+      <w:proofErr w:type="spellStart"/>
+      <w:r>
+        <w:rPr>
+          <w:rFonts w:ascii="Times New Roman" w:hAnsi="Times New Roman"/>
+          <w:szCs w:val="26"/>
+        </w:rPr>
+        <w:t>đồng</w:t>
+      </w:r>
+      <w:proofErr w:type="spellEnd"/>
+      <w:r>
+        <w:rPr>
+          <w:rFonts w:ascii="Times New Roman" w:hAnsi="Times New Roman"/>
+          <w:szCs w:val="26"/>
+        </w:rPr>
+        <w:t xml:space="preserve"> </w:t>
+      </w:r>
+      <w:proofErr w:type="spellStart"/>
+      <w:r>
+        <w:rPr>
+          <w:rFonts w:ascii="Times New Roman" w:hAnsi="Times New Roman"/>
+          <w:szCs w:val="26"/>
+        </w:rPr>
+        <w:t>số</w:t>
+      </w:r>
+      <w:proofErr w:type="spellEnd"/>
+      <w:r>
+        <w:rPr>
+          <w:rFonts w:ascii="Times New Roman" w:hAnsi="Times New Roman"/>
+          <w:szCs w:val="26"/>
+        </w:rPr>
+        <w:t xml:space="preserve"> {{CONTRACT_NO}} </w:t>
+      </w:r>
+      <w:proofErr w:type="spellStart"/>
+      <w:r>
+        <w:rPr>
+          <w:rFonts w:ascii="Times New Roman" w:hAnsi="Times New Roman"/>
+          <w:szCs w:val="26"/>
+        </w:rPr>
+        <w:t>ký</w:t>
+      </w:r>
+      <w:proofErr w:type="spellEnd"/>
+      <w:r>
+        <w:rPr>
+          <w:rFonts w:ascii="Times New Roman" w:hAnsi="Times New Roman"/>
+          <w:szCs w:val="26"/>
+        </w:rPr>
+        <w:t xml:space="preserve"> </w:t>
+      </w:r>
+      <w:proofErr w:type="spellStart"/>
+      <w:r>
+        <w:rPr>
+          <w:rFonts w:ascii="Times New Roman" w:hAnsi="Times New Roman"/>
+          <w:szCs w:val="26"/>
+        </w:rPr>
+        <w:t>ngày</w:t>
+      </w:r>
+      <w:proofErr w:type="spellEnd"/>
+      <w:r>
+        <w:rPr>
+          <w:rFonts w:ascii="Times New Roman" w:hAnsi="Times New Roman"/>
+          <w:szCs w:val="26"/>
+        </w:rPr>
+        <w:t xml:space="preserve"> {{CONTRACT_DATE}} </w:t>
+      </w:r>
+      <w:proofErr w:type="spellStart"/>
+      <w:r>
+        <w:rPr>
+          <w:rFonts w:ascii="Times New Roman" w:hAnsi="Times New Roman"/>
+          <w:szCs w:val="26"/>
+        </w:rPr>
+        <w:t>không</w:t>
+      </w:r>
+      <w:proofErr w:type="spellEnd"/>
+      <w:r>
+        <w:rPr>
+          <w:rFonts w:ascii="Times New Roman" w:hAnsi="Times New Roman"/>
+          <w:szCs w:val="26"/>
+        </w:rPr>
+        <w:t xml:space="preserve"> </w:t>
+      </w:r>
+      <w:proofErr w:type="spellStart"/>
+      <w:r>
+        <w:rPr>
+          <w:rFonts w:ascii="Times New Roman" w:hAnsi="Times New Roman"/>
+          <w:szCs w:val="26"/>
+        </w:rPr>
+        <w:t>có</w:t>
+      </w:r>
+      <w:proofErr w:type="spellEnd"/>
+      <w:r>
+        <w:rPr>
+          <w:rFonts w:ascii="Times New Roman" w:hAnsi="Times New Roman"/>
+          <w:szCs w:val="26"/>
+        </w:rPr>
+        <w:t xml:space="preserve"> </w:t>
+      </w:r>
+      <w:proofErr w:type="spellStart"/>
+      <w:r>
+        <w:rPr>
+          <w:rFonts w:ascii="Times New Roman" w:hAnsi="Times New Roman"/>
+          <w:szCs w:val="26"/>
+        </w:rPr>
+        <w:t>gì</w:t>
+      </w:r>
+      <w:proofErr w:type="spellEnd"/>
+      <w:r>
+        <w:rPr>
+          <w:rFonts w:ascii="Times New Roman" w:hAnsi="Times New Roman"/>
+          <w:szCs w:val="26"/>
+        </w:rPr>
+        <w:t xml:space="preserve"> </w:t>
+      </w:r>
+      <w:proofErr w:type="spellStart"/>
+      <w:r>
+        <w:rPr>
+          <w:rFonts w:ascii="Times New Roman" w:hAnsi="Times New Roman"/>
+          <w:szCs w:val="26"/>
+        </w:rPr>
+        <w:t>thay</w:t>
+      </w:r>
+      <w:proofErr w:type="spellEnd"/>
+      <w:r>
+        <w:rPr>
+          <w:rFonts w:ascii="Times New Roman" w:hAnsi="Times New Roman"/>
+          <w:szCs w:val="26"/>
+        </w:rPr>
+        <w:t xml:space="preserve"> </w:t>
+      </w:r>
+      <w:proofErr w:type="spellStart"/>
+      <w:r>
+        <w:rPr>
+          <w:rFonts w:ascii="Times New Roman" w:hAnsi="Times New Roman"/>
+          <w:szCs w:val="26"/>
+        </w:rPr>
+        <w:t>đổi</w:t>
+      </w:r>
+      <w:proofErr w:type="spellEnd"/>
+      <w:r>
+        <w:rPr>
+          <w:rFonts w:ascii="Times New Roman" w:hAnsi="Times New Roman"/>
+          <w:szCs w:val="26"/>
+        </w:rPr>
+        <w:t xml:space="preserve">; </w:t>
+      </w:r>
+      <w:proofErr w:type="spellStart"/>
+      <w:r>
+        <w:rPr>
+          <w:rFonts w:ascii="Times New Roman" w:hAnsi="Times New Roman"/>
+          <w:szCs w:val="26"/>
+        </w:rPr>
+        <w:t>các</w:t>
+      </w:r>
+      <w:proofErr w:type="spellEnd"/>
+      <w:r>
+        <w:rPr>
+          <w:rFonts w:ascii="Times New Roman" w:hAnsi="Times New Roman"/>
+          <w:szCs w:val="26"/>
+        </w:rPr>
+        <w:t xml:space="preserve"> </w:t>
+      </w:r>
+      <w:proofErr w:type="spellStart"/>
+      <w:r>
+        <w:rPr>
+          <w:rFonts w:ascii="Times New Roman" w:hAnsi="Times New Roman"/>
+          <w:szCs w:val="26"/>
+        </w:rPr>
+        <w:t>điều</w:t>
+      </w:r>
+      <w:proofErr w:type="spellEnd"/>
+      <w:r>
+        <w:rPr>
+          <w:rFonts w:ascii="Times New Roman" w:hAnsi="Times New Roman"/>
+          <w:szCs w:val="26"/>
+        </w:rPr>
+        <w:t xml:space="preserve"> </w:t>
+      </w:r>
+      <w:proofErr w:type="spellStart"/>
+      <w:r>
+        <w:rPr>
+          <w:rFonts w:ascii="Times New Roman" w:hAnsi="Times New Roman"/>
+          <w:szCs w:val="26"/>
+        </w:rPr>
+        <w:t>khoản</w:t>
+      </w:r>
+      <w:proofErr w:type="spellEnd"/>
+      <w:r>
+        <w:rPr>
+          <w:rFonts w:ascii="Times New Roman" w:hAnsi="Times New Roman"/>
+          <w:szCs w:val="26"/>
+        </w:rPr>
+        <w:t xml:space="preserve"> </w:t>
+      </w:r>
+      <w:proofErr w:type="spellStart"/>
+      <w:r>
+        <w:rPr>
+          <w:rFonts w:ascii="Times New Roman" w:hAnsi="Times New Roman"/>
+          <w:szCs w:val="26"/>
+        </w:rPr>
+        <w:t>cùng</w:t>
+      </w:r>
+      <w:proofErr w:type="spellEnd"/>
+      <w:r>
+        <w:rPr>
+          <w:rFonts w:ascii="Times New Roman" w:hAnsi="Times New Roman"/>
+          <w:szCs w:val="26"/>
+        </w:rPr>
+        <w:t xml:space="preserve"> </w:t>
+      </w:r>
+      <w:proofErr w:type="spellStart"/>
+      <w:r>
+        <w:rPr>
+          <w:rFonts w:ascii="Times New Roman" w:hAnsi="Times New Roman"/>
+          <w:szCs w:val="26"/>
+        </w:rPr>
+        <w:t>nội</w:t>
+      </w:r>
+      <w:proofErr w:type="spellEnd"/>
+      <w:r>
+        <w:rPr>
+          <w:rFonts w:ascii="Times New Roman" w:hAnsi="Times New Roman"/>
+          <w:szCs w:val="26"/>
+        </w:rPr>
+        <w:t xml:space="preserve"> dung </w:t>
+      </w:r>
+      <w:proofErr w:type="spellStart"/>
+      <w:r>
+        <w:rPr>
+          <w:rFonts w:ascii="Times New Roman" w:hAnsi="Times New Roman"/>
+          <w:szCs w:val="26"/>
+        </w:rPr>
+        <w:t>được</w:t>
+      </w:r>
+      <w:proofErr w:type="spellEnd"/>
+      <w:r>
+        <w:rPr>
+          <w:rFonts w:ascii="Times New Roman" w:hAnsi="Times New Roman"/>
+          <w:szCs w:val="26"/>
+        </w:rPr>
+        <w:t xml:space="preserve"> </w:t>
+      </w:r>
+      <w:proofErr w:type="spellStart"/>
+      <w:r>
+        <w:rPr>
+          <w:rFonts w:ascii="Times New Roman" w:hAnsi="Times New Roman"/>
+          <w:szCs w:val="26"/>
+        </w:rPr>
+        <w:t>thay</w:t>
+      </w:r>
+      <w:proofErr w:type="spellEnd"/>
+      <w:r>
+        <w:rPr>
+          <w:rFonts w:ascii="Times New Roman" w:hAnsi="Times New Roman"/>
+          <w:szCs w:val="26"/>
+        </w:rPr>
+        <w:t xml:space="preserve"> </w:t>
+      </w:r>
+      <w:proofErr w:type="spellStart"/>
+      <w:r>
+        <w:rPr>
+          <w:rFonts w:ascii="Times New Roman" w:hAnsi="Times New Roman"/>
+          <w:szCs w:val="26"/>
+        </w:rPr>
+        <w:t>thế</w:t>
+      </w:r>
+      <w:proofErr w:type="spellEnd"/>
+      <w:r>
+        <w:rPr>
+          <w:rFonts w:ascii="Times New Roman" w:hAnsi="Times New Roman"/>
+          <w:szCs w:val="26"/>
+        </w:rPr>
+        <w:t xml:space="preserve"> </w:t>
+      </w:r>
+      <w:proofErr w:type="spellStart"/>
+      <w:r>
+        <w:rPr>
+          <w:rFonts w:ascii="Times New Roman" w:hAnsi="Times New Roman"/>
+          <w:szCs w:val="26"/>
+        </w:rPr>
+        <w:t>bằng</w:t>
+      </w:r>
+      <w:proofErr w:type="spellEnd"/>
+      <w:r>
+        <w:rPr>
+          <w:rFonts w:ascii="Times New Roman" w:hAnsi="Times New Roman"/>
+          <w:szCs w:val="26"/>
+        </w:rPr>
+        <w:t xml:space="preserve"> </w:t>
+      </w:r>
+      <w:proofErr w:type="spellStart"/>
+      <w:r>
+        <w:rPr>
+          <w:rFonts w:ascii="Times New Roman" w:hAnsi="Times New Roman"/>
+          <w:szCs w:val="26"/>
+        </w:rPr>
+        <w:t>nội</w:t>
+      </w:r>
+      <w:proofErr w:type="spellEnd"/>
+      <w:r>
+        <w:rPr>
+          <w:rFonts w:ascii="Times New Roman" w:hAnsi="Times New Roman"/>
+          <w:szCs w:val="26"/>
+        </w:rPr>
+        <w:t xml:space="preserve"> dung </w:t>
+      </w:r>
+      <w:proofErr w:type="spellStart"/>
+      <w:r>
+        <w:rPr>
+          <w:rFonts w:ascii="Times New Roman" w:hAnsi="Times New Roman"/>
+          <w:szCs w:val="26"/>
+        </w:rPr>
+        <w:t>trong</w:t>
+      </w:r>
+      <w:proofErr w:type="spellEnd"/>
+      <w:r>
+        <w:rPr>
+          <w:rFonts w:ascii="Times New Roman" w:hAnsi="Times New Roman"/>
+          <w:szCs w:val="26"/>
+        </w:rPr>
+        <w:t xml:space="preserve"> </w:t>
+      </w:r>
+      <w:proofErr w:type="spellStart"/>
+      <w:r>
+        <w:rPr>
+          <w:rFonts w:ascii="Times New Roman" w:hAnsi="Times New Roman"/>
+          <w:szCs w:val="26"/>
+        </w:rPr>
+        <w:t>phụ</w:t>
+      </w:r>
+      <w:proofErr w:type="spellEnd"/>
+      <w:r>
+        <w:rPr>
+          <w:rFonts w:ascii="Times New Roman" w:hAnsi="Times New Roman"/>
+          <w:szCs w:val="26"/>
+        </w:rPr>
+        <w:t xml:space="preserve"> </w:t>
+      </w:r>
+      <w:proofErr w:type="spellStart"/>
+      <w:r>
+        <w:rPr>
+          <w:rFonts w:ascii="Times New Roman" w:hAnsi="Times New Roman"/>
+          <w:szCs w:val="26"/>
+        </w:rPr>
+        <w:t>lục</w:t>
+      </w:r>
+      <w:proofErr w:type="spellEnd"/>
+      <w:r>
+        <w:rPr>
+          <w:rFonts w:ascii="Times New Roman" w:hAnsi="Times New Roman"/>
+          <w:szCs w:val="26"/>
+        </w:rPr>
+        <w:t xml:space="preserve"> </w:t>
+      </w:r>
+      <w:proofErr w:type="spellStart"/>
+      <w:r>
+        <w:rPr>
+          <w:rFonts w:ascii="Times New Roman" w:hAnsi="Times New Roman"/>
+          <w:szCs w:val="26"/>
+        </w:rPr>
+        <w:t>này</w:t>
+      </w:r>
+      <w:proofErr w:type="spellEnd"/>
+      <w:r>
+        <w:rPr>
+          <w:rFonts w:ascii="Times New Roman" w:hAnsi="Times New Roman"/>
+          <w:szCs w:val="26"/>
+        </w:rPr>
+        <w:t>.</w:t>
+      </w:r>
     </w:p>
     <w:p>
       <w:pPr>
@@ -9857,39 +9948,135 @@
           <w:rFonts w:ascii="Times New Roman" w:hAnsi="Times New Roman"/>
           <w:szCs w:val="26"/>
         </w:rPr>
-        <w:t>Các</w:t>
-      </w:r>
-      <w:proofErr w:type="spellEnd"/>
-      <w:r>
-        <w:rPr>
-          <w:rFonts w:ascii="Times New Roman" w:hAnsi="Times New Roman"/>
-          <w:szCs w:val="26"/>
-        </w:rPr>
-        <w:t xml:space="preserve"> </w:t>
-      </w:r>
-      <w:proofErr w:type="spellStart"/>
-      <w:r>
-        <w:rPr>
-          <w:rFonts w:ascii="Times New Roman" w:hAnsi="Times New Roman"/>
-          <w:szCs w:val="26"/>
-        </w:rPr>
-        <w:t>điều</w:t>
-      </w:r>
-      <w:proofErr w:type="spellEnd"/>
-      <w:r>
-        <w:rPr>
-          <w:rFonts w:ascii="Times New Roman" w:hAnsi="Times New Roman"/>
-          <w:szCs w:val="26"/>
-        </w:rPr>
-        <w:t xml:space="preserve"> </w:t>
-      </w:r>
-      <w:proofErr w:type="spellStart"/>
-      <w:r>
-        <w:rPr>
-          <w:rFonts w:ascii="Times New Roman" w:hAnsi="Times New Roman"/>
-          <w:szCs w:val="26"/>
-        </w:rPr>
-        <w:t>khoản</w:t>
+        <w:t>Phụ</w:t>
+      </w:r>
+      <w:proofErr w:type="spellEnd"/>
+      <w:r>
+        <w:rPr>
+          <w:rFonts w:ascii="Times New Roman" w:hAnsi="Times New Roman"/>
+          <w:szCs w:val="26"/>
+        </w:rPr>
+        <w:t xml:space="preserve"> </w:t>
+      </w:r>
+      <w:proofErr w:type="spellStart"/>
+      <w:r>
+        <w:rPr>
+          <w:rFonts w:ascii="Times New Roman" w:hAnsi="Times New Roman"/>
+          <w:szCs w:val="26"/>
+        </w:rPr>
+        <w:t>lục</w:t>
+      </w:r>
+      <w:proofErr w:type="spellEnd"/>
+      <w:r>
+        <w:rPr>
+          <w:rFonts w:ascii="Times New Roman" w:hAnsi="Times New Roman"/>
+          <w:szCs w:val="26"/>
+        </w:rPr>
+        <w:t xml:space="preserve"> </w:t>
+      </w:r>
+      <w:proofErr w:type="spellStart"/>
+      <w:r>
+        <w:rPr>
+          <w:rFonts w:ascii="Times New Roman" w:hAnsi="Times New Roman"/>
+          <w:szCs w:val="26"/>
+        </w:rPr>
+        <w:t>này</w:t>
+      </w:r>
+      <w:proofErr w:type="spellEnd"/>
+      <w:r>
+        <w:rPr>
+          <w:rFonts w:ascii="Times New Roman" w:hAnsi="Times New Roman"/>
+          <w:szCs w:val="26"/>
+        </w:rPr>
+        <w:t xml:space="preserve"> </w:t>
+      </w:r>
+      <w:proofErr w:type="spellStart"/>
+      <w:r>
+        <w:rPr>
+          <w:rFonts w:ascii="Times New Roman" w:hAnsi="Times New Roman"/>
+          <w:szCs w:val="26"/>
+        </w:rPr>
+        <w:t>có</w:t>
+      </w:r>
+      <w:proofErr w:type="spellEnd"/>
+      <w:r>
+        <w:rPr>
+          <w:rFonts w:ascii="Times New Roman" w:hAnsi="Times New Roman"/>
+          <w:szCs w:val="26"/>
+        </w:rPr>
+        <w:t xml:space="preserve"> </w:t>
+      </w:r>
+      <w:proofErr w:type="spellStart"/>
+      <w:r>
+        <w:rPr>
+          <w:rFonts w:ascii="Times New Roman" w:hAnsi="Times New Roman"/>
+          <w:szCs w:val="26"/>
+        </w:rPr>
+        <w:t>hiệu</w:t>
+      </w:r>
+      <w:proofErr w:type="spellEnd"/>
+      <w:r>
+        <w:rPr>
+          <w:rFonts w:ascii="Times New Roman" w:hAnsi="Times New Roman"/>
+          <w:szCs w:val="26"/>
+        </w:rPr>
+        <w:t xml:space="preserve"> </w:t>
+      </w:r>
+      <w:proofErr w:type="spellStart"/>
+      <w:r>
+        <w:rPr>
+          <w:rFonts w:ascii="Times New Roman" w:hAnsi="Times New Roman"/>
+          <w:szCs w:val="26"/>
+        </w:rPr>
+        <w:t>lực</w:t>
+      </w:r>
+      <w:proofErr w:type="spellEnd"/>
+      <w:r>
+        <w:rPr>
+          <w:rFonts w:ascii="Times New Roman" w:hAnsi="Times New Roman"/>
+          <w:szCs w:val="26"/>
+        </w:rPr>
+        <w:t xml:space="preserve"> </w:t>
+      </w:r>
+      <w:proofErr w:type="spellStart"/>
+      <w:r>
+        <w:rPr>
+          <w:rFonts w:ascii="Times New Roman" w:hAnsi="Times New Roman"/>
+          <w:szCs w:val="26"/>
+        </w:rPr>
+        <w:t>từ</w:t>
+      </w:r>
+      <w:proofErr w:type="spellEnd"/>
+      <w:r>
+        <w:rPr>
+          <w:rFonts w:ascii="Times New Roman" w:hAnsi="Times New Roman"/>
+          <w:szCs w:val="26"/>
+        </w:rPr>
+        <w:t xml:space="preserve"> </w:t>
+      </w:r>
+      <w:proofErr w:type="spellStart"/>
+      <w:r>
+        <w:rPr>
+          <w:rFonts w:ascii="Times New Roman" w:hAnsi="Times New Roman"/>
+          <w:szCs w:val="26"/>
+        </w:rPr>
+        <w:t>ngày</w:t>
+      </w:r>
+      <w:proofErr w:type="spellEnd"/>
+      <w:r>
+        <w:rPr>
+          <w:rFonts w:ascii="Times New Roman" w:hAnsi="Times New Roman"/>
+          <w:szCs w:val="26"/>
+        </w:rPr>
+        <w:t xml:space="preserve"> </w:t>
+      </w:r>
+      <w:proofErr w:type="spellStart"/>
+      <w:r>
+        <w:rPr>
+          <w:rFonts w:ascii="Times New Roman" w:hAnsi="Times New Roman"/>
+          <w:szCs w:val="26"/>
+        </w:rPr>
+        <w:t>ký</w:t>
       </w:r>
       <w:proofErr w:type="spellEnd"/>
       <w:r>
@@ -9921,55 +10108,119 @@
           <w:rFonts w:ascii="Times New Roman" w:hAnsi="Times New Roman"/>
           <w:szCs w:val="26"/>
         </w:rPr>
-        <w:t>điều</w:t>
-      </w:r>
-      <w:proofErr w:type="spellEnd"/>
-      <w:r>
-        <w:rPr>
-          <w:rFonts w:ascii="Times New Roman" w:hAnsi="Times New Roman"/>
-          <w:szCs w:val="26"/>
-        </w:rPr>
-        <w:t xml:space="preserve"> </w:t>
-      </w:r>
-      <w:proofErr w:type="spellStart"/>
-      <w:r>
-        <w:rPr>
-          <w:rFonts w:ascii="Times New Roman" w:hAnsi="Times New Roman"/>
-          <w:szCs w:val="26"/>
-        </w:rPr>
-        <w:t>kiện</w:t>
-      </w:r>
-      <w:proofErr w:type="spellEnd"/>
-      <w:r>
-        <w:rPr>
-          <w:rFonts w:ascii="Times New Roman" w:hAnsi="Times New Roman"/>
-          <w:szCs w:val="26"/>
-        </w:rPr>
-        <w:t xml:space="preserve"> </w:t>
-      </w:r>
-      <w:proofErr w:type="spellStart"/>
-      <w:r>
-        <w:rPr>
-          <w:rFonts w:ascii="Times New Roman" w:hAnsi="Times New Roman"/>
-          <w:szCs w:val="26"/>
-        </w:rPr>
-        <w:t>khác</w:t>
-      </w:r>
-      <w:proofErr w:type="spellEnd"/>
-      <w:r>
-        <w:rPr>
-          <w:rFonts w:ascii="Times New Roman" w:hAnsi="Times New Roman"/>
-          <w:szCs w:val="26"/>
-        </w:rPr>
-        <w:t xml:space="preserve"> </w:t>
-      </w:r>
-      <w:proofErr w:type="spellStart"/>
-      <w:r>
-        <w:rPr>
-          <w:rFonts w:ascii="Times New Roman" w:hAnsi="Times New Roman"/>
-          <w:szCs w:val="26"/>
-        </w:rPr>
-        <w:t>trong</w:t>
+        <w:t>là</w:t>
+      </w:r>
+      <w:proofErr w:type="spellEnd"/>
+      <w:r>
+        <w:rPr>
+          <w:rFonts w:ascii="Times New Roman" w:hAnsi="Times New Roman"/>
+          <w:szCs w:val="26"/>
+        </w:rPr>
+        <w:t xml:space="preserve"> </w:t>
+      </w:r>
+      <w:proofErr w:type="spellStart"/>
+      <w:r>
+        <w:rPr>
+          <w:rFonts w:ascii="Times New Roman" w:hAnsi="Times New Roman"/>
+          <w:szCs w:val="26"/>
+        </w:rPr>
+        <w:t>một</w:t>
+      </w:r>
+      <w:proofErr w:type="spellEnd"/>
+      <w:r>
+        <w:rPr>
+          <w:rFonts w:ascii="Times New Roman" w:hAnsi="Times New Roman"/>
+          <w:szCs w:val="26"/>
+        </w:rPr>
+        <w:t xml:space="preserve"> </w:t>
+      </w:r>
+      <w:proofErr w:type="spellStart"/>
+      <w:r>
+        <w:rPr>
+          <w:rFonts w:ascii="Times New Roman" w:hAnsi="Times New Roman"/>
+          <w:szCs w:val="26"/>
+        </w:rPr>
+        <w:t>phần</w:t>
+      </w:r>
+      <w:proofErr w:type="spellEnd"/>
+      <w:r>
+        <w:rPr>
+          <w:rFonts w:ascii="Times New Roman" w:hAnsi="Times New Roman"/>
+          <w:szCs w:val="26"/>
+        </w:rPr>
+        <w:t xml:space="preserve"> </w:t>
+      </w:r>
+      <w:proofErr w:type="spellStart"/>
+      <w:r>
+        <w:rPr>
+          <w:rFonts w:ascii="Times New Roman" w:hAnsi="Times New Roman"/>
+          <w:szCs w:val="26"/>
+        </w:rPr>
+        <w:t>không</w:t>
+      </w:r>
+      <w:proofErr w:type="spellEnd"/>
+      <w:r>
+        <w:rPr>
+          <w:rFonts w:ascii="Times New Roman" w:hAnsi="Times New Roman"/>
+          <w:szCs w:val="26"/>
+        </w:rPr>
+        <w:t xml:space="preserve"> </w:t>
+      </w:r>
+      <w:proofErr w:type="spellStart"/>
+      <w:r>
+        <w:rPr>
+          <w:rFonts w:ascii="Times New Roman" w:hAnsi="Times New Roman"/>
+          <w:szCs w:val="26"/>
+        </w:rPr>
+        <w:t>thể</w:t>
+      </w:r>
+      <w:proofErr w:type="spellEnd"/>
+      <w:r>
+        <w:rPr>
+          <w:rFonts w:ascii="Times New Roman" w:hAnsi="Times New Roman"/>
+          <w:szCs w:val="26"/>
+        </w:rPr>
+        <w:t xml:space="preserve"> </w:t>
+      </w:r>
+      <w:proofErr w:type="spellStart"/>
+      <w:r>
+        <w:rPr>
+          <w:rFonts w:ascii="Times New Roman" w:hAnsi="Times New Roman"/>
+          <w:szCs w:val="26"/>
+        </w:rPr>
+        <w:t>tách</w:t>
+      </w:r>
+      <w:proofErr w:type="spellEnd"/>
+      <w:r>
+        <w:rPr>
+          <w:rFonts w:ascii="Times New Roman" w:hAnsi="Times New Roman"/>
+          <w:szCs w:val="26"/>
+        </w:rPr>
+        <w:t xml:space="preserve"> </w:t>
+      </w:r>
+      <w:proofErr w:type="spellStart"/>
+      <w:r>
+        <w:rPr>
+          <w:rFonts w:ascii="Times New Roman" w:hAnsi="Times New Roman"/>
+          <w:szCs w:val="26"/>
+        </w:rPr>
+        <w:t>rời</w:t>
+      </w:r>
+      <w:proofErr w:type="spellEnd"/>
+      <w:r>
+        <w:rPr>
+          <w:rFonts w:ascii="Times New Roman" w:hAnsi="Times New Roman"/>
+          <w:szCs w:val="26"/>
+        </w:rPr>
+        <w:t xml:space="preserve"> </w:t>
+      </w:r>
+      <w:proofErr w:type="spellStart"/>
+      <w:r>
+        <w:rPr>
+          <w:rFonts w:ascii="Times New Roman" w:hAnsi="Times New Roman"/>
+          <w:szCs w:val="26"/>
+        </w:rPr>
+        <w:t>của</w:t>
       </w:r>
       <w:proofErr w:type="spellEnd"/>
       <w:r>
@@ -10057,311 +10308,7 @@
           <w:rFonts w:ascii="Times New Roman" w:hAnsi="Times New Roman"/>
           <w:szCs w:val="26"/>
         </w:rPr>
-        <w:t xml:space="preserve"> {{CONTRACT_DATE}} </w:t>
-      </w:r>
-      <w:proofErr w:type="spellStart"/>
-      <w:r>
-        <w:rPr>
-          <w:rFonts w:ascii="Times New Roman" w:hAnsi="Times New Roman"/>
-          <w:szCs w:val="26"/>
-        </w:rPr>
-        <w:t>không</w:t>
-      </w:r>
-      <w:proofErr w:type="spellEnd"/>
-      <w:r>
-        <w:rPr>
-          <w:rFonts w:ascii="Times New Roman" w:hAnsi="Times New Roman"/>
-          <w:szCs w:val="26"/>
-        </w:rPr>
-        <w:t xml:space="preserve"> </w:t>
-      </w:r>
-      <w:proofErr w:type="spellStart"/>
-      <w:r>
-        <w:rPr>
-          <w:rFonts w:ascii="Times New Roman" w:hAnsi="Times New Roman"/>
-          <w:szCs w:val="26"/>
-        </w:rPr>
-        <w:t>có</w:t>
-      </w:r>
-      <w:proofErr w:type="spellEnd"/>
-      <w:r>
-        <w:rPr>
-          <w:rFonts w:ascii="Times New Roman" w:hAnsi="Times New Roman"/>
-          <w:szCs w:val="26"/>
-        </w:rPr>
-        <w:t xml:space="preserve"> </w:t>
-      </w:r>
-      <w:proofErr w:type="spellStart"/>
-      <w:r>
-        <w:rPr>
-          <w:rFonts w:ascii="Times New Roman" w:hAnsi="Times New Roman"/>
-          <w:szCs w:val="26"/>
-        </w:rPr>
-        <w:t>gì</w:t>
-      </w:r>
-      <w:proofErr w:type="spellEnd"/>
-      <w:r>
-        <w:rPr>
-          <w:rFonts w:ascii="Times New Roman" w:hAnsi="Times New Roman"/>
-          <w:szCs w:val="26"/>
-        </w:rPr>
-        <w:t xml:space="preserve"> </w:t>
-      </w:r>
-      <w:proofErr w:type="spellStart"/>
-      <w:r>
-        <w:rPr>
-          <w:rFonts w:ascii="Times New Roman" w:hAnsi="Times New Roman"/>
-          <w:szCs w:val="26"/>
-        </w:rPr>
-        <w:t>thay</w:t>
-      </w:r>
-      <w:proofErr w:type="spellEnd"/>
-      <w:r>
-        <w:rPr>
-          <w:rFonts w:ascii="Times New Roman" w:hAnsi="Times New Roman"/>
-          <w:szCs w:val="26"/>
-        </w:rPr>
-        <w:t xml:space="preserve"> </w:t>
-      </w:r>
-      <w:proofErr w:type="spellStart"/>
-      <w:r>
-        <w:rPr>
-          <w:rFonts w:ascii="Times New Roman" w:hAnsi="Times New Roman"/>
-          <w:szCs w:val="26"/>
-        </w:rPr>
-        <w:t>đổi</w:t>
-      </w:r>
-      <w:proofErr w:type="spellEnd"/>
-      <w:r>
-        <w:rPr>
-          <w:rFonts w:ascii="Times New Roman" w:hAnsi="Times New Roman"/>
-          <w:szCs w:val="26"/>
-        </w:rPr>
-        <w:t xml:space="preserve">; </w:t>
-      </w:r>
-      <w:proofErr w:type="spellStart"/>
-      <w:r>
-        <w:rPr>
-          <w:rFonts w:ascii="Times New Roman" w:hAnsi="Times New Roman"/>
-          <w:szCs w:val="26"/>
-        </w:rPr>
-        <w:t>các</w:t>
-      </w:r>
-      <w:proofErr w:type="spellEnd"/>
-      <w:r>
-        <w:rPr>
-          <w:rFonts w:ascii="Times New Roman" w:hAnsi="Times New Roman"/>
-          <w:szCs w:val="26"/>
-        </w:rPr>
-        <w:t xml:space="preserve"> </w:t>
-      </w:r>
-      <w:proofErr w:type="spellStart"/>
-      <w:r>
-        <w:rPr>
-          <w:rFonts w:ascii="Times New Roman" w:hAnsi="Times New Roman"/>
-          <w:szCs w:val="26"/>
-        </w:rPr>
-        <w:t>điều</w:t>
-      </w:r>
-      <w:proofErr w:type="spellEnd"/>
-      <w:r>
-        <w:rPr>
-          <w:rFonts w:ascii="Times New Roman" w:hAnsi="Times New Roman"/>
-          <w:szCs w:val="26"/>
-        </w:rPr>
-        <w:t xml:space="preserve"> </w:t>
-      </w:r>
-      <w:proofErr w:type="spellStart"/>
-      <w:r>
-        <w:rPr>
-          <w:rFonts w:ascii="Times New Roman" w:hAnsi="Times New Roman"/>
-          <w:szCs w:val="26"/>
-        </w:rPr>
-        <w:t>khoản</w:t>
-      </w:r>
-      <w:proofErr w:type="spellEnd"/>
-      <w:r>
-        <w:rPr>
-          <w:rFonts w:ascii="Times New Roman" w:hAnsi="Times New Roman"/>
-          <w:szCs w:val="26"/>
-        </w:rPr>
-        <w:t xml:space="preserve"> </w:t>
-      </w:r>
-      <w:proofErr w:type="spellStart"/>
-      <w:r>
-        <w:rPr>
-          <w:rFonts w:ascii="Times New Roman" w:hAnsi="Times New Roman"/>
-          <w:szCs w:val="26"/>
-        </w:rPr>
-        <w:t>cùng</w:t>
-      </w:r>
-      <w:proofErr w:type="spellEnd"/>
-      <w:r>
-        <w:rPr>
-          <w:rFonts w:ascii="Times New Roman" w:hAnsi="Times New Roman"/>
-          <w:szCs w:val="26"/>
-        </w:rPr>
-        <w:t xml:space="preserve"> </w:t>
-      </w:r>
-      <w:proofErr w:type="spellStart"/>
-      <w:r>
-        <w:rPr>
-          <w:rFonts w:ascii="Times New Roman" w:hAnsi="Times New Roman"/>
-          <w:szCs w:val="26"/>
-        </w:rPr>
-        <w:t>nội</w:t>
-      </w:r>
-      <w:proofErr w:type="spellEnd"/>
-      <w:r>
-        <w:rPr>
-          <w:rFonts w:ascii="Times New Roman" w:hAnsi="Times New Roman"/>
-          <w:szCs w:val="26"/>
-        </w:rPr>
-        <w:t xml:space="preserve"> dung </w:t>
-      </w:r>
-      <w:proofErr w:type="spellStart"/>
-      <w:r>
-        <w:rPr>
-          <w:rFonts w:ascii="Times New Roman" w:hAnsi="Times New Roman"/>
-          <w:szCs w:val="26"/>
-        </w:rPr>
-        <w:t>được</w:t>
-      </w:r>
-      <w:proofErr w:type="spellEnd"/>
-      <w:r>
-        <w:rPr>
-          <w:rFonts w:ascii="Times New Roman" w:hAnsi="Times New Roman"/>
-          <w:szCs w:val="26"/>
-        </w:rPr>
-        <w:t xml:space="preserve"> </w:t>
-      </w:r>
-      <w:proofErr w:type="spellStart"/>
-      <w:r>
-        <w:rPr>
-          <w:rFonts w:ascii="Times New Roman" w:hAnsi="Times New Roman"/>
-          <w:szCs w:val="26"/>
-        </w:rPr>
-        <w:t>thay</w:t>
-      </w:r>
-      <w:proofErr w:type="spellEnd"/>
-      <w:r>
-        <w:rPr>
-          <w:rFonts w:ascii="Times New Roman" w:hAnsi="Times New Roman"/>
-          <w:szCs w:val="26"/>
-        </w:rPr>
-        <w:t xml:space="preserve"> </w:t>
-      </w:r>
-      <w:proofErr w:type="spellStart"/>
-      <w:r>
-        <w:rPr>
-          <w:rFonts w:ascii="Times New Roman" w:hAnsi="Times New Roman"/>
-          <w:szCs w:val="26"/>
-        </w:rPr>
-        <w:t>thế</w:t>
-      </w:r>
-      <w:proofErr w:type="spellEnd"/>
-      <w:r>
-        <w:rPr>
-          <w:rFonts w:ascii="Times New Roman" w:hAnsi="Times New Roman"/>
-          <w:szCs w:val="26"/>
-        </w:rPr>
-        <w:t xml:space="preserve"> </w:t>
-      </w:r>
-      <w:proofErr w:type="spellStart"/>
-      <w:r>
-        <w:rPr>
-          <w:rFonts w:ascii="Times New Roman" w:hAnsi="Times New Roman"/>
-          <w:szCs w:val="26"/>
-        </w:rPr>
-        <w:t>bằng</w:t>
-      </w:r>
-      <w:proofErr w:type="spellEnd"/>
-      <w:r>
-        <w:rPr>
-          <w:rFonts w:ascii="Times New Roman" w:hAnsi="Times New Roman"/>
-          <w:szCs w:val="26"/>
-        </w:rPr>
-        <w:t xml:space="preserve"> </w:t>
-      </w:r>
-      <w:proofErr w:type="spellStart"/>
-      <w:r>
-        <w:rPr>
-          <w:rFonts w:ascii="Times New Roman" w:hAnsi="Times New Roman"/>
-          <w:szCs w:val="26"/>
-        </w:rPr>
-        <w:t>nội</w:t>
-      </w:r>
-      <w:proofErr w:type="spellEnd"/>
-      <w:r>
-        <w:rPr>
-          <w:rFonts w:ascii="Times New Roman" w:hAnsi="Times New Roman"/>
-          <w:szCs w:val="26"/>
-        </w:rPr>
-        <w:t xml:space="preserve"> dung </w:t>
-      </w:r>
-      <w:proofErr w:type="spellStart"/>
-      <w:r>
-        <w:rPr>
-          <w:rFonts w:ascii="Times New Roman" w:hAnsi="Times New Roman"/>
-          <w:szCs w:val="26"/>
-        </w:rPr>
-        <w:t>trong</w:t>
-      </w:r>
-      <w:proofErr w:type="spellEnd"/>
-      <w:r>
-        <w:rPr>
-          <w:rFonts w:ascii="Times New Roman" w:hAnsi="Times New Roman"/>
-          <w:szCs w:val="26"/>
-        </w:rPr>
-        <w:t xml:space="preserve"> </w:t>
-      </w:r>
-      <w:proofErr w:type="spellStart"/>
-      <w:r>
-        <w:rPr>
-          <w:rFonts w:ascii="Times New Roman" w:hAnsi="Times New Roman"/>
-          <w:szCs w:val="26"/>
-        </w:rPr>
-        <w:t>phụ</w:t>
-      </w:r>
-      <w:proofErr w:type="spellEnd"/>
-      <w:r>
-        <w:rPr>
-          <w:rFonts w:ascii="Times New Roman" w:hAnsi="Times New Roman"/>
-          <w:szCs w:val="26"/>
-        </w:rPr>
-        <w:t xml:space="preserve"> </w:t>
-      </w:r>
-      <w:proofErr w:type="spellStart"/>
-      <w:r>
-        <w:rPr>
-          <w:rFonts w:ascii="Times New Roman" w:hAnsi="Times New Roman"/>
-          <w:szCs w:val="26"/>
-        </w:rPr>
-        <w:t>lục</w:t>
-      </w:r>
-      <w:proofErr w:type="spellEnd"/>
-      <w:r>
-        <w:rPr>
-          <w:rFonts w:ascii="Times New Roman" w:hAnsi="Times New Roman"/>
-          <w:szCs w:val="26"/>
-        </w:rPr>
-        <w:t xml:space="preserve"> </w:t>
-      </w:r>
-      <w:proofErr w:type="spellStart"/>
-      <w:r>
-        <w:rPr>
-          <w:rFonts w:ascii="Times New Roman" w:hAnsi="Times New Roman"/>
-          <w:szCs w:val="26"/>
-        </w:rPr>
-        <w:t>này</w:t>
-      </w:r>
-      <w:proofErr w:type="spellEnd"/>
-      <w:r>
-        <w:rPr>
-          <w:rFonts w:ascii="Times New Roman" w:hAnsi="Times New Roman"/>
-          <w:szCs w:val="26"/>
-        </w:rPr>
-        <w:t>.</w:t>
+        <w:t xml:space="preserve"> {{CONTRACT_DATE}}.</w:t>
       </w:r>
     </w:p>
     <w:p>
@@ -10416,6 +10363,38 @@
           <w:rFonts w:ascii="Times New Roman" w:hAnsi="Times New Roman"/>
           <w:szCs w:val="26"/>
         </w:rPr>
+        <w:t>hợp</w:t>
+      </w:r>
+      <w:proofErr w:type="spellEnd"/>
+      <w:r>
+        <w:rPr>
+          <w:rFonts w:ascii="Times New Roman" w:hAnsi="Times New Roman"/>
+          <w:szCs w:val="26"/>
+        </w:rPr>
+        <w:t xml:space="preserve"> </w:t>
+      </w:r>
+      <w:proofErr w:type="spellStart"/>
+      <w:r>
+        <w:rPr>
+          <w:rFonts w:ascii="Times New Roman" w:hAnsi="Times New Roman"/>
+          <w:szCs w:val="26"/>
+        </w:rPr>
+        <w:t>đồng</w:t>
+      </w:r>
+      <w:proofErr w:type="spellEnd"/>
+      <w:r>
+        <w:rPr>
+          <w:rFonts w:ascii="Times New Roman" w:hAnsi="Times New Roman"/>
+          <w:szCs w:val="26"/>
+        </w:rPr>
+        <w:t xml:space="preserve"> </w:t>
+      </w:r>
+      <w:proofErr w:type="spellStart"/>
+      <w:r>
+        <w:rPr>
+          <w:rFonts w:ascii="Times New Roman" w:hAnsi="Times New Roman"/>
+          <w:szCs w:val="26"/>
+        </w:rPr>
         <w:t>này</w:t>
       </w:r>
       <w:proofErr w:type="spellEnd"/>
@@ -10432,6 +10411,214 @@
           <w:rFonts w:ascii="Times New Roman" w:hAnsi="Times New Roman"/>
           <w:szCs w:val="26"/>
         </w:rPr>
+        <w:t>được</w:t>
+      </w:r>
+      <w:proofErr w:type="spellEnd"/>
+      <w:r>
+        <w:rPr>
+          <w:rFonts w:ascii="Times New Roman" w:hAnsi="Times New Roman"/>
+          <w:szCs w:val="26"/>
+        </w:rPr>
+        <w:t xml:space="preserve"> </w:t>
+      </w:r>
+      <w:proofErr w:type="spellStart"/>
+      <w:r>
+        <w:rPr>
+          <w:rFonts w:ascii="Times New Roman" w:hAnsi="Times New Roman"/>
+          <w:szCs w:val="26"/>
+        </w:rPr>
+        <w:t>lập</w:t>
+      </w:r>
+      <w:proofErr w:type="spellEnd"/>
+      <w:r>
+        <w:rPr>
+          <w:rFonts w:ascii="Times New Roman" w:hAnsi="Times New Roman"/>
+          <w:szCs w:val="26"/>
+        </w:rPr>
+        <w:t xml:space="preserve"> </w:t>
+      </w:r>
+      <w:proofErr w:type="spellStart"/>
+      <w:r>
+        <w:rPr>
+          <w:rFonts w:ascii="Times New Roman" w:hAnsi="Times New Roman"/>
+          <w:szCs w:val="26"/>
+        </w:rPr>
+        <w:t>thành</w:t>
+      </w:r>
+      <w:proofErr w:type="spellEnd"/>
+      <w:r>
+        <w:rPr>
+          <w:rFonts w:ascii="Times New Roman" w:hAnsi="Times New Roman"/>
+          <w:szCs w:val="26"/>
+        </w:rPr>
+        <w:t xml:space="preserve"> 05 </w:t>
+      </w:r>
+      <w:proofErr w:type="spellStart"/>
+      <w:r>
+        <w:rPr>
+          <w:rFonts w:ascii="Times New Roman" w:hAnsi="Times New Roman"/>
+          <w:szCs w:val="26"/>
+        </w:rPr>
+        <w:t>bản</w:t>
+      </w:r>
+      <w:proofErr w:type="spellEnd"/>
+      <w:r>
+        <w:rPr>
+          <w:rFonts w:ascii="Times New Roman" w:hAnsi="Times New Roman"/>
+          <w:szCs w:val="26"/>
+        </w:rPr>
+        <w:t xml:space="preserve"> (</w:t>
+      </w:r>
+      <w:proofErr w:type="spellStart"/>
+      <w:r>
+        <w:rPr>
+          <w:rFonts w:ascii="Times New Roman" w:hAnsi="Times New Roman"/>
+          <w:szCs w:val="26"/>
+        </w:rPr>
+        <w:t>năm</w:t>
+      </w:r>
+      <w:proofErr w:type="spellEnd"/>
+      <w:r>
+        <w:rPr>
+          <w:rFonts w:ascii="Times New Roman" w:hAnsi="Times New Roman"/>
+          <w:szCs w:val="26"/>
+        </w:rPr>
+        <w:t xml:space="preserve"> </w:t>
+      </w:r>
+      <w:proofErr w:type="spellStart"/>
+      <w:r>
+        <w:rPr>
+          <w:rFonts w:ascii="Times New Roman" w:hAnsi="Times New Roman"/>
+          <w:szCs w:val="26"/>
+        </w:rPr>
+        <w:t>bản</w:t>
+      </w:r>
+      <w:proofErr w:type="spellEnd"/>
+      <w:r>
+        <w:rPr>
+          <w:rFonts w:ascii="Times New Roman" w:hAnsi="Times New Roman"/>
+          <w:szCs w:val="26"/>
+        </w:rPr>
+        <w:t xml:space="preserve">), </w:t>
+      </w:r>
+      <w:proofErr w:type="spellStart"/>
+      <w:r>
+        <w:rPr>
+          <w:rFonts w:ascii="Times New Roman" w:hAnsi="Times New Roman"/>
+          <w:szCs w:val="26"/>
+        </w:rPr>
+        <w:t>bên</w:t>
+      </w:r>
+      <w:proofErr w:type="spellEnd"/>
+      <w:r>
+        <w:rPr>
+          <w:rFonts w:ascii="Times New Roman" w:hAnsi="Times New Roman"/>
+          <w:szCs w:val="26"/>
+        </w:rPr>
+        <w:t xml:space="preserve"> A </w:t>
+      </w:r>
+      <w:proofErr w:type="spellStart"/>
+      <w:r>
+        <w:rPr>
+          <w:rFonts w:ascii="Times New Roman" w:hAnsi="Times New Roman"/>
+          <w:szCs w:val="26"/>
+        </w:rPr>
+        <w:t>giữ</w:t>
+      </w:r>
+      <w:proofErr w:type="spellEnd"/>
+      <w:r>
+        <w:rPr>
+          <w:rFonts w:ascii="Times New Roman" w:hAnsi="Times New Roman"/>
+          <w:szCs w:val="26"/>
+        </w:rPr>
+        <w:t xml:space="preserve"> 02 </w:t>
+      </w:r>
+      <w:proofErr w:type="spellStart"/>
+      <w:r>
+        <w:rPr>
+          <w:rFonts w:ascii="Times New Roman" w:hAnsi="Times New Roman"/>
+          <w:szCs w:val="26"/>
+        </w:rPr>
+        <w:t>bản</w:t>
+      </w:r>
+      <w:proofErr w:type="spellEnd"/>
+      <w:r>
+        <w:rPr>
+          <w:rFonts w:ascii="Times New Roman" w:hAnsi="Times New Roman"/>
+          <w:szCs w:val="26"/>
+        </w:rPr>
+        <w:t xml:space="preserve">, </w:t>
+      </w:r>
+      <w:proofErr w:type="spellStart"/>
+      <w:r>
+        <w:rPr>
+          <w:rFonts w:ascii="Times New Roman" w:hAnsi="Times New Roman"/>
+          <w:szCs w:val="26"/>
+        </w:rPr>
+        <w:t>bên</w:t>
+      </w:r>
+      <w:proofErr w:type="spellEnd"/>
+      <w:r>
+        <w:rPr>
+          <w:rFonts w:ascii="Times New Roman" w:hAnsi="Times New Roman"/>
+          <w:szCs w:val="26"/>
+        </w:rPr>
+        <w:t xml:space="preserve"> B </w:t>
+      </w:r>
+      <w:proofErr w:type="spellStart"/>
+      <w:r>
+        <w:rPr>
+          <w:rFonts w:ascii="Times New Roman" w:hAnsi="Times New Roman"/>
+          <w:szCs w:val="26"/>
+        </w:rPr>
+        <w:t>giữ</w:t>
+      </w:r>
+      <w:proofErr w:type="spellEnd"/>
+      <w:r>
+        <w:rPr>
+          <w:rFonts w:ascii="Times New Roman" w:hAnsi="Times New Roman"/>
+          <w:szCs w:val="26"/>
+        </w:rPr>
+        <w:t xml:space="preserve"> 03 </w:t>
+      </w:r>
+      <w:proofErr w:type="spellStart"/>
+      <w:r>
+        <w:rPr>
+          <w:rFonts w:ascii="Times New Roman" w:hAnsi="Times New Roman"/>
+          <w:szCs w:val="26"/>
+        </w:rPr>
+        <w:t>bản</w:t>
+      </w:r>
+      <w:proofErr w:type="spellEnd"/>
+      <w:r>
+        <w:rPr>
+          <w:rFonts w:ascii="Times New Roman" w:hAnsi="Times New Roman"/>
+          <w:szCs w:val="26"/>
+        </w:rPr>
+        <w:t xml:space="preserve"> </w:t>
+      </w:r>
+      <w:proofErr w:type="spellStart"/>
+      <w:r>
+        <w:rPr>
+          <w:rFonts w:ascii="Times New Roman" w:hAnsi="Times New Roman"/>
+          <w:szCs w:val="26"/>
+        </w:rPr>
+        <w:t>và</w:t>
+      </w:r>
+      <w:proofErr w:type="spellEnd"/>
+      <w:r>
+        <w:rPr>
+          <w:rFonts w:ascii="Times New Roman" w:hAnsi="Times New Roman"/>
+          <w:szCs w:val="26"/>
+        </w:rPr>
+        <w:t xml:space="preserve"> </w:t>
+      </w:r>
+      <w:proofErr w:type="spellStart"/>
+      <w:r>
+        <w:rPr>
+          <w:rFonts w:ascii="Times New Roman" w:hAnsi="Times New Roman"/>
+          <w:szCs w:val="26"/>
+        </w:rPr>
         <w:t>có</w:t>
       </w:r>
       <w:proofErr w:type="spellEnd"/>
@@ -10448,629 +10635,6 @@
           <w:rFonts w:ascii="Times New Roman" w:hAnsi="Times New Roman"/>
           <w:szCs w:val="26"/>
         </w:rPr>
-        <w:t>hiệu</w:t>
-      </w:r>
-      <w:proofErr w:type="spellEnd"/>
-      <w:r>
-        <w:rPr>
-          <w:rFonts w:ascii="Times New Roman" w:hAnsi="Times New Roman"/>
-          <w:szCs w:val="26"/>
-        </w:rPr>
-        <w:t xml:space="preserve"> </w:t>
-      </w:r>
-      <w:proofErr w:type="spellStart"/>
-      <w:r>
-        <w:rPr>
-          <w:rFonts w:ascii="Times New Roman" w:hAnsi="Times New Roman"/>
-          <w:szCs w:val="26"/>
-        </w:rPr>
-        <w:t>lực</w:t>
-      </w:r>
-      <w:proofErr w:type="spellEnd"/>
-      <w:r>
-        <w:rPr>
-          <w:rFonts w:ascii="Times New Roman" w:hAnsi="Times New Roman"/>
-          <w:szCs w:val="26"/>
-        </w:rPr>
-        <w:t xml:space="preserve"> </w:t>
-      </w:r>
-      <w:proofErr w:type="spellStart"/>
-      <w:r>
-        <w:rPr>
-          <w:rFonts w:ascii="Times New Roman" w:hAnsi="Times New Roman"/>
-          <w:szCs w:val="26"/>
-        </w:rPr>
-        <w:t>từ</w:t>
-      </w:r>
-      <w:proofErr w:type="spellEnd"/>
-      <w:r>
-        <w:rPr>
-          <w:rFonts w:ascii="Times New Roman" w:hAnsi="Times New Roman"/>
-          <w:szCs w:val="26"/>
-        </w:rPr>
-        <w:t xml:space="preserve"> </w:t>
-      </w:r>
-      <w:proofErr w:type="spellStart"/>
-      <w:r>
-        <w:rPr>
-          <w:rFonts w:ascii="Times New Roman" w:hAnsi="Times New Roman"/>
-          <w:szCs w:val="26"/>
-        </w:rPr>
-        <w:t>ngày</w:t>
-      </w:r>
-      <w:proofErr w:type="spellEnd"/>
-      <w:r>
-        <w:rPr>
-          <w:rFonts w:ascii="Times New Roman" w:hAnsi="Times New Roman"/>
-          <w:szCs w:val="26"/>
-        </w:rPr>
-        <w:t xml:space="preserve"> </w:t>
-      </w:r>
-      <w:proofErr w:type="spellStart"/>
-      <w:r>
-        <w:rPr>
-          <w:rFonts w:ascii="Times New Roman" w:hAnsi="Times New Roman"/>
-          <w:szCs w:val="26"/>
-        </w:rPr>
-        <w:t>ký</w:t>
-      </w:r>
-      <w:proofErr w:type="spellEnd"/>
-      <w:r>
-        <w:rPr>
-          <w:rFonts w:ascii="Times New Roman" w:hAnsi="Times New Roman"/>
-          <w:szCs w:val="26"/>
-        </w:rPr>
-        <w:t xml:space="preserve"> </w:t>
-      </w:r>
-      <w:proofErr w:type="spellStart"/>
-      <w:r>
-        <w:rPr>
-          <w:rFonts w:ascii="Times New Roman" w:hAnsi="Times New Roman"/>
-          <w:szCs w:val="26"/>
-        </w:rPr>
-        <w:t>và</w:t>
-      </w:r>
-      <w:proofErr w:type="spellEnd"/>
-      <w:r>
-        <w:rPr>
-          <w:rFonts w:ascii="Times New Roman" w:hAnsi="Times New Roman"/>
-          <w:szCs w:val="26"/>
-        </w:rPr>
-        <w:t xml:space="preserve"> </w:t>
-      </w:r>
-      <w:proofErr w:type="spellStart"/>
-      <w:r>
-        <w:rPr>
-          <w:rFonts w:ascii="Times New Roman" w:hAnsi="Times New Roman"/>
-          <w:szCs w:val="26"/>
-        </w:rPr>
-        <w:t>là</w:t>
-      </w:r>
-      <w:proofErr w:type="spellEnd"/>
-      <w:r>
-        <w:rPr>
-          <w:rFonts w:ascii="Times New Roman" w:hAnsi="Times New Roman"/>
-          <w:szCs w:val="26"/>
-        </w:rPr>
-        <w:t xml:space="preserve"> </w:t>
-      </w:r>
-      <w:proofErr w:type="spellStart"/>
-      <w:r>
-        <w:rPr>
-          <w:rFonts w:ascii="Times New Roman" w:hAnsi="Times New Roman"/>
-          <w:szCs w:val="26"/>
-        </w:rPr>
-        <w:t>một</w:t>
-      </w:r>
-      <w:proofErr w:type="spellEnd"/>
-      <w:r>
-        <w:rPr>
-          <w:rFonts w:ascii="Times New Roman" w:hAnsi="Times New Roman"/>
-          <w:szCs w:val="26"/>
-        </w:rPr>
-        <w:t xml:space="preserve"> </w:t>
-      </w:r>
-      <w:proofErr w:type="spellStart"/>
-      <w:r>
-        <w:rPr>
-          <w:rFonts w:ascii="Times New Roman" w:hAnsi="Times New Roman"/>
-          <w:szCs w:val="26"/>
-        </w:rPr>
-        <w:t>phần</w:t>
-      </w:r>
-      <w:proofErr w:type="spellEnd"/>
-      <w:r>
-        <w:rPr>
-          <w:rFonts w:ascii="Times New Roman" w:hAnsi="Times New Roman"/>
-          <w:szCs w:val="26"/>
-        </w:rPr>
-        <w:t xml:space="preserve"> </w:t>
-      </w:r>
-      <w:proofErr w:type="spellStart"/>
-      <w:r>
-        <w:rPr>
-          <w:rFonts w:ascii="Times New Roman" w:hAnsi="Times New Roman"/>
-          <w:szCs w:val="26"/>
-        </w:rPr>
-        <w:t>không</w:t>
-      </w:r>
-      <w:proofErr w:type="spellEnd"/>
-      <w:r>
-        <w:rPr>
-          <w:rFonts w:ascii="Times New Roman" w:hAnsi="Times New Roman"/>
-          <w:szCs w:val="26"/>
-        </w:rPr>
-        <w:t xml:space="preserve"> </w:t>
-      </w:r>
-      <w:proofErr w:type="spellStart"/>
-      <w:r>
-        <w:rPr>
-          <w:rFonts w:ascii="Times New Roman" w:hAnsi="Times New Roman"/>
-          <w:szCs w:val="26"/>
-        </w:rPr>
-        <w:t>thể</w:t>
-      </w:r>
-      <w:proofErr w:type="spellEnd"/>
-      <w:r>
-        <w:rPr>
-          <w:rFonts w:ascii="Times New Roman" w:hAnsi="Times New Roman"/>
-          <w:szCs w:val="26"/>
-        </w:rPr>
-        <w:t xml:space="preserve"> </w:t>
-      </w:r>
-      <w:proofErr w:type="spellStart"/>
-      <w:r>
-        <w:rPr>
-          <w:rFonts w:ascii="Times New Roman" w:hAnsi="Times New Roman"/>
-          <w:szCs w:val="26"/>
-        </w:rPr>
-        <w:t>tách</w:t>
-      </w:r>
-      <w:proofErr w:type="spellEnd"/>
-      <w:r>
-        <w:rPr>
-          <w:rFonts w:ascii="Times New Roman" w:hAnsi="Times New Roman"/>
-          <w:szCs w:val="26"/>
-        </w:rPr>
-        <w:t xml:space="preserve"> </w:t>
-      </w:r>
-      <w:proofErr w:type="spellStart"/>
-      <w:r>
-        <w:rPr>
-          <w:rFonts w:ascii="Times New Roman" w:hAnsi="Times New Roman"/>
-          <w:szCs w:val="26"/>
-        </w:rPr>
-        <w:t>rời</w:t>
-      </w:r>
-      <w:proofErr w:type="spellEnd"/>
-      <w:r>
-        <w:rPr>
-          <w:rFonts w:ascii="Times New Roman" w:hAnsi="Times New Roman"/>
-          <w:szCs w:val="26"/>
-        </w:rPr>
-        <w:t xml:space="preserve"> </w:t>
-      </w:r>
-      <w:proofErr w:type="spellStart"/>
-      <w:r>
-        <w:rPr>
-          <w:rFonts w:ascii="Times New Roman" w:hAnsi="Times New Roman"/>
-          <w:szCs w:val="26"/>
-        </w:rPr>
-        <w:t>của</w:t>
-      </w:r>
-      <w:proofErr w:type="spellEnd"/>
-      <w:r>
-        <w:rPr>
-          <w:rFonts w:ascii="Times New Roman" w:hAnsi="Times New Roman"/>
-          <w:szCs w:val="26"/>
-        </w:rPr>
-        <w:t xml:space="preserve"> </w:t>
-      </w:r>
-      <w:proofErr w:type="spellStart"/>
-      <w:r>
-        <w:rPr>
-          <w:rFonts w:ascii="Times New Roman" w:hAnsi="Times New Roman"/>
-          <w:szCs w:val="26"/>
-        </w:rPr>
-        <w:t>hợp</w:t>
-      </w:r>
-      <w:proofErr w:type="spellEnd"/>
-      <w:r>
-        <w:rPr>
-          <w:rFonts w:ascii="Times New Roman" w:hAnsi="Times New Roman"/>
-          <w:szCs w:val="26"/>
-        </w:rPr>
-        <w:t xml:space="preserve"> </w:t>
-      </w:r>
-      <w:proofErr w:type="spellStart"/>
-      <w:r>
-        <w:rPr>
-          <w:rFonts w:ascii="Times New Roman" w:hAnsi="Times New Roman"/>
-          <w:szCs w:val="26"/>
-        </w:rPr>
-        <w:t>đồng</w:t>
-      </w:r>
-      <w:proofErr w:type="spellEnd"/>
-      <w:r>
-        <w:rPr>
-          <w:rFonts w:ascii="Times New Roman" w:hAnsi="Times New Roman"/>
-          <w:szCs w:val="26"/>
-        </w:rPr>
-        <w:t xml:space="preserve"> </w:t>
-      </w:r>
-      <w:proofErr w:type="spellStart"/>
-      <w:r>
-        <w:rPr>
-          <w:rFonts w:ascii="Times New Roman" w:hAnsi="Times New Roman"/>
-          <w:szCs w:val="26"/>
-        </w:rPr>
-        <w:t>số</w:t>
-      </w:r>
-      <w:proofErr w:type="spellEnd"/>
-      <w:r>
-        <w:rPr>
-          <w:rFonts w:ascii="Times New Roman" w:hAnsi="Times New Roman"/>
-          <w:szCs w:val="26"/>
-        </w:rPr>
-        <w:t xml:space="preserve"> {{CONTRACT_NO}} </w:t>
-      </w:r>
-      <w:proofErr w:type="spellStart"/>
-      <w:r>
-        <w:rPr>
-          <w:rFonts w:ascii="Times New Roman" w:hAnsi="Times New Roman"/>
-          <w:szCs w:val="26"/>
-        </w:rPr>
-        <w:t>ký</w:t>
-      </w:r>
-      <w:proofErr w:type="spellEnd"/>
-      <w:r>
-        <w:rPr>
-          <w:rFonts w:ascii="Times New Roman" w:hAnsi="Times New Roman"/>
-          <w:szCs w:val="26"/>
-        </w:rPr>
-        <w:t xml:space="preserve"> </w:t>
-      </w:r>
-      <w:proofErr w:type="spellStart"/>
-      <w:r>
-        <w:rPr>
-          <w:rFonts w:ascii="Times New Roman" w:hAnsi="Times New Roman"/>
-          <w:szCs w:val="26"/>
-        </w:rPr>
-        <w:t>ngày</w:t>
-      </w:r>
-      <w:proofErr w:type="spellEnd"/>
-      <w:r>
-        <w:rPr>
-          <w:rFonts w:ascii="Times New Roman" w:hAnsi="Times New Roman"/>
-          <w:szCs w:val="26"/>
-        </w:rPr>
-        <w:t xml:space="preserve"> {{CONTRACT_DATE}}.</w:t>
-      </w:r>
-    </w:p>
-    <w:p>
-      <w:pPr>
-        <w:pStyle w:val="ListParagraph"/>
-        <w:numPr>
-          <w:ilvl w:val="0"/>
-          <w:numId w:val="2"/>
-        </w:numPr>
-        <w:spacing w:before="120" w:line="320" w:lineRule="exact"/>
-        <w:jc w:val="both"/>
-        <w:rPr>
-          <w:rFonts w:ascii="Times New Roman" w:hAnsi="Times New Roman"/>
-          <w:szCs w:val="26"/>
-        </w:rPr>
-      </w:pPr>
-      <w:proofErr w:type="spellStart"/>
-      <w:r>
-        <w:rPr>
-          <w:rFonts w:ascii="Times New Roman" w:hAnsi="Times New Roman"/>
-          <w:szCs w:val="26"/>
-        </w:rPr>
-        <w:t>Phụ</w:t>
-      </w:r>
-      <w:proofErr w:type="spellEnd"/>
-      <w:r>
-        <w:rPr>
-          <w:rFonts w:ascii="Times New Roman" w:hAnsi="Times New Roman"/>
-          <w:szCs w:val="26"/>
-        </w:rPr>
-        <w:t xml:space="preserve"> </w:t>
-      </w:r>
-      <w:proofErr w:type="spellStart"/>
-      <w:r>
-        <w:rPr>
-          <w:rFonts w:ascii="Times New Roman" w:hAnsi="Times New Roman"/>
-          <w:szCs w:val="26"/>
-        </w:rPr>
-        <w:t>lục</w:t>
-      </w:r>
-      <w:proofErr w:type="spellEnd"/>
-      <w:r>
-        <w:rPr>
-          <w:rFonts w:ascii="Times New Roman" w:hAnsi="Times New Roman"/>
-          <w:szCs w:val="26"/>
-        </w:rPr>
-        <w:t xml:space="preserve"> </w:t>
-      </w:r>
-      <w:proofErr w:type="spellStart"/>
-      <w:r>
-        <w:rPr>
-          <w:rFonts w:ascii="Times New Roman" w:hAnsi="Times New Roman"/>
-          <w:szCs w:val="26"/>
-        </w:rPr>
-        <w:t>hợp</w:t>
-      </w:r>
-      <w:proofErr w:type="spellEnd"/>
-      <w:r>
-        <w:rPr>
-          <w:rFonts w:ascii="Times New Roman" w:hAnsi="Times New Roman"/>
-          <w:szCs w:val="26"/>
-        </w:rPr>
-        <w:t xml:space="preserve"> </w:t>
-      </w:r>
-      <w:proofErr w:type="spellStart"/>
-      <w:r>
-        <w:rPr>
-          <w:rFonts w:ascii="Times New Roman" w:hAnsi="Times New Roman"/>
-          <w:szCs w:val="26"/>
-        </w:rPr>
-        <w:t>đồng</w:t>
-      </w:r>
-      <w:proofErr w:type="spellEnd"/>
-      <w:r>
-        <w:rPr>
-          <w:rFonts w:ascii="Times New Roman" w:hAnsi="Times New Roman"/>
-          <w:szCs w:val="26"/>
-        </w:rPr>
-        <w:t xml:space="preserve"> </w:t>
-      </w:r>
-      <w:proofErr w:type="spellStart"/>
-      <w:r>
-        <w:rPr>
-          <w:rFonts w:ascii="Times New Roman" w:hAnsi="Times New Roman"/>
-          <w:szCs w:val="26"/>
-        </w:rPr>
-        <w:t>này</w:t>
-      </w:r>
-      <w:proofErr w:type="spellEnd"/>
-      <w:r>
-        <w:rPr>
-          <w:rFonts w:ascii="Times New Roman" w:hAnsi="Times New Roman"/>
-          <w:szCs w:val="26"/>
-        </w:rPr>
-        <w:t xml:space="preserve"> </w:t>
-      </w:r>
-      <w:proofErr w:type="spellStart"/>
-      <w:r>
-        <w:rPr>
-          <w:rFonts w:ascii="Times New Roman" w:hAnsi="Times New Roman"/>
-          <w:szCs w:val="26"/>
-        </w:rPr>
-        <w:t>được</w:t>
-      </w:r>
-      <w:proofErr w:type="spellEnd"/>
-      <w:r>
-        <w:rPr>
-          <w:rFonts w:ascii="Times New Roman" w:hAnsi="Times New Roman"/>
-          <w:szCs w:val="26"/>
-        </w:rPr>
-        <w:t xml:space="preserve"> </w:t>
-      </w:r>
-      <w:proofErr w:type="spellStart"/>
-      <w:r>
-        <w:rPr>
-          <w:rFonts w:ascii="Times New Roman" w:hAnsi="Times New Roman"/>
-          <w:szCs w:val="26"/>
-        </w:rPr>
-        <w:t>lập</w:t>
-      </w:r>
-      <w:proofErr w:type="spellEnd"/>
-      <w:r>
-        <w:rPr>
-          <w:rFonts w:ascii="Times New Roman" w:hAnsi="Times New Roman"/>
-          <w:szCs w:val="26"/>
-        </w:rPr>
-        <w:t xml:space="preserve"> </w:t>
-      </w:r>
-      <w:proofErr w:type="spellStart"/>
-      <w:r>
-        <w:rPr>
-          <w:rFonts w:ascii="Times New Roman" w:hAnsi="Times New Roman"/>
-          <w:szCs w:val="26"/>
-        </w:rPr>
-        <w:t>thành</w:t>
-      </w:r>
-      <w:proofErr w:type="spellEnd"/>
-      <w:r>
-        <w:rPr>
-          <w:rFonts w:ascii="Times New Roman" w:hAnsi="Times New Roman"/>
-          <w:szCs w:val="26"/>
-        </w:rPr>
-        <w:t xml:space="preserve"> 05 </w:t>
-      </w:r>
-      <w:proofErr w:type="spellStart"/>
-      <w:r>
-        <w:rPr>
-          <w:rFonts w:ascii="Times New Roman" w:hAnsi="Times New Roman"/>
-          <w:szCs w:val="26"/>
-        </w:rPr>
-        <w:t>bản</w:t>
-      </w:r>
-      <w:proofErr w:type="spellEnd"/>
-      <w:r>
-        <w:rPr>
-          <w:rFonts w:ascii="Times New Roman" w:hAnsi="Times New Roman"/>
-          <w:szCs w:val="26"/>
-        </w:rPr>
-        <w:t xml:space="preserve"> (</w:t>
-      </w:r>
-      <w:proofErr w:type="spellStart"/>
-      <w:r>
-        <w:rPr>
-          <w:rFonts w:ascii="Times New Roman" w:hAnsi="Times New Roman"/>
-          <w:szCs w:val="26"/>
-        </w:rPr>
-        <w:t>năm</w:t>
-      </w:r>
-      <w:proofErr w:type="spellEnd"/>
-      <w:r>
-        <w:rPr>
-          <w:rFonts w:ascii="Times New Roman" w:hAnsi="Times New Roman"/>
-          <w:szCs w:val="26"/>
-        </w:rPr>
-        <w:t xml:space="preserve"> </w:t>
-      </w:r>
-      <w:proofErr w:type="spellStart"/>
-      <w:r>
-        <w:rPr>
-          <w:rFonts w:ascii="Times New Roman" w:hAnsi="Times New Roman"/>
-          <w:szCs w:val="26"/>
-        </w:rPr>
-        <w:t>bản</w:t>
-      </w:r>
-      <w:proofErr w:type="spellEnd"/>
-      <w:r>
-        <w:rPr>
-          <w:rFonts w:ascii="Times New Roman" w:hAnsi="Times New Roman"/>
-          <w:szCs w:val="26"/>
-        </w:rPr>
-        <w:t xml:space="preserve">), </w:t>
-      </w:r>
-      <w:proofErr w:type="spellStart"/>
-      <w:r>
-        <w:rPr>
-          <w:rFonts w:ascii="Times New Roman" w:hAnsi="Times New Roman"/>
-          <w:szCs w:val="26"/>
-        </w:rPr>
-        <w:t>bên</w:t>
-      </w:r>
-      <w:proofErr w:type="spellEnd"/>
-      <w:r>
-        <w:rPr>
-          <w:rFonts w:ascii="Times New Roman" w:hAnsi="Times New Roman"/>
-          <w:szCs w:val="26"/>
-        </w:rPr>
-        <w:t xml:space="preserve"> A </w:t>
-      </w:r>
-      <w:proofErr w:type="spellStart"/>
-      <w:r>
-        <w:rPr>
-          <w:rFonts w:ascii="Times New Roman" w:hAnsi="Times New Roman"/>
-          <w:szCs w:val="26"/>
-        </w:rPr>
-        <w:t>giữ</w:t>
-      </w:r>
-      <w:proofErr w:type="spellEnd"/>
-      <w:r>
-        <w:rPr>
-          <w:rFonts w:ascii="Times New Roman" w:hAnsi="Times New Roman"/>
-          <w:szCs w:val="26"/>
-        </w:rPr>
-        <w:t xml:space="preserve"> 02 </w:t>
-      </w:r>
-      <w:proofErr w:type="spellStart"/>
-      <w:r>
-        <w:rPr>
-          <w:rFonts w:ascii="Times New Roman" w:hAnsi="Times New Roman"/>
-          <w:szCs w:val="26"/>
-        </w:rPr>
-        <w:t>bản</w:t>
-      </w:r>
-      <w:proofErr w:type="spellEnd"/>
-      <w:r>
-        <w:rPr>
-          <w:rFonts w:ascii="Times New Roman" w:hAnsi="Times New Roman"/>
-          <w:szCs w:val="26"/>
-        </w:rPr>
-        <w:t xml:space="preserve">, </w:t>
-      </w:r>
-      <w:proofErr w:type="spellStart"/>
-      <w:r>
-        <w:rPr>
-          <w:rFonts w:ascii="Times New Roman" w:hAnsi="Times New Roman"/>
-          <w:szCs w:val="26"/>
-        </w:rPr>
-        <w:t>bên</w:t>
-      </w:r>
-      <w:proofErr w:type="spellEnd"/>
-      <w:r>
-        <w:rPr>
-          <w:rFonts w:ascii="Times New Roman" w:hAnsi="Times New Roman"/>
-          <w:szCs w:val="26"/>
-        </w:rPr>
-        <w:t xml:space="preserve"> B </w:t>
-      </w:r>
-      <w:proofErr w:type="spellStart"/>
-      <w:r>
-        <w:rPr>
-          <w:rFonts w:ascii="Times New Roman" w:hAnsi="Times New Roman"/>
-          <w:szCs w:val="26"/>
-        </w:rPr>
-        <w:t>giữ</w:t>
-      </w:r>
-      <w:proofErr w:type="spellEnd"/>
-      <w:r>
-        <w:rPr>
-          <w:rFonts w:ascii="Times New Roman" w:hAnsi="Times New Roman"/>
-          <w:szCs w:val="26"/>
-        </w:rPr>
-        <w:t xml:space="preserve"> 03 </w:t>
-      </w:r>
-      <w:proofErr w:type="spellStart"/>
-      <w:r>
-        <w:rPr>
-          <w:rFonts w:ascii="Times New Roman" w:hAnsi="Times New Roman"/>
-          <w:szCs w:val="26"/>
-        </w:rPr>
-        <w:t>bản</w:t>
-      </w:r>
-      <w:proofErr w:type="spellEnd"/>
-      <w:r>
-        <w:rPr>
-          <w:rFonts w:ascii="Times New Roman" w:hAnsi="Times New Roman"/>
-          <w:szCs w:val="26"/>
-        </w:rPr>
-        <w:t xml:space="preserve"> </w:t>
-      </w:r>
-      <w:proofErr w:type="spellStart"/>
-      <w:r>
-        <w:rPr>
-          <w:rFonts w:ascii="Times New Roman" w:hAnsi="Times New Roman"/>
-          <w:szCs w:val="26"/>
-        </w:rPr>
-        <w:t>và</w:t>
-      </w:r>
-      <w:proofErr w:type="spellEnd"/>
-      <w:r>
-        <w:rPr>
-          <w:rFonts w:ascii="Times New Roman" w:hAnsi="Times New Roman"/>
-          <w:szCs w:val="26"/>
-        </w:rPr>
-        <w:t xml:space="preserve"> </w:t>
-      </w:r>
-      <w:proofErr w:type="spellStart"/>
-      <w:r>
-        <w:rPr>
-          <w:rFonts w:ascii="Times New Roman" w:hAnsi="Times New Roman"/>
-          <w:szCs w:val="26"/>
-        </w:rPr>
-        <w:t>có</w:t>
-      </w:r>
-      <w:proofErr w:type="spellEnd"/>
-      <w:r>
-        <w:rPr>
-          <w:rFonts w:ascii="Times New Roman" w:hAnsi="Times New Roman"/>
-          <w:szCs w:val="26"/>
-        </w:rPr>
-        <w:t xml:space="preserve"> </w:t>
-      </w:r>
-      <w:proofErr w:type="spellStart"/>
-      <w:r>
-        <w:rPr>
-          <w:rFonts w:ascii="Times New Roman" w:hAnsi="Times New Roman"/>
-          <w:szCs w:val="26"/>
-        </w:rPr>
         <w:t>giá</w:t>
       </w:r>
       <w:proofErr w:type="spellEnd"/>
@@ -11161,17 +10725,6 @@
         </w:rPr>
         <w:t>.</w:t>
       </w:r>
-    </w:p>
-    <w:p>
-      <w:pPr>
-        <w:pStyle w:val="ListParagraph"/>
-        <w:spacing w:before="120" w:line="320" w:lineRule="exact"/>
-        <w:jc w:val="both"/>
-        <w:rPr>
-          <w:rFonts w:ascii="Times New Roman" w:hAnsi="Times New Roman"/>
-          <w:szCs w:val="26"/>
-        </w:rPr>
-      </w:pPr>
     </w:p>
     <w:tbl>
       <w:tblPr>
@@ -11226,7 +10779,7 @@
                 <w:rFonts w:ascii="Times New Roman" w:hAnsi="Times New Roman"/>
                 <w:szCs w:val="26"/>
               </w:rPr>
-              <w:t xml:space="preserve">                 </w:t>
+              <w:t xml:space="preserve">             </w:t>
             </w:r>
           </w:p>
           <w:p>
@@ -11460,10 +11013,11 @@
     </w:tbl>
     <w:p>
       <w:pPr>
-        <w:rPr>
-          <w:rFonts w:ascii="Times New Roman" w:hAnsi="Times New Roman"/>
-        </w:rPr>
-      </w:pPr>
+        <w:spacing w:before="0" w:after="0"/>
+      </w:pPr>
+      <w:r>
+        <w:t>{/IS_TRONG_KHUNG}</w:t>
+      </w:r>
     </w:p>
     <w:sectPr>
       <w:pgSz w:w="11906" w:h="16838"/>
@@ -11489,7 +11043,7 @@
         <w:ind w:left="720" w:hanging="360"/>
       </w:pPr>
       <w:rPr>
-        <w:rFonts w:ascii="Times New Roman" w:eastAsia="Calibri" w:hAnsi="Times New Roman" w:cs="Times New Roman" w:hint="default"/>
+        <w:rFonts w:hint="default" w:ascii="Times New Roman" w:hAnsi="Times New Roman" w:eastAsia="Calibri" w:cs="Times New Roman"/>
       </w:rPr>
     </w:lvl>
     <w:lvl w:ilvl="1" w:tplc="04090003" w:tentative="1">
@@ -11501,7 +11055,7 @@
         <w:ind w:left="1440" w:hanging="360"/>
       </w:pPr>
       <w:rPr>
-        <w:rFonts w:ascii="Courier New" w:hAnsi="Courier New" w:cs="Courier New" w:hint="default"/>
+        <w:rFonts w:hint="default" w:ascii="Courier New" w:hAnsi="Courier New" w:cs="Courier New"/>
       </w:rPr>
     </w:lvl>
     <w:lvl w:ilvl="2" w:tplc="04090005" w:tentative="1">
@@ -11513,7 +11067,7 @@
         <w:ind w:left="2160" w:hanging="360"/>
       </w:pPr>
       <w:rPr>
-        <w:rFonts w:ascii="Wingdings" w:hAnsi="Wingdings" w:hint="default"/>
+        <w:rFonts w:hint="default" w:ascii="Wingdings" w:hAnsi="Wingdings"/>
       </w:rPr>
     </w:lvl>
     <w:lvl w:ilvl="3" w:tplc="04090001" w:tentative="1">
@@ -11525,7 +11079,7 @@
         <w:ind w:left="2880" w:hanging="360"/>
       </w:pPr>
       <w:rPr>
-        <w:rFonts w:ascii="Symbol" w:hAnsi="Symbol" w:hint="default"/>
+        <w:rFonts w:hint="default" w:ascii="Symbol" w:hAnsi="Symbol"/>
       </w:rPr>
     </w:lvl>
     <w:lvl w:ilvl="4" w:tplc="04090003" w:tentative="1">
@@ -11537,7 +11091,7 @@
         <w:ind w:left="3600" w:hanging="360"/>
       </w:pPr>
       <w:rPr>
-        <w:rFonts w:ascii="Courier New" w:hAnsi="Courier New" w:cs="Courier New" w:hint="default"/>
+        <w:rFonts w:hint="default" w:ascii="Courier New" w:hAnsi="Courier New" w:cs="Courier New"/>
       </w:rPr>
     </w:lvl>
     <w:lvl w:ilvl="5" w:tplc="04090005" w:tentative="1">
@@ -11549,7 +11103,7 @@
         <w:ind w:left="4320" w:hanging="360"/>
       </w:pPr>
       <w:rPr>
-        <w:rFonts w:ascii="Wingdings" w:hAnsi="Wingdings" w:hint="default"/>
+        <w:rFonts w:hint="default" w:ascii="Wingdings" w:hAnsi="Wingdings"/>
       </w:rPr>
     </w:lvl>
     <w:lvl w:ilvl="6" w:tplc="04090001" w:tentative="1">
@@ -11561,7 +11115,7 @@
         <w:ind w:left="5040" w:hanging="360"/>
       </w:pPr>
       <w:rPr>
-        <w:rFonts w:ascii="Symbol" w:hAnsi="Symbol" w:hint="default"/>
+        <w:rFonts w:hint="default" w:ascii="Symbol" w:hAnsi="Symbol"/>
       </w:rPr>
     </w:lvl>
     <w:lvl w:ilvl="7" w:tplc="04090003" w:tentative="1">
@@ -11573,7 +11127,7 @@
         <w:ind w:left="5760" w:hanging="360"/>
       </w:pPr>
       <w:rPr>
-        <w:rFonts w:ascii="Courier New" w:hAnsi="Courier New" w:cs="Courier New" w:hint="default"/>
+        <w:rFonts w:hint="default" w:ascii="Courier New" w:hAnsi="Courier New" w:cs="Courier New"/>
       </w:rPr>
     </w:lvl>
     <w:lvl w:ilvl="8" w:tplc="04090005" w:tentative="1">
@@ -11585,7 +11139,7 @@
         <w:ind w:left="6480" w:hanging="360"/>
       </w:pPr>
       <w:rPr>
-        <w:rFonts w:ascii="Wingdings" w:hAnsi="Wingdings" w:hint="default"/>
+        <w:rFonts w:hint="default" w:ascii="Wingdings" w:hAnsi="Wingdings"/>
       </w:rPr>
     </w:lvl>
   </w:abstractNum>
@@ -11601,7 +11155,7 @@
         <w:ind w:left="720" w:hanging="360"/>
       </w:pPr>
       <w:rPr>
-        <w:rFonts w:ascii="Times New Roman" w:eastAsia="Calibri" w:hAnsi="Times New Roman" w:cs="Times New Roman" w:hint="default"/>
+        <w:rFonts w:hint="default" w:ascii="Times New Roman" w:hAnsi="Times New Roman" w:eastAsia="Calibri" w:cs="Times New Roman"/>
       </w:rPr>
     </w:lvl>
     <w:lvl w:ilvl="1" w:tplc="04090003" w:tentative="1">
@@ -11613,7 +11167,7 @@
         <w:ind w:left="1440" w:hanging="360"/>
       </w:pPr>
       <w:rPr>
-        <w:rFonts w:ascii="Courier New" w:hAnsi="Courier New" w:cs="Courier New" w:hint="default"/>
+        <w:rFonts w:hint="default" w:ascii="Courier New" w:hAnsi="Courier New" w:cs="Courier New"/>
       </w:rPr>
     </w:lvl>
     <w:lvl w:ilvl="2" w:tplc="04090005" w:tentative="1">
@@ -11625,7 +11179,7 @@
         <w:ind w:left="2160" w:hanging="360"/>
       </w:pPr>
       <w:rPr>
-        <w:rFonts w:ascii="Wingdings" w:hAnsi="Wingdings" w:hint="default"/>
+        <w:rFonts w:hint="default" w:ascii="Wingdings" w:hAnsi="Wingdings"/>
       </w:rPr>
     </w:lvl>
     <w:lvl w:ilvl="3" w:tplc="04090001" w:tentative="1">
@@ -11637,7 +11191,7 @@
         <w:ind w:left="2880" w:hanging="360"/>
       </w:pPr>
       <w:rPr>
-        <w:rFonts w:ascii="Symbol" w:hAnsi="Symbol" w:hint="default"/>
+        <w:rFonts w:hint="default" w:ascii="Symbol" w:hAnsi="Symbol"/>
       </w:rPr>
     </w:lvl>
     <w:lvl w:ilvl="4" w:tplc="04090003" w:tentative="1">
@@ -11649,7 +11203,7 @@
         <w:ind w:left="3600" w:hanging="360"/>
       </w:pPr>
       <w:rPr>
-        <w:rFonts w:ascii="Courier New" w:hAnsi="Courier New" w:cs="Courier New" w:hint="default"/>
+        <w:rFonts w:hint="default" w:ascii="Courier New" w:hAnsi="Courier New" w:cs="Courier New"/>
       </w:rPr>
     </w:lvl>
     <w:lvl w:ilvl="5" w:tplc="04090005" w:tentative="1">
@@ -11661,7 +11215,7 @@
         <w:ind w:left="4320" w:hanging="360"/>
       </w:pPr>
       <w:rPr>
-        <w:rFonts w:ascii="Wingdings" w:hAnsi="Wingdings" w:hint="default"/>
+        <w:rFonts w:hint="default" w:ascii="Wingdings" w:hAnsi="Wingdings"/>
       </w:rPr>
     </w:lvl>
     <w:lvl w:ilvl="6" w:tplc="04090001" w:tentative="1">
@@ -11673,7 +11227,7 @@
         <w:ind w:left="5040" w:hanging="360"/>
       </w:pPr>
       <w:rPr>
-        <w:rFonts w:ascii="Symbol" w:hAnsi="Symbol" w:hint="default"/>
+        <w:rFonts w:hint="default" w:ascii="Symbol" w:hAnsi="Symbol"/>
       </w:rPr>
     </w:lvl>
     <w:lvl w:ilvl="7" w:tplc="04090003" w:tentative="1">
@@ -11685,7 +11239,7 @@
         <w:ind w:left="5760" w:hanging="360"/>
       </w:pPr>
       <w:rPr>
-        <w:rFonts w:ascii="Courier New" w:hAnsi="Courier New" w:cs="Courier New" w:hint="default"/>
+        <w:rFonts w:hint="default" w:ascii="Courier New" w:hAnsi="Courier New" w:cs="Courier New"/>
       </w:rPr>
     </w:lvl>
     <w:lvl w:ilvl="8" w:tplc="04090005" w:tentative="1">
@@ -11697,7 +11251,7 @@
         <w:ind w:left="6480" w:hanging="360"/>
       </w:pPr>
       <w:rPr>
-        <w:rFonts w:ascii="Wingdings" w:hAnsi="Wingdings" w:hint="default"/>
+        <w:rFonts w:hint="default" w:ascii="Wingdings" w:hAnsi="Wingdings"/>
       </w:rPr>
     </w:lvl>
   </w:abstractNum>
@@ -11713,7 +11267,7 @@
         <w:ind w:left="720" w:hanging="360"/>
       </w:pPr>
       <w:rPr>
-        <w:rFonts w:ascii="Times New Roman" w:eastAsia="Calibri" w:hAnsi="Times New Roman" w:cs="Times New Roman" w:hint="default"/>
+        <w:rFonts w:hint="default" w:ascii="Times New Roman" w:hAnsi="Times New Roman" w:eastAsia="Calibri" w:cs="Times New Roman"/>
       </w:rPr>
     </w:lvl>
     <w:lvl w:ilvl="1" w:tplc="04090003" w:tentative="1">
@@ -11725,7 +11279,7 @@
         <w:ind w:left="1440" w:hanging="360"/>
       </w:pPr>
       <w:rPr>
-        <w:rFonts w:ascii="Courier New" w:hAnsi="Courier New" w:cs="Courier New" w:hint="default"/>
+        <w:rFonts w:hint="default" w:ascii="Courier New" w:hAnsi="Courier New" w:cs="Courier New"/>
       </w:rPr>
     </w:lvl>
     <w:lvl w:ilvl="2" w:tplc="04090005" w:tentative="1">
@@ -11737,7 +11291,7 @@
         <w:ind w:left="2160" w:hanging="360"/>
       </w:pPr>
       <w:rPr>
-        <w:rFonts w:ascii="Wingdings" w:hAnsi="Wingdings" w:hint="default"/>
+        <w:rFonts w:hint="default" w:ascii="Wingdings" w:hAnsi="Wingdings"/>
       </w:rPr>
     </w:lvl>
     <w:lvl w:ilvl="3" w:tplc="04090001" w:tentative="1">
@@ -11749,7 +11303,7 @@
         <w:ind w:left="2880" w:hanging="360"/>
       </w:pPr>
       <w:rPr>
-        <w:rFonts w:ascii="Symbol" w:hAnsi="Symbol" w:hint="default"/>
+        <w:rFonts w:hint="default" w:ascii="Symbol" w:hAnsi="Symbol"/>
       </w:rPr>
     </w:lvl>
     <w:lvl w:ilvl="4" w:tplc="04090003" w:tentative="1">
@@ -11761,7 +11315,7 @@
         <w:ind w:left="3600" w:hanging="360"/>
       </w:pPr>
       <w:rPr>
-        <w:rFonts w:ascii="Courier New" w:hAnsi="Courier New" w:cs="Courier New" w:hint="default"/>
+        <w:rFonts w:hint="default" w:ascii="Courier New" w:hAnsi="Courier New" w:cs="Courier New"/>
       </w:rPr>
     </w:lvl>
     <w:lvl w:ilvl="5" w:tplc="04090005" w:tentative="1">
@@ -11773,7 +11327,7 @@
         <w:ind w:left="4320" w:hanging="360"/>
       </w:pPr>
       <w:rPr>
-        <w:rFonts w:ascii="Wingdings" w:hAnsi="Wingdings" w:hint="default"/>
+        <w:rFonts w:hint="default" w:ascii="Wingdings" w:hAnsi="Wingdings"/>
       </w:rPr>
     </w:lvl>
     <w:lvl w:ilvl="6" w:tplc="04090001" w:tentative="1">
@@ -11785,7 +11339,7 @@
         <w:ind w:left="5040" w:hanging="360"/>
       </w:pPr>
       <w:rPr>
-        <w:rFonts w:ascii="Symbol" w:hAnsi="Symbol" w:hint="default"/>
+        <w:rFonts w:hint="default" w:ascii="Symbol" w:hAnsi="Symbol"/>
       </w:rPr>
     </w:lvl>
     <w:lvl w:ilvl="7" w:tplc="04090003" w:tentative="1">
@@ -11797,7 +11351,7 @@
         <w:ind w:left="5760" w:hanging="360"/>
       </w:pPr>
       <w:rPr>
-        <w:rFonts w:ascii="Courier New" w:hAnsi="Courier New" w:cs="Courier New" w:hint="default"/>
+        <w:rFonts w:hint="default" w:ascii="Courier New" w:hAnsi="Courier New" w:cs="Courier New"/>
       </w:rPr>
     </w:lvl>
     <w:lvl w:ilvl="8" w:tplc="04090005" w:tentative="1">
@@ -11809,7 +11363,7 @@
         <w:ind w:left="6480" w:hanging="360"/>
       </w:pPr>
       <w:rPr>
-        <w:rFonts w:ascii="Wingdings" w:hAnsi="Wingdings" w:hint="default"/>
+        <w:rFonts w:hint="default" w:ascii="Wingdings" w:hAnsi="Wingdings"/>
       </w:rPr>
     </w:lvl>
   </w:abstractNum>
@@ -11826,7 +11380,7 @@
         <w:ind w:left="720" w:hanging="360"/>
       </w:pPr>
       <w:rPr>
-        <w:rFonts w:ascii="Symbol" w:hAnsi="Symbol" w:hint="default"/>
+        <w:rFonts w:hint="default" w:ascii="Symbol" w:hAnsi="Symbol"/>
       </w:rPr>
     </w:lvl>
     <w:lvl w:ilvl="1" w:tplc="042A0003" w:tentative="1">
@@ -11838,7 +11392,7 @@
         <w:ind w:left="1440" w:hanging="360"/>
       </w:pPr>
       <w:rPr>
-        <w:rFonts w:ascii="Courier New" w:hAnsi="Courier New" w:cs="Courier New" w:hint="default"/>
+        <w:rFonts w:hint="default" w:ascii="Courier New" w:hAnsi="Courier New" w:cs="Courier New"/>
       </w:rPr>
     </w:lvl>
     <w:lvl w:ilvl="2" w:tplc="042A0005" w:tentative="1">
@@ -11850,7 +11404,7 @@
         <w:ind w:left="2160" w:hanging="360"/>
       </w:pPr>
       <w:rPr>
-        <w:rFonts w:ascii="Wingdings" w:hAnsi="Wingdings" w:hint="default"/>
+        <w:rFonts w:hint="default" w:ascii="Wingdings" w:hAnsi="Wingdings"/>
       </w:rPr>
     </w:lvl>
     <w:lvl w:ilvl="3" w:tplc="042A0001" w:tentative="1">
@@ -11862,7 +11416,7 @@
         <w:ind w:left="2880" w:hanging="360"/>
       </w:pPr>
       <w:rPr>
-        <w:rFonts w:ascii="Symbol" w:hAnsi="Symbol" w:hint="default"/>
+        <w:rFonts w:hint="default" w:ascii="Symbol" w:hAnsi="Symbol"/>
       </w:rPr>
     </w:lvl>
     <w:lvl w:ilvl="4" w:tplc="042A0003" w:tentative="1">
@@ -11874,7 +11428,7 @@
         <w:ind w:left="3600" w:hanging="360"/>
       </w:pPr>
       <w:rPr>
-        <w:rFonts w:ascii="Courier New" w:hAnsi="Courier New" w:cs="Courier New" w:hint="default"/>
+        <w:rFonts w:hint="default" w:ascii="Courier New" w:hAnsi="Courier New" w:cs="Courier New"/>
       </w:rPr>
     </w:lvl>
     <w:lvl w:ilvl="5" w:tplc="042A0005" w:tentative="1">
@@ -11886,7 +11440,7 @@
         <w:ind w:left="4320" w:hanging="360"/>
       </w:pPr>
       <w:rPr>
-        <w:rFonts w:ascii="Wingdings" w:hAnsi="Wingdings" w:hint="default"/>
+        <w:rFonts w:hint="default" w:ascii="Wingdings" w:hAnsi="Wingdings"/>
       </w:rPr>
     </w:lvl>
     <w:lvl w:ilvl="6" w:tplc="042A0001" w:tentative="1">
@@ -11898,7 +11452,7 @@
         <w:ind w:left="5040" w:hanging="360"/>
       </w:pPr>
       <w:rPr>
-        <w:rFonts w:ascii="Symbol" w:hAnsi="Symbol" w:hint="default"/>
+        <w:rFonts w:hint="default" w:ascii="Symbol" w:hAnsi="Symbol"/>
       </w:rPr>
     </w:lvl>
     <w:lvl w:ilvl="7" w:tplc="042A0003" w:tentative="1">
@@ -11910,7 +11464,7 @@
         <w:ind w:left="5760" w:hanging="360"/>
       </w:pPr>
       <w:rPr>
-        <w:rFonts w:ascii="Courier New" w:hAnsi="Courier New" w:cs="Courier New" w:hint="default"/>
+        <w:rFonts w:hint="default" w:ascii="Courier New" w:hAnsi="Courier New" w:cs="Courier New"/>
       </w:rPr>
     </w:lvl>
     <w:lvl w:ilvl="8" w:tplc="042A0005" w:tentative="1">
@@ -11922,7 +11476,7 @@
         <w:ind w:left="6480" w:hanging="360"/>
       </w:pPr>
       <w:rPr>
-        <w:rFonts w:ascii="Wingdings" w:hAnsi="Wingdings" w:hint="default"/>
+        <w:rFonts w:hint="default" w:ascii="Wingdings" w:hAnsi="Wingdings"/>
       </w:rPr>
     </w:lvl>
   </w:abstractNum>
@@ -11939,7 +11493,7 @@
         <w:ind w:left="1440" w:hanging="360"/>
       </w:pPr>
       <w:rPr>
-        <w:rFonts w:ascii="Symbol" w:hAnsi="Symbol" w:hint="default"/>
+        <w:rFonts w:hint="default" w:ascii="Symbol" w:hAnsi="Symbol"/>
       </w:rPr>
     </w:lvl>
     <w:lvl w:ilvl="1" w:tplc="04090003" w:tentative="1">
@@ -11951,7 +11505,7 @@
         <w:ind w:left="2160" w:hanging="360"/>
       </w:pPr>
       <w:rPr>
-        <w:rFonts w:ascii="Courier New" w:hAnsi="Courier New" w:cs="Courier New" w:hint="default"/>
+        <w:rFonts w:hint="default" w:ascii="Courier New" w:hAnsi="Courier New" w:cs="Courier New"/>
       </w:rPr>
     </w:lvl>
     <w:lvl w:ilvl="2" w:tplc="04090005" w:tentative="1">
@@ -11963,7 +11517,7 @@
         <w:ind w:left="2880" w:hanging="360"/>
       </w:pPr>
       <w:rPr>
-        <w:rFonts w:ascii="Wingdings" w:hAnsi="Wingdings" w:hint="default"/>
+        <w:rFonts w:hint="default" w:ascii="Wingdings" w:hAnsi="Wingdings"/>
       </w:rPr>
     </w:lvl>
     <w:lvl w:ilvl="3" w:tplc="04090001" w:tentative="1">
@@ -11975,7 +11529,7 @@
         <w:ind w:left="3600" w:hanging="360"/>
       </w:pPr>
       <w:rPr>
-        <w:rFonts w:ascii="Symbol" w:hAnsi="Symbol" w:hint="default"/>
+        <w:rFonts w:hint="default" w:ascii="Symbol" w:hAnsi="Symbol"/>
       </w:rPr>
     </w:lvl>
     <w:lvl w:ilvl="4" w:tplc="04090003" w:tentative="1">
@@ -11987,7 +11541,7 @@
         <w:ind w:left="4320" w:hanging="360"/>
       </w:pPr>
       <w:rPr>
-        <w:rFonts w:ascii="Courier New" w:hAnsi="Courier New" w:cs="Courier New" w:hint="default"/>
+        <w:rFonts w:hint="default" w:ascii="Courier New" w:hAnsi="Courier New" w:cs="Courier New"/>
       </w:rPr>
     </w:lvl>
     <w:lvl w:ilvl="5" w:tplc="04090005" w:tentative="1">
@@ -11999,7 +11553,7 @@
         <w:ind w:left="5040" w:hanging="360"/>
       </w:pPr>
       <w:rPr>
-        <w:rFonts w:ascii="Wingdings" w:hAnsi="Wingdings" w:hint="default"/>
+        <w:rFonts w:hint="default" w:ascii="Wingdings" w:hAnsi="Wingdings"/>
       </w:rPr>
     </w:lvl>
     <w:lvl w:ilvl="6" w:tplc="04090001" w:tentative="1">
@@ -12011,7 +11565,7 @@
         <w:ind w:left="5760" w:hanging="360"/>
       </w:pPr>
       <w:rPr>
-        <w:rFonts w:ascii="Symbol" w:hAnsi="Symbol" w:hint="default"/>
+        <w:rFonts w:hint="default" w:ascii="Symbol" w:hAnsi="Symbol"/>
       </w:rPr>
     </w:lvl>
     <w:lvl w:ilvl="7" w:tplc="04090003" w:tentative="1">
@@ -12023,7 +11577,7 @@
         <w:ind w:left="6480" w:hanging="360"/>
       </w:pPr>
       <w:rPr>
-        <w:rFonts w:ascii="Courier New" w:hAnsi="Courier New" w:cs="Courier New" w:hint="default"/>
+        <w:rFonts w:hint="default" w:ascii="Courier New" w:hAnsi="Courier New" w:cs="Courier New"/>
       </w:rPr>
     </w:lvl>
     <w:lvl w:ilvl="8" w:tplc="04090005" w:tentative="1">
@@ -12035,7 +11589,7 @@
         <w:ind w:left="7200" w:hanging="360"/>
       </w:pPr>
       <w:rPr>
-        <w:rFonts w:ascii="Wingdings" w:hAnsi="Wingdings" w:hint="default"/>
+        <w:rFonts w:hint="default" w:ascii="Wingdings" w:hAnsi="Wingdings"/>
       </w:rPr>
     </w:lvl>
   </w:abstractNum>
@@ -12051,7 +11605,7 @@
         <w:ind w:left="720" w:hanging="360"/>
       </w:pPr>
       <w:rPr>
-        <w:rFonts w:ascii="Times New Roman" w:eastAsia="Calibri" w:hAnsi="Times New Roman" w:cs="Times New Roman" w:hint="default"/>
+        <w:rFonts w:hint="default" w:ascii="Times New Roman" w:hAnsi="Times New Roman" w:eastAsia="Calibri" w:cs="Times New Roman"/>
       </w:rPr>
     </w:lvl>
     <w:lvl w:ilvl="1" w:tplc="04090003" w:tentative="1">
@@ -12063,7 +11617,7 @@
         <w:ind w:left="1440" w:hanging="360"/>
       </w:pPr>
       <w:rPr>
-        <w:rFonts w:ascii="Courier New" w:hAnsi="Courier New" w:cs="Courier New" w:hint="default"/>
+        <w:rFonts w:hint="default" w:ascii="Courier New" w:hAnsi="Courier New" w:cs="Courier New"/>
       </w:rPr>
     </w:lvl>
     <w:lvl w:ilvl="2" w:tplc="04090005" w:tentative="1">
@@ -12075,7 +11629,7 @@
         <w:ind w:left="2160" w:hanging="360"/>
       </w:pPr>
       <w:rPr>
-        <w:rFonts w:ascii="Wingdings" w:hAnsi="Wingdings" w:hint="default"/>
+        <w:rFonts w:hint="default" w:ascii="Wingdings" w:hAnsi="Wingdings"/>
       </w:rPr>
     </w:lvl>
     <w:lvl w:ilvl="3" w:tplc="04090001" w:tentative="1">
@@ -12087,7 +11641,7 @@
         <w:ind w:left="2880" w:hanging="360"/>
       </w:pPr>
       <w:rPr>
-        <w:rFonts w:ascii="Symbol" w:hAnsi="Symbol" w:hint="default"/>
+        <w:rFonts w:hint="default" w:ascii="Symbol" w:hAnsi="Symbol"/>
       </w:rPr>
     </w:lvl>
     <w:lvl w:ilvl="4" w:tplc="04090003" w:tentative="1">
@@ -12099,7 +11653,7 @@
         <w:ind w:left="3600" w:hanging="360"/>
       </w:pPr>
       <w:rPr>
-        <w:rFonts w:ascii="Courier New" w:hAnsi="Courier New" w:cs="Courier New" w:hint="default"/>
+        <w:rFonts w:hint="default" w:ascii="Courier New" w:hAnsi="Courier New" w:cs="Courier New"/>
       </w:rPr>
     </w:lvl>
     <w:lvl w:ilvl="5" w:tplc="04090005" w:tentative="1">
@@ -12111,7 +11665,7 @@
         <w:ind w:left="4320" w:hanging="360"/>
       </w:pPr>
       <w:rPr>
-        <w:rFonts w:ascii="Wingdings" w:hAnsi="Wingdings" w:hint="default"/>
+        <w:rFonts w:hint="default" w:ascii="Wingdings" w:hAnsi="Wingdings"/>
       </w:rPr>
     </w:lvl>
     <w:lvl w:ilvl="6" w:tplc="04090001" w:tentative="1">
@@ -12123,7 +11677,7 @@
         <w:ind w:left="5040" w:hanging="360"/>
       </w:pPr>
       <w:rPr>
-        <w:rFonts w:ascii="Symbol" w:hAnsi="Symbol" w:hint="default"/>
+        <w:rFonts w:hint="default" w:ascii="Symbol" w:hAnsi="Symbol"/>
       </w:rPr>
     </w:lvl>
     <w:lvl w:ilvl="7" w:tplc="04090003" w:tentative="1">
@@ -12135,7 +11689,7 @@
         <w:ind w:left="5760" w:hanging="360"/>
       </w:pPr>
       <w:rPr>
-        <w:rFonts w:ascii="Courier New" w:hAnsi="Courier New" w:cs="Courier New" w:hint="default"/>
+        <w:rFonts w:hint="default" w:ascii="Courier New" w:hAnsi="Courier New" w:cs="Courier New"/>
       </w:rPr>
     </w:lvl>
     <w:lvl w:ilvl="8" w:tplc="04090005" w:tentative="1">
@@ -12147,7 +11701,7 @@
         <w:ind w:left="6480" w:hanging="360"/>
       </w:pPr>
       <w:rPr>
-        <w:rFonts w:ascii="Wingdings" w:hAnsi="Wingdings" w:hint="default"/>
+        <w:rFonts w:hint="default" w:ascii="Wingdings" w:hAnsi="Wingdings"/>
       </w:rPr>
     </w:lvl>
   </w:abstractNum>
@@ -12163,7 +11717,7 @@
         <w:ind w:left="720" w:hanging="360"/>
       </w:pPr>
       <w:rPr>
-        <w:rFonts w:ascii="Times New Roman" w:eastAsia="Times New Roman" w:hAnsi="Times New Roman" w:cs="Times New Roman" w:hint="default"/>
+        <w:rFonts w:hint="default" w:ascii="Times New Roman" w:hAnsi="Times New Roman" w:eastAsia="Times New Roman" w:cs="Times New Roman"/>
       </w:rPr>
     </w:lvl>
     <w:lvl w:ilvl="1" w:tplc="042A0003" w:tentative="1">
@@ -12175,7 +11729,7 @@
         <w:ind w:left="1440" w:hanging="360"/>
       </w:pPr>
       <w:rPr>
-        <w:rFonts w:ascii="Courier New" w:hAnsi="Courier New" w:cs="Courier New" w:hint="default"/>
+        <w:rFonts w:hint="default" w:ascii="Courier New" w:hAnsi="Courier New" w:cs="Courier New"/>
       </w:rPr>
     </w:lvl>
     <w:lvl w:ilvl="2" w:tplc="042A0005" w:tentative="1">
@@ -12187,7 +11741,7 @@
         <w:ind w:left="2160" w:hanging="360"/>
       </w:pPr>
       <w:rPr>
-        <w:rFonts w:ascii="Wingdings" w:hAnsi="Wingdings" w:hint="default"/>
+        <w:rFonts w:hint="default" w:ascii="Wingdings" w:hAnsi="Wingdings"/>
       </w:rPr>
     </w:lvl>
     <w:lvl w:ilvl="3" w:tplc="042A0001" w:tentative="1">
@@ -12199,7 +11753,7 @@
         <w:ind w:left="2880" w:hanging="360"/>
       </w:pPr>
       <w:rPr>
-        <w:rFonts w:ascii="Symbol" w:hAnsi="Symbol" w:hint="default"/>
+        <w:rFonts w:hint="default" w:ascii="Symbol" w:hAnsi="Symbol"/>
       </w:rPr>
     </w:lvl>
     <w:lvl w:ilvl="4" w:tplc="042A0003">
@@ -12211,7 +11765,7 @@
         <w:ind w:left="3600" w:hanging="360"/>
       </w:pPr>
       <w:rPr>
-        <w:rFonts w:ascii="Courier New" w:hAnsi="Courier New" w:cs="Courier New" w:hint="default"/>
+        <w:rFonts w:hint="default" w:ascii="Courier New" w:hAnsi="Courier New" w:cs="Courier New"/>
       </w:rPr>
     </w:lvl>
     <w:lvl w:ilvl="5" w:tplc="042A0005" w:tentative="1">
@@ -12223,7 +11777,7 @@
         <w:ind w:left="4320" w:hanging="360"/>
       </w:pPr>
       <w:rPr>
-        <w:rFonts w:ascii="Wingdings" w:hAnsi="Wingdings" w:hint="default"/>
+        <w:rFonts w:hint="default" w:ascii="Wingdings" w:hAnsi="Wingdings"/>
       </w:rPr>
     </w:lvl>
     <w:lvl w:ilvl="6" w:tplc="042A0001" w:tentative="1">
@@ -12235,7 +11789,7 @@
         <w:ind w:left="5040" w:hanging="360"/>
       </w:pPr>
       <w:rPr>
-        <w:rFonts w:ascii="Symbol" w:hAnsi="Symbol" w:hint="default"/>
+        <w:rFonts w:hint="default" w:ascii="Symbol" w:hAnsi="Symbol"/>
       </w:rPr>
     </w:lvl>
     <w:lvl w:ilvl="7" w:tplc="042A0003" w:tentative="1">
@@ -12247,7 +11801,7 @@
         <w:ind w:left="5760" w:hanging="360"/>
       </w:pPr>
       <w:rPr>
-        <w:rFonts w:ascii="Courier New" w:hAnsi="Courier New" w:cs="Courier New" w:hint="default"/>
+        <w:rFonts w:hint="default" w:ascii="Courier New" w:hAnsi="Courier New" w:cs="Courier New"/>
       </w:rPr>
     </w:lvl>
     <w:lvl w:ilvl="8" w:tplc="042A0005" w:tentative="1">
@@ -12259,7 +11813,7 @@
         <w:ind w:left="6480" w:hanging="360"/>
       </w:pPr>
       <w:rPr>
-        <w:rFonts w:ascii="Wingdings" w:hAnsi="Wingdings" w:hint="default"/>
+        <w:rFonts w:hint="default" w:ascii="Wingdings" w:hAnsi="Wingdings"/>
       </w:rPr>
     </w:lvl>
   </w:abstractNum>
@@ -12273,7 +11827,7 @@
       <w:lvlText w:val=""/>
       <w:lvlJc w:val="left"/>
       <w:rPr>
-        <w:rFonts w:ascii="Symbol" w:hAnsi="Symbol" w:hint="default"/>
+        <w:rFonts w:hint="default" w:ascii="Symbol" w:hAnsi="Symbol"/>
       </w:rPr>
     </w:lvl>
     <w:lvl w:ilvl="1" w:tplc="04090003" w:tentative="1">
@@ -12285,7 +11839,7 @@
         <w:ind w:left="1440" w:hanging="360"/>
       </w:pPr>
       <w:rPr>
-        <w:rFonts w:ascii="Courier New" w:hAnsi="Courier New" w:cs="Courier New" w:hint="default"/>
+        <w:rFonts w:hint="default" w:ascii="Courier New" w:hAnsi="Courier New" w:cs="Courier New"/>
       </w:rPr>
     </w:lvl>
     <w:lvl w:ilvl="2" w:tplc="04090005" w:tentative="1">
@@ -12297,7 +11851,7 @@
         <w:ind w:left="2160" w:hanging="360"/>
       </w:pPr>
       <w:rPr>
-        <w:rFonts w:ascii="Wingdings" w:hAnsi="Wingdings" w:hint="default"/>
+        <w:rFonts w:hint="default" w:ascii="Wingdings" w:hAnsi="Wingdings"/>
       </w:rPr>
     </w:lvl>
     <w:lvl w:ilvl="3" w:tplc="04090001" w:tentative="1">
@@ -12309,7 +11863,7 @@
         <w:ind w:left="2880" w:hanging="360"/>
       </w:pPr>
       <w:rPr>
-        <w:rFonts w:ascii="Symbol" w:hAnsi="Symbol" w:hint="default"/>
+        <w:rFonts w:hint="default" w:ascii="Symbol" w:hAnsi="Symbol"/>
       </w:rPr>
     </w:lvl>
     <w:lvl w:ilvl="4" w:tplc="04090003" w:tentative="1">
@@ -12321,7 +11875,7 @@
         <w:ind w:left="3600" w:hanging="360"/>
       </w:pPr>
       <w:rPr>
-        <w:rFonts w:ascii="Courier New" w:hAnsi="Courier New" w:cs="Courier New" w:hint="default"/>
+        <w:rFonts w:hint="default" w:ascii="Courier New" w:hAnsi="Courier New" w:cs="Courier New"/>
       </w:rPr>
     </w:lvl>
     <w:lvl w:ilvl="5" w:tplc="04090005" w:tentative="1">
@@ -12333,7 +11887,7 @@
         <w:ind w:left="4320" w:hanging="360"/>
       </w:pPr>
       <w:rPr>
-        <w:rFonts w:ascii="Wingdings" w:hAnsi="Wingdings" w:hint="default"/>
+        <w:rFonts w:hint="default" w:ascii="Wingdings" w:hAnsi="Wingdings"/>
       </w:rPr>
     </w:lvl>
     <w:lvl w:ilvl="6" w:tplc="04090001" w:tentative="1">
@@ -12345,7 +11899,7 @@
         <w:ind w:left="5040" w:hanging="360"/>
       </w:pPr>
       <w:rPr>
-        <w:rFonts w:ascii="Symbol" w:hAnsi="Symbol" w:hint="default"/>
+        <w:rFonts w:hint="default" w:ascii="Symbol" w:hAnsi="Symbol"/>
       </w:rPr>
     </w:lvl>
     <w:lvl w:ilvl="7" w:tplc="04090003" w:tentative="1">
@@ -12357,7 +11911,7 @@
         <w:ind w:left="5760" w:hanging="360"/>
       </w:pPr>
       <w:rPr>
-        <w:rFonts w:ascii="Courier New" w:hAnsi="Courier New" w:cs="Courier New" w:hint="default"/>
+        <w:rFonts w:hint="default" w:ascii="Courier New" w:hAnsi="Courier New" w:cs="Courier New"/>
       </w:rPr>
     </w:lvl>
     <w:lvl w:ilvl="8" w:tplc="04090005" w:tentative="1">
@@ -12369,7 +11923,7 @@
         <w:ind w:left="6480" w:hanging="360"/>
       </w:pPr>
       <w:rPr>
-        <w:rFonts w:ascii="Wingdings" w:hAnsi="Wingdings" w:hint="default"/>
+        <w:rFonts w:hint="default" w:ascii="Wingdings" w:hAnsi="Wingdings"/>
       </w:rPr>
     </w:lvl>
   </w:abstractNum>
@@ -12386,7 +11940,7 @@
         <w:ind w:left="720" w:hanging="360"/>
       </w:pPr>
       <w:rPr>
-        <w:rFonts w:ascii="Symbol" w:hAnsi="Symbol" w:hint="default"/>
+        <w:rFonts w:hint="default" w:ascii="Symbol" w:hAnsi="Symbol"/>
       </w:rPr>
     </w:lvl>
     <w:lvl w:ilvl="1" w:tplc="FFFFFFFF" w:tentative="1">
@@ -12474,7 +12028,7 @@
         <w:ind w:left="720" w:hanging="360"/>
       </w:pPr>
       <w:rPr>
-        <w:rFonts w:ascii="Times New Roman" w:eastAsia="Calibri" w:hAnsi="Times New Roman" w:cs="Times New Roman" w:hint="default"/>
+        <w:rFonts w:hint="default" w:ascii="Times New Roman" w:hAnsi="Times New Roman" w:eastAsia="Calibri" w:cs="Times New Roman"/>
       </w:rPr>
     </w:lvl>
     <w:lvl w:ilvl="1" w:tplc="04090003" w:tentative="1">
@@ -12486,7 +12040,7 @@
         <w:ind w:left="1440" w:hanging="360"/>
       </w:pPr>
       <w:rPr>
-        <w:rFonts w:ascii="Courier New" w:hAnsi="Courier New" w:cs="Courier New" w:hint="default"/>
+        <w:rFonts w:hint="default" w:ascii="Courier New" w:hAnsi="Courier New" w:cs="Courier New"/>
       </w:rPr>
     </w:lvl>
     <w:lvl w:ilvl="2" w:tplc="04090005" w:tentative="1">
@@ -12498,7 +12052,7 @@
         <w:ind w:left="2160" w:hanging="360"/>
       </w:pPr>
       <w:rPr>
-        <w:rFonts w:ascii="Wingdings" w:hAnsi="Wingdings" w:hint="default"/>
+        <w:rFonts w:hint="default" w:ascii="Wingdings" w:hAnsi="Wingdings"/>
       </w:rPr>
     </w:lvl>
     <w:lvl w:ilvl="3" w:tplc="04090001" w:tentative="1">
@@ -12510,7 +12064,7 @@
         <w:ind w:left="2880" w:hanging="360"/>
       </w:pPr>
       <w:rPr>
-        <w:rFonts w:ascii="Symbol" w:hAnsi="Symbol" w:hint="default"/>
+        <w:rFonts w:hint="default" w:ascii="Symbol" w:hAnsi="Symbol"/>
       </w:rPr>
     </w:lvl>
     <w:lvl w:ilvl="4" w:tplc="04090003" w:tentative="1">
@@ -12522,7 +12076,7 @@
         <w:ind w:left="3600" w:hanging="360"/>
       </w:pPr>
       <w:rPr>
-        <w:rFonts w:ascii="Courier New" w:hAnsi="Courier New" w:cs="Courier New" w:hint="default"/>
+        <w:rFonts w:hint="default" w:ascii="Courier New" w:hAnsi="Courier New" w:cs="Courier New"/>
       </w:rPr>
     </w:lvl>
     <w:lvl w:ilvl="5" w:tplc="04090005" w:tentative="1">
@@ -12534,7 +12088,7 @@
         <w:ind w:left="4320" w:hanging="360"/>
       </w:pPr>
       <w:rPr>
-        <w:rFonts w:ascii="Wingdings" w:hAnsi="Wingdings" w:hint="default"/>
+        <w:rFonts w:hint="default" w:ascii="Wingdings" w:hAnsi="Wingdings"/>
       </w:rPr>
     </w:lvl>
     <w:lvl w:ilvl="6" w:tplc="04090001" w:tentative="1">
@@ -12546,7 +12100,7 @@
         <w:ind w:left="5040" w:hanging="360"/>
       </w:pPr>
       <w:rPr>
-        <w:rFonts w:ascii="Symbol" w:hAnsi="Symbol" w:hint="default"/>
+        <w:rFonts w:hint="default" w:ascii="Symbol" w:hAnsi="Symbol"/>
       </w:rPr>
     </w:lvl>
     <w:lvl w:ilvl="7" w:tplc="04090003" w:tentative="1">
@@ -12558,7 +12112,7 @@
         <w:ind w:left="5760" w:hanging="360"/>
       </w:pPr>
       <w:rPr>
-        <w:rFonts w:ascii="Courier New" w:hAnsi="Courier New" w:cs="Courier New" w:hint="default"/>
+        <w:rFonts w:hint="default" w:ascii="Courier New" w:hAnsi="Courier New" w:cs="Courier New"/>
       </w:rPr>
     </w:lvl>
     <w:lvl w:ilvl="8" w:tplc="04090005" w:tentative="1">
@@ -12570,7 +12124,7 @@
         <w:ind w:left="6480" w:hanging="360"/>
       </w:pPr>
       <w:rPr>
-        <w:rFonts w:ascii="Wingdings" w:hAnsi="Wingdings" w:hint="default"/>
+        <w:rFonts w:hint="default" w:ascii="Wingdings" w:hAnsi="Wingdings"/>
       </w:rPr>
     </w:lvl>
   </w:abstractNum>
@@ -12701,7 +12255,7 @@
   <w:docDefaults>
     <w:rPrDefault>
       <w:rPr>
-        <w:rFonts w:asciiTheme="minorHAnsi" w:eastAsiaTheme="minorHAnsi" w:hAnsiTheme="minorHAnsi" w:cstheme="minorBidi"/>
+        <w:rFonts w:asciiTheme="minorHAnsi" w:hAnsiTheme="minorHAnsi" w:eastAsiaTheme="minorHAnsi" w:cstheme="minorBidi"/>
         <w:kern w:val="2"/>
         <w:sz w:val="22"/>
         <w:szCs w:val="22"/>
@@ -12718,14 +12272,14 @@
   <w:latentStyles w:defLockedState="0" w:defUIPriority="99" w:defSemiHidden="0" w:defUnhideWhenUsed="0" w:defQFormat="0" w:count="375">
     <w:lsdException w:name="Normal" w:uiPriority="0" w:qFormat="1"/>
     <w:lsdException w:name="heading 1" w:uiPriority="9" w:qFormat="1"/>
-    <w:lsdException w:name="heading 2" w:semiHidden="1" w:uiPriority="9" w:unhideWhenUsed="1" w:qFormat="1"/>
-    <w:lsdException w:name="heading 3" w:semiHidden="1" w:uiPriority="9" w:unhideWhenUsed="1" w:qFormat="1"/>
-    <w:lsdException w:name="heading 4" w:semiHidden="1" w:uiPriority="9" w:unhideWhenUsed="1" w:qFormat="1"/>
-    <w:lsdException w:name="heading 5" w:semiHidden="1" w:uiPriority="9" w:unhideWhenUsed="1" w:qFormat="1"/>
-    <w:lsdException w:name="heading 6" w:semiHidden="1" w:uiPriority="9" w:unhideWhenUsed="1" w:qFormat="1"/>
-    <w:lsdException w:name="heading 7" w:semiHidden="1" w:uiPriority="9" w:unhideWhenUsed="1" w:qFormat="1"/>
-    <w:lsdException w:name="heading 8" w:semiHidden="1" w:uiPriority="9" w:unhideWhenUsed="1" w:qFormat="1"/>
-    <w:lsdException w:name="heading 9" w:semiHidden="1" w:uiPriority="9" w:unhideWhenUsed="1" w:qFormat="1"/>
+    <w:lsdException w:name="heading 2" w:uiPriority="9" w:semiHidden="1" w:unhideWhenUsed="1" w:qFormat="1"/>
+    <w:lsdException w:name="heading 3" w:uiPriority="9" w:semiHidden="1" w:unhideWhenUsed="1" w:qFormat="1"/>
+    <w:lsdException w:name="heading 4" w:uiPriority="9" w:semiHidden="1" w:unhideWhenUsed="1" w:qFormat="1"/>
+    <w:lsdException w:name="heading 5" w:uiPriority="9" w:semiHidden="1" w:unhideWhenUsed="1" w:qFormat="1"/>
+    <w:lsdException w:name="heading 6" w:uiPriority="9" w:semiHidden="1" w:unhideWhenUsed="1" w:qFormat="1"/>
+    <w:lsdException w:name="heading 7" w:uiPriority="9" w:semiHidden="1" w:unhideWhenUsed="1" w:qFormat="1"/>
+    <w:lsdException w:name="heading 8" w:uiPriority="9" w:semiHidden="1" w:unhideWhenUsed="1" w:qFormat="1"/>
+    <w:lsdException w:name="heading 9" w:uiPriority="9" w:semiHidden="1" w:unhideWhenUsed="1" w:qFormat="1"/>
     <w:lsdException w:name="index 1" w:semiHidden="1" w:unhideWhenUsed="1"/>
     <w:lsdException w:name="index 2" w:semiHidden="1" w:unhideWhenUsed="1"/>
     <w:lsdException w:name="index 3" w:semiHidden="1" w:unhideWhenUsed="1"/>
@@ -12735,22 +12289,22 @@
     <w:lsdException w:name="index 7" w:semiHidden="1" w:unhideWhenUsed="1"/>
     <w:lsdException w:name="index 8" w:semiHidden="1" w:unhideWhenUsed="1"/>
     <w:lsdException w:name="index 9" w:semiHidden="1" w:unhideWhenUsed="1"/>
-    <w:lsdException w:name="toc 1" w:semiHidden="1" w:uiPriority="39" w:unhideWhenUsed="1"/>
-    <w:lsdException w:name="toc 2" w:semiHidden="1" w:uiPriority="39" w:unhideWhenUsed="1"/>
-    <w:lsdException w:name="toc 3" w:semiHidden="1" w:uiPriority="39" w:unhideWhenUsed="1"/>
-    <w:lsdException w:name="toc 4" w:semiHidden="1" w:uiPriority="39" w:unhideWhenUsed="1"/>
-    <w:lsdException w:name="toc 5" w:semiHidden="1" w:uiPriority="39" w:unhideWhenUsed="1"/>
-    <w:lsdException w:name="toc 6" w:semiHidden="1" w:uiPriority="39" w:unhideWhenUsed="1"/>
-    <w:lsdException w:name="toc 7" w:semiHidden="1" w:uiPriority="39" w:unhideWhenUsed="1"/>
-    <w:lsdException w:name="toc 8" w:semiHidden="1" w:uiPriority="39" w:unhideWhenUsed="1"/>
-    <w:lsdException w:name="toc 9" w:semiHidden="1" w:uiPriority="39" w:unhideWhenUsed="1"/>
+    <w:lsdException w:name="toc 1" w:uiPriority="39" w:semiHidden="1" w:unhideWhenUsed="1"/>
+    <w:lsdException w:name="toc 2" w:uiPriority="39" w:semiHidden="1" w:unhideWhenUsed="1"/>
+    <w:lsdException w:name="toc 3" w:uiPriority="39" w:semiHidden="1" w:unhideWhenUsed="1"/>
+    <w:lsdException w:name="toc 4" w:uiPriority="39" w:semiHidden="1" w:unhideWhenUsed="1"/>
+    <w:lsdException w:name="toc 5" w:uiPriority="39" w:semiHidden="1" w:unhideWhenUsed="1"/>
+    <w:lsdException w:name="toc 6" w:uiPriority="39" w:semiHidden="1" w:unhideWhenUsed="1"/>
+    <w:lsdException w:name="toc 7" w:uiPriority="39" w:semiHidden="1" w:unhideWhenUsed="1"/>
+    <w:lsdException w:name="toc 8" w:uiPriority="39" w:semiHidden="1" w:unhideWhenUsed="1"/>
+    <w:lsdException w:name="toc 9" w:uiPriority="39" w:semiHidden="1" w:unhideWhenUsed="1"/>
     <w:lsdException w:name="Normal Indent" w:semiHidden="1" w:unhideWhenUsed="1"/>
     <w:lsdException w:name="footnote text" w:semiHidden="1" w:unhideWhenUsed="1"/>
     <w:lsdException w:name="annotation text" w:semiHidden="1" w:unhideWhenUsed="1"/>
     <w:lsdException w:name="header" w:semiHidden="1" w:unhideWhenUsed="1"/>
     <w:lsdException w:name="footer" w:semiHidden="1" w:unhideWhenUsed="1"/>
     <w:lsdException w:name="index heading" w:semiHidden="1" w:unhideWhenUsed="1"/>
-    <w:lsdException w:name="caption" w:semiHidden="1" w:uiPriority="35" w:unhideWhenUsed="1" w:qFormat="1"/>
+    <w:lsdException w:name="caption" w:uiPriority="35" w:semiHidden="1" w:unhideWhenUsed="1" w:qFormat="1"/>
     <w:lsdException w:name="table of figures" w:semiHidden="1" w:unhideWhenUsed="1"/>
     <w:lsdException w:name="envelope address" w:semiHidden="1" w:unhideWhenUsed="1"/>
     <w:lsdException w:name="envelope return" w:semiHidden="1" w:unhideWhenUsed="1"/>
@@ -12781,7 +12335,7 @@
     <w:lsdException w:name="Title" w:uiPriority="10" w:qFormat="1"/>
     <w:lsdException w:name="Closing" w:semiHidden="1" w:unhideWhenUsed="1"/>
     <w:lsdException w:name="Signature" w:semiHidden="1" w:unhideWhenUsed="1"/>
-    <w:lsdException w:name="Default Paragraph Font" w:semiHidden="1" w:uiPriority="1" w:unhideWhenUsed="1"/>
+    <w:lsdException w:name="Default Paragraph Font" w:uiPriority="1" w:semiHidden="1" w:unhideWhenUsed="1"/>
     <w:lsdException w:name="Body Text" w:semiHidden="1" w:unhideWhenUsed="1"/>
     <w:lsdException w:name="Body Text Indent" w:semiHidden="1" w:unhideWhenUsed="1"/>
     <w:lsdException w:name="List Continue" w:semiHidden="1" w:unhideWhenUsed="1"/>
@@ -12981,8 +12535,8 @@
     <w:lsdException w:name="Subtle Reference" w:uiPriority="31" w:qFormat="1"/>
     <w:lsdException w:name="Intense Reference" w:uiPriority="32" w:qFormat="1"/>
     <w:lsdException w:name="Book Title" w:uiPriority="33" w:qFormat="1"/>
-    <w:lsdException w:name="Bibliography" w:semiHidden="1" w:uiPriority="37" w:unhideWhenUsed="1"/>
-    <w:lsdException w:name="TOC Heading" w:semiHidden="1" w:uiPriority="39" w:unhideWhenUsed="1" w:qFormat="1"/>
+    <w:lsdException w:name="Bibliography" w:uiPriority="37" w:semiHidden="1" w:unhideWhenUsed="1"/>
+    <w:lsdException w:name="TOC Heading" w:uiPriority="39" w:semiHidden="1" w:unhideWhenUsed="1" w:qFormat="1"/>
     <w:lsdException w:name="Plain Table 1" w:uiPriority="41"/>
     <w:lsdException w:name="Plain Table 2" w:uiPriority="42"/>
     <w:lsdException w:name="Plain Table 3" w:uiPriority="43"/>
@@ -13092,7 +12646,7 @@
     <w:lsdException w:name="Hashtag" w:semiHidden="1" w:unhideWhenUsed="1"/>
     <w:lsdException w:name="Unresolved Mention" w:semiHidden="1" w:unhideWhenUsed="1"/>
   </w:latentStyles>
-  <w:style w:type="paragraph" w:default="1" w:styleId="Normal">
+  <w:style w:type="paragraph" w:styleId="Normal" w:default="1">
     <w:name w:val="Normal"/>
     <w:qFormat/>
     <w:rsid w:val="001E0231"/>
@@ -13100,7 +12654,7 @@
       <w:spacing w:after="0" w:line="240" w:lineRule="auto"/>
     </w:pPr>
     <w:rPr>
-      <w:rFonts w:ascii="VNI-Times" w:eastAsia="Times New Roman" w:hAnsi="VNI-Times" w:cs="Times New Roman"/>
+      <w:rFonts w:ascii="VNI-Times" w:hAnsi="VNI-Times" w:eastAsia="Times New Roman" w:cs="Times New Roman"/>
       <w:kern w:val="0"/>
       <w:sz w:val="26"/>
       <w:szCs w:val="20"/>
@@ -13123,7 +12677,7 @@
       <w:outlineLvl w:val="0"/>
     </w:pPr>
     <w:rPr>
-      <w:rFonts w:asciiTheme="majorHAnsi" w:eastAsiaTheme="majorEastAsia" w:hAnsiTheme="majorHAnsi" w:cstheme="majorBidi"/>
+      <w:rFonts w:asciiTheme="majorHAnsi" w:hAnsiTheme="majorHAnsi" w:eastAsiaTheme="majorEastAsia" w:cstheme="majorBidi"/>
       <w:color w:val="0F4761" w:themeColor="accent1" w:themeShade="BF"/>
       <w:sz w:val="40"/>
       <w:szCs w:val="40"/>
@@ -13146,7 +12700,7 @@
       <w:outlineLvl w:val="1"/>
     </w:pPr>
     <w:rPr>
-      <w:rFonts w:asciiTheme="majorHAnsi" w:eastAsiaTheme="majorEastAsia" w:hAnsiTheme="majorHAnsi" w:cstheme="majorBidi"/>
+      <w:rFonts w:asciiTheme="majorHAnsi" w:hAnsiTheme="majorHAnsi" w:eastAsiaTheme="majorEastAsia" w:cstheme="majorBidi"/>
       <w:color w:val="0F4761" w:themeColor="accent1" w:themeShade="BF"/>
       <w:sz w:val="32"/>
       <w:szCs w:val="32"/>
@@ -13305,13 +12859,13 @@
       <w:color w:val="272727" w:themeColor="text1" w:themeTint="D8"/>
     </w:rPr>
   </w:style>
-  <w:style w:type="character" w:default="1" w:styleId="DefaultParagraphFont">
+  <w:style w:type="character" w:styleId="DefaultParagraphFont" w:default="1">
     <w:name w:val="Default Paragraph Font"/>
     <w:uiPriority w:val="1"/>
     <w:semiHidden/>
     <w:unhideWhenUsed/>
   </w:style>
-  <w:style w:type="table" w:default="1" w:styleId="TableNormal">
+  <w:style w:type="table" w:styleId="TableNormal" w:default="1">
     <w:name w:val="Normal Table"/>
     <w:uiPriority w:val="99"/>
     <w:semiHidden/>
@@ -13326,26 +12880,26 @@
       </w:tblCellMar>
     </w:tblPr>
   </w:style>
-  <w:style w:type="numbering" w:default="1" w:styleId="NoList">
+  <w:style w:type="numbering" w:styleId="NoList" w:default="1">
     <w:name w:val="No List"/>
     <w:uiPriority w:val="99"/>
     <w:semiHidden/>
     <w:unhideWhenUsed/>
   </w:style>
-  <w:style w:type="character" w:customStyle="1" w:styleId="Heading1Char">
+  <w:style w:type="character" w:styleId="Heading1Char" w:customStyle="1">
     <w:name w:val="Heading 1 Char"/>
     <w:basedOn w:val="DefaultParagraphFont"/>
     <w:link w:val="Heading1"/>
     <w:uiPriority w:val="9"/>
     <w:rsid w:val="000C456D"/>
     <w:rPr>
-      <w:rFonts w:asciiTheme="majorHAnsi" w:eastAsiaTheme="majorEastAsia" w:hAnsiTheme="majorHAnsi" w:cstheme="majorBidi"/>
+      <w:rFonts w:asciiTheme="majorHAnsi" w:hAnsiTheme="majorHAnsi" w:eastAsiaTheme="majorEastAsia" w:cstheme="majorBidi"/>
       <w:color w:val="0F4761" w:themeColor="accent1" w:themeShade="BF"/>
       <w:sz w:val="40"/>
       <w:szCs w:val="40"/>
     </w:rPr>
   </w:style>
-  <w:style w:type="character" w:customStyle="1" w:styleId="Heading2Char">
+  <w:style w:type="character" w:styleId="Heading2Char" w:customStyle="1">
     <w:name w:val="Heading 2 Char"/>
     <w:basedOn w:val="DefaultParagraphFont"/>
     <w:link w:val="Heading2"/>
@@ -13353,13 +12907,13 @@
     <w:semiHidden/>
     <w:rsid w:val="000C456D"/>
     <w:rPr>
-      <w:rFonts w:asciiTheme="majorHAnsi" w:eastAsiaTheme="majorEastAsia" w:hAnsiTheme="majorHAnsi" w:cstheme="majorBidi"/>
+      <w:rFonts w:asciiTheme="majorHAnsi" w:hAnsiTheme="majorHAnsi" w:eastAsiaTheme="majorEastAsia" w:cstheme="majorBidi"/>
       <w:color w:val="0F4761" w:themeColor="accent1" w:themeShade="BF"/>
       <w:sz w:val="32"/>
       <w:szCs w:val="32"/>
     </w:rPr>
   </w:style>
-  <w:style w:type="character" w:customStyle="1" w:styleId="Heading3Char">
+  <w:style w:type="character" w:styleId="Heading3Char" w:customStyle="1">
     <w:name w:val="Heading 3 Char"/>
     <w:basedOn w:val="DefaultParagraphFont"/>
     <w:link w:val="Heading3"/>
@@ -13373,7 +12927,7 @@
       <w:szCs w:val="28"/>
     </w:rPr>
   </w:style>
-  <w:style w:type="character" w:customStyle="1" w:styleId="Heading4Char">
+  <w:style w:type="character" w:styleId="Heading4Char" w:customStyle="1">
     <w:name w:val="Heading 4 Char"/>
     <w:basedOn w:val="DefaultParagraphFont"/>
     <w:link w:val="Heading4"/>
@@ -13387,7 +12941,7 @@
       <w:color w:val="0F4761" w:themeColor="accent1" w:themeShade="BF"/>
     </w:rPr>
   </w:style>
-  <w:style w:type="character" w:customStyle="1" w:styleId="Heading5Char">
+  <w:style w:type="character" w:styleId="Heading5Char" w:customStyle="1">
     <w:name w:val="Heading 5 Char"/>
     <w:basedOn w:val="DefaultParagraphFont"/>
     <w:link w:val="Heading5"/>
@@ -13399,7 +12953,7 @@
       <w:color w:val="0F4761" w:themeColor="accent1" w:themeShade="BF"/>
     </w:rPr>
   </w:style>
-  <w:style w:type="character" w:customStyle="1" w:styleId="Heading6Char">
+  <w:style w:type="character" w:styleId="Heading6Char" w:customStyle="1">
     <w:name w:val="Heading 6 Char"/>
     <w:basedOn w:val="DefaultParagraphFont"/>
     <w:link w:val="Heading6"/>
@@ -13413,7 +12967,7 @@
       <w:color w:val="595959" w:themeColor="text1" w:themeTint="A6"/>
     </w:rPr>
   </w:style>
-  <w:style w:type="character" w:customStyle="1" w:styleId="Heading7Char">
+  <w:style w:type="character" w:styleId="Heading7Char" w:customStyle="1">
     <w:name w:val="Heading 7 Char"/>
     <w:basedOn w:val="DefaultParagraphFont"/>
     <w:link w:val="Heading7"/>
@@ -13425,7 +12979,7 @@
       <w:color w:val="595959" w:themeColor="text1" w:themeTint="A6"/>
     </w:rPr>
   </w:style>
-  <w:style w:type="character" w:customStyle="1" w:styleId="Heading8Char">
+  <w:style w:type="character" w:styleId="Heading8Char" w:customStyle="1">
     <w:name w:val="Heading 8 Char"/>
     <w:basedOn w:val="DefaultParagraphFont"/>
     <w:link w:val="Heading8"/>
@@ -13439,7 +12993,7 @@
       <w:color w:val="272727" w:themeColor="text1" w:themeTint="D8"/>
     </w:rPr>
   </w:style>
-  <w:style w:type="character" w:customStyle="1" w:styleId="Heading9Char">
+  <w:style w:type="character" w:styleId="Heading9Char" w:customStyle="1">
     <w:name w:val="Heading 9 Char"/>
     <w:basedOn w:val="DefaultParagraphFont"/>
     <w:link w:val="Heading9"/>
@@ -13464,21 +13018,21 @@
       <w:contextualSpacing/>
     </w:pPr>
     <w:rPr>
-      <w:rFonts w:asciiTheme="majorHAnsi" w:eastAsiaTheme="majorEastAsia" w:hAnsiTheme="majorHAnsi" w:cstheme="majorBidi"/>
+      <w:rFonts w:asciiTheme="majorHAnsi" w:hAnsiTheme="majorHAnsi" w:eastAsiaTheme="majorEastAsia" w:cstheme="majorBidi"/>
       <w:spacing w:val="-10"/>
       <w:kern w:val="28"/>
       <w:sz w:val="56"/>
       <w:szCs w:val="56"/>
     </w:rPr>
   </w:style>
-  <w:style w:type="character" w:customStyle="1" w:styleId="TitleChar">
+  <w:style w:type="character" w:styleId="TitleChar" w:customStyle="1">
     <w:name w:val="Title Char"/>
     <w:basedOn w:val="DefaultParagraphFont"/>
     <w:link w:val="Title"/>
     <w:uiPriority w:val="10"/>
     <w:rsid w:val="000C456D"/>
     <w:rPr>
-      <w:rFonts w:asciiTheme="majorHAnsi" w:eastAsiaTheme="majorEastAsia" w:hAnsiTheme="majorHAnsi" w:cstheme="majorBidi"/>
+      <w:rFonts w:asciiTheme="majorHAnsi" w:hAnsiTheme="majorHAnsi" w:eastAsiaTheme="majorEastAsia" w:cstheme="majorBidi"/>
       <w:spacing w:val="-10"/>
       <w:kern w:val="28"/>
       <w:sz w:val="56"/>
@@ -13506,7 +13060,7 @@
       <w:szCs w:val="28"/>
     </w:rPr>
   </w:style>
-  <w:style w:type="character" w:customStyle="1" w:styleId="SubtitleChar">
+  <w:style w:type="character" w:styleId="SubtitleChar" w:customStyle="1">
     <w:name w:val="Subtitle Char"/>
     <w:basedOn w:val="DefaultParagraphFont"/>
     <w:link w:val="Subtitle"/>
@@ -13538,7 +13092,7 @@
       <w:color w:val="404040" w:themeColor="text1" w:themeTint="BF"/>
     </w:rPr>
   </w:style>
-  <w:style w:type="character" w:customStyle="1" w:styleId="QuoteChar">
+  <w:style w:type="character" w:styleId="QuoteChar" w:customStyle="1">
     <w:name w:val="Quote Char"/>
     <w:basedOn w:val="DefaultParagraphFont"/>
     <w:link w:val="Quote"/>
@@ -13583,8 +13137,8 @@
     <w:rsid w:val="000C456D"/>
     <w:pPr>
       <w:pBdr>
-        <w:top w:val="single" w:sz="4" w:space="10" w:color="0F4761" w:themeColor="accent1" w:themeShade="BF"/>
-        <w:bottom w:val="single" w:sz="4" w:space="10" w:color="0F4761" w:themeColor="accent1" w:themeShade="BF"/>
+        <w:top w:val="single" w:color="0F4761" w:themeColor="accent1" w:themeShade="BF" w:sz="4" w:space="10"/>
+        <w:bottom w:val="single" w:color="0F4761" w:themeColor="accent1" w:themeShade="BF" w:sz="4" w:space="10"/>
       </w:pBdr>
       <w:spacing w:before="360" w:after="360"/>
       <w:ind w:left="864" w:right="864"/>
@@ -13596,7 +13150,7 @@
       <w:color w:val="0F4761" w:themeColor="accent1" w:themeShade="BF"/>
     </w:rPr>
   </w:style>
-  <w:style w:type="character" w:customStyle="1" w:styleId="IntenseQuoteChar">
+  <w:style w:type="character" w:styleId="IntenseQuoteChar" w:customStyle="1">
     <w:name w:val="Intense Quote Char"/>
     <w:basedOn w:val="DefaultParagraphFont"/>
     <w:link w:val="IntenseQuote"/>
@@ -13633,7 +13187,7 @@
       <w:iCs/>
     </w:rPr>
   </w:style>
-  <w:style w:type="paragraph" w:customStyle="1" w:styleId="TableParagraph">
+  <w:style w:type="paragraph" w:styleId="TableParagraph" w:customStyle="1">
     <w:name w:val="Table Paragraph"/>
     <w:basedOn w:val="Normal"/>
     <w:uiPriority w:val="1"/>
@@ -13656,7 +13210,7 @@
 </file>
 
 <file path=word/theme/theme1.xml><?xml version="1.0" encoding="utf-8"?>
-<a:theme xmlns:a="http://schemas.openxmlformats.org/drawingml/2006/main" name="Office Theme">
+<a:theme xmlns:thm15="http://schemas.microsoft.com/office/thememl/2012/main" xmlns:a="http://schemas.openxmlformats.org/drawingml/2006/main" name="Office Theme">
   <a:themeElements>
     <a:clrScheme name="Office">
       <a:dk1>
